--- a/docs/Отчёт_НИР_Space_Invaders.docx
+++ b/docs/Отчёт_НИР_Space_Invaders.docx
@@ -1048,8 +1048,6 @@
           <w:szCs w:val="32"/>
         </w:rPr>
       </w:pPr>
-      <w:bookmarkStart w:id="0" w:name="_GoBack"/>
-      <w:bookmarkEnd w:id="0"/>
     </w:p>
     <w:p>
       <w:pPr>
@@ -2528,7 +2526,7 @@
           <w:szCs w:val="28"/>
         </w:rPr>
       </w:pPr>
-      <w:bookmarkStart w:id="1" w:name="_Toc239971023"/>
+      <w:bookmarkStart w:id="0" w:name="_Toc239971023"/>
       <w:r>
         <w:rPr>
           <w:rFonts w:ascii="Times New Roman" w:hAnsi="Times New Roman" w:cs="Times New Roman"/>
@@ -2538,7 +2536,7 @@
         <w:lastRenderedPageBreak/>
         <w:t>ВВЕДЕНИЕ</w:t>
       </w:r>
-      <w:bookmarkEnd w:id="1"/>
+      <w:bookmarkEnd w:id="0"/>
     </w:p>
     <w:p>
       <w:pPr>
@@ -2924,7 +2922,7 @@
           <w:szCs w:val="28"/>
         </w:rPr>
       </w:pPr>
-      <w:bookmarkStart w:id="2" w:name="_Toc239971024"/>
+      <w:bookmarkStart w:id="1" w:name="_Toc239971024"/>
       <w:r>
         <w:rPr>
           <w:rFonts w:ascii="Times New Roman" w:hAnsi="Times New Roman" w:cs="Times New Roman"/>
@@ -2934,7 +2932,7 @@
         <w:lastRenderedPageBreak/>
         <w:t>ПОСТАНОВКА ЗАДАЧИ</w:t>
       </w:r>
-      <w:bookmarkEnd w:id="2"/>
+      <w:bookmarkEnd w:id="1"/>
     </w:p>
     <w:p>
       <w:pPr>
@@ -3222,7 +3220,7 @@
           <w:szCs w:val="28"/>
         </w:rPr>
       </w:pPr>
-      <w:bookmarkStart w:id="3" w:name="_Toc239971025"/>
+      <w:bookmarkStart w:id="2" w:name="_Toc239971025"/>
       <w:r>
         <w:rPr>
           <w:rFonts w:ascii="Times New Roman" w:hAnsi="Times New Roman" w:cs="Times New Roman"/>
@@ -3232,7 +3230,7 @@
         <w:lastRenderedPageBreak/>
         <w:t>АРХИТЕКТУРА ПРОГРАММЫ</w:t>
       </w:r>
-      <w:bookmarkEnd w:id="3"/>
+      <w:bookmarkEnd w:id="2"/>
     </w:p>
     <w:p>
       <w:pPr>
@@ -3384,7 +3382,7 @@
           <w:szCs w:val="28"/>
         </w:rPr>
       </w:pPr>
-      <w:bookmarkStart w:id="4" w:name="_Toc239971026"/>
+      <w:bookmarkStart w:id="3" w:name="_Toc239971026"/>
       <w:r>
         <w:rPr>
           <w:rFonts w:ascii="Times New Roman" w:hAnsi="Times New Roman" w:cs="Times New Roman"/>
@@ -3405,7 +3403,7 @@
         </w:rPr>
         <w:t>Game</w:t>
       </w:r>
-      <w:bookmarkEnd w:id="4"/>
+      <w:bookmarkEnd w:id="3"/>
       <w:proofErr w:type="spellEnd"/>
     </w:p>
     <w:p>
@@ -3910,7 +3908,7 @@
           <w:szCs w:val="28"/>
         </w:rPr>
       </w:pPr>
-      <w:bookmarkStart w:id="5" w:name="_Toc239971027"/>
+      <w:bookmarkStart w:id="4" w:name="_Toc239971027"/>
       <w:r>
         <w:rPr>
           <w:rFonts w:ascii="Times New Roman" w:hAnsi="Times New Roman" w:cs="Times New Roman"/>
@@ -3931,7 +3929,7 @@
         </w:rPr>
         <w:t>Player</w:t>
       </w:r>
-      <w:bookmarkEnd w:id="5"/>
+      <w:bookmarkEnd w:id="4"/>
       <w:proofErr w:type="spellEnd"/>
     </w:p>
     <w:p>
@@ -4227,7 +4225,7 @@
           <w:szCs w:val="28"/>
         </w:rPr>
       </w:pPr>
-      <w:bookmarkStart w:id="6" w:name="_Toc239971028"/>
+      <w:bookmarkStart w:id="5" w:name="_Toc239971028"/>
       <w:r>
         <w:rPr>
           <w:rFonts w:ascii="Times New Roman" w:hAnsi="Times New Roman" w:cs="Times New Roman"/>
@@ -4248,7 +4246,7 @@
         </w:rPr>
         <w:t>Enemy</w:t>
       </w:r>
-      <w:bookmarkEnd w:id="6"/>
+      <w:bookmarkEnd w:id="5"/>
       <w:proofErr w:type="spellEnd"/>
     </w:p>
     <w:p>
@@ -4664,7 +4662,7 @@
           <w:szCs w:val="28"/>
         </w:rPr>
       </w:pPr>
-      <w:bookmarkStart w:id="7" w:name="_Toc239971029"/>
+      <w:bookmarkStart w:id="6" w:name="_Toc239971029"/>
       <w:r>
         <w:rPr>
           <w:rFonts w:ascii="Times New Roman" w:hAnsi="Times New Roman" w:cs="Times New Roman"/>
@@ -4685,7 +4683,7 @@
         </w:rPr>
         <w:t>Bullet</w:t>
       </w:r>
-      <w:bookmarkEnd w:id="7"/>
+      <w:bookmarkEnd w:id="6"/>
       <w:proofErr w:type="spellEnd"/>
     </w:p>
     <w:p>
@@ -4960,7 +4958,7 @@
           <w:szCs w:val="28"/>
         </w:rPr>
       </w:pPr>
-      <w:bookmarkStart w:id="8" w:name="_Toc239971030"/>
+      <w:bookmarkStart w:id="7" w:name="_Toc239971030"/>
       <w:r>
         <w:rPr>
           <w:rFonts w:ascii="Times New Roman" w:hAnsi="Times New Roman" w:cs="Times New Roman"/>
@@ -4981,7 +4979,7 @@
         </w:rPr>
         <w:t>Menu</w:t>
       </w:r>
-      <w:bookmarkEnd w:id="8"/>
+      <w:bookmarkEnd w:id="7"/>
       <w:proofErr w:type="spellEnd"/>
     </w:p>
     <w:p>
@@ -5262,7 +5260,7 @@
           <w:szCs w:val="28"/>
         </w:rPr>
       </w:pPr>
-      <w:bookmarkStart w:id="9" w:name="_Toc239971031"/>
+      <w:bookmarkStart w:id="8" w:name="_Toc239971031"/>
       <w:r>
         <w:rPr>
           <w:rFonts w:ascii="Times New Roman" w:hAnsi="Times New Roman" w:cs="Times New Roman"/>
@@ -5272,7 +5270,7 @@
         </w:rPr>
         <w:t>Взаимодействие классов</w:t>
       </w:r>
-      <w:bookmarkEnd w:id="9"/>
+      <w:bookmarkEnd w:id="8"/>
     </w:p>
     <w:p>
       <w:pPr>
@@ -5913,7 +5911,7 @@
           <w:szCs w:val="28"/>
         </w:rPr>
       </w:pPr>
-      <w:bookmarkStart w:id="10" w:name="_Toc239971032"/>
+      <w:bookmarkStart w:id="9" w:name="_Toc239971032"/>
       <w:r>
         <w:rPr>
           <w:rFonts w:ascii="Times New Roman" w:hAnsi="Times New Roman" w:cs="Times New Roman"/>
@@ -5923,7 +5921,7 @@
         <w:lastRenderedPageBreak/>
         <w:t>СБОРКА ПРОГРАММЫ</w:t>
       </w:r>
-      <w:bookmarkEnd w:id="10"/>
+      <w:bookmarkEnd w:id="9"/>
     </w:p>
     <w:p>
       <w:pPr>
@@ -6377,7 +6375,7 @@
           <w:szCs w:val="28"/>
         </w:rPr>
       </w:pPr>
-      <w:bookmarkStart w:id="11" w:name="_Toc239971033"/>
+      <w:bookmarkStart w:id="10" w:name="_Toc239971033"/>
       <w:r>
         <w:rPr>
           <w:rFonts w:ascii="Times New Roman" w:hAnsi="Times New Roman" w:cs="Times New Roman"/>
@@ -6387,7 +6385,7 @@
         <w:lastRenderedPageBreak/>
         <w:t>РУКОВОДСТВО ПОЛЬЗОВАТЕЛЯ</w:t>
       </w:r>
-      <w:bookmarkEnd w:id="11"/>
+      <w:bookmarkEnd w:id="10"/>
     </w:p>
     <w:p>
       <w:pPr>
@@ -6754,7 +6752,17 @@
           <w:sz w:val="28"/>
           <w:szCs w:val="28"/>
         </w:rPr>
-        <w:t>При успешном прохождении десятой волны отображается сообщение о победе.</w:t>
+        <w:t>При успешном прохождении десятой волны отображается сообщен</w:t>
+      </w:r>
+      <w:bookmarkStart w:id="11" w:name="_GoBack"/>
+      <w:bookmarkEnd w:id="11"/>
+      <w:r>
+        <w:rPr>
+          <w:color w:val="000000" w:themeColor="text1"/>
+          <w:sz w:val="28"/>
+          <w:szCs w:val="28"/>
+        </w:rPr>
+        <w:t>ие о победе.</w:t>
       </w:r>
     </w:p>
     <w:p>
@@ -6779,6 +6787,7 @@
       <w:r>
         <w:rPr>
           <w:rStyle w:val="a6"/>
+          <w:b w:val="0"/>
           <w:color w:val="000000" w:themeColor="text1"/>
           <w:sz w:val="28"/>
           <w:szCs w:val="28"/>
@@ -6798,6 +6807,7 @@
       <w:r>
         <w:rPr>
           <w:rStyle w:val="a6"/>
+          <w:b w:val="0"/>
           <w:color w:val="000000" w:themeColor="text1"/>
           <w:sz w:val="28"/>
           <w:szCs w:val="28"/>
@@ -6817,6 +6827,7 @@
       <w:r>
         <w:rPr>
           <w:rStyle w:val="a6"/>
+          <w:b w:val="0"/>
           <w:color w:val="000000" w:themeColor="text1"/>
           <w:sz w:val="28"/>
           <w:szCs w:val="28"/>
@@ -8691,7 +8702,7 @@
 </file>
 
 <file path=customXml/itemProps1.xml><?xml version="1.0" encoding="utf-8"?>
-<ds:datastoreItem xmlns:ds="http://schemas.openxmlformats.org/officeDocument/2006/customXml" ds:itemID="{0CDEA22C-BF65-467A-8AC4-97159A011EB9}">
+<ds:datastoreItem xmlns:ds="http://schemas.openxmlformats.org/officeDocument/2006/customXml" ds:itemID="{707F848E-3B76-41AA-A005-844D360F2CF9}">
   <ds:schemaRefs>
     <ds:schemaRef ds:uri="http://schemas.openxmlformats.org/officeDocument/2006/bibliography"/>
   </ds:schemaRefs>

--- a/docs/Отчёт_НИР_Space_Invaders.docx
+++ b/docs/Отчёт_НИР_Space_Invaders.docx
@@ -6752,7 +6752,86 @@
           <w:sz w:val="28"/>
           <w:szCs w:val="28"/>
         </w:rPr>
-        <w:t>При успешном прохождении десятой волны отображается сообщен</w:t>
+        <w:t>При успешном прохождении десятой волны отображается сообщение о победе.</w:t>
+      </w:r>
+    </w:p>
+    <w:p>
+      <w:pPr>
+        <w:pStyle w:val="isselectedend"/>
+        <w:ind w:firstLine="709"/>
+        <w:rPr>
+          <w:color w:val="000000" w:themeColor="text1"/>
+          <w:sz w:val="28"/>
+          <w:szCs w:val="28"/>
+        </w:rPr>
+      </w:pPr>
+      <w:r>
+        <w:rPr>
+          <w:color w:val="000000" w:themeColor="text1"/>
+          <w:sz w:val="28"/>
+          <w:szCs w:val="28"/>
+        </w:rPr>
+        <w:t xml:space="preserve">Для открытия экрана паузы необходимо нажать клавишу </w:t>
+      </w:r>
+      <w:proofErr w:type="spellStart"/>
+      <w:r>
+        <w:rPr>
+          <w:rStyle w:val="a6"/>
+          <w:b w:val="0"/>
+          <w:color w:val="000000" w:themeColor="text1"/>
+          <w:sz w:val="28"/>
+          <w:szCs w:val="28"/>
+        </w:rPr>
+        <w:t>Esc</w:t>
+      </w:r>
+      <w:proofErr w:type="spellEnd"/>
+      <w:r>
+        <w:rPr>
+          <w:color w:val="000000" w:themeColor="text1"/>
+          <w:sz w:val="28"/>
+          <w:szCs w:val="28"/>
+        </w:rPr>
+        <w:t xml:space="preserve">. На экране паузы доступны кнопки </w:t>
+      </w:r>
+      <w:proofErr w:type="spellStart"/>
+      <w:r>
+        <w:rPr>
+          <w:rStyle w:val="a6"/>
+          <w:b w:val="0"/>
+          <w:color w:val="000000" w:themeColor="text1"/>
+          <w:sz w:val="28"/>
+          <w:szCs w:val="28"/>
+        </w:rPr>
+        <w:t>Continue</w:t>
+      </w:r>
+      <w:proofErr w:type="spellEnd"/>
+      <w:r>
+        <w:rPr>
+          <w:color w:val="000000" w:themeColor="text1"/>
+          <w:sz w:val="28"/>
+          <w:szCs w:val="28"/>
+        </w:rPr>
+        <w:t xml:space="preserve"> для продолжения игры и </w:t>
+      </w:r>
+      <w:proofErr w:type="spellStart"/>
+      <w:r>
+        <w:rPr>
+          <w:rStyle w:val="a6"/>
+          <w:b w:val="0"/>
+          <w:color w:val="000000" w:themeColor="text1"/>
+          <w:sz w:val="28"/>
+          <w:szCs w:val="28"/>
+        </w:rPr>
+        <w:t>Exit</w:t>
+      </w:r>
+      <w:proofErr w:type="spellEnd"/>
+      <w:r>
+        <w:rPr>
+          <w:color w:val="000000" w:themeColor="text1"/>
+          <w:sz w:val="28"/>
+          <w:szCs w:val="28"/>
+        </w:rPr>
+        <w:t xml:space="preserve"> для </w:t>
       </w:r>
       <w:bookmarkStart w:id="11" w:name="_GoBack"/>
       <w:bookmarkEnd w:id="11"/>
@@ -6762,86 +6841,7 @@
           <w:sz w:val="28"/>
           <w:szCs w:val="28"/>
         </w:rPr>
-        <w:t>ие о победе.</w:t>
-      </w:r>
-    </w:p>
-    <w:p>
-      <w:pPr>
-        <w:pStyle w:val="isselectedend"/>
-        <w:ind w:firstLine="709"/>
-        <w:rPr>
-          <w:color w:val="000000" w:themeColor="text1"/>
-          <w:sz w:val="28"/>
-          <w:szCs w:val="28"/>
-        </w:rPr>
-      </w:pPr>
-      <w:r>
-        <w:rPr>
-          <w:color w:val="000000" w:themeColor="text1"/>
-          <w:sz w:val="28"/>
-          <w:szCs w:val="28"/>
-        </w:rPr>
-        <w:t xml:space="preserve">Для открытия экрана паузы необходимо нажать клавишу </w:t>
-      </w:r>
-      <w:proofErr w:type="spellStart"/>
-      <w:r>
-        <w:rPr>
-          <w:rStyle w:val="a6"/>
-          <w:b w:val="0"/>
-          <w:color w:val="000000" w:themeColor="text1"/>
-          <w:sz w:val="28"/>
-          <w:szCs w:val="28"/>
-        </w:rPr>
-        <w:t>Esc</w:t>
-      </w:r>
-      <w:proofErr w:type="spellEnd"/>
-      <w:r>
-        <w:rPr>
-          <w:color w:val="000000" w:themeColor="text1"/>
-          <w:sz w:val="28"/>
-          <w:szCs w:val="28"/>
-        </w:rPr>
-        <w:t xml:space="preserve">. На экране паузы доступны кнопки </w:t>
-      </w:r>
-      <w:proofErr w:type="spellStart"/>
-      <w:r>
-        <w:rPr>
-          <w:rStyle w:val="a6"/>
-          <w:b w:val="0"/>
-          <w:color w:val="000000" w:themeColor="text1"/>
-          <w:sz w:val="28"/>
-          <w:szCs w:val="28"/>
-        </w:rPr>
-        <w:t>Continue</w:t>
-      </w:r>
-      <w:proofErr w:type="spellEnd"/>
-      <w:r>
-        <w:rPr>
-          <w:color w:val="000000" w:themeColor="text1"/>
-          <w:sz w:val="28"/>
-          <w:szCs w:val="28"/>
-        </w:rPr>
-        <w:t xml:space="preserve"> для продолжения игры и </w:t>
-      </w:r>
-      <w:proofErr w:type="spellStart"/>
-      <w:r>
-        <w:rPr>
-          <w:rStyle w:val="a6"/>
-          <w:b w:val="0"/>
-          <w:color w:val="000000" w:themeColor="text1"/>
-          <w:sz w:val="28"/>
-          <w:szCs w:val="28"/>
-        </w:rPr>
-        <w:t>Exit</w:t>
-      </w:r>
-      <w:proofErr w:type="spellEnd"/>
-      <w:r>
-        <w:rPr>
-          <w:color w:val="000000" w:themeColor="text1"/>
-          <w:sz w:val="28"/>
-          <w:szCs w:val="28"/>
-        </w:rPr>
-        <w:t xml:space="preserve"> для завершения работы программы.</w:t>
+        <w:t>завершения работы программы.</w:t>
       </w:r>
     </w:p>
     <w:p>
@@ -8702,7 +8702,7 @@
 </file>
 
 <file path=customXml/itemProps1.xml><?xml version="1.0" encoding="utf-8"?>
-<ds:datastoreItem xmlns:ds="http://schemas.openxmlformats.org/officeDocument/2006/customXml" ds:itemID="{707F848E-3B76-41AA-A005-844D360F2CF9}">
+<ds:datastoreItem xmlns:ds="http://schemas.openxmlformats.org/officeDocument/2006/customXml" ds:itemID="{D8D5B604-A46A-4234-A459-586C3CF7CEE8}">
   <ds:schemaRefs>
     <ds:schemaRef ds:uri="http://schemas.openxmlformats.org/officeDocument/2006/bibliography"/>
   </ds:schemaRefs>

--- a/docs/Отчёт_НИР_Space_Invaders.docx
+++ b/docs/Отчёт_НИР_Space_Invaders.docx
@@ -73,7 +73,7 @@
                           </pic:cNvPicPr>
                         </pic:nvPicPr>
                         <pic:blipFill>
-                          <a:blip r:embed="rId6" cstate="print">
+                          <a:blip r:embed="rId8" cstate="print">
                             <a:extLst>
                               <a:ext uri="{28A0092B-C50C-407E-A947-70E740481C1C}">
                                 <a14:useLocalDpi xmlns:a14="http://schemas.microsoft.com/office/drawing/2010/main" val="0"/>
@@ -312,7 +312,10 @@
         </w:tc>
       </w:tr>
     </w:tbl>
-    <w:p/>
+    <w:p>
+      <w:bookmarkStart w:id="0" w:name="_GoBack"/>
+      <w:bookmarkEnd w:id="0"/>
+    </w:p>
     <w:p/>
     <w:p/>
     <w:p/>
@@ -2526,7 +2529,7 @@
           <w:szCs w:val="28"/>
         </w:rPr>
       </w:pPr>
-      <w:bookmarkStart w:id="0" w:name="_Toc239971023"/>
+      <w:bookmarkStart w:id="1" w:name="_Toc239971023"/>
       <w:r>
         <w:rPr>
           <w:rFonts w:ascii="Times New Roman" w:hAnsi="Times New Roman" w:cs="Times New Roman"/>
@@ -2536,7 +2539,7 @@
         <w:lastRenderedPageBreak/>
         <w:t>ВВЕДЕНИЕ</w:t>
       </w:r>
-      <w:bookmarkEnd w:id="0"/>
+      <w:bookmarkEnd w:id="1"/>
     </w:p>
     <w:p>
       <w:pPr>
@@ -2922,7 +2925,7 @@
           <w:szCs w:val="28"/>
         </w:rPr>
       </w:pPr>
-      <w:bookmarkStart w:id="1" w:name="_Toc239971024"/>
+      <w:bookmarkStart w:id="2" w:name="_Toc239971024"/>
       <w:r>
         <w:rPr>
           <w:rFonts w:ascii="Times New Roman" w:hAnsi="Times New Roman" w:cs="Times New Roman"/>
@@ -2932,7 +2935,7 @@
         <w:lastRenderedPageBreak/>
         <w:t>ПОСТАНОВКА ЗАДАЧИ</w:t>
       </w:r>
-      <w:bookmarkEnd w:id="1"/>
+      <w:bookmarkEnd w:id="2"/>
     </w:p>
     <w:p>
       <w:pPr>
@@ -3220,7 +3223,7 @@
           <w:szCs w:val="28"/>
         </w:rPr>
       </w:pPr>
-      <w:bookmarkStart w:id="2" w:name="_Toc239971025"/>
+      <w:bookmarkStart w:id="3" w:name="_Toc239971025"/>
       <w:r>
         <w:rPr>
           <w:rFonts w:ascii="Times New Roman" w:hAnsi="Times New Roman" w:cs="Times New Roman"/>
@@ -3230,7 +3233,7 @@
         <w:lastRenderedPageBreak/>
         <w:t>АРХИТЕКТУРА ПРОГРАММЫ</w:t>
       </w:r>
-      <w:bookmarkEnd w:id="2"/>
+      <w:bookmarkEnd w:id="3"/>
     </w:p>
     <w:p>
       <w:pPr>
@@ -3382,7 +3385,7 @@
           <w:szCs w:val="28"/>
         </w:rPr>
       </w:pPr>
-      <w:bookmarkStart w:id="3" w:name="_Toc239971026"/>
+      <w:bookmarkStart w:id="4" w:name="_Toc239971026"/>
       <w:r>
         <w:rPr>
           <w:rFonts w:ascii="Times New Roman" w:hAnsi="Times New Roman" w:cs="Times New Roman"/>
@@ -3403,7 +3406,7 @@
         </w:rPr>
         <w:t>Game</w:t>
       </w:r>
-      <w:bookmarkEnd w:id="3"/>
+      <w:bookmarkEnd w:id="4"/>
       <w:proofErr w:type="spellEnd"/>
     </w:p>
     <w:p>
@@ -3908,7 +3911,7 @@
           <w:szCs w:val="28"/>
         </w:rPr>
       </w:pPr>
-      <w:bookmarkStart w:id="4" w:name="_Toc239971027"/>
+      <w:bookmarkStart w:id="5" w:name="_Toc239971027"/>
       <w:r>
         <w:rPr>
           <w:rFonts w:ascii="Times New Roman" w:hAnsi="Times New Roman" w:cs="Times New Roman"/>
@@ -3929,7 +3932,7 @@
         </w:rPr>
         <w:t>Player</w:t>
       </w:r>
-      <w:bookmarkEnd w:id="4"/>
+      <w:bookmarkEnd w:id="5"/>
       <w:proofErr w:type="spellEnd"/>
     </w:p>
     <w:p>
@@ -4225,7 +4228,7 @@
           <w:szCs w:val="28"/>
         </w:rPr>
       </w:pPr>
-      <w:bookmarkStart w:id="5" w:name="_Toc239971028"/>
+      <w:bookmarkStart w:id="6" w:name="_Toc239971028"/>
       <w:r>
         <w:rPr>
           <w:rFonts w:ascii="Times New Roman" w:hAnsi="Times New Roman" w:cs="Times New Roman"/>
@@ -4246,7 +4249,7 @@
         </w:rPr>
         <w:t>Enemy</w:t>
       </w:r>
-      <w:bookmarkEnd w:id="5"/>
+      <w:bookmarkEnd w:id="6"/>
       <w:proofErr w:type="spellEnd"/>
     </w:p>
     <w:p>
@@ -4662,7 +4665,7 @@
           <w:szCs w:val="28"/>
         </w:rPr>
       </w:pPr>
-      <w:bookmarkStart w:id="6" w:name="_Toc239971029"/>
+      <w:bookmarkStart w:id="7" w:name="_Toc239971029"/>
       <w:r>
         <w:rPr>
           <w:rFonts w:ascii="Times New Roman" w:hAnsi="Times New Roman" w:cs="Times New Roman"/>
@@ -4683,7 +4686,7 @@
         </w:rPr>
         <w:t>Bullet</w:t>
       </w:r>
-      <w:bookmarkEnd w:id="6"/>
+      <w:bookmarkEnd w:id="7"/>
       <w:proofErr w:type="spellEnd"/>
     </w:p>
     <w:p>
@@ -4958,7 +4961,7 @@
           <w:szCs w:val="28"/>
         </w:rPr>
       </w:pPr>
-      <w:bookmarkStart w:id="7" w:name="_Toc239971030"/>
+      <w:bookmarkStart w:id="8" w:name="_Toc239971030"/>
       <w:r>
         <w:rPr>
           <w:rFonts w:ascii="Times New Roman" w:hAnsi="Times New Roman" w:cs="Times New Roman"/>
@@ -4979,7 +4982,7 @@
         </w:rPr>
         <w:t>Menu</w:t>
       </w:r>
-      <w:bookmarkEnd w:id="7"/>
+      <w:bookmarkEnd w:id="8"/>
       <w:proofErr w:type="spellEnd"/>
     </w:p>
     <w:p>
@@ -5260,7 +5263,7 @@
           <w:szCs w:val="28"/>
         </w:rPr>
       </w:pPr>
-      <w:bookmarkStart w:id="8" w:name="_Toc239971031"/>
+      <w:bookmarkStart w:id="9" w:name="_Toc239971031"/>
       <w:r>
         <w:rPr>
           <w:rFonts w:ascii="Times New Roman" w:hAnsi="Times New Roman" w:cs="Times New Roman"/>
@@ -5270,7 +5273,7 @@
         </w:rPr>
         <w:t>Взаимодействие классов</w:t>
       </w:r>
-      <w:bookmarkEnd w:id="8"/>
+      <w:bookmarkEnd w:id="9"/>
     </w:p>
     <w:p>
       <w:pPr>
@@ -5838,850 +5841,6 @@
             <wp:extent cx="5306992" cy="3548963"/>
             <wp:effectExtent l="0" t="0" r="8255" b="0"/>
             <wp:docPr id="2" name="Рисунок 2"/>
-            <wp:cNvGraphicFramePr>
-              <a:graphicFrameLocks xmlns:a="http://schemas.openxmlformats.org/drawingml/2006/main" noChangeAspect="1"/>
-            </wp:cNvGraphicFramePr>
-            <a:graphic xmlns:a="http://schemas.openxmlformats.org/drawingml/2006/main">
-              <a:graphicData uri="http://schemas.openxmlformats.org/drawingml/2006/picture">
-                <pic:pic xmlns:pic="http://schemas.openxmlformats.org/drawingml/2006/picture">
-                  <pic:nvPicPr>
-                    <pic:cNvPr id="1" name=""/>
-                    <pic:cNvPicPr/>
-                  </pic:nvPicPr>
-                  <pic:blipFill>
-                    <a:blip r:embed="rId7"/>
-                    <a:stretch>
-                      <a:fillRect/>
-                    </a:stretch>
-                  </pic:blipFill>
-                  <pic:spPr>
-                    <a:xfrm>
-                      <a:off x="0" y="0"/>
-                      <a:ext cx="5363321" cy="3586632"/>
-                    </a:xfrm>
-                    <a:prstGeom prst="rect">
-                      <a:avLst/>
-                    </a:prstGeom>
-                  </pic:spPr>
-                </pic:pic>
-              </a:graphicData>
-            </a:graphic>
-          </wp:inline>
-        </w:drawing>
-      </w:r>
-    </w:p>
-    <w:p>
-      <w:pPr>
-        <w:pStyle w:val="a5"/>
-        <w:rPr>
-          <w:b/>
-          <w:color w:val="000000" w:themeColor="text1"/>
-          <w:sz w:val="28"/>
-          <w:szCs w:val="28"/>
-        </w:rPr>
-      </w:pPr>
-      <w:r>
-        <w:rPr>
-          <w:rStyle w:val="a6"/>
-          <w:rFonts w:eastAsiaTheme="majorEastAsia"/>
-          <w:b w:val="0"/>
-          <w:color w:val="000000" w:themeColor="text1"/>
-          <w:sz w:val="28"/>
-          <w:szCs w:val="28"/>
-        </w:rPr>
-        <w:t>Рисунок 1 — Диаграмма классов программы</w:t>
-      </w:r>
-      <w:r>
-        <w:rPr>
-          <w:b/>
-          <w:color w:val="000000" w:themeColor="text1"/>
-          <w:sz w:val="28"/>
-          <w:szCs w:val="28"/>
-        </w:rPr>
-        <w:br w:type="page"/>
-      </w:r>
-    </w:p>
-    <w:p>
-      <w:pPr>
-        <w:pStyle w:val="1"/>
-        <w:jc w:val="center"/>
-        <w:rPr>
-          <w:rFonts w:ascii="Times New Roman" w:hAnsi="Times New Roman" w:cs="Times New Roman"/>
-          <w:color w:val="000000" w:themeColor="text1"/>
-          <w:szCs w:val="28"/>
-        </w:rPr>
-      </w:pPr>
-      <w:bookmarkStart w:id="9" w:name="_Toc239971032"/>
-      <w:r>
-        <w:rPr>
-          <w:rFonts w:ascii="Times New Roman" w:hAnsi="Times New Roman" w:cs="Times New Roman"/>
-          <w:color w:val="000000" w:themeColor="text1"/>
-          <w:szCs w:val="28"/>
-        </w:rPr>
-        <w:lastRenderedPageBreak/>
-        <w:t>СБОРКА ПРОГРАММЫ</w:t>
-      </w:r>
-      <w:bookmarkEnd w:id="9"/>
-    </w:p>
-    <w:p>
-      <w:pPr>
-        <w:spacing w:before="100" w:beforeAutospacing="1" w:after="100" w:afterAutospacing="1"/>
-        <w:ind w:firstLine="709"/>
-        <w:rPr>
-          <w:color w:val="000000" w:themeColor="text1"/>
-          <w:sz w:val="28"/>
-          <w:szCs w:val="28"/>
-        </w:rPr>
-      </w:pPr>
-      <w:r>
-        <w:rPr>
-          <w:color w:val="000000" w:themeColor="text1"/>
-          <w:sz w:val="28"/>
-          <w:szCs w:val="28"/>
-        </w:rPr>
-        <w:t xml:space="preserve">Для сборки программы используется система </w:t>
-      </w:r>
-      <w:proofErr w:type="spellStart"/>
-      <w:r>
-        <w:rPr>
-          <w:color w:val="000000" w:themeColor="text1"/>
-          <w:sz w:val="28"/>
-          <w:szCs w:val="28"/>
-        </w:rPr>
-        <w:t>CMake</w:t>
-      </w:r>
-      <w:proofErr w:type="spellEnd"/>
-      <w:r>
-        <w:rPr>
-          <w:color w:val="000000" w:themeColor="text1"/>
-          <w:sz w:val="28"/>
-          <w:szCs w:val="28"/>
-        </w:rPr>
-        <w:t xml:space="preserve">, а для управления внешними зависимостями — менеджер пакетов </w:t>
-      </w:r>
-      <w:proofErr w:type="spellStart"/>
-      <w:r>
-        <w:rPr>
-          <w:color w:val="000000" w:themeColor="text1"/>
-          <w:sz w:val="28"/>
-          <w:szCs w:val="28"/>
-        </w:rPr>
-        <w:t>vcpkg</w:t>
-      </w:r>
-      <w:proofErr w:type="spellEnd"/>
-      <w:r>
-        <w:rPr>
-          <w:color w:val="000000" w:themeColor="text1"/>
-          <w:sz w:val="28"/>
-          <w:szCs w:val="28"/>
-        </w:rPr>
-        <w:t>. В проекте используется библиотека SFML версии 3.0.2.</w:t>
-      </w:r>
-    </w:p>
-    <w:p>
-      <w:pPr>
-        <w:spacing w:before="100" w:beforeAutospacing="1" w:after="100" w:afterAutospacing="1"/>
-        <w:ind w:firstLine="709"/>
-        <w:rPr>
-          <w:color w:val="000000" w:themeColor="text1"/>
-          <w:sz w:val="28"/>
-          <w:szCs w:val="28"/>
-        </w:rPr>
-      </w:pPr>
-      <w:r>
-        <w:rPr>
-          <w:color w:val="000000" w:themeColor="text1"/>
-          <w:sz w:val="28"/>
-          <w:szCs w:val="28"/>
-        </w:rPr>
-        <w:t xml:space="preserve">Сборка программы выполняется в операционной системе </w:t>
-      </w:r>
-      <w:proofErr w:type="spellStart"/>
-      <w:r>
-        <w:rPr>
-          <w:color w:val="000000" w:themeColor="text1"/>
-          <w:sz w:val="28"/>
-          <w:szCs w:val="28"/>
-        </w:rPr>
-        <w:t>Windows</w:t>
-      </w:r>
-      <w:proofErr w:type="spellEnd"/>
-      <w:r>
-        <w:rPr>
-          <w:color w:val="000000" w:themeColor="text1"/>
-          <w:sz w:val="28"/>
-          <w:szCs w:val="28"/>
-        </w:rPr>
-        <w:t xml:space="preserve"> с использованием </w:t>
-      </w:r>
-      <w:proofErr w:type="spellStart"/>
-      <w:r>
-        <w:rPr>
-          <w:color w:val="000000" w:themeColor="text1"/>
-          <w:sz w:val="28"/>
-          <w:szCs w:val="28"/>
-        </w:rPr>
-        <w:t>Visual</w:t>
-      </w:r>
-      <w:proofErr w:type="spellEnd"/>
-      <w:r>
-        <w:rPr>
-          <w:color w:val="000000" w:themeColor="text1"/>
-          <w:sz w:val="28"/>
-          <w:szCs w:val="28"/>
-        </w:rPr>
-        <w:t xml:space="preserve"> </w:t>
-      </w:r>
-      <w:proofErr w:type="spellStart"/>
-      <w:r>
-        <w:rPr>
-          <w:color w:val="000000" w:themeColor="text1"/>
-          <w:sz w:val="28"/>
-          <w:szCs w:val="28"/>
-        </w:rPr>
-        <w:t>Studio</w:t>
-      </w:r>
-      <w:proofErr w:type="spellEnd"/>
-      <w:r>
-        <w:rPr>
-          <w:color w:val="000000" w:themeColor="text1"/>
-          <w:sz w:val="28"/>
-          <w:szCs w:val="28"/>
-        </w:rPr>
-        <w:t xml:space="preserve"> 2026. Основные параметры сборки задаются в файлах CMakeLists.txt и </w:t>
-      </w:r>
-      <w:proofErr w:type="spellStart"/>
-      <w:r>
-        <w:rPr>
-          <w:color w:val="000000" w:themeColor="text1"/>
-          <w:sz w:val="28"/>
-          <w:szCs w:val="28"/>
-        </w:rPr>
-        <w:t>CMakePresets.json</w:t>
-      </w:r>
-      <w:proofErr w:type="spellEnd"/>
-      <w:r>
-        <w:rPr>
-          <w:color w:val="000000" w:themeColor="text1"/>
-          <w:sz w:val="28"/>
-          <w:szCs w:val="28"/>
-        </w:rPr>
-        <w:t>.</w:t>
-      </w:r>
-    </w:p>
-    <w:p>
-      <w:pPr>
-        <w:spacing w:before="100" w:beforeAutospacing="1" w:after="100" w:afterAutospacing="1"/>
-        <w:ind w:firstLine="709"/>
-        <w:rPr>
-          <w:color w:val="000000" w:themeColor="text1"/>
-          <w:sz w:val="28"/>
-          <w:szCs w:val="28"/>
-        </w:rPr>
-      </w:pPr>
-      <w:r>
-        <w:rPr>
-          <w:color w:val="000000" w:themeColor="text1"/>
-          <w:sz w:val="28"/>
-          <w:szCs w:val="28"/>
-        </w:rPr>
-        <w:t xml:space="preserve">Для сборки и запуска программы необходимо открыть </w:t>
-      </w:r>
-      <w:proofErr w:type="spellStart"/>
-      <w:r>
-        <w:rPr>
-          <w:color w:val="000000" w:themeColor="text1"/>
-          <w:sz w:val="28"/>
-          <w:szCs w:val="28"/>
-        </w:rPr>
-        <w:t>PowerShell</w:t>
-      </w:r>
-      <w:proofErr w:type="spellEnd"/>
-      <w:r>
-        <w:rPr>
-          <w:color w:val="000000" w:themeColor="text1"/>
-          <w:sz w:val="28"/>
-          <w:szCs w:val="28"/>
-        </w:rPr>
-        <w:t xml:space="preserve"> в корневой директории проекта и выполнить следующие команды:</w:t>
-      </w:r>
-    </w:p>
-    <w:p>
-      <w:pPr>
-        <w:tabs>
-          <w:tab w:val="left" w:pos="916"/>
-          <w:tab w:val="left" w:pos="1832"/>
-          <w:tab w:val="left" w:pos="2748"/>
-          <w:tab w:val="left" w:pos="3664"/>
-          <w:tab w:val="left" w:pos="4580"/>
-          <w:tab w:val="left" w:pos="5496"/>
-          <w:tab w:val="left" w:pos="6412"/>
-          <w:tab w:val="left" w:pos="7328"/>
-          <w:tab w:val="left" w:pos="8244"/>
-          <w:tab w:val="left" w:pos="9160"/>
-          <w:tab w:val="left" w:pos="10076"/>
-          <w:tab w:val="left" w:pos="10992"/>
-          <w:tab w:val="left" w:pos="11908"/>
-          <w:tab w:val="left" w:pos="12824"/>
-          <w:tab w:val="left" w:pos="13740"/>
-          <w:tab w:val="left" w:pos="14656"/>
-        </w:tabs>
-        <w:rPr>
-          <w:color w:val="000000" w:themeColor="text1"/>
-          <w:sz w:val="28"/>
-          <w:szCs w:val="28"/>
-          <w:lang w:val="en-US"/>
-        </w:rPr>
-      </w:pPr>
-      <w:proofErr w:type="spellStart"/>
-      <w:r>
-        <w:rPr>
-          <w:color w:val="000000" w:themeColor="text1"/>
-          <w:sz w:val="28"/>
-          <w:szCs w:val="28"/>
-          <w:lang w:val="en-US"/>
-        </w:rPr>
-        <w:t>cmake</w:t>
-      </w:r>
-      <w:proofErr w:type="spellEnd"/>
-      <w:r>
-        <w:rPr>
-          <w:color w:val="000000" w:themeColor="text1"/>
-          <w:sz w:val="28"/>
-          <w:szCs w:val="28"/>
-          <w:lang w:val="en-US"/>
-        </w:rPr>
-        <w:t xml:space="preserve"> --preset windows</w:t>
-      </w:r>
-    </w:p>
-    <w:p>
-      <w:pPr>
-        <w:tabs>
-          <w:tab w:val="left" w:pos="916"/>
-          <w:tab w:val="left" w:pos="1832"/>
-          <w:tab w:val="left" w:pos="2748"/>
-          <w:tab w:val="left" w:pos="3664"/>
-          <w:tab w:val="left" w:pos="4580"/>
-          <w:tab w:val="left" w:pos="5496"/>
-          <w:tab w:val="left" w:pos="6412"/>
-          <w:tab w:val="left" w:pos="7328"/>
-          <w:tab w:val="left" w:pos="8244"/>
-          <w:tab w:val="left" w:pos="9160"/>
-          <w:tab w:val="left" w:pos="10076"/>
-          <w:tab w:val="left" w:pos="10992"/>
-          <w:tab w:val="left" w:pos="11908"/>
-          <w:tab w:val="left" w:pos="12824"/>
-          <w:tab w:val="left" w:pos="13740"/>
-          <w:tab w:val="left" w:pos="14656"/>
-        </w:tabs>
-        <w:rPr>
-          <w:color w:val="000000" w:themeColor="text1"/>
-          <w:sz w:val="28"/>
-          <w:szCs w:val="28"/>
-          <w:lang w:val="en-US"/>
-        </w:rPr>
-      </w:pPr>
-      <w:proofErr w:type="spellStart"/>
-      <w:r>
-        <w:rPr>
-          <w:color w:val="000000" w:themeColor="text1"/>
-          <w:sz w:val="28"/>
-          <w:szCs w:val="28"/>
-          <w:lang w:val="en-US"/>
-        </w:rPr>
-        <w:t>cmake</w:t>
-      </w:r>
-      <w:proofErr w:type="spellEnd"/>
-      <w:r>
-        <w:rPr>
-          <w:color w:val="000000" w:themeColor="text1"/>
-          <w:sz w:val="28"/>
-          <w:szCs w:val="28"/>
-          <w:lang w:val="en-US"/>
-        </w:rPr>
-        <w:t xml:space="preserve"> --build --preset windows-debug</w:t>
-      </w:r>
-    </w:p>
-    <w:p>
-      <w:pPr>
-        <w:tabs>
-          <w:tab w:val="left" w:pos="916"/>
-          <w:tab w:val="left" w:pos="1832"/>
-          <w:tab w:val="left" w:pos="2748"/>
-          <w:tab w:val="left" w:pos="3664"/>
-          <w:tab w:val="left" w:pos="4580"/>
-          <w:tab w:val="left" w:pos="5496"/>
-          <w:tab w:val="left" w:pos="6412"/>
-          <w:tab w:val="left" w:pos="7328"/>
-          <w:tab w:val="left" w:pos="8244"/>
-          <w:tab w:val="left" w:pos="9160"/>
-          <w:tab w:val="left" w:pos="10076"/>
-          <w:tab w:val="left" w:pos="10992"/>
-          <w:tab w:val="left" w:pos="11908"/>
-          <w:tab w:val="left" w:pos="12824"/>
-          <w:tab w:val="left" w:pos="13740"/>
-          <w:tab w:val="left" w:pos="14656"/>
-        </w:tabs>
-        <w:rPr>
-          <w:color w:val="000000" w:themeColor="text1"/>
-          <w:sz w:val="28"/>
-          <w:szCs w:val="28"/>
-        </w:rPr>
-      </w:pPr>
-      <w:r>
-        <w:rPr>
-          <w:color w:val="000000" w:themeColor="text1"/>
-          <w:sz w:val="28"/>
-          <w:szCs w:val="28"/>
-        </w:rPr>
-        <w:t>.\</w:t>
-      </w:r>
-      <w:proofErr w:type="spellStart"/>
-      <w:r>
-        <w:rPr>
-          <w:color w:val="000000" w:themeColor="text1"/>
-          <w:sz w:val="28"/>
-          <w:szCs w:val="28"/>
-        </w:rPr>
-        <w:t>build</w:t>
-      </w:r>
-      <w:proofErr w:type="spellEnd"/>
-      <w:r>
-        <w:rPr>
-          <w:color w:val="000000" w:themeColor="text1"/>
-          <w:sz w:val="28"/>
-          <w:szCs w:val="28"/>
-        </w:rPr>
-        <w:t>\</w:t>
-      </w:r>
-      <w:proofErr w:type="spellStart"/>
-      <w:r>
-        <w:rPr>
-          <w:color w:val="000000" w:themeColor="text1"/>
-          <w:sz w:val="28"/>
-          <w:szCs w:val="28"/>
-        </w:rPr>
-        <w:t>Debug</w:t>
-      </w:r>
-      <w:proofErr w:type="spellEnd"/>
-      <w:r>
-        <w:rPr>
-          <w:color w:val="000000" w:themeColor="text1"/>
-          <w:sz w:val="28"/>
-          <w:szCs w:val="28"/>
-        </w:rPr>
-        <w:t>\SpaceInvaders.exe</w:t>
-      </w:r>
-    </w:p>
-    <w:p>
-      <w:pPr>
-        <w:spacing w:before="100" w:beforeAutospacing="1" w:after="100" w:afterAutospacing="1"/>
-        <w:ind w:firstLine="709"/>
-        <w:rPr>
-          <w:color w:val="000000" w:themeColor="text1"/>
-          <w:sz w:val="28"/>
-          <w:szCs w:val="28"/>
-        </w:rPr>
-      </w:pPr>
-      <w:r>
-        <w:rPr>
-          <w:color w:val="000000" w:themeColor="text1"/>
-          <w:sz w:val="28"/>
-          <w:szCs w:val="28"/>
-        </w:rPr>
-        <w:t xml:space="preserve">Первая команда выполняет конфигурацию проекта с использованием заданных в </w:t>
-      </w:r>
-      <w:proofErr w:type="spellStart"/>
-      <w:r>
-        <w:rPr>
-          <w:color w:val="000000" w:themeColor="text1"/>
-          <w:sz w:val="28"/>
-          <w:szCs w:val="28"/>
-        </w:rPr>
-        <w:t>CMakePresets.json</w:t>
-      </w:r>
-      <w:proofErr w:type="spellEnd"/>
-      <w:r>
-        <w:rPr>
-          <w:color w:val="000000" w:themeColor="text1"/>
-          <w:sz w:val="28"/>
-          <w:szCs w:val="28"/>
-        </w:rPr>
-        <w:t xml:space="preserve"> параметров. Вторая команда выполняет компиляцию исходных файлов в конфигурации </w:t>
-      </w:r>
-      <w:proofErr w:type="spellStart"/>
-      <w:r>
-        <w:rPr>
-          <w:color w:val="000000" w:themeColor="text1"/>
-          <w:sz w:val="28"/>
-          <w:szCs w:val="28"/>
-        </w:rPr>
-        <w:t>Debug</w:t>
-      </w:r>
-      <w:proofErr w:type="spellEnd"/>
-      <w:r>
-        <w:rPr>
-          <w:color w:val="000000" w:themeColor="text1"/>
-          <w:sz w:val="28"/>
-          <w:szCs w:val="28"/>
-        </w:rPr>
-        <w:t>. В результате создаётся исполняемый файл SpaceInvaders.exe.</w:t>
-      </w:r>
-    </w:p>
-    <w:p>
-      <w:pPr>
-        <w:spacing w:before="100" w:beforeAutospacing="1" w:after="100" w:afterAutospacing="1"/>
-        <w:ind w:firstLine="709"/>
-        <w:rPr>
-          <w:color w:val="000000" w:themeColor="text1"/>
-          <w:sz w:val="28"/>
-          <w:szCs w:val="28"/>
-        </w:rPr>
-      </w:pPr>
-      <w:r>
-        <w:rPr>
-          <w:color w:val="000000" w:themeColor="text1"/>
-          <w:sz w:val="28"/>
-          <w:szCs w:val="28"/>
-        </w:rPr>
-        <w:t>Последняя команда запускает собранную программу.</w:t>
-      </w:r>
-    </w:p>
-    <w:p>
-      <w:pPr>
-        <w:spacing w:after="160" w:line="259" w:lineRule="auto"/>
-        <w:rPr>
-          <w:color w:val="000000" w:themeColor="text1"/>
-          <w:sz w:val="28"/>
-          <w:szCs w:val="28"/>
-        </w:rPr>
-      </w:pPr>
-      <w:r>
-        <w:rPr>
-          <w:color w:val="000000" w:themeColor="text1"/>
-          <w:sz w:val="28"/>
-          <w:szCs w:val="28"/>
-        </w:rPr>
-        <w:br w:type="page"/>
-      </w:r>
-    </w:p>
-    <w:p>
-      <w:pPr>
-        <w:pStyle w:val="1"/>
-        <w:jc w:val="center"/>
-        <w:rPr>
-          <w:rFonts w:ascii="Times New Roman" w:hAnsi="Times New Roman" w:cs="Times New Roman"/>
-          <w:color w:val="000000" w:themeColor="text1"/>
-          <w:szCs w:val="28"/>
-        </w:rPr>
-      </w:pPr>
-      <w:bookmarkStart w:id="10" w:name="_Toc239971033"/>
-      <w:r>
-        <w:rPr>
-          <w:rFonts w:ascii="Times New Roman" w:hAnsi="Times New Roman" w:cs="Times New Roman"/>
-          <w:color w:val="000000" w:themeColor="text1"/>
-          <w:szCs w:val="28"/>
-        </w:rPr>
-        <w:lastRenderedPageBreak/>
-        <w:t>РУКОВОДСТВО ПОЛЬЗОВАТЕЛЯ</w:t>
-      </w:r>
-      <w:bookmarkEnd w:id="10"/>
-    </w:p>
-    <w:p>
-      <w:pPr>
-        <w:pStyle w:val="isselectedend"/>
-        <w:ind w:firstLine="709"/>
-        <w:rPr>
-          <w:color w:val="000000" w:themeColor="text1"/>
-          <w:sz w:val="28"/>
-          <w:szCs w:val="28"/>
-        </w:rPr>
-      </w:pPr>
-      <w:r>
-        <w:rPr>
-          <w:color w:val="000000" w:themeColor="text1"/>
-          <w:sz w:val="28"/>
-          <w:szCs w:val="28"/>
-        </w:rPr>
-        <w:t xml:space="preserve">Для запуска игры необходимо запустить исполняемый файл </w:t>
-      </w:r>
-      <w:r>
-        <w:rPr>
-          <w:rStyle w:val="HTML"/>
-          <w:rFonts w:ascii="Times New Roman" w:hAnsi="Times New Roman" w:cs="Times New Roman"/>
-          <w:color w:val="000000" w:themeColor="text1"/>
-          <w:sz w:val="28"/>
-          <w:szCs w:val="28"/>
-        </w:rPr>
-        <w:t>SpaceInvaders.exe</w:t>
-      </w:r>
-      <w:r>
-        <w:rPr>
-          <w:color w:val="000000" w:themeColor="text1"/>
-          <w:sz w:val="28"/>
-          <w:szCs w:val="28"/>
-        </w:rPr>
-        <w:t>. После запуска программы сразу начинается игровой процесс.</w:t>
-      </w:r>
-    </w:p>
-    <w:p>
-      <w:pPr>
-        <w:pStyle w:val="isselectedend"/>
-        <w:ind w:firstLine="709"/>
-        <w:rPr>
-          <w:color w:val="000000" w:themeColor="text1"/>
-          <w:sz w:val="28"/>
-          <w:szCs w:val="28"/>
-        </w:rPr>
-      </w:pPr>
-      <w:r>
-        <w:rPr>
-          <w:color w:val="000000" w:themeColor="text1"/>
-          <w:sz w:val="28"/>
-          <w:szCs w:val="28"/>
-        </w:rPr>
-        <w:t xml:space="preserve">Управление космическим кораблём осуществляется с помощью клавиш </w:t>
-      </w:r>
-      <w:r>
-        <w:rPr>
-          <w:rStyle w:val="a6"/>
-          <w:b w:val="0"/>
-          <w:color w:val="000000" w:themeColor="text1"/>
-          <w:sz w:val="28"/>
-          <w:szCs w:val="28"/>
-        </w:rPr>
-        <w:t>W, A, S, D</w:t>
-      </w:r>
-      <w:r>
-        <w:rPr>
-          <w:b/>
-          <w:color w:val="000000" w:themeColor="text1"/>
-          <w:sz w:val="28"/>
-          <w:szCs w:val="28"/>
-        </w:rPr>
-        <w:t>.</w:t>
-      </w:r>
-      <w:r>
-        <w:rPr>
-          <w:color w:val="000000" w:themeColor="text1"/>
-          <w:sz w:val="28"/>
-          <w:szCs w:val="28"/>
-        </w:rPr>
-        <w:t xml:space="preserve"> Для осуществления выстрела используется клавиша </w:t>
-      </w:r>
-      <w:proofErr w:type="spellStart"/>
-      <w:r>
-        <w:rPr>
-          <w:rStyle w:val="a6"/>
-          <w:b w:val="0"/>
-          <w:color w:val="000000" w:themeColor="text1"/>
-          <w:sz w:val="28"/>
-          <w:szCs w:val="28"/>
-        </w:rPr>
-        <w:t>Space</w:t>
-      </w:r>
-      <w:proofErr w:type="spellEnd"/>
-      <w:r>
-        <w:rPr>
-          <w:b/>
-          <w:color w:val="000000" w:themeColor="text1"/>
-          <w:sz w:val="28"/>
-          <w:szCs w:val="28"/>
-        </w:rPr>
-        <w:t>.</w:t>
-      </w:r>
-    </w:p>
-    <w:p>
-      <w:pPr>
-        <w:pStyle w:val="isselectedend"/>
-        <w:ind w:firstLine="709"/>
-        <w:rPr>
-          <w:color w:val="000000" w:themeColor="text1"/>
-          <w:sz w:val="28"/>
-          <w:szCs w:val="28"/>
-        </w:rPr>
-      </w:pPr>
-      <w:r>
-        <w:rPr>
-          <w:color w:val="000000" w:themeColor="text1"/>
-          <w:sz w:val="28"/>
-          <w:szCs w:val="28"/>
-        </w:rPr>
-        <w:t>Цель игры — уничтожить всех противников при помощи выстрелов. За уничтожение каждого противника игроку начисляются очки. Противники перемещаются по игровому полю и осуществляют ответные выстрелы.</w:t>
-      </w:r>
-    </w:p>
-    <w:p>
-      <w:pPr>
-        <w:pStyle w:val="isselectedend"/>
-        <w:ind w:firstLine="709"/>
-        <w:rPr>
-          <w:color w:val="000000" w:themeColor="text1"/>
-          <w:sz w:val="28"/>
-          <w:szCs w:val="28"/>
-        </w:rPr>
-      </w:pPr>
-      <w:r>
-        <w:rPr>
-          <w:color w:val="000000" w:themeColor="text1"/>
-          <w:sz w:val="28"/>
-          <w:szCs w:val="28"/>
-        </w:rPr>
-        <w:t xml:space="preserve">Игровой процесс состоит из нескольких волн противников. В начале каждой волны на игровом поле появляется новое построение противников. </w:t>
-      </w:r>
-      <w:r>
-        <w:rPr>
-          <w:rStyle w:val="a6"/>
-          <w:b w:val="0"/>
-          <w:color w:val="000000" w:themeColor="text1"/>
-          <w:sz w:val="28"/>
-          <w:szCs w:val="28"/>
-        </w:rPr>
-        <w:t>Перед началом каждой волны на экране отображается её номер.</w:t>
-      </w:r>
-      <w:r>
-        <w:rPr>
-          <w:color w:val="000000" w:themeColor="text1"/>
-          <w:sz w:val="28"/>
-          <w:szCs w:val="28"/>
-        </w:rPr>
-        <w:t xml:space="preserve"> После уничтожения всех противников текущей волны начинается следующая волна, при этом скорость перемещения противников увеличивается.</w:t>
-      </w:r>
-    </w:p>
-    <w:p>
-      <w:pPr>
-        <w:pStyle w:val="isselectedend"/>
-        <w:ind w:firstLine="709"/>
-        <w:rPr>
-          <w:color w:val="000000" w:themeColor="text1"/>
-          <w:sz w:val="28"/>
-          <w:szCs w:val="28"/>
-        </w:rPr>
-      </w:pPr>
-      <w:r>
-        <w:rPr>
-          <w:color w:val="000000" w:themeColor="text1"/>
-          <w:sz w:val="28"/>
-          <w:szCs w:val="28"/>
-        </w:rPr>
-        <w:t>Во время игры в верхней части игрового окна отображается информация о количестве набранных очков, оставшихся жизнях и текущей волне.</w:t>
-      </w:r>
-    </w:p>
-    <w:p>
-      <w:pPr>
-        <w:pStyle w:val="isselectedend"/>
-        <w:rPr>
-          <w:color w:val="000000" w:themeColor="text1"/>
-          <w:sz w:val="28"/>
-          <w:szCs w:val="28"/>
-        </w:rPr>
-      </w:pPr>
-      <w:r>
-        <w:rPr>
-          <w:noProof/>
-          <w:color w:val="000000" w:themeColor="text1"/>
-          <w:sz w:val="28"/>
-          <w:szCs w:val="28"/>
-        </w:rPr>
-        <w:drawing>
-          <wp:inline distT="0" distB="0" distL="0" distR="0" wp14:anchorId="1DF8C319" wp14:editId="22DC1FF7">
-            <wp:extent cx="2684098" cy="3217762"/>
-            <wp:effectExtent l="0" t="0" r="2540" b="1905"/>
-            <wp:docPr id="4" name="Рисунок 4"/>
-            <wp:cNvGraphicFramePr>
-              <a:graphicFrameLocks xmlns:a="http://schemas.openxmlformats.org/drawingml/2006/main" noChangeAspect="1"/>
-            </wp:cNvGraphicFramePr>
-            <a:graphic xmlns:a="http://schemas.openxmlformats.org/drawingml/2006/main">
-              <a:graphicData uri="http://schemas.openxmlformats.org/drawingml/2006/picture">
-                <pic:pic xmlns:pic="http://schemas.openxmlformats.org/drawingml/2006/picture">
-                  <pic:nvPicPr>
-                    <pic:cNvPr id="1" name=""/>
-                    <pic:cNvPicPr/>
-                  </pic:nvPicPr>
-                  <pic:blipFill>
-                    <a:blip r:embed="rId8"/>
-                    <a:stretch>
-                      <a:fillRect/>
-                    </a:stretch>
-                  </pic:blipFill>
-                  <pic:spPr>
-                    <a:xfrm>
-                      <a:off x="0" y="0"/>
-                      <a:ext cx="2706638" cy="3244783"/>
-                    </a:xfrm>
-                    <a:prstGeom prst="rect">
-                      <a:avLst/>
-                    </a:prstGeom>
-                  </pic:spPr>
-                </pic:pic>
-              </a:graphicData>
-            </a:graphic>
-          </wp:inline>
-        </w:drawing>
-      </w:r>
-    </w:p>
-    <w:p>
-      <w:pPr>
-        <w:pStyle w:val="isselectedend"/>
-        <w:rPr>
-          <w:b/>
-          <w:color w:val="000000" w:themeColor="text1"/>
-          <w:sz w:val="28"/>
-          <w:szCs w:val="28"/>
-        </w:rPr>
-      </w:pPr>
-      <w:r>
-        <w:rPr>
-          <w:rStyle w:val="a6"/>
-          <w:rFonts w:eastAsiaTheme="majorEastAsia"/>
-          <w:b w:val="0"/>
-          <w:color w:val="000000" w:themeColor="text1"/>
-          <w:sz w:val="28"/>
-          <w:szCs w:val="28"/>
-        </w:rPr>
-        <w:t>Рисунок 2 — Игровой процесс</w:t>
-      </w:r>
-    </w:p>
-    <w:p>
-      <w:pPr>
-        <w:pStyle w:val="isselectedend"/>
-        <w:ind w:firstLine="709"/>
-        <w:rPr>
-          <w:color w:val="000000" w:themeColor="text1"/>
-          <w:sz w:val="28"/>
-          <w:szCs w:val="28"/>
-        </w:rPr>
-      </w:pPr>
-      <w:r>
-        <w:rPr>
-          <w:color w:val="000000" w:themeColor="text1"/>
-          <w:sz w:val="28"/>
-          <w:szCs w:val="28"/>
-        </w:rPr>
-        <w:t>При попадании снаряда противника в корабль игрок теряет одну жизнь. Жизнь также теряется при столкновении корабля с противником или при достижении противником нижней границы игрового поля. После потери всех жизней игра завершается, и показывается сообщение о проигрыше.</w:t>
-      </w:r>
-    </w:p>
-    <w:p>
-      <w:pPr>
-        <w:pStyle w:val="isselectedend"/>
-        <w:rPr>
-          <w:color w:val="000000" w:themeColor="text1"/>
-          <w:sz w:val="28"/>
-          <w:szCs w:val="28"/>
-        </w:rPr>
-      </w:pPr>
-      <w:r>
-        <w:rPr>
-          <w:noProof/>
-          <w:color w:val="000000" w:themeColor="text1"/>
-          <w:sz w:val="28"/>
-          <w:szCs w:val="28"/>
-        </w:rPr>
-        <w:lastRenderedPageBreak/>
-        <w:drawing>
-          <wp:inline distT="0" distB="0" distL="0" distR="0" wp14:anchorId="4464539E" wp14:editId="3B95D964">
-            <wp:extent cx="2711863" cy="3246699"/>
-            <wp:effectExtent l="0" t="0" r="0" b="0"/>
-            <wp:docPr id="3" name="Рисунок 3"/>
             <wp:cNvGraphicFramePr>
               <a:graphicFrameLocks xmlns:a="http://schemas.openxmlformats.org/drawingml/2006/main" noChangeAspect="1"/>
             </wp:cNvGraphicFramePr>
@@ -6701,7 +5860,7 @@
                   <pic:spPr>
                     <a:xfrm>
                       <a:off x="0" y="0"/>
-                      <a:ext cx="2725019" cy="3262450"/>
+                      <a:ext cx="5363321" cy="3586632"/>
                     </a:xfrm>
                     <a:prstGeom prst="rect">
                       <a:avLst/>
@@ -6716,7 +5875,7 @@
     </w:p>
     <w:p>
       <w:pPr>
-        <w:pStyle w:val="isselectedend"/>
+        <w:pStyle w:val="a5"/>
         <w:rPr>
           <w:b/>
           <w:color w:val="000000" w:themeColor="text1"/>
@@ -6733,8 +5892,503 @@
           <w:sz w:val="28"/>
           <w:szCs w:val="28"/>
         </w:rPr>
-        <w:t>Рисунок 3 — Сообщение о проигрыше</w:t>
-      </w:r>
+        <w:t>Рисунок 1 — Диаграмма классов программы</w:t>
+      </w:r>
+      <w:r>
+        <w:rPr>
+          <w:b/>
+          <w:color w:val="000000" w:themeColor="text1"/>
+          <w:sz w:val="28"/>
+          <w:szCs w:val="28"/>
+        </w:rPr>
+        <w:br w:type="page"/>
+      </w:r>
+    </w:p>
+    <w:p>
+      <w:pPr>
+        <w:pStyle w:val="1"/>
+        <w:jc w:val="center"/>
+        <w:rPr>
+          <w:rFonts w:ascii="Times New Roman" w:hAnsi="Times New Roman" w:cs="Times New Roman"/>
+          <w:color w:val="000000" w:themeColor="text1"/>
+          <w:szCs w:val="28"/>
+        </w:rPr>
+      </w:pPr>
+      <w:bookmarkStart w:id="10" w:name="_Toc239971032"/>
+      <w:r>
+        <w:rPr>
+          <w:rFonts w:ascii="Times New Roman" w:hAnsi="Times New Roman" w:cs="Times New Roman"/>
+          <w:color w:val="000000" w:themeColor="text1"/>
+          <w:szCs w:val="28"/>
+        </w:rPr>
+        <w:lastRenderedPageBreak/>
+        <w:t>СБОРКА ПРОГРАММЫ</w:t>
+      </w:r>
+      <w:bookmarkEnd w:id="10"/>
+    </w:p>
+    <w:p>
+      <w:pPr>
+        <w:spacing w:before="100" w:beforeAutospacing="1" w:after="100" w:afterAutospacing="1"/>
+        <w:ind w:firstLine="709"/>
+        <w:rPr>
+          <w:color w:val="000000" w:themeColor="text1"/>
+          <w:sz w:val="28"/>
+          <w:szCs w:val="28"/>
+        </w:rPr>
+      </w:pPr>
+      <w:r>
+        <w:rPr>
+          <w:color w:val="000000" w:themeColor="text1"/>
+          <w:sz w:val="28"/>
+          <w:szCs w:val="28"/>
+        </w:rPr>
+        <w:t xml:space="preserve">Для сборки программы используется система </w:t>
+      </w:r>
+      <w:proofErr w:type="spellStart"/>
+      <w:r>
+        <w:rPr>
+          <w:color w:val="000000" w:themeColor="text1"/>
+          <w:sz w:val="28"/>
+          <w:szCs w:val="28"/>
+        </w:rPr>
+        <w:t>CMake</w:t>
+      </w:r>
+      <w:proofErr w:type="spellEnd"/>
+      <w:r>
+        <w:rPr>
+          <w:color w:val="000000" w:themeColor="text1"/>
+          <w:sz w:val="28"/>
+          <w:szCs w:val="28"/>
+        </w:rPr>
+        <w:t xml:space="preserve">, а для управления внешними зависимостями — менеджер пакетов </w:t>
+      </w:r>
+      <w:proofErr w:type="spellStart"/>
+      <w:r>
+        <w:rPr>
+          <w:color w:val="000000" w:themeColor="text1"/>
+          <w:sz w:val="28"/>
+          <w:szCs w:val="28"/>
+        </w:rPr>
+        <w:t>vcpkg</w:t>
+      </w:r>
+      <w:proofErr w:type="spellEnd"/>
+      <w:r>
+        <w:rPr>
+          <w:color w:val="000000" w:themeColor="text1"/>
+          <w:sz w:val="28"/>
+          <w:szCs w:val="28"/>
+        </w:rPr>
+        <w:t>. В проекте используется библиотека SFML версии 3.0.2.</w:t>
+      </w:r>
+    </w:p>
+    <w:p>
+      <w:pPr>
+        <w:spacing w:before="100" w:beforeAutospacing="1" w:after="100" w:afterAutospacing="1"/>
+        <w:ind w:firstLine="709"/>
+        <w:rPr>
+          <w:color w:val="000000" w:themeColor="text1"/>
+          <w:sz w:val="28"/>
+          <w:szCs w:val="28"/>
+        </w:rPr>
+      </w:pPr>
+      <w:r>
+        <w:rPr>
+          <w:color w:val="000000" w:themeColor="text1"/>
+          <w:sz w:val="28"/>
+          <w:szCs w:val="28"/>
+        </w:rPr>
+        <w:t xml:space="preserve">Сборка программы выполняется в операционной системе </w:t>
+      </w:r>
+      <w:proofErr w:type="spellStart"/>
+      <w:r>
+        <w:rPr>
+          <w:color w:val="000000" w:themeColor="text1"/>
+          <w:sz w:val="28"/>
+          <w:szCs w:val="28"/>
+        </w:rPr>
+        <w:t>Windows</w:t>
+      </w:r>
+      <w:proofErr w:type="spellEnd"/>
+      <w:r>
+        <w:rPr>
+          <w:color w:val="000000" w:themeColor="text1"/>
+          <w:sz w:val="28"/>
+          <w:szCs w:val="28"/>
+        </w:rPr>
+        <w:t xml:space="preserve"> с использованием </w:t>
+      </w:r>
+      <w:proofErr w:type="spellStart"/>
+      <w:r>
+        <w:rPr>
+          <w:color w:val="000000" w:themeColor="text1"/>
+          <w:sz w:val="28"/>
+          <w:szCs w:val="28"/>
+        </w:rPr>
+        <w:t>Visual</w:t>
+      </w:r>
+      <w:proofErr w:type="spellEnd"/>
+      <w:r>
+        <w:rPr>
+          <w:color w:val="000000" w:themeColor="text1"/>
+          <w:sz w:val="28"/>
+          <w:szCs w:val="28"/>
+        </w:rPr>
+        <w:t xml:space="preserve"> </w:t>
+      </w:r>
+      <w:proofErr w:type="spellStart"/>
+      <w:r>
+        <w:rPr>
+          <w:color w:val="000000" w:themeColor="text1"/>
+          <w:sz w:val="28"/>
+          <w:szCs w:val="28"/>
+        </w:rPr>
+        <w:t>Studio</w:t>
+      </w:r>
+      <w:proofErr w:type="spellEnd"/>
+      <w:r>
+        <w:rPr>
+          <w:color w:val="000000" w:themeColor="text1"/>
+          <w:sz w:val="28"/>
+          <w:szCs w:val="28"/>
+        </w:rPr>
+        <w:t xml:space="preserve"> 2026. Основные параметры сборки задаются в файлах CMakeLists.txt и </w:t>
+      </w:r>
+      <w:proofErr w:type="spellStart"/>
+      <w:r>
+        <w:rPr>
+          <w:color w:val="000000" w:themeColor="text1"/>
+          <w:sz w:val="28"/>
+          <w:szCs w:val="28"/>
+        </w:rPr>
+        <w:t>CMakePresets.json</w:t>
+      </w:r>
+      <w:proofErr w:type="spellEnd"/>
+      <w:r>
+        <w:rPr>
+          <w:color w:val="000000" w:themeColor="text1"/>
+          <w:sz w:val="28"/>
+          <w:szCs w:val="28"/>
+        </w:rPr>
+        <w:t>.</w:t>
+      </w:r>
+    </w:p>
+    <w:p>
+      <w:pPr>
+        <w:spacing w:before="100" w:beforeAutospacing="1" w:after="100" w:afterAutospacing="1"/>
+        <w:ind w:firstLine="709"/>
+        <w:rPr>
+          <w:color w:val="000000" w:themeColor="text1"/>
+          <w:sz w:val="28"/>
+          <w:szCs w:val="28"/>
+        </w:rPr>
+      </w:pPr>
+      <w:r>
+        <w:rPr>
+          <w:color w:val="000000" w:themeColor="text1"/>
+          <w:sz w:val="28"/>
+          <w:szCs w:val="28"/>
+        </w:rPr>
+        <w:t xml:space="preserve">Для сборки и запуска программы необходимо открыть </w:t>
+      </w:r>
+      <w:proofErr w:type="spellStart"/>
+      <w:r>
+        <w:rPr>
+          <w:color w:val="000000" w:themeColor="text1"/>
+          <w:sz w:val="28"/>
+          <w:szCs w:val="28"/>
+        </w:rPr>
+        <w:t>PowerShell</w:t>
+      </w:r>
+      <w:proofErr w:type="spellEnd"/>
+      <w:r>
+        <w:rPr>
+          <w:color w:val="000000" w:themeColor="text1"/>
+          <w:sz w:val="28"/>
+          <w:szCs w:val="28"/>
+        </w:rPr>
+        <w:t xml:space="preserve"> в корневой директории проекта и выполнить следующие команды:</w:t>
+      </w:r>
+    </w:p>
+    <w:p>
+      <w:pPr>
+        <w:tabs>
+          <w:tab w:val="left" w:pos="916"/>
+          <w:tab w:val="left" w:pos="1832"/>
+          <w:tab w:val="left" w:pos="2748"/>
+          <w:tab w:val="left" w:pos="3664"/>
+          <w:tab w:val="left" w:pos="4580"/>
+          <w:tab w:val="left" w:pos="5496"/>
+          <w:tab w:val="left" w:pos="6412"/>
+          <w:tab w:val="left" w:pos="7328"/>
+          <w:tab w:val="left" w:pos="8244"/>
+          <w:tab w:val="left" w:pos="9160"/>
+          <w:tab w:val="left" w:pos="10076"/>
+          <w:tab w:val="left" w:pos="10992"/>
+          <w:tab w:val="left" w:pos="11908"/>
+          <w:tab w:val="left" w:pos="12824"/>
+          <w:tab w:val="left" w:pos="13740"/>
+          <w:tab w:val="left" w:pos="14656"/>
+        </w:tabs>
+        <w:rPr>
+          <w:color w:val="000000" w:themeColor="text1"/>
+          <w:sz w:val="28"/>
+          <w:szCs w:val="28"/>
+          <w:lang w:val="en-US"/>
+        </w:rPr>
+      </w:pPr>
+      <w:proofErr w:type="spellStart"/>
+      <w:r>
+        <w:rPr>
+          <w:color w:val="000000" w:themeColor="text1"/>
+          <w:sz w:val="28"/>
+          <w:szCs w:val="28"/>
+          <w:lang w:val="en-US"/>
+        </w:rPr>
+        <w:t>cmake</w:t>
+      </w:r>
+      <w:proofErr w:type="spellEnd"/>
+      <w:r>
+        <w:rPr>
+          <w:color w:val="000000" w:themeColor="text1"/>
+          <w:sz w:val="28"/>
+          <w:szCs w:val="28"/>
+          <w:lang w:val="en-US"/>
+        </w:rPr>
+        <w:t xml:space="preserve"> --preset windows</w:t>
+      </w:r>
+    </w:p>
+    <w:p>
+      <w:pPr>
+        <w:tabs>
+          <w:tab w:val="left" w:pos="916"/>
+          <w:tab w:val="left" w:pos="1832"/>
+          <w:tab w:val="left" w:pos="2748"/>
+          <w:tab w:val="left" w:pos="3664"/>
+          <w:tab w:val="left" w:pos="4580"/>
+          <w:tab w:val="left" w:pos="5496"/>
+          <w:tab w:val="left" w:pos="6412"/>
+          <w:tab w:val="left" w:pos="7328"/>
+          <w:tab w:val="left" w:pos="8244"/>
+          <w:tab w:val="left" w:pos="9160"/>
+          <w:tab w:val="left" w:pos="10076"/>
+          <w:tab w:val="left" w:pos="10992"/>
+          <w:tab w:val="left" w:pos="11908"/>
+          <w:tab w:val="left" w:pos="12824"/>
+          <w:tab w:val="left" w:pos="13740"/>
+          <w:tab w:val="left" w:pos="14656"/>
+        </w:tabs>
+        <w:rPr>
+          <w:color w:val="000000" w:themeColor="text1"/>
+          <w:sz w:val="28"/>
+          <w:szCs w:val="28"/>
+          <w:lang w:val="en-US"/>
+        </w:rPr>
+      </w:pPr>
+      <w:proofErr w:type="spellStart"/>
+      <w:r>
+        <w:rPr>
+          <w:color w:val="000000" w:themeColor="text1"/>
+          <w:sz w:val="28"/>
+          <w:szCs w:val="28"/>
+          <w:lang w:val="en-US"/>
+        </w:rPr>
+        <w:t>cmake</w:t>
+      </w:r>
+      <w:proofErr w:type="spellEnd"/>
+      <w:r>
+        <w:rPr>
+          <w:color w:val="000000" w:themeColor="text1"/>
+          <w:sz w:val="28"/>
+          <w:szCs w:val="28"/>
+          <w:lang w:val="en-US"/>
+        </w:rPr>
+        <w:t xml:space="preserve"> --build --preset windows-debug</w:t>
+      </w:r>
+    </w:p>
+    <w:p>
+      <w:pPr>
+        <w:tabs>
+          <w:tab w:val="left" w:pos="916"/>
+          <w:tab w:val="left" w:pos="1832"/>
+          <w:tab w:val="left" w:pos="2748"/>
+          <w:tab w:val="left" w:pos="3664"/>
+          <w:tab w:val="left" w:pos="4580"/>
+          <w:tab w:val="left" w:pos="5496"/>
+          <w:tab w:val="left" w:pos="6412"/>
+          <w:tab w:val="left" w:pos="7328"/>
+          <w:tab w:val="left" w:pos="8244"/>
+          <w:tab w:val="left" w:pos="9160"/>
+          <w:tab w:val="left" w:pos="10076"/>
+          <w:tab w:val="left" w:pos="10992"/>
+          <w:tab w:val="left" w:pos="11908"/>
+          <w:tab w:val="left" w:pos="12824"/>
+          <w:tab w:val="left" w:pos="13740"/>
+          <w:tab w:val="left" w:pos="14656"/>
+        </w:tabs>
+        <w:rPr>
+          <w:color w:val="000000" w:themeColor="text1"/>
+          <w:sz w:val="28"/>
+          <w:szCs w:val="28"/>
+        </w:rPr>
+      </w:pPr>
+      <w:r>
+        <w:rPr>
+          <w:color w:val="000000" w:themeColor="text1"/>
+          <w:sz w:val="28"/>
+          <w:szCs w:val="28"/>
+        </w:rPr>
+        <w:t>.\</w:t>
+      </w:r>
+      <w:proofErr w:type="spellStart"/>
+      <w:r>
+        <w:rPr>
+          <w:color w:val="000000" w:themeColor="text1"/>
+          <w:sz w:val="28"/>
+          <w:szCs w:val="28"/>
+        </w:rPr>
+        <w:t>build</w:t>
+      </w:r>
+      <w:proofErr w:type="spellEnd"/>
+      <w:r>
+        <w:rPr>
+          <w:color w:val="000000" w:themeColor="text1"/>
+          <w:sz w:val="28"/>
+          <w:szCs w:val="28"/>
+        </w:rPr>
+        <w:t>\</w:t>
+      </w:r>
+      <w:proofErr w:type="spellStart"/>
+      <w:r>
+        <w:rPr>
+          <w:color w:val="000000" w:themeColor="text1"/>
+          <w:sz w:val="28"/>
+          <w:szCs w:val="28"/>
+        </w:rPr>
+        <w:t>Debug</w:t>
+      </w:r>
+      <w:proofErr w:type="spellEnd"/>
+      <w:r>
+        <w:rPr>
+          <w:color w:val="000000" w:themeColor="text1"/>
+          <w:sz w:val="28"/>
+          <w:szCs w:val="28"/>
+        </w:rPr>
+        <w:t>\SpaceInvaders.exe</w:t>
+      </w:r>
+    </w:p>
+    <w:p>
+      <w:pPr>
+        <w:spacing w:before="100" w:beforeAutospacing="1" w:after="100" w:afterAutospacing="1"/>
+        <w:ind w:firstLine="709"/>
+        <w:rPr>
+          <w:color w:val="000000" w:themeColor="text1"/>
+          <w:sz w:val="28"/>
+          <w:szCs w:val="28"/>
+        </w:rPr>
+      </w:pPr>
+      <w:r>
+        <w:rPr>
+          <w:color w:val="000000" w:themeColor="text1"/>
+          <w:sz w:val="28"/>
+          <w:szCs w:val="28"/>
+        </w:rPr>
+        <w:t xml:space="preserve">Первая команда выполняет конфигурацию проекта с использованием заданных в </w:t>
+      </w:r>
+      <w:proofErr w:type="spellStart"/>
+      <w:r>
+        <w:rPr>
+          <w:color w:val="000000" w:themeColor="text1"/>
+          <w:sz w:val="28"/>
+          <w:szCs w:val="28"/>
+        </w:rPr>
+        <w:t>CMakePresets.json</w:t>
+      </w:r>
+      <w:proofErr w:type="spellEnd"/>
+      <w:r>
+        <w:rPr>
+          <w:color w:val="000000" w:themeColor="text1"/>
+          <w:sz w:val="28"/>
+          <w:szCs w:val="28"/>
+        </w:rPr>
+        <w:t xml:space="preserve"> параметров. Вторая команда выполняет компиляцию исходных файлов в конфигурации </w:t>
+      </w:r>
+      <w:proofErr w:type="spellStart"/>
+      <w:r>
+        <w:rPr>
+          <w:color w:val="000000" w:themeColor="text1"/>
+          <w:sz w:val="28"/>
+          <w:szCs w:val="28"/>
+        </w:rPr>
+        <w:t>Debug</w:t>
+      </w:r>
+      <w:proofErr w:type="spellEnd"/>
+      <w:r>
+        <w:rPr>
+          <w:color w:val="000000" w:themeColor="text1"/>
+          <w:sz w:val="28"/>
+          <w:szCs w:val="28"/>
+        </w:rPr>
+        <w:t>. В результате создаётся исполняемый файл SpaceInvaders.exe.</w:t>
+      </w:r>
+    </w:p>
+    <w:p>
+      <w:pPr>
+        <w:spacing w:before="100" w:beforeAutospacing="1" w:after="100" w:afterAutospacing="1"/>
+        <w:ind w:firstLine="709"/>
+        <w:rPr>
+          <w:color w:val="000000" w:themeColor="text1"/>
+          <w:sz w:val="28"/>
+          <w:szCs w:val="28"/>
+        </w:rPr>
+      </w:pPr>
+      <w:r>
+        <w:rPr>
+          <w:color w:val="000000" w:themeColor="text1"/>
+          <w:sz w:val="28"/>
+          <w:szCs w:val="28"/>
+        </w:rPr>
+        <w:t>Последняя команда запускает собранную программу.</w:t>
+      </w:r>
+    </w:p>
+    <w:p>
+      <w:pPr>
+        <w:spacing w:after="160" w:line="259" w:lineRule="auto"/>
+        <w:rPr>
+          <w:color w:val="000000" w:themeColor="text1"/>
+          <w:sz w:val="28"/>
+          <w:szCs w:val="28"/>
+        </w:rPr>
+      </w:pPr>
+      <w:r>
+        <w:rPr>
+          <w:color w:val="000000" w:themeColor="text1"/>
+          <w:sz w:val="28"/>
+          <w:szCs w:val="28"/>
+        </w:rPr>
+        <w:br w:type="page"/>
+      </w:r>
+    </w:p>
+    <w:p>
+      <w:pPr>
+        <w:pStyle w:val="1"/>
+        <w:jc w:val="center"/>
+        <w:rPr>
+          <w:rFonts w:ascii="Times New Roman" w:hAnsi="Times New Roman" w:cs="Times New Roman"/>
+          <w:color w:val="000000" w:themeColor="text1"/>
+          <w:szCs w:val="28"/>
+        </w:rPr>
+      </w:pPr>
+      <w:bookmarkStart w:id="11" w:name="_Toc239971033"/>
+      <w:r>
+        <w:rPr>
+          <w:rFonts w:ascii="Times New Roman" w:hAnsi="Times New Roman" w:cs="Times New Roman"/>
+          <w:color w:val="000000" w:themeColor="text1"/>
+          <w:szCs w:val="28"/>
+        </w:rPr>
+        <w:lastRenderedPageBreak/>
+        <w:t>РУКОВОДСТВО ПОЛЬЗОВАТЕЛЯ</w:t>
+      </w:r>
+      <w:bookmarkEnd w:id="11"/>
     </w:p>
     <w:p>
       <w:pPr>
@@ -6752,7 +6406,25 @@
           <w:sz w:val="28"/>
           <w:szCs w:val="28"/>
         </w:rPr>
-        <w:t>При успешном прохождении десятой волны отображается сообщение о победе.</w:t>
+        <w:t xml:space="preserve">Для запуска игры необходимо запустить исполняемый файл </w:t>
+      </w:r>
+      <w:r>
+        <w:rPr>
+          <w:rStyle w:val="HTML"/>
+          <w:rFonts w:ascii="Times New Roman" w:hAnsi="Times New Roman" w:cs="Times New Roman"/>
+          <w:color w:val="000000" w:themeColor="text1"/>
+          <w:sz w:val="28"/>
+          <w:szCs w:val="28"/>
+        </w:rPr>
+        <w:t>SpaceInvaders.exe</w:t>
+      </w:r>
+      <w:r>
+        <w:rPr>
+          <w:color w:val="000000" w:themeColor="text1"/>
+          <w:sz w:val="28"/>
+          <w:szCs w:val="28"/>
+        </w:rPr>
+        <w:t>. После запуска программы сразу начинается игровой процесс.</w:t>
       </w:r>
     </w:p>
     <w:p>
@@ -6771,9 +6443,8 @@
           <w:sz w:val="28"/>
           <w:szCs w:val="28"/>
         </w:rPr>
-        <w:t xml:space="preserve">Для открытия экрана паузы необходимо нажать клавишу </w:t>
-      </w:r>
-      <w:proofErr w:type="spellStart"/>
+        <w:t xml:space="preserve">Управление космическим кораблём осуществляется с помощью клавиш </w:t>
+      </w:r>
       <w:r>
         <w:rPr>
           <w:rStyle w:val="a6"/>
@@ -6782,16 +6453,24 @@
           <w:sz w:val="28"/>
           <w:szCs w:val="28"/>
         </w:rPr>
-        <w:t>Esc</w:t>
-      </w:r>
-      <w:proofErr w:type="spellEnd"/>
-      <w:r>
-        <w:rPr>
-          <w:color w:val="000000" w:themeColor="text1"/>
-          <w:sz w:val="28"/>
-          <w:szCs w:val="28"/>
-        </w:rPr>
-        <w:t xml:space="preserve">. На экране паузы доступны кнопки </w:t>
+        <w:t>W, A, S, D</w:t>
+      </w:r>
+      <w:r>
+        <w:rPr>
+          <w:b/>
+          <w:color w:val="000000" w:themeColor="text1"/>
+          <w:sz w:val="28"/>
+          <w:szCs w:val="28"/>
+        </w:rPr>
+        <w:t>.</w:t>
+      </w:r>
+      <w:r>
+        <w:rPr>
+          <w:color w:val="000000" w:themeColor="text1"/>
+          <w:sz w:val="28"/>
+          <w:szCs w:val="28"/>
+        </w:rPr>
+        <w:t xml:space="preserve"> Для осуществления выстрела используется клавиша </w:t>
       </w:r>
       <w:proofErr w:type="spellStart"/>
       <w:r>
@@ -6802,18 +6481,56 @@
           <w:sz w:val="28"/>
           <w:szCs w:val="28"/>
         </w:rPr>
-        <w:t>Continue</w:t>
-      </w:r>
-      <w:proofErr w:type="spellEnd"/>
-      <w:r>
-        <w:rPr>
-          <w:color w:val="000000" w:themeColor="text1"/>
-          <w:sz w:val="28"/>
-          <w:szCs w:val="28"/>
-        </w:rPr>
-        <w:t xml:space="preserve"> для продолжения игры и </w:t>
-      </w:r>
-      <w:proofErr w:type="spellStart"/>
+        <w:t>Space</w:t>
+      </w:r>
+      <w:proofErr w:type="spellEnd"/>
+      <w:r>
+        <w:rPr>
+          <w:b/>
+          <w:color w:val="000000" w:themeColor="text1"/>
+          <w:sz w:val="28"/>
+          <w:szCs w:val="28"/>
+        </w:rPr>
+        <w:t>.</w:t>
+      </w:r>
+    </w:p>
+    <w:p>
+      <w:pPr>
+        <w:pStyle w:val="isselectedend"/>
+        <w:ind w:firstLine="709"/>
+        <w:rPr>
+          <w:color w:val="000000" w:themeColor="text1"/>
+          <w:sz w:val="28"/>
+          <w:szCs w:val="28"/>
+        </w:rPr>
+      </w:pPr>
+      <w:r>
+        <w:rPr>
+          <w:color w:val="000000" w:themeColor="text1"/>
+          <w:sz w:val="28"/>
+          <w:szCs w:val="28"/>
+        </w:rPr>
+        <w:t>Цель игры — уничтожить всех противников при помощи выстрелов. За уничтожение каждого противника игроку начисляются очки. Противники перемещаются по игровому полю и осуществляют ответные выстрелы.</w:t>
+      </w:r>
+    </w:p>
+    <w:p>
+      <w:pPr>
+        <w:pStyle w:val="isselectedend"/>
+        <w:ind w:firstLine="709"/>
+        <w:rPr>
+          <w:color w:val="000000" w:themeColor="text1"/>
+          <w:sz w:val="28"/>
+          <w:szCs w:val="28"/>
+        </w:rPr>
+      </w:pPr>
+      <w:r>
+        <w:rPr>
+          <w:color w:val="000000" w:themeColor="text1"/>
+          <w:sz w:val="28"/>
+          <w:szCs w:val="28"/>
+        </w:rPr>
+        <w:t xml:space="preserve">Игровой процесс состоит из нескольких волн противников. В начале каждой волны на игровом поле появляется новое построение противников. </w:t>
+      </w:r>
       <w:r>
         <w:rPr>
           <w:rStyle w:val="a6"/>
@@ -6822,31 +6539,39 @@
           <w:sz w:val="28"/>
           <w:szCs w:val="28"/>
         </w:rPr>
-        <w:t>Exit</w:t>
-      </w:r>
-      <w:proofErr w:type="spellEnd"/>
-      <w:r>
-        <w:rPr>
-          <w:color w:val="000000" w:themeColor="text1"/>
-          <w:sz w:val="28"/>
-          <w:szCs w:val="28"/>
-        </w:rPr>
-        <w:t xml:space="preserve"> для </w:t>
-      </w:r>
-      <w:bookmarkStart w:id="11" w:name="_GoBack"/>
-      <w:bookmarkEnd w:id="11"/>
-      <w:r>
-        <w:rPr>
-          <w:color w:val="000000" w:themeColor="text1"/>
-          <w:sz w:val="28"/>
-          <w:szCs w:val="28"/>
-        </w:rPr>
-        <w:t>завершения работы программы.</w:t>
+        <w:t>Перед началом каждой волны на экране отображается её номер.</w:t>
+      </w:r>
+      <w:r>
+        <w:rPr>
+          <w:color w:val="000000" w:themeColor="text1"/>
+          <w:sz w:val="28"/>
+          <w:szCs w:val="28"/>
+        </w:rPr>
+        <w:t xml:space="preserve"> После уничтожения всех противников текущей волны начинается следующая волна, при этом скорость перемещения противников увеличивается.</w:t>
       </w:r>
     </w:p>
     <w:p>
       <w:pPr>
         <w:pStyle w:val="isselectedend"/>
+        <w:ind w:firstLine="709"/>
+        <w:rPr>
+          <w:color w:val="000000" w:themeColor="text1"/>
+          <w:sz w:val="28"/>
+          <w:szCs w:val="28"/>
+        </w:rPr>
+      </w:pPr>
+      <w:r>
+        <w:rPr>
+          <w:color w:val="000000" w:themeColor="text1"/>
+          <w:sz w:val="28"/>
+          <w:szCs w:val="28"/>
+        </w:rPr>
+        <w:t>Во время игры в верхней части игрового окна отображается информация о количестве набранных очков, оставшихся жизнях и текущей волне.</w:t>
+      </w:r>
+    </w:p>
+    <w:p>
+      <w:pPr>
+        <w:pStyle w:val="isselectedend"/>
         <w:rPr>
           <w:color w:val="000000" w:themeColor="text1"/>
           <w:sz w:val="28"/>
@@ -6861,10 +6586,10 @@
           <w:szCs w:val="28"/>
         </w:rPr>
         <w:drawing>
-          <wp:inline distT="0" distB="0" distL="0" distR="0" wp14:anchorId="65EDBF17" wp14:editId="250E208A">
-            <wp:extent cx="2663832" cy="3211974"/>
-            <wp:effectExtent l="0" t="0" r="3175" b="7620"/>
-            <wp:docPr id="5" name="Рисунок 5"/>
+          <wp:inline distT="0" distB="0" distL="0" distR="0" wp14:anchorId="1DF8C319" wp14:editId="22DC1FF7">
+            <wp:extent cx="2684098" cy="3217762"/>
+            <wp:effectExtent l="0" t="0" r="2540" b="1905"/>
+            <wp:docPr id="4" name="Рисунок 4"/>
             <wp:cNvGraphicFramePr>
               <a:graphicFrameLocks xmlns:a="http://schemas.openxmlformats.org/drawingml/2006/main" noChangeAspect="1"/>
             </wp:cNvGraphicFramePr>
@@ -6884,6 +6609,274 @@
                   <pic:spPr>
                     <a:xfrm>
                       <a:off x="0" y="0"/>
+                      <a:ext cx="2706638" cy="3244783"/>
+                    </a:xfrm>
+                    <a:prstGeom prst="rect">
+                      <a:avLst/>
+                    </a:prstGeom>
+                  </pic:spPr>
+                </pic:pic>
+              </a:graphicData>
+            </a:graphic>
+          </wp:inline>
+        </w:drawing>
+      </w:r>
+    </w:p>
+    <w:p>
+      <w:pPr>
+        <w:pStyle w:val="isselectedend"/>
+        <w:rPr>
+          <w:b/>
+          <w:color w:val="000000" w:themeColor="text1"/>
+          <w:sz w:val="28"/>
+          <w:szCs w:val="28"/>
+        </w:rPr>
+      </w:pPr>
+      <w:r>
+        <w:rPr>
+          <w:rStyle w:val="a6"/>
+          <w:rFonts w:eastAsiaTheme="majorEastAsia"/>
+          <w:b w:val="0"/>
+          <w:color w:val="000000" w:themeColor="text1"/>
+          <w:sz w:val="28"/>
+          <w:szCs w:val="28"/>
+        </w:rPr>
+        <w:t>Рисунок 2 — Игровой процесс</w:t>
+      </w:r>
+    </w:p>
+    <w:p>
+      <w:pPr>
+        <w:pStyle w:val="isselectedend"/>
+        <w:ind w:firstLine="709"/>
+        <w:rPr>
+          <w:color w:val="000000" w:themeColor="text1"/>
+          <w:sz w:val="28"/>
+          <w:szCs w:val="28"/>
+        </w:rPr>
+      </w:pPr>
+      <w:r>
+        <w:rPr>
+          <w:color w:val="000000" w:themeColor="text1"/>
+          <w:sz w:val="28"/>
+          <w:szCs w:val="28"/>
+        </w:rPr>
+        <w:t>При попадании снаряда противника в корабль игрок теряет одну жизнь. Жизнь также теряется при столкновении корабля с противником или при достижении противником нижней границы игрового поля. После потери всех жизней игра завершается, и показывается сообщение о проигрыше.</w:t>
+      </w:r>
+    </w:p>
+    <w:p>
+      <w:pPr>
+        <w:pStyle w:val="isselectedend"/>
+        <w:rPr>
+          <w:color w:val="000000" w:themeColor="text1"/>
+          <w:sz w:val="28"/>
+          <w:szCs w:val="28"/>
+        </w:rPr>
+      </w:pPr>
+      <w:r>
+        <w:rPr>
+          <w:noProof/>
+          <w:color w:val="000000" w:themeColor="text1"/>
+          <w:sz w:val="28"/>
+          <w:szCs w:val="28"/>
+        </w:rPr>
+        <w:lastRenderedPageBreak/>
+        <w:drawing>
+          <wp:inline distT="0" distB="0" distL="0" distR="0" wp14:anchorId="4464539E" wp14:editId="3B95D964">
+            <wp:extent cx="2711863" cy="3246699"/>
+            <wp:effectExtent l="0" t="0" r="0" b="0"/>
+            <wp:docPr id="3" name="Рисунок 3"/>
+            <wp:cNvGraphicFramePr>
+              <a:graphicFrameLocks xmlns:a="http://schemas.openxmlformats.org/drawingml/2006/main" noChangeAspect="1"/>
+            </wp:cNvGraphicFramePr>
+            <a:graphic xmlns:a="http://schemas.openxmlformats.org/drawingml/2006/main">
+              <a:graphicData uri="http://schemas.openxmlformats.org/drawingml/2006/picture">
+                <pic:pic xmlns:pic="http://schemas.openxmlformats.org/drawingml/2006/picture">
+                  <pic:nvPicPr>
+                    <pic:cNvPr id="1" name=""/>
+                    <pic:cNvPicPr/>
+                  </pic:nvPicPr>
+                  <pic:blipFill>
+                    <a:blip r:embed="rId11"/>
+                    <a:stretch>
+                      <a:fillRect/>
+                    </a:stretch>
+                  </pic:blipFill>
+                  <pic:spPr>
+                    <a:xfrm>
+                      <a:off x="0" y="0"/>
+                      <a:ext cx="2725019" cy="3262450"/>
+                    </a:xfrm>
+                    <a:prstGeom prst="rect">
+                      <a:avLst/>
+                    </a:prstGeom>
+                  </pic:spPr>
+                </pic:pic>
+              </a:graphicData>
+            </a:graphic>
+          </wp:inline>
+        </w:drawing>
+      </w:r>
+    </w:p>
+    <w:p>
+      <w:pPr>
+        <w:pStyle w:val="isselectedend"/>
+        <w:rPr>
+          <w:b/>
+          <w:color w:val="000000" w:themeColor="text1"/>
+          <w:sz w:val="28"/>
+          <w:szCs w:val="28"/>
+        </w:rPr>
+      </w:pPr>
+      <w:r>
+        <w:rPr>
+          <w:rStyle w:val="a6"/>
+          <w:rFonts w:eastAsiaTheme="majorEastAsia"/>
+          <w:b w:val="0"/>
+          <w:color w:val="000000" w:themeColor="text1"/>
+          <w:sz w:val="28"/>
+          <w:szCs w:val="28"/>
+        </w:rPr>
+        <w:t>Рисунок 3 — Сообщение о проигрыше</w:t>
+      </w:r>
+    </w:p>
+    <w:p>
+      <w:pPr>
+        <w:pStyle w:val="isselectedend"/>
+        <w:ind w:firstLine="709"/>
+        <w:rPr>
+          <w:color w:val="000000" w:themeColor="text1"/>
+          <w:sz w:val="28"/>
+          <w:szCs w:val="28"/>
+        </w:rPr>
+      </w:pPr>
+      <w:r>
+        <w:rPr>
+          <w:color w:val="000000" w:themeColor="text1"/>
+          <w:sz w:val="28"/>
+          <w:szCs w:val="28"/>
+        </w:rPr>
+        <w:t>При успешном прохождении десятой волны отображается сообщение о победе.</w:t>
+      </w:r>
+    </w:p>
+    <w:p>
+      <w:pPr>
+        <w:pStyle w:val="isselectedend"/>
+        <w:ind w:firstLine="709"/>
+        <w:rPr>
+          <w:color w:val="000000" w:themeColor="text1"/>
+          <w:sz w:val="28"/>
+          <w:szCs w:val="28"/>
+        </w:rPr>
+      </w:pPr>
+      <w:r>
+        <w:rPr>
+          <w:color w:val="000000" w:themeColor="text1"/>
+          <w:sz w:val="28"/>
+          <w:szCs w:val="28"/>
+        </w:rPr>
+        <w:t xml:space="preserve">Для открытия экрана паузы необходимо нажать клавишу </w:t>
+      </w:r>
+      <w:proofErr w:type="spellStart"/>
+      <w:r>
+        <w:rPr>
+          <w:rStyle w:val="a6"/>
+          <w:b w:val="0"/>
+          <w:color w:val="000000" w:themeColor="text1"/>
+          <w:sz w:val="28"/>
+          <w:szCs w:val="28"/>
+        </w:rPr>
+        <w:t>Esc</w:t>
+      </w:r>
+      <w:proofErr w:type="spellEnd"/>
+      <w:r>
+        <w:rPr>
+          <w:color w:val="000000" w:themeColor="text1"/>
+          <w:sz w:val="28"/>
+          <w:szCs w:val="28"/>
+        </w:rPr>
+        <w:t xml:space="preserve">. На экране паузы доступны кнопки </w:t>
+      </w:r>
+      <w:proofErr w:type="spellStart"/>
+      <w:r>
+        <w:rPr>
+          <w:rStyle w:val="a6"/>
+          <w:b w:val="0"/>
+          <w:color w:val="000000" w:themeColor="text1"/>
+          <w:sz w:val="28"/>
+          <w:szCs w:val="28"/>
+        </w:rPr>
+        <w:t>Continue</w:t>
+      </w:r>
+      <w:proofErr w:type="spellEnd"/>
+      <w:r>
+        <w:rPr>
+          <w:color w:val="000000" w:themeColor="text1"/>
+          <w:sz w:val="28"/>
+          <w:szCs w:val="28"/>
+        </w:rPr>
+        <w:t xml:space="preserve"> для продолжения игры и </w:t>
+      </w:r>
+      <w:proofErr w:type="spellStart"/>
+      <w:r>
+        <w:rPr>
+          <w:rStyle w:val="a6"/>
+          <w:b w:val="0"/>
+          <w:color w:val="000000" w:themeColor="text1"/>
+          <w:sz w:val="28"/>
+          <w:szCs w:val="28"/>
+        </w:rPr>
+        <w:t>Exit</w:t>
+      </w:r>
+      <w:proofErr w:type="spellEnd"/>
+      <w:r>
+        <w:rPr>
+          <w:color w:val="000000" w:themeColor="text1"/>
+          <w:sz w:val="28"/>
+          <w:szCs w:val="28"/>
+        </w:rPr>
+        <w:t xml:space="preserve"> для завершения работы программы.</w:t>
+      </w:r>
+    </w:p>
+    <w:p>
+      <w:pPr>
+        <w:pStyle w:val="isselectedend"/>
+        <w:rPr>
+          <w:color w:val="000000" w:themeColor="text1"/>
+          <w:sz w:val="28"/>
+          <w:szCs w:val="28"/>
+        </w:rPr>
+      </w:pPr>
+      <w:r>
+        <w:rPr>
+          <w:noProof/>
+          <w:color w:val="000000" w:themeColor="text1"/>
+          <w:sz w:val="28"/>
+          <w:szCs w:val="28"/>
+        </w:rPr>
+        <w:drawing>
+          <wp:inline distT="0" distB="0" distL="0" distR="0" wp14:anchorId="65EDBF17" wp14:editId="250E208A">
+            <wp:extent cx="2663832" cy="3211974"/>
+            <wp:effectExtent l="0" t="0" r="3175" b="7620"/>
+            <wp:docPr id="5" name="Рисунок 5"/>
+            <wp:cNvGraphicFramePr>
+              <a:graphicFrameLocks xmlns:a="http://schemas.openxmlformats.org/drawingml/2006/main" noChangeAspect="1"/>
+            </wp:cNvGraphicFramePr>
+            <a:graphic xmlns:a="http://schemas.openxmlformats.org/drawingml/2006/main">
+              <a:graphicData uri="http://schemas.openxmlformats.org/drawingml/2006/picture">
+                <pic:pic xmlns:pic="http://schemas.openxmlformats.org/drawingml/2006/picture">
+                  <pic:nvPicPr>
+                    <pic:cNvPr id="1" name=""/>
+                    <pic:cNvPicPr/>
+                  </pic:nvPicPr>
+                  <pic:blipFill>
+                    <a:blip r:embed="rId12"/>
+                    <a:stretch>
+                      <a:fillRect/>
+                    </a:stretch>
+                  </pic:blipFill>
+                  <pic:spPr>
+                    <a:xfrm>
+                      <a:off x="0" y="0"/>
                       <a:ext cx="2663832" cy="3211974"/>
                     </a:xfrm>
                     <a:prstGeom prst="rect">
@@ -7158,13 +7151,95 @@
       </w:pPr>
     </w:p>
     <w:sectPr>
+      <w:headerReference w:type="default" r:id="rId13"/>
       <w:pgSz w:w="11906" w:h="16838"/>
       <w:pgMar w:top="1134" w:right="850" w:bottom="1134" w:left="1701" w:header="708" w:footer="708" w:gutter="0"/>
       <w:cols w:space="708"/>
+      <w:titlePg/>
       <w:docGrid w:linePitch="360"/>
     </w:sectPr>
   </w:body>
 </w:document>
+</file>
+
+<file path=word/endnotes.xml><?xml version="1.0" encoding="utf-8"?>
+<w:endnotes xmlns:wpc="http://schemas.microsoft.com/office/word/2010/wordprocessingCanvas" xmlns:cx="http://schemas.microsoft.com/office/drawing/2014/chartex" xmlns:cx1="http://schemas.microsoft.com/office/drawing/2015/9/8/chartex" xmlns:cx2="http://schemas.microsoft.com/office/drawing/2015/10/21/chartex" xmlns:cx3="http://schemas.microsoft.com/office/drawing/2016/5/9/chartex" xmlns:cx4="http://schemas.microsoft.com/office/drawing/2016/5/10/chartex" xmlns:cx5="http://schemas.microsoft.com/office/drawing/2016/5/11/chartex" xmlns:cx6="http://schemas.microsoft.com/office/drawing/2016/5/12/chartex" xmlns:cx7="http://schemas.microsoft.com/office/drawing/2016/5/13/chartex" xmlns:cx8="http://schemas.microsoft.com/office/drawing/2016/5/14/chartex" xmlns:mc="http://schemas.openxmlformats.org/markup-compatibility/2006" xmlns:aink="http://schemas.microsoft.com/office/drawing/2016/ink" xmlns:am3d="http://schemas.microsoft.com/office/drawing/2017/model3d" xmlns:o="urn:schemas-microsoft-com:office:office" xmlns:r="http://schemas.openxmlformats.org/officeDocument/2006/relationships" xmlns:m="http://schemas.openxmlformats.org/officeDocument/2006/math" xmlns:v="urn:schemas-microsoft-com:vml" xmlns:wp14="http://schemas.microsoft.com/office/word/2010/wordprocessingDrawing" xmlns:wp="http://schemas.openxmlformats.org/drawingml/2006/wordprocessingDrawing" xmlns:w10="urn:schemas-microsoft-com:office:word" xmlns:w="http://schemas.openxmlformats.org/wordprocessingml/2006/main" xmlns:w14="http://schemas.microsoft.com/office/word/2010/wordml" xmlns:w15="http://schemas.microsoft.com/office/word/2012/wordml" xmlns:w16cid="http://schemas.microsoft.com/office/word/2016/wordml/cid" xmlns:w16se="http://schemas.microsoft.com/office/word/2015/wordml/symex" xmlns:wpg="http://schemas.microsoft.com/office/word/2010/wordprocessingGroup" xmlns:wpi="http://schemas.microsoft.com/office/word/2010/wordprocessingInk" xmlns:wne="http://schemas.microsoft.com/office/word/2006/wordml" xmlns:wps="http://schemas.microsoft.com/office/word/2010/wordprocessingShape" mc:Ignorable="w14 w15 w16se w16cid wp14">
+  <w:endnote w:type="separator" w:id="-1">
+    <w:p>
+      <w:r>
+        <w:separator/>
+      </w:r>
+    </w:p>
+  </w:endnote>
+  <w:endnote w:type="continuationSeparator" w:id="0">
+    <w:p>
+      <w:r>
+        <w:continuationSeparator/>
+      </w:r>
+    </w:p>
+  </w:endnote>
+</w:endnotes>
+</file>
+
+<file path=word/footnotes.xml><?xml version="1.0" encoding="utf-8"?>
+<w:footnotes xmlns:wpc="http://schemas.microsoft.com/office/word/2010/wordprocessingCanvas" xmlns:cx="http://schemas.microsoft.com/office/drawing/2014/chartex" xmlns:cx1="http://schemas.microsoft.com/office/drawing/2015/9/8/chartex" xmlns:cx2="http://schemas.microsoft.com/office/drawing/2015/10/21/chartex" xmlns:cx3="http://schemas.microsoft.com/office/drawing/2016/5/9/chartex" xmlns:cx4="http://schemas.microsoft.com/office/drawing/2016/5/10/chartex" xmlns:cx5="http://schemas.microsoft.com/office/drawing/2016/5/11/chartex" xmlns:cx6="http://schemas.microsoft.com/office/drawing/2016/5/12/chartex" xmlns:cx7="http://schemas.microsoft.com/office/drawing/2016/5/13/chartex" xmlns:cx8="http://schemas.microsoft.com/office/drawing/2016/5/14/chartex" xmlns:mc="http://schemas.openxmlformats.org/markup-compatibility/2006" xmlns:aink="http://schemas.microsoft.com/office/drawing/2016/ink" xmlns:am3d="http://schemas.microsoft.com/office/drawing/2017/model3d" xmlns:o="urn:schemas-microsoft-com:office:office" xmlns:r="http://schemas.openxmlformats.org/officeDocument/2006/relationships" xmlns:m="http://schemas.openxmlformats.org/officeDocument/2006/math" xmlns:v="urn:schemas-microsoft-com:vml" xmlns:wp14="http://schemas.microsoft.com/office/word/2010/wordprocessingDrawing" xmlns:wp="http://schemas.openxmlformats.org/drawingml/2006/wordprocessingDrawing" xmlns:w10="urn:schemas-microsoft-com:office:word" xmlns:w="http://schemas.openxmlformats.org/wordprocessingml/2006/main" xmlns:w14="http://schemas.microsoft.com/office/word/2010/wordml" xmlns:w15="http://schemas.microsoft.com/office/word/2012/wordml" xmlns:w16cid="http://schemas.microsoft.com/office/word/2016/wordml/cid" xmlns:w16se="http://schemas.microsoft.com/office/word/2015/wordml/symex" xmlns:wpg="http://schemas.microsoft.com/office/word/2010/wordprocessingGroup" xmlns:wpi="http://schemas.microsoft.com/office/word/2010/wordprocessingInk" xmlns:wne="http://schemas.microsoft.com/office/word/2006/wordml" xmlns:wps="http://schemas.microsoft.com/office/word/2010/wordprocessingShape" mc:Ignorable="w14 w15 w16se w16cid wp14">
+  <w:footnote w:type="separator" w:id="-1">
+    <w:p>
+      <w:r>
+        <w:separator/>
+      </w:r>
+    </w:p>
+  </w:footnote>
+  <w:footnote w:type="continuationSeparator" w:id="0">
+    <w:p>
+      <w:r>
+        <w:continuationSeparator/>
+      </w:r>
+    </w:p>
+  </w:footnote>
+</w:footnotes>
+</file>
+
+<file path=word/header1.xml><?xml version="1.0" encoding="utf-8"?>
+<w:hdr xmlns:wpc="http://schemas.microsoft.com/office/word/2010/wordprocessingCanvas" xmlns:cx="http://schemas.microsoft.com/office/drawing/2014/chartex" xmlns:cx1="http://schemas.microsoft.com/office/drawing/2015/9/8/chartex" xmlns:cx2="http://schemas.microsoft.com/office/drawing/2015/10/21/chartex" xmlns:cx3="http://schemas.microsoft.com/office/drawing/2016/5/9/chartex" xmlns:cx4="http://schemas.microsoft.com/office/drawing/2016/5/10/chartex" xmlns:cx5="http://schemas.microsoft.com/office/drawing/2016/5/11/chartex" xmlns:cx6="http://schemas.microsoft.com/office/drawing/2016/5/12/chartex" xmlns:cx7="http://schemas.microsoft.com/office/drawing/2016/5/13/chartex" xmlns:cx8="http://schemas.microsoft.com/office/drawing/2016/5/14/chartex" xmlns:mc="http://schemas.openxmlformats.org/markup-compatibility/2006" xmlns:aink="http://schemas.microsoft.com/office/drawing/2016/ink" xmlns:am3d="http://schemas.microsoft.com/office/drawing/2017/model3d" xmlns:o="urn:schemas-microsoft-com:office:office" xmlns:r="http://schemas.openxmlformats.org/officeDocument/2006/relationships" xmlns:m="http://schemas.openxmlformats.org/officeDocument/2006/math" xmlns:v="urn:schemas-microsoft-com:vml" xmlns:wp14="http://schemas.microsoft.com/office/word/2010/wordprocessingDrawing" xmlns:wp="http://schemas.openxmlformats.org/drawingml/2006/wordprocessingDrawing" xmlns:w10="urn:schemas-microsoft-com:office:word" xmlns:w="http://schemas.openxmlformats.org/wordprocessingml/2006/main" xmlns:w14="http://schemas.microsoft.com/office/word/2010/wordml" xmlns:w15="http://schemas.microsoft.com/office/word/2012/wordml" xmlns:w16cid="http://schemas.microsoft.com/office/word/2016/wordml/cid" xmlns:w16se="http://schemas.microsoft.com/office/word/2015/wordml/symex" xmlns:wpg="http://schemas.microsoft.com/office/word/2010/wordprocessingGroup" xmlns:wpi="http://schemas.microsoft.com/office/word/2010/wordprocessingInk" xmlns:wne="http://schemas.microsoft.com/office/word/2006/wordml" xmlns:wps="http://schemas.microsoft.com/office/word/2010/wordprocessingShape" mc:Ignorable="w14 w15 w16se w16cid wp14">
+  <w:sdt>
+    <w:sdtPr>
+      <w:id w:val="1360705743"/>
+      <w:docPartObj>
+        <w:docPartGallery w:val="Page Numbers (Top of Page)"/>
+        <w:docPartUnique/>
+      </w:docPartObj>
+    </w:sdtPr>
+    <w:sdtContent>
+      <w:p>
+        <w:pPr>
+          <w:pStyle w:val="a7"/>
+          <w:jc w:val="center"/>
+        </w:pPr>
+        <w:r>
+          <w:fldChar w:fldCharType="begin"/>
+        </w:r>
+        <w:r>
+          <w:instrText>PAGE   \* MERGEFORMAT</w:instrText>
+        </w:r>
+        <w:r>
+          <w:fldChar w:fldCharType="separate"/>
+        </w:r>
+        <w:r>
+          <w:t>2</w:t>
+        </w:r>
+        <w:r>
+          <w:fldChar w:fldCharType="end"/>
+        </w:r>
+      </w:p>
+    </w:sdtContent>
+  </w:sdt>
+  <w:p>
+    <w:pPr>
+      <w:pStyle w:val="a7"/>
+    </w:pPr>
+  </w:p>
+</w:hdr>
 </file>
 
 <file path=word/numbering.xml><?xml version="1.0" encoding="utf-8"?>
@@ -8399,6 +8474,60 @@
       <w:lang w:eastAsia="ru-RU"/>
     </w:rPr>
   </w:style>
+  <w:style w:type="paragraph" w:styleId="a7">
+    <w:name w:val="header"/>
+    <w:basedOn w:val="a"/>
+    <w:link w:val="a8"/>
+    <w:uiPriority w:val="99"/>
+    <w:unhideWhenUsed/>
+    <w:rsid w:val="00940A28"/>
+    <w:pPr>
+      <w:tabs>
+        <w:tab w:val="center" w:pos="4677"/>
+        <w:tab w:val="right" w:pos="9355"/>
+      </w:tabs>
+    </w:pPr>
+  </w:style>
+  <w:style w:type="character" w:customStyle="1" w:styleId="a8">
+    <w:name w:val="Верхний колонтитул Знак"/>
+    <w:basedOn w:val="a0"/>
+    <w:link w:val="a7"/>
+    <w:uiPriority w:val="99"/>
+    <w:rsid w:val="00940A28"/>
+    <w:rPr>
+      <w:rFonts w:ascii="Times New Roman" w:eastAsia="Times New Roman" w:hAnsi="Times New Roman" w:cs="Times New Roman"/>
+      <w:sz w:val="20"/>
+      <w:szCs w:val="20"/>
+      <w:lang w:eastAsia="ru-RU"/>
+    </w:rPr>
+  </w:style>
+  <w:style w:type="paragraph" w:styleId="a9">
+    <w:name w:val="footer"/>
+    <w:basedOn w:val="a"/>
+    <w:link w:val="aa"/>
+    <w:uiPriority w:val="99"/>
+    <w:unhideWhenUsed/>
+    <w:rsid w:val="00940A28"/>
+    <w:pPr>
+      <w:tabs>
+        <w:tab w:val="center" w:pos="4677"/>
+        <w:tab w:val="right" w:pos="9355"/>
+      </w:tabs>
+    </w:pPr>
+  </w:style>
+  <w:style w:type="character" w:customStyle="1" w:styleId="aa">
+    <w:name w:val="Нижний колонтитул Знак"/>
+    <w:basedOn w:val="a0"/>
+    <w:link w:val="a9"/>
+    <w:uiPriority w:val="99"/>
+    <w:rsid w:val="00940A28"/>
+    <w:rPr>
+      <w:rFonts w:ascii="Times New Roman" w:eastAsia="Times New Roman" w:hAnsi="Times New Roman" w:cs="Times New Roman"/>
+      <w:sz w:val="20"/>
+      <w:szCs w:val="20"/>
+      <w:lang w:eastAsia="ru-RU"/>
+    </w:rPr>
+  </w:style>
 </w:styles>
 </file>
 
@@ -8702,7 +8831,7 @@
 </file>
 
 <file path=customXml/itemProps1.xml><?xml version="1.0" encoding="utf-8"?>
-<ds:datastoreItem xmlns:ds="http://schemas.openxmlformats.org/officeDocument/2006/customXml" ds:itemID="{D8D5B604-A46A-4234-A459-586C3CF7CEE8}">
+<ds:datastoreItem xmlns:ds="http://schemas.openxmlformats.org/officeDocument/2006/customXml" ds:itemID="{9B3B1394-D2B8-4AB8-9483-1D02BD49F27F}">
   <ds:schemaRefs>
     <ds:schemaRef ds:uri="http://schemas.openxmlformats.org/officeDocument/2006/bibliography"/>
   </ds:schemaRefs>

--- a/docs/Отчёт_НИР_Space_Invaders.docx
+++ b/docs/Отчёт_НИР_Space_Invaders.docx
@@ -312,10 +312,6 @@
         </w:tc>
       </w:tr>
     </w:tbl>
-    <w:p>
-      <w:bookmarkStart w:id="0" w:name="_GoBack"/>
-      <w:bookmarkEnd w:id="0"/>
-    </w:p>
     <w:p/>
     <w:p/>
     <w:p/>
@@ -323,6 +319,7 @@
     <w:p/>
     <w:p/>
     <w:p/>
+    <w:p/>
     <w:p>
       <w:pPr>
         <w:jc w:val="center"/>
@@ -429,41 +426,80 @@
         <w:rPr>
           <w:sz w:val="32"/>
           <w:szCs w:val="32"/>
-          <w:lang w:val="en-US"/>
-        </w:rPr>
-        <w:t>Space Invaders</w:t>
+        </w:rPr>
+        <w:t>Разработка космического шутера «</w:t>
       </w:r>
       <w:r>
         <w:rPr>
           <w:sz w:val="32"/>
           <w:szCs w:val="32"/>
-        </w:rPr>
-        <w:t>»</w:t>
-      </w:r>
-    </w:p>
-    <w:p>
-      <w:pPr>
+          <w:lang w:val="en-US"/>
+        </w:rPr>
+        <w:t>Sp</w:t>
+      </w:r>
+      <w:r>
         <w:rPr>
           <w:sz w:val="32"/>
           <w:szCs w:val="32"/>
-        </w:rPr>
-      </w:pPr>
-    </w:p>
-    <w:p>
-      <w:pPr>
+          <w:lang w:val="en-US"/>
+        </w:rPr>
+        <w:t>ace</w:t>
+      </w:r>
+      <w:r>
         <w:rPr>
           <w:sz w:val="32"/>
           <w:szCs w:val="32"/>
         </w:rPr>
-      </w:pPr>
-    </w:p>
-    <w:p>
-      <w:pPr>
+        <w:t xml:space="preserve"> </w:t>
+      </w:r>
+      <w:r>
         <w:rPr>
           <w:sz w:val="32"/>
           <w:szCs w:val="32"/>
-        </w:rPr>
-      </w:pPr>
+          <w:lang w:val="en-US"/>
+        </w:rPr>
+        <w:t>Invaders</w:t>
+      </w:r>
+      <w:r>
+        <w:rPr>
+          <w:sz w:val="32"/>
+          <w:szCs w:val="32"/>
+        </w:rPr>
+        <w:t>»</w:t>
+      </w:r>
+      <w:r>
+        <w:rPr>
+          <w:sz w:val="32"/>
+          <w:szCs w:val="32"/>
+        </w:rPr>
+        <w:t>»</w:t>
+      </w:r>
+    </w:p>
+    <w:p>
+      <w:pPr>
+        <w:rPr>
+          <w:sz w:val="32"/>
+          <w:szCs w:val="32"/>
+        </w:rPr>
+      </w:pPr>
+    </w:p>
+    <w:p>
+      <w:pPr>
+        <w:rPr>
+          <w:sz w:val="32"/>
+          <w:szCs w:val="32"/>
+        </w:rPr>
+      </w:pPr>
+    </w:p>
+    <w:p>
+      <w:pPr>
+        <w:rPr>
+          <w:sz w:val="32"/>
+          <w:szCs w:val="32"/>
+        </w:rPr>
+      </w:pPr>
+      <w:bookmarkStart w:id="0" w:name="_GoBack"/>
+      <w:bookmarkEnd w:id="0"/>
     </w:p>
     <w:tbl>
       <w:tblPr>
@@ -6352,6 +6388,157 @@
     </w:p>
     <w:p>
       <w:pPr>
+        <w:spacing w:before="100" w:beforeAutospacing="1" w:after="100" w:afterAutospacing="1"/>
+        <w:ind w:firstLine="709"/>
+        <w:rPr>
+          <w:color w:val="000000" w:themeColor="text1"/>
+          <w:sz w:val="28"/>
+          <w:szCs w:val="28"/>
+        </w:rPr>
+      </w:pPr>
+      <w:r>
+        <w:rPr>
+          <w:color w:val="000000" w:themeColor="text1"/>
+          <w:sz w:val="28"/>
+          <w:szCs w:val="28"/>
+        </w:rPr>
+        <w:t xml:space="preserve">Ссылка на </w:t>
+      </w:r>
+      <w:r>
+        <w:rPr>
+          <w:color w:val="000000" w:themeColor="text1"/>
+          <w:sz w:val="28"/>
+          <w:szCs w:val="28"/>
+          <w:lang w:val="en-US"/>
+        </w:rPr>
+        <w:t>GitHub</w:t>
+      </w:r>
+      <w:r>
+        <w:rPr>
+          <w:color w:val="000000" w:themeColor="text1"/>
+          <w:sz w:val="28"/>
+          <w:szCs w:val="28"/>
+        </w:rPr>
+        <w:t xml:space="preserve">: </w:t>
+      </w:r>
+      <w:r>
+        <w:rPr>
+          <w:color w:val="000000" w:themeColor="text1"/>
+          <w:sz w:val="28"/>
+          <w:szCs w:val="28"/>
+          <w:lang w:val="en-US"/>
+        </w:rPr>
+        <w:t>https</w:t>
+      </w:r>
+      <w:r>
+        <w:rPr>
+          <w:color w:val="000000" w:themeColor="text1"/>
+          <w:sz w:val="28"/>
+          <w:szCs w:val="28"/>
+        </w:rPr>
+        <w:t>://</w:t>
+      </w:r>
+      <w:proofErr w:type="spellStart"/>
+      <w:r>
+        <w:rPr>
+          <w:color w:val="000000" w:themeColor="text1"/>
+          <w:sz w:val="28"/>
+          <w:szCs w:val="28"/>
+          <w:lang w:val="en-US"/>
+        </w:rPr>
+        <w:t>github</w:t>
+      </w:r>
+      <w:proofErr w:type="spellEnd"/>
+      <w:r>
+        <w:rPr>
+          <w:color w:val="000000" w:themeColor="text1"/>
+          <w:sz w:val="28"/>
+          <w:szCs w:val="28"/>
+        </w:rPr>
+        <w:t>.</w:t>
+      </w:r>
+      <w:r>
+        <w:rPr>
+          <w:color w:val="000000" w:themeColor="text1"/>
+          <w:sz w:val="28"/>
+          <w:szCs w:val="28"/>
+          <w:lang w:val="en-US"/>
+        </w:rPr>
+        <w:t>com</w:t>
+      </w:r>
+      <w:r>
+        <w:rPr>
+          <w:color w:val="000000" w:themeColor="text1"/>
+          <w:sz w:val="28"/>
+          <w:szCs w:val="28"/>
+        </w:rPr>
+        <w:t>/</w:t>
+      </w:r>
+      <w:proofErr w:type="spellStart"/>
+      <w:r>
+        <w:rPr>
+          <w:color w:val="000000" w:themeColor="text1"/>
+          <w:sz w:val="28"/>
+          <w:szCs w:val="28"/>
+          <w:lang w:val="en-US"/>
+        </w:rPr>
+        <w:t>vadikmorozov</w:t>
+      </w:r>
+      <w:proofErr w:type="spellEnd"/>
+      <w:r>
+        <w:rPr>
+          <w:color w:val="000000" w:themeColor="text1"/>
+          <w:sz w:val="28"/>
+          <w:szCs w:val="28"/>
+        </w:rPr>
+        <w:t>07-</w:t>
+      </w:r>
+      <w:r>
+        <w:rPr>
+          <w:color w:val="000000" w:themeColor="text1"/>
+          <w:sz w:val="28"/>
+          <w:szCs w:val="28"/>
+          <w:lang w:val="en-US"/>
+        </w:rPr>
+        <w:t>tech</w:t>
+      </w:r>
+      <w:r>
+        <w:rPr>
+          <w:color w:val="000000" w:themeColor="text1"/>
+          <w:sz w:val="28"/>
+          <w:szCs w:val="28"/>
+        </w:rPr>
+        <w:t>/</w:t>
+      </w:r>
+      <w:r>
+        <w:rPr>
+          <w:color w:val="000000" w:themeColor="text1"/>
+          <w:sz w:val="28"/>
+          <w:szCs w:val="28"/>
+          <w:lang w:val="en-US"/>
+        </w:rPr>
+        <w:t>Space</w:t>
+      </w:r>
+      <w:r>
+        <w:rPr>
+          <w:color w:val="000000" w:themeColor="text1"/>
+          <w:sz w:val="28"/>
+          <w:szCs w:val="28"/>
+        </w:rPr>
+        <w:t>-</w:t>
+      </w:r>
+      <w:r>
+        <w:rPr>
+          <w:color w:val="000000" w:themeColor="text1"/>
+          <w:sz w:val="28"/>
+          <w:szCs w:val="28"/>
+          <w:lang w:val="en-US"/>
+        </w:rPr>
+        <w:t>Invaders</w:t>
+      </w:r>
+    </w:p>
+    <w:p>
+      <w:pPr>
         <w:spacing w:after="160" w:line="259" w:lineRule="auto"/>
         <w:rPr>
           <w:color w:val="000000" w:themeColor="text1"/>
@@ -7210,6 +7397,7 @@
         <w:docPartUnique/>
       </w:docPartObj>
     </w:sdtPr>
+    <w:sdtEndPr/>
     <w:sdtContent>
       <w:p>
         <w:pPr>
@@ -8831,7 +9019,7 @@
 </file>
 
 <file path=customXml/itemProps1.xml><?xml version="1.0" encoding="utf-8"?>
-<ds:datastoreItem xmlns:ds="http://schemas.openxmlformats.org/officeDocument/2006/customXml" ds:itemID="{9B3B1394-D2B8-4AB8-9483-1D02BD49F27F}">
+<ds:datastoreItem xmlns:ds="http://schemas.openxmlformats.org/officeDocument/2006/customXml" ds:itemID="{C268EB7D-DE56-48BD-ACD2-68765D9EDA35}">
   <ds:schemaRefs>
     <ds:schemaRef ds:uri="http://schemas.openxmlformats.org/officeDocument/2006/bibliography"/>
   </ds:schemaRefs>

--- a/docs/Отчёт_НИР_Space_Invaders.docx
+++ b/docs/Отчёт_НИР_Space_Invaders.docx
@@ -498,8 +498,6 @@
           <w:szCs w:val="32"/>
         </w:rPr>
       </w:pPr>
-      <w:bookmarkStart w:id="0" w:name="_GoBack"/>
-      <w:bookmarkEnd w:id="0"/>
     </w:p>
     <w:tbl>
       <w:tblPr>
@@ -1140,8 +1138,8 @@
         <w:rPr>
           <w:rFonts w:ascii="Times New Roman" w:eastAsia="Times New Roman" w:hAnsi="Times New Roman" w:cs="Times New Roman"/>
           <w:color w:val="auto"/>
-          <w:sz w:val="20"/>
-          <w:szCs w:val="20"/>
+          <w:sz w:val="28"/>
+          <w:szCs w:val="28"/>
         </w:rPr>
         <w:id w:val="-1025243716"/>
         <w:docPartObj>
@@ -1159,6 +1157,7 @@
         <w:p>
           <w:pPr>
             <w:pStyle w:val="a3"/>
+            <w:spacing w:line="360" w:lineRule="auto"/>
             <w:jc w:val="center"/>
             <w:rPr>
               <w:rFonts w:ascii="Times New Roman" w:hAnsi="Times New Roman" w:cs="Times New Roman"/>
@@ -1183,8 +1182,9 @@
             <w:tabs>
               <w:tab w:val="left" w:pos="400"/>
             </w:tabs>
+            <w:spacing w:line="360" w:lineRule="auto"/>
             <w:rPr>
-              <w:rFonts w:eastAsiaTheme="minorEastAsia"/>
+              <w:rFonts w:asciiTheme="minorHAnsi" w:eastAsiaTheme="minorEastAsia" w:hAnsiTheme="minorHAnsi" w:cstheme="minorBidi"/>
               <w:noProof/>
               <w:sz w:val="28"/>
               <w:szCs w:val="28"/>
@@ -1217,7 +1217,7 @@
             </w:rPr>
             <w:fldChar w:fldCharType="separate"/>
           </w:r>
-          <w:hyperlink w:anchor="_Toc239971023" w:history="1">
+          <w:hyperlink w:anchor="_Toc240018970" w:history="1">
             <w:r>
               <w:rPr>
                 <w:rStyle w:val="a4"/>
@@ -1229,7 +1229,7 @@
             </w:r>
             <w:r>
               <w:rPr>
-                <w:rFonts w:eastAsiaTheme="minorEastAsia"/>
+                <w:rFonts w:asciiTheme="minorHAnsi" w:eastAsiaTheme="minorEastAsia" w:hAnsiTheme="minorHAnsi" w:cstheme="minorBidi"/>
                 <w:noProof/>
                 <w:sz w:val="28"/>
                 <w:szCs w:val="28"/>
@@ -1270,7 +1270,7 @@
                 <w:sz w:val="28"/>
                 <w:szCs w:val="28"/>
               </w:rPr>
-              <w:instrText xml:space="preserve"> PAGEREF _Toc239971023 \h </w:instrText>
+              <w:instrText xml:space="preserve"> PAGEREF _Toc240018970 \h </w:instrText>
             </w:r>
             <w:r>
               <w:rPr>
@@ -1315,14 +1315,15 @@
             <w:tabs>
               <w:tab w:val="left" w:pos="400"/>
             </w:tabs>
+            <w:spacing w:line="360" w:lineRule="auto"/>
             <w:rPr>
-              <w:rFonts w:eastAsiaTheme="minorEastAsia"/>
+              <w:rFonts w:asciiTheme="minorHAnsi" w:eastAsiaTheme="minorEastAsia" w:hAnsiTheme="minorHAnsi" w:cstheme="minorBidi"/>
               <w:noProof/>
               <w:sz w:val="28"/>
               <w:szCs w:val="28"/>
             </w:rPr>
           </w:pPr>
-          <w:hyperlink w:anchor="_Toc239971024" w:history="1">
+          <w:hyperlink w:anchor="_Toc240018971" w:history="1">
             <w:r>
               <w:rPr>
                 <w:rStyle w:val="a4"/>
@@ -1334,7 +1335,7 @@
             </w:r>
             <w:r>
               <w:rPr>
-                <w:rFonts w:eastAsiaTheme="minorEastAsia"/>
+                <w:rFonts w:asciiTheme="minorHAnsi" w:eastAsiaTheme="minorEastAsia" w:hAnsiTheme="minorHAnsi" w:cstheme="minorBidi"/>
                 <w:noProof/>
                 <w:sz w:val="28"/>
                 <w:szCs w:val="28"/>
@@ -1375,7 +1376,7 @@
                 <w:sz w:val="28"/>
                 <w:szCs w:val="28"/>
               </w:rPr>
-              <w:instrText xml:space="preserve"> PAGEREF _Toc239971024 \h </w:instrText>
+              <w:instrText xml:space="preserve"> PAGEREF _Toc240018971 \h </w:instrText>
             </w:r>
             <w:r>
               <w:rPr>
@@ -1420,14 +1421,15 @@
             <w:tabs>
               <w:tab w:val="left" w:pos="400"/>
             </w:tabs>
+            <w:spacing w:line="360" w:lineRule="auto"/>
             <w:rPr>
-              <w:rFonts w:eastAsiaTheme="minorEastAsia"/>
+              <w:rFonts w:asciiTheme="minorHAnsi" w:eastAsiaTheme="minorEastAsia" w:hAnsiTheme="minorHAnsi" w:cstheme="minorBidi"/>
               <w:noProof/>
               <w:sz w:val="28"/>
               <w:szCs w:val="28"/>
             </w:rPr>
           </w:pPr>
-          <w:hyperlink w:anchor="_Toc239971025" w:history="1">
+          <w:hyperlink w:anchor="_Toc240018972" w:history="1">
             <w:r>
               <w:rPr>
                 <w:rStyle w:val="a4"/>
@@ -1439,7 +1441,7 @@
             </w:r>
             <w:r>
               <w:rPr>
-                <w:rFonts w:eastAsiaTheme="minorEastAsia"/>
+                <w:rFonts w:asciiTheme="minorHAnsi" w:eastAsiaTheme="minorEastAsia" w:hAnsiTheme="minorHAnsi" w:cstheme="minorBidi"/>
                 <w:noProof/>
                 <w:sz w:val="28"/>
                 <w:szCs w:val="28"/>
@@ -1480,7 +1482,7 @@
                 <w:sz w:val="28"/>
                 <w:szCs w:val="28"/>
               </w:rPr>
-              <w:instrText xml:space="preserve"> PAGEREF _Toc239971025 \h </w:instrText>
+              <w:instrText xml:space="preserve"> PAGEREF _Toc240018972 \h </w:instrText>
             </w:r>
             <w:r>
               <w:rPr>
@@ -1506,7 +1508,7 @@
                 <w:sz w:val="28"/>
                 <w:szCs w:val="28"/>
               </w:rPr>
-              <w:t>5</w:t>
+              <w:t>6</w:t>
             </w:r>
             <w:r>
               <w:rPr>
@@ -1526,14 +1528,15 @@
               <w:tab w:val="left" w:pos="880"/>
               <w:tab w:val="right" w:leader="dot" w:pos="9345"/>
             </w:tabs>
+            <w:spacing w:line="360" w:lineRule="auto"/>
             <w:rPr>
-              <w:rFonts w:ascii="Times New Roman" w:hAnsi="Times New Roman"/>
+              <w:rFonts w:cstheme="minorBidi"/>
               <w:noProof/>
               <w:sz w:val="28"/>
               <w:szCs w:val="28"/>
             </w:rPr>
           </w:pPr>
-          <w:hyperlink w:anchor="_Toc239971026" w:history="1">
+          <w:hyperlink w:anchor="_Toc240018973" w:history="1">
             <w:r>
               <w:rPr>
                 <w:rStyle w:val="a4"/>
@@ -1546,7 +1549,7 @@
             </w:r>
             <w:r>
               <w:rPr>
-                <w:rFonts w:ascii="Times New Roman" w:hAnsi="Times New Roman"/>
+                <w:rFonts w:cstheme="minorBidi"/>
                 <w:noProof/>
                 <w:sz w:val="28"/>
                 <w:szCs w:val="28"/>
@@ -1565,7 +1568,6 @@
             </w:r>
             <w:r>
               <w:rPr>
-                <w:rFonts w:ascii="Times New Roman" w:hAnsi="Times New Roman"/>
                 <w:noProof/>
                 <w:webHidden/>
                 <w:sz w:val="28"/>
@@ -1575,7 +1577,6 @@
             </w:r>
             <w:r>
               <w:rPr>
-                <w:rFonts w:ascii="Times New Roman" w:hAnsi="Times New Roman"/>
                 <w:noProof/>
                 <w:webHidden/>
                 <w:sz w:val="28"/>
@@ -1585,17 +1586,15 @@
             </w:r>
             <w:r>
               <w:rPr>
-                <w:rFonts w:ascii="Times New Roman" w:hAnsi="Times New Roman"/>
                 <w:noProof/>
                 <w:webHidden/>
                 <w:sz w:val="28"/>
                 <w:szCs w:val="28"/>
               </w:rPr>
-              <w:instrText xml:space="preserve"> PAGEREF _Toc239971026 \h </w:instrText>
-            </w:r>
-            <w:r>
-              <w:rPr>
-                <w:rFonts w:ascii="Times New Roman" w:hAnsi="Times New Roman"/>
+              <w:instrText xml:space="preserve"> PAGEREF _Toc240018973 \h </w:instrText>
+            </w:r>
+            <w:r>
+              <w:rPr>
                 <w:noProof/>
                 <w:webHidden/>
                 <w:sz w:val="28"/>
@@ -1604,7 +1603,6 @@
             </w:r>
             <w:r>
               <w:rPr>
-                <w:rFonts w:ascii="Times New Roman" w:hAnsi="Times New Roman"/>
                 <w:noProof/>
                 <w:webHidden/>
                 <w:sz w:val="28"/>
@@ -1614,17 +1612,15 @@
             </w:r>
             <w:r>
               <w:rPr>
-                <w:rFonts w:ascii="Times New Roman" w:hAnsi="Times New Roman"/>
                 <w:noProof/>
                 <w:webHidden/>
                 <w:sz w:val="28"/>
                 <w:szCs w:val="28"/>
               </w:rPr>
-              <w:t>5</w:t>
-            </w:r>
-            <w:r>
-              <w:rPr>
-                <w:rFonts w:ascii="Times New Roman" w:hAnsi="Times New Roman"/>
+              <w:t>6</w:t>
+            </w:r>
+            <w:r>
+              <w:rPr>
                 <w:noProof/>
                 <w:webHidden/>
                 <w:sz w:val="28"/>
@@ -1641,14 +1637,15 @@
               <w:tab w:val="left" w:pos="880"/>
               <w:tab w:val="right" w:leader="dot" w:pos="9345"/>
             </w:tabs>
+            <w:spacing w:line="360" w:lineRule="auto"/>
             <w:rPr>
-              <w:rFonts w:ascii="Times New Roman" w:hAnsi="Times New Roman"/>
+              <w:rFonts w:cstheme="minorBidi"/>
               <w:noProof/>
               <w:sz w:val="28"/>
               <w:szCs w:val="28"/>
             </w:rPr>
           </w:pPr>
-          <w:hyperlink w:anchor="_Toc239971027" w:history="1">
+          <w:hyperlink w:anchor="_Toc240018974" w:history="1">
             <w:r>
               <w:rPr>
                 <w:rStyle w:val="a4"/>
@@ -1661,7 +1658,7 @@
             </w:r>
             <w:r>
               <w:rPr>
-                <w:rFonts w:ascii="Times New Roman" w:hAnsi="Times New Roman"/>
+                <w:rFonts w:cstheme="minorBidi"/>
                 <w:noProof/>
                 <w:sz w:val="28"/>
                 <w:szCs w:val="28"/>
@@ -1680,7 +1677,6 @@
             </w:r>
             <w:r>
               <w:rPr>
-                <w:rFonts w:ascii="Times New Roman" w:hAnsi="Times New Roman"/>
                 <w:noProof/>
                 <w:webHidden/>
                 <w:sz w:val="28"/>
@@ -1690,7 +1686,6 @@
             </w:r>
             <w:r>
               <w:rPr>
-                <w:rFonts w:ascii="Times New Roman" w:hAnsi="Times New Roman"/>
                 <w:noProof/>
                 <w:webHidden/>
                 <w:sz w:val="28"/>
@@ -1700,17 +1695,15 @@
             </w:r>
             <w:r>
               <w:rPr>
-                <w:rFonts w:ascii="Times New Roman" w:hAnsi="Times New Roman"/>
                 <w:noProof/>
                 <w:webHidden/>
                 <w:sz w:val="28"/>
                 <w:szCs w:val="28"/>
               </w:rPr>
-              <w:instrText xml:space="preserve"> PAGEREF _Toc239971027 \h </w:instrText>
-            </w:r>
-            <w:r>
-              <w:rPr>
-                <w:rFonts w:ascii="Times New Roman" w:hAnsi="Times New Roman"/>
+              <w:instrText xml:space="preserve"> PAGEREF _Toc240018974 \h </w:instrText>
+            </w:r>
+            <w:r>
+              <w:rPr>
                 <w:noProof/>
                 <w:webHidden/>
                 <w:sz w:val="28"/>
@@ -1719,7 +1712,6 @@
             </w:r>
             <w:r>
               <w:rPr>
-                <w:rFonts w:ascii="Times New Roman" w:hAnsi="Times New Roman"/>
                 <w:noProof/>
                 <w:webHidden/>
                 <w:sz w:val="28"/>
@@ -1729,17 +1721,15 @@
             </w:r>
             <w:r>
               <w:rPr>
-                <w:rFonts w:ascii="Times New Roman" w:hAnsi="Times New Roman"/>
                 <w:noProof/>
                 <w:webHidden/>
                 <w:sz w:val="28"/>
                 <w:szCs w:val="28"/>
               </w:rPr>
-              <w:t>5</w:t>
-            </w:r>
-            <w:r>
-              <w:rPr>
-                <w:rFonts w:ascii="Times New Roman" w:hAnsi="Times New Roman"/>
+              <w:t>7</w:t>
+            </w:r>
+            <w:r>
+              <w:rPr>
                 <w:noProof/>
                 <w:webHidden/>
                 <w:sz w:val="28"/>
@@ -1756,14 +1746,15 @@
               <w:tab w:val="left" w:pos="880"/>
               <w:tab w:val="right" w:leader="dot" w:pos="9345"/>
             </w:tabs>
+            <w:spacing w:line="360" w:lineRule="auto"/>
             <w:rPr>
-              <w:rFonts w:ascii="Times New Roman" w:hAnsi="Times New Roman"/>
+              <w:rFonts w:cstheme="minorBidi"/>
               <w:noProof/>
               <w:sz w:val="28"/>
               <w:szCs w:val="28"/>
             </w:rPr>
           </w:pPr>
-          <w:hyperlink w:anchor="_Toc239971028" w:history="1">
+          <w:hyperlink w:anchor="_Toc240018975" w:history="1">
             <w:r>
               <w:rPr>
                 <w:rStyle w:val="a4"/>
@@ -1776,7 +1767,7 @@
             </w:r>
             <w:r>
               <w:rPr>
-                <w:rFonts w:ascii="Times New Roman" w:hAnsi="Times New Roman"/>
+                <w:rFonts w:cstheme="minorBidi"/>
                 <w:noProof/>
                 <w:sz w:val="28"/>
                 <w:szCs w:val="28"/>
@@ -1795,7 +1786,6 @@
             </w:r>
             <w:r>
               <w:rPr>
-                <w:rFonts w:ascii="Times New Roman" w:hAnsi="Times New Roman"/>
                 <w:noProof/>
                 <w:webHidden/>
                 <w:sz w:val="28"/>
@@ -1805,7 +1795,6 @@
             </w:r>
             <w:r>
               <w:rPr>
-                <w:rFonts w:ascii="Times New Roman" w:hAnsi="Times New Roman"/>
                 <w:noProof/>
                 <w:webHidden/>
                 <w:sz w:val="28"/>
@@ -1815,17 +1804,15 @@
             </w:r>
             <w:r>
               <w:rPr>
-                <w:rFonts w:ascii="Times New Roman" w:hAnsi="Times New Roman"/>
                 <w:noProof/>
                 <w:webHidden/>
                 <w:sz w:val="28"/>
                 <w:szCs w:val="28"/>
               </w:rPr>
-              <w:instrText xml:space="preserve"> PAGEREF _Toc239971028 \h </w:instrText>
-            </w:r>
-            <w:r>
-              <w:rPr>
-                <w:rFonts w:ascii="Times New Roman" w:hAnsi="Times New Roman"/>
+              <w:instrText xml:space="preserve"> PAGEREF _Toc240018975 \h </w:instrText>
+            </w:r>
+            <w:r>
+              <w:rPr>
                 <w:noProof/>
                 <w:webHidden/>
                 <w:sz w:val="28"/>
@@ -1834,7 +1821,6 @@
             </w:r>
             <w:r>
               <w:rPr>
-                <w:rFonts w:ascii="Times New Roman" w:hAnsi="Times New Roman"/>
                 <w:noProof/>
                 <w:webHidden/>
                 <w:sz w:val="28"/>
@@ -1844,17 +1830,15 @@
             </w:r>
             <w:r>
               <w:rPr>
-                <w:rFonts w:ascii="Times New Roman" w:hAnsi="Times New Roman"/>
                 <w:noProof/>
                 <w:webHidden/>
                 <w:sz w:val="28"/>
                 <w:szCs w:val="28"/>
               </w:rPr>
-              <w:t>6</w:t>
-            </w:r>
-            <w:r>
-              <w:rPr>
-                <w:rFonts w:ascii="Times New Roman" w:hAnsi="Times New Roman"/>
+              <w:t>7</w:t>
+            </w:r>
+            <w:r>
+              <w:rPr>
                 <w:noProof/>
                 <w:webHidden/>
                 <w:sz w:val="28"/>
@@ -1871,14 +1855,15 @@
               <w:tab w:val="left" w:pos="880"/>
               <w:tab w:val="right" w:leader="dot" w:pos="9345"/>
             </w:tabs>
+            <w:spacing w:line="360" w:lineRule="auto"/>
             <w:rPr>
-              <w:rFonts w:ascii="Times New Roman" w:hAnsi="Times New Roman"/>
+              <w:rFonts w:cstheme="minorBidi"/>
               <w:noProof/>
               <w:sz w:val="28"/>
               <w:szCs w:val="28"/>
             </w:rPr>
           </w:pPr>
-          <w:hyperlink w:anchor="_Toc239971029" w:history="1">
+          <w:hyperlink w:anchor="_Toc240018976" w:history="1">
             <w:r>
               <w:rPr>
                 <w:rStyle w:val="a4"/>
@@ -1891,7 +1876,7 @@
             </w:r>
             <w:r>
               <w:rPr>
-                <w:rFonts w:ascii="Times New Roman" w:hAnsi="Times New Roman"/>
+                <w:rFonts w:cstheme="minorBidi"/>
                 <w:noProof/>
                 <w:sz w:val="28"/>
                 <w:szCs w:val="28"/>
@@ -1910,7 +1895,6 @@
             </w:r>
             <w:r>
               <w:rPr>
-                <w:rFonts w:ascii="Times New Roman" w:hAnsi="Times New Roman"/>
                 <w:noProof/>
                 <w:webHidden/>
                 <w:sz w:val="28"/>
@@ -1920,7 +1904,6 @@
             </w:r>
             <w:r>
               <w:rPr>
-                <w:rFonts w:ascii="Times New Roman" w:hAnsi="Times New Roman"/>
                 <w:noProof/>
                 <w:webHidden/>
                 <w:sz w:val="28"/>
@@ -1930,17 +1913,15 @@
             </w:r>
             <w:r>
               <w:rPr>
-                <w:rFonts w:ascii="Times New Roman" w:hAnsi="Times New Roman"/>
                 <w:noProof/>
                 <w:webHidden/>
                 <w:sz w:val="28"/>
                 <w:szCs w:val="28"/>
               </w:rPr>
-              <w:instrText xml:space="preserve"> PAGEREF _Toc239971029 \h </w:instrText>
-            </w:r>
-            <w:r>
-              <w:rPr>
-                <w:rFonts w:ascii="Times New Roman" w:hAnsi="Times New Roman"/>
+              <w:instrText xml:space="preserve"> PAGEREF _Toc240018976 \h </w:instrText>
+            </w:r>
+            <w:r>
+              <w:rPr>
                 <w:noProof/>
                 <w:webHidden/>
                 <w:sz w:val="28"/>
@@ -1949,7 +1930,6 @@
             </w:r>
             <w:r>
               <w:rPr>
-                <w:rFonts w:ascii="Times New Roman" w:hAnsi="Times New Roman"/>
                 <w:noProof/>
                 <w:webHidden/>
                 <w:sz w:val="28"/>
@@ -1959,17 +1939,15 @@
             </w:r>
             <w:r>
               <w:rPr>
-                <w:rFonts w:ascii="Times New Roman" w:hAnsi="Times New Roman"/>
                 <w:noProof/>
                 <w:webHidden/>
                 <w:sz w:val="28"/>
                 <w:szCs w:val="28"/>
               </w:rPr>
-              <w:t>6</w:t>
-            </w:r>
-            <w:r>
-              <w:rPr>
-                <w:rFonts w:ascii="Times New Roman" w:hAnsi="Times New Roman"/>
+              <w:t>8</w:t>
+            </w:r>
+            <w:r>
+              <w:rPr>
                 <w:noProof/>
                 <w:webHidden/>
                 <w:sz w:val="28"/>
@@ -1986,14 +1964,15 @@
               <w:tab w:val="left" w:pos="880"/>
               <w:tab w:val="right" w:leader="dot" w:pos="9345"/>
             </w:tabs>
+            <w:spacing w:line="360" w:lineRule="auto"/>
             <w:rPr>
-              <w:rFonts w:ascii="Times New Roman" w:hAnsi="Times New Roman"/>
+              <w:rFonts w:cstheme="minorBidi"/>
               <w:noProof/>
               <w:sz w:val="28"/>
               <w:szCs w:val="28"/>
             </w:rPr>
           </w:pPr>
-          <w:hyperlink w:anchor="_Toc239971030" w:history="1">
+          <w:hyperlink w:anchor="_Toc240018977" w:history="1">
             <w:r>
               <w:rPr>
                 <w:rStyle w:val="a4"/>
@@ -2006,7 +1985,7 @@
             </w:r>
             <w:r>
               <w:rPr>
-                <w:rFonts w:ascii="Times New Roman" w:hAnsi="Times New Roman"/>
+                <w:rFonts w:cstheme="minorBidi"/>
                 <w:noProof/>
                 <w:sz w:val="28"/>
                 <w:szCs w:val="28"/>
@@ -2025,7 +2004,6 @@
             </w:r>
             <w:r>
               <w:rPr>
-                <w:rFonts w:ascii="Times New Roman" w:hAnsi="Times New Roman"/>
                 <w:noProof/>
                 <w:webHidden/>
                 <w:sz w:val="28"/>
@@ -2035,7 +2013,6 @@
             </w:r>
             <w:r>
               <w:rPr>
-                <w:rFonts w:ascii="Times New Roman" w:hAnsi="Times New Roman"/>
                 <w:noProof/>
                 <w:webHidden/>
                 <w:sz w:val="28"/>
@@ -2045,17 +2022,15 @@
             </w:r>
             <w:r>
               <w:rPr>
-                <w:rFonts w:ascii="Times New Roman" w:hAnsi="Times New Roman"/>
                 <w:noProof/>
                 <w:webHidden/>
                 <w:sz w:val="28"/>
                 <w:szCs w:val="28"/>
               </w:rPr>
-              <w:instrText xml:space="preserve"> PAGEREF _Toc239971030 \h </w:instrText>
-            </w:r>
-            <w:r>
-              <w:rPr>
-                <w:rFonts w:ascii="Times New Roman" w:hAnsi="Times New Roman"/>
+              <w:instrText xml:space="preserve"> PAGEREF _Toc240018977 \h </w:instrText>
+            </w:r>
+            <w:r>
+              <w:rPr>
                 <w:noProof/>
                 <w:webHidden/>
                 <w:sz w:val="28"/>
@@ -2064,7 +2039,6 @@
             </w:r>
             <w:r>
               <w:rPr>
-                <w:rFonts w:ascii="Times New Roman" w:hAnsi="Times New Roman"/>
                 <w:noProof/>
                 <w:webHidden/>
                 <w:sz w:val="28"/>
@@ -2074,17 +2048,15 @@
             </w:r>
             <w:r>
               <w:rPr>
-                <w:rFonts w:ascii="Times New Roman" w:hAnsi="Times New Roman"/>
                 <w:noProof/>
                 <w:webHidden/>
                 <w:sz w:val="28"/>
                 <w:szCs w:val="28"/>
               </w:rPr>
-              <w:t>7</w:t>
-            </w:r>
-            <w:r>
-              <w:rPr>
-                <w:rFonts w:ascii="Times New Roman" w:hAnsi="Times New Roman"/>
+              <w:t>9</w:t>
+            </w:r>
+            <w:r>
+              <w:rPr>
                 <w:noProof/>
                 <w:webHidden/>
                 <w:sz w:val="28"/>
@@ -2101,14 +2073,15 @@
               <w:tab w:val="left" w:pos="880"/>
               <w:tab w:val="right" w:leader="dot" w:pos="9345"/>
             </w:tabs>
+            <w:spacing w:line="360" w:lineRule="auto"/>
             <w:rPr>
-              <w:rFonts w:ascii="Times New Roman" w:hAnsi="Times New Roman"/>
+              <w:rFonts w:cstheme="minorBidi"/>
               <w:noProof/>
               <w:sz w:val="28"/>
               <w:szCs w:val="28"/>
             </w:rPr>
           </w:pPr>
-          <w:hyperlink w:anchor="_Toc239971031" w:history="1">
+          <w:hyperlink w:anchor="_Toc240018978" w:history="1">
             <w:r>
               <w:rPr>
                 <w:rStyle w:val="a4"/>
@@ -2121,7 +2094,7 @@
             </w:r>
             <w:r>
               <w:rPr>
-                <w:rFonts w:ascii="Times New Roman" w:hAnsi="Times New Roman"/>
+                <w:rFonts w:cstheme="minorBidi"/>
                 <w:noProof/>
                 <w:sz w:val="28"/>
                 <w:szCs w:val="28"/>
@@ -2140,7 +2113,6 @@
             </w:r>
             <w:r>
               <w:rPr>
-                <w:rFonts w:ascii="Times New Roman" w:hAnsi="Times New Roman"/>
                 <w:noProof/>
                 <w:webHidden/>
                 <w:sz w:val="28"/>
@@ -2150,7 +2122,6 @@
             </w:r>
             <w:r>
               <w:rPr>
-                <w:rFonts w:ascii="Times New Roman" w:hAnsi="Times New Roman"/>
                 <w:noProof/>
                 <w:webHidden/>
                 <w:sz w:val="28"/>
@@ -2160,17 +2131,15 @@
             </w:r>
             <w:r>
               <w:rPr>
-                <w:rFonts w:ascii="Times New Roman" w:hAnsi="Times New Roman"/>
                 <w:noProof/>
                 <w:webHidden/>
                 <w:sz w:val="28"/>
                 <w:szCs w:val="28"/>
               </w:rPr>
-              <w:instrText xml:space="preserve"> PAGEREF _Toc239971031 \h </w:instrText>
-            </w:r>
-            <w:r>
-              <w:rPr>
-                <w:rFonts w:ascii="Times New Roman" w:hAnsi="Times New Roman"/>
+              <w:instrText xml:space="preserve"> PAGEREF _Toc240018978 \h </w:instrText>
+            </w:r>
+            <w:r>
+              <w:rPr>
                 <w:noProof/>
                 <w:webHidden/>
                 <w:sz w:val="28"/>
@@ -2179,7 +2148,6 @@
             </w:r>
             <w:r>
               <w:rPr>
-                <w:rFonts w:ascii="Times New Roman" w:hAnsi="Times New Roman"/>
                 <w:noProof/>
                 <w:webHidden/>
                 <w:sz w:val="28"/>
@@ -2189,17 +2157,15 @@
             </w:r>
             <w:r>
               <w:rPr>
-                <w:rFonts w:ascii="Times New Roman" w:hAnsi="Times New Roman"/>
                 <w:noProof/>
                 <w:webHidden/>
                 <w:sz w:val="28"/>
                 <w:szCs w:val="28"/>
               </w:rPr>
-              <w:t>7</w:t>
-            </w:r>
-            <w:r>
-              <w:rPr>
-                <w:rFonts w:ascii="Times New Roman" w:hAnsi="Times New Roman"/>
+              <w:t>9</w:t>
+            </w:r>
+            <w:r>
+              <w:rPr>
                 <w:noProof/>
                 <w:webHidden/>
                 <w:sz w:val="28"/>
@@ -2215,14 +2181,15 @@
             <w:tabs>
               <w:tab w:val="left" w:pos="400"/>
             </w:tabs>
+            <w:spacing w:line="360" w:lineRule="auto"/>
             <w:rPr>
-              <w:rFonts w:eastAsiaTheme="minorEastAsia"/>
+              <w:rFonts w:asciiTheme="minorHAnsi" w:eastAsiaTheme="minorEastAsia" w:hAnsiTheme="minorHAnsi" w:cstheme="minorBidi"/>
               <w:noProof/>
               <w:sz w:val="28"/>
               <w:szCs w:val="28"/>
             </w:rPr>
           </w:pPr>
-          <w:hyperlink w:anchor="_Toc239971032" w:history="1">
+          <w:hyperlink w:anchor="_Toc240018979" w:history="1">
             <w:r>
               <w:rPr>
                 <w:rStyle w:val="a4"/>
@@ -2234,7 +2201,7 @@
             </w:r>
             <w:r>
               <w:rPr>
-                <w:rFonts w:eastAsiaTheme="minorEastAsia"/>
+                <w:rFonts w:asciiTheme="minorHAnsi" w:eastAsiaTheme="minorEastAsia" w:hAnsiTheme="minorHAnsi" w:cstheme="minorBidi"/>
                 <w:noProof/>
                 <w:sz w:val="28"/>
                 <w:szCs w:val="28"/>
@@ -2275,7 +2242,7 @@
                 <w:sz w:val="28"/>
                 <w:szCs w:val="28"/>
               </w:rPr>
-              <w:instrText xml:space="preserve"> PAGEREF _Toc239971032 \h </w:instrText>
+              <w:instrText xml:space="preserve"> PAGEREF _Toc240018979 \h </w:instrText>
             </w:r>
             <w:r>
               <w:rPr>
@@ -2301,7 +2268,7 @@
                 <w:sz w:val="28"/>
                 <w:szCs w:val="28"/>
               </w:rPr>
-              <w:t>9</w:t>
+              <w:t>11</w:t>
             </w:r>
             <w:r>
               <w:rPr>
@@ -2320,14 +2287,15 @@
             <w:tabs>
               <w:tab w:val="left" w:pos="400"/>
             </w:tabs>
+            <w:spacing w:line="360" w:lineRule="auto"/>
             <w:rPr>
-              <w:rFonts w:eastAsiaTheme="minorEastAsia"/>
+              <w:rFonts w:asciiTheme="minorHAnsi" w:eastAsiaTheme="minorEastAsia" w:hAnsiTheme="minorHAnsi" w:cstheme="minorBidi"/>
               <w:noProof/>
               <w:sz w:val="28"/>
               <w:szCs w:val="28"/>
             </w:rPr>
           </w:pPr>
-          <w:hyperlink w:anchor="_Toc239971033" w:history="1">
+          <w:hyperlink w:anchor="_Toc240018980" w:history="1">
             <w:r>
               <w:rPr>
                 <w:rStyle w:val="a4"/>
@@ -2339,7 +2307,7 @@
             </w:r>
             <w:r>
               <w:rPr>
-                <w:rFonts w:eastAsiaTheme="minorEastAsia"/>
+                <w:rFonts w:asciiTheme="minorHAnsi" w:eastAsiaTheme="minorEastAsia" w:hAnsiTheme="minorHAnsi" w:cstheme="minorBidi"/>
                 <w:noProof/>
                 <w:sz w:val="28"/>
                 <w:szCs w:val="28"/>
@@ -2380,7 +2348,7 @@
                 <w:sz w:val="28"/>
                 <w:szCs w:val="28"/>
               </w:rPr>
-              <w:instrText xml:space="preserve"> PAGEREF _Toc239971033 \h </w:instrText>
+              <w:instrText xml:space="preserve"> PAGEREF _Toc240018980 \h </w:instrText>
             </w:r>
             <w:r>
               <w:rPr>
@@ -2406,7 +2374,7 @@
                 <w:sz w:val="28"/>
                 <w:szCs w:val="28"/>
               </w:rPr>
-              <w:t>10</w:t>
+              <w:t>12</w:t>
             </w:r>
             <w:r>
               <w:rPr>
@@ -2425,14 +2393,15 @@
             <w:tabs>
               <w:tab w:val="left" w:pos="400"/>
             </w:tabs>
+            <w:spacing w:line="360" w:lineRule="auto"/>
             <w:rPr>
-              <w:rFonts w:eastAsiaTheme="minorEastAsia"/>
+              <w:rFonts w:asciiTheme="minorHAnsi" w:eastAsiaTheme="minorEastAsia" w:hAnsiTheme="minorHAnsi" w:cstheme="minorBidi"/>
               <w:noProof/>
               <w:sz w:val="28"/>
               <w:szCs w:val="28"/>
             </w:rPr>
           </w:pPr>
-          <w:hyperlink w:anchor="_Toc239971034" w:history="1">
+          <w:hyperlink w:anchor="_Toc240018981" w:history="1">
             <w:r>
               <w:rPr>
                 <w:rStyle w:val="a4"/>
@@ -2444,7 +2413,7 @@
             </w:r>
             <w:r>
               <w:rPr>
-                <w:rFonts w:eastAsiaTheme="minorEastAsia"/>
+                <w:rFonts w:asciiTheme="minorHAnsi" w:eastAsiaTheme="minorEastAsia" w:hAnsiTheme="minorHAnsi" w:cstheme="minorBidi"/>
                 <w:noProof/>
                 <w:sz w:val="28"/>
                 <w:szCs w:val="28"/>
@@ -2485,7 +2454,7 @@
                 <w:sz w:val="28"/>
                 <w:szCs w:val="28"/>
               </w:rPr>
-              <w:instrText xml:space="preserve"> PAGEREF _Toc239971034 \h </w:instrText>
+              <w:instrText xml:space="preserve"> PAGEREF _Toc240018981 \h </w:instrText>
             </w:r>
             <w:r>
               <w:rPr>
@@ -2511,7 +2480,7 @@
                 <w:sz w:val="28"/>
                 <w:szCs w:val="28"/>
               </w:rPr>
-              <w:t>12</w:t>
+              <w:t>16</w:t>
             </w:r>
             <w:r>
               <w:rPr>
@@ -2525,6 +2494,13 @@
           </w:hyperlink>
         </w:p>
         <w:p>
+          <w:pPr>
+            <w:spacing w:line="360" w:lineRule="auto"/>
+            <w:rPr>
+              <w:sz w:val="28"/>
+              <w:szCs w:val="28"/>
+            </w:rPr>
+          </w:pPr>
           <w:r>
             <w:rPr>
               <w:b/>
@@ -2558,29 +2534,35 @@
     <w:p>
       <w:pPr>
         <w:pStyle w:val="1"/>
-        <w:jc w:val="center"/>
-        <w:rPr>
-          <w:rFonts w:ascii="Times New Roman" w:hAnsi="Times New Roman" w:cs="Times New Roman"/>
-          <w:color w:val="000000" w:themeColor="text1"/>
-          <w:szCs w:val="28"/>
-        </w:rPr>
-      </w:pPr>
-      <w:bookmarkStart w:id="1" w:name="_Toc239971023"/>
-      <w:r>
-        <w:rPr>
-          <w:rFonts w:ascii="Times New Roman" w:hAnsi="Times New Roman" w:cs="Times New Roman"/>
-          <w:color w:val="000000" w:themeColor="text1"/>
+        <w:spacing w:line="360" w:lineRule="auto"/>
+        <w:ind w:left="709" w:firstLine="0"/>
+        <w:jc w:val="both"/>
+        <w:rPr>
+          <w:rFonts w:ascii="Times New Roman" w:hAnsi="Times New Roman" w:cs="Times New Roman"/>
+          <w:color w:val="000000" w:themeColor="text1"/>
+          <w:sz w:val="28"/>
+          <w:szCs w:val="28"/>
+        </w:rPr>
+      </w:pPr>
+      <w:bookmarkStart w:id="0" w:name="_Toc240018970"/>
+      <w:r>
+        <w:rPr>
+          <w:rFonts w:ascii="Times New Roman" w:hAnsi="Times New Roman" w:cs="Times New Roman"/>
+          <w:color w:val="000000" w:themeColor="text1"/>
+          <w:sz w:val="28"/>
           <w:szCs w:val="28"/>
         </w:rPr>
         <w:lastRenderedPageBreak/>
         <w:t>ВВЕДЕНИЕ</w:t>
       </w:r>
-      <w:bookmarkEnd w:id="1"/>
+      <w:bookmarkEnd w:id="0"/>
     </w:p>
     <w:p>
       <w:pPr>
         <w:pStyle w:val="a5"/>
+        <w:spacing w:line="360" w:lineRule="auto"/>
         <w:ind w:firstLine="709"/>
+        <w:jc w:val="both"/>
         <w:rPr>
           <w:color w:val="000000" w:themeColor="text1"/>
           <w:sz w:val="28"/>
@@ -2635,7 +2617,9 @@
     <w:p>
       <w:pPr>
         <w:pStyle w:val="a5"/>
+        <w:spacing w:line="360" w:lineRule="auto"/>
         <w:ind w:firstLine="709"/>
+        <w:jc w:val="both"/>
         <w:rPr>
           <w:color w:val="000000" w:themeColor="text1"/>
           <w:sz w:val="28"/>
@@ -2682,7 +2666,9 @@
     <w:p>
       <w:pPr>
         <w:pStyle w:val="a5"/>
+        <w:spacing w:line="360" w:lineRule="auto"/>
         <w:ind w:firstLine="709"/>
+        <w:jc w:val="both"/>
         <w:rPr>
           <w:color w:val="000000" w:themeColor="text1"/>
           <w:sz w:val="28"/>
@@ -2737,7 +2723,9 @@
     <w:p>
       <w:pPr>
         <w:pStyle w:val="a5"/>
+        <w:spacing w:line="360" w:lineRule="auto"/>
         <w:ind w:firstLine="709"/>
+        <w:jc w:val="both"/>
         <w:rPr>
           <w:color w:val="000000" w:themeColor="text1"/>
           <w:sz w:val="28"/>
@@ -2755,195 +2743,107 @@
     </w:p>
     <w:p>
       <w:pPr>
-        <w:rPr>
-          <w:color w:val="000000" w:themeColor="text1"/>
-          <w:sz w:val="28"/>
-          <w:szCs w:val="28"/>
-        </w:rPr>
-      </w:pPr>
-    </w:p>
-    <w:p>
-      <w:pPr>
-        <w:rPr>
-          <w:color w:val="000000" w:themeColor="text1"/>
-          <w:sz w:val="28"/>
-          <w:szCs w:val="28"/>
-        </w:rPr>
-      </w:pPr>
-    </w:p>
-    <w:p>
-      <w:pPr>
-        <w:rPr>
-          <w:color w:val="000000" w:themeColor="text1"/>
-          <w:sz w:val="28"/>
-          <w:szCs w:val="28"/>
-        </w:rPr>
-      </w:pPr>
-    </w:p>
-    <w:p>
-      <w:pPr>
-        <w:rPr>
-          <w:color w:val="000000" w:themeColor="text1"/>
-          <w:sz w:val="28"/>
-          <w:szCs w:val="28"/>
-        </w:rPr>
-      </w:pPr>
-    </w:p>
-    <w:p>
-      <w:pPr>
-        <w:rPr>
-          <w:color w:val="000000" w:themeColor="text1"/>
-          <w:sz w:val="28"/>
-          <w:szCs w:val="28"/>
-        </w:rPr>
-      </w:pPr>
-    </w:p>
-    <w:p>
-      <w:pPr>
-        <w:rPr>
-          <w:color w:val="000000" w:themeColor="text1"/>
-          <w:sz w:val="28"/>
-          <w:szCs w:val="28"/>
-        </w:rPr>
-      </w:pPr>
-    </w:p>
-    <w:p>
-      <w:pPr>
-        <w:rPr>
-          <w:color w:val="000000" w:themeColor="text1"/>
-          <w:sz w:val="28"/>
-          <w:szCs w:val="28"/>
-        </w:rPr>
-      </w:pPr>
-    </w:p>
-    <w:p>
-      <w:pPr>
-        <w:rPr>
-          <w:color w:val="000000" w:themeColor="text1"/>
-          <w:sz w:val="28"/>
-          <w:szCs w:val="28"/>
-        </w:rPr>
-      </w:pPr>
-    </w:p>
-    <w:p>
-      <w:pPr>
-        <w:rPr>
-          <w:color w:val="000000" w:themeColor="text1"/>
-          <w:sz w:val="28"/>
-          <w:szCs w:val="28"/>
-        </w:rPr>
-      </w:pPr>
-    </w:p>
-    <w:p>
-      <w:pPr>
-        <w:rPr>
-          <w:color w:val="000000" w:themeColor="text1"/>
-          <w:sz w:val="28"/>
-          <w:szCs w:val="28"/>
-        </w:rPr>
-      </w:pPr>
-    </w:p>
-    <w:p>
-      <w:pPr>
-        <w:rPr>
-          <w:color w:val="000000" w:themeColor="text1"/>
-          <w:sz w:val="28"/>
-          <w:szCs w:val="28"/>
-        </w:rPr>
-      </w:pPr>
-    </w:p>
-    <w:p>
-      <w:pPr>
-        <w:rPr>
-          <w:color w:val="000000" w:themeColor="text1"/>
-          <w:sz w:val="28"/>
-          <w:szCs w:val="28"/>
-        </w:rPr>
-      </w:pPr>
-    </w:p>
-    <w:p>
-      <w:pPr>
-        <w:rPr>
-          <w:color w:val="000000" w:themeColor="text1"/>
-          <w:sz w:val="28"/>
-          <w:szCs w:val="28"/>
-        </w:rPr>
-      </w:pPr>
-    </w:p>
-    <w:p>
-      <w:pPr>
-        <w:rPr>
-          <w:color w:val="000000" w:themeColor="text1"/>
-          <w:sz w:val="28"/>
-          <w:szCs w:val="28"/>
-        </w:rPr>
-      </w:pPr>
-    </w:p>
-    <w:p>
-      <w:pPr>
-        <w:rPr>
-          <w:color w:val="000000" w:themeColor="text1"/>
-          <w:sz w:val="28"/>
-          <w:szCs w:val="28"/>
-        </w:rPr>
-      </w:pPr>
-    </w:p>
-    <w:p>
-      <w:pPr>
-        <w:rPr>
-          <w:color w:val="000000" w:themeColor="text1"/>
-          <w:sz w:val="28"/>
-          <w:szCs w:val="28"/>
-        </w:rPr>
-      </w:pPr>
-    </w:p>
-    <w:p>
-      <w:pPr>
-        <w:rPr>
-          <w:color w:val="000000" w:themeColor="text1"/>
-          <w:sz w:val="28"/>
-          <w:szCs w:val="28"/>
-        </w:rPr>
-      </w:pPr>
-    </w:p>
-    <w:p>
-      <w:pPr>
-        <w:rPr>
-          <w:color w:val="000000" w:themeColor="text1"/>
-          <w:sz w:val="28"/>
-          <w:szCs w:val="28"/>
-        </w:rPr>
-      </w:pPr>
-    </w:p>
-    <w:p>
-      <w:pPr>
-        <w:rPr>
-          <w:color w:val="000000" w:themeColor="text1"/>
-          <w:sz w:val="28"/>
-          <w:szCs w:val="28"/>
-        </w:rPr>
-      </w:pPr>
-    </w:p>
-    <w:p>
-      <w:pPr>
-        <w:rPr>
-          <w:color w:val="000000" w:themeColor="text1"/>
-          <w:sz w:val="28"/>
-          <w:szCs w:val="28"/>
-        </w:rPr>
-      </w:pPr>
-    </w:p>
-    <w:p>
-      <w:pPr>
-        <w:rPr>
-          <w:color w:val="000000" w:themeColor="text1"/>
-          <w:sz w:val="28"/>
-          <w:szCs w:val="28"/>
-        </w:rPr>
-      </w:pPr>
-    </w:p>
-    <w:p>
-      <w:pPr>
+        <w:spacing w:line="360" w:lineRule="auto"/>
+        <w:jc w:val="both"/>
+        <w:rPr>
+          <w:color w:val="000000" w:themeColor="text1"/>
+          <w:sz w:val="28"/>
+          <w:szCs w:val="28"/>
+        </w:rPr>
+      </w:pPr>
+    </w:p>
+    <w:p>
+      <w:pPr>
+        <w:spacing w:line="360" w:lineRule="auto"/>
+        <w:jc w:val="both"/>
+        <w:rPr>
+          <w:color w:val="000000" w:themeColor="text1"/>
+          <w:sz w:val="28"/>
+          <w:szCs w:val="28"/>
+        </w:rPr>
+      </w:pPr>
+    </w:p>
+    <w:p>
+      <w:pPr>
+        <w:spacing w:line="360" w:lineRule="auto"/>
+        <w:jc w:val="both"/>
+        <w:rPr>
+          <w:color w:val="000000" w:themeColor="text1"/>
+          <w:sz w:val="28"/>
+          <w:szCs w:val="28"/>
+        </w:rPr>
+      </w:pPr>
+    </w:p>
+    <w:p>
+      <w:pPr>
+        <w:spacing w:line="360" w:lineRule="auto"/>
+        <w:jc w:val="both"/>
+        <w:rPr>
+          <w:color w:val="000000" w:themeColor="text1"/>
+          <w:sz w:val="28"/>
+          <w:szCs w:val="28"/>
+        </w:rPr>
+      </w:pPr>
+    </w:p>
+    <w:p>
+      <w:pPr>
+        <w:spacing w:line="360" w:lineRule="auto"/>
+        <w:jc w:val="both"/>
+        <w:rPr>
+          <w:color w:val="000000" w:themeColor="text1"/>
+          <w:sz w:val="28"/>
+          <w:szCs w:val="28"/>
+        </w:rPr>
+      </w:pPr>
+    </w:p>
+    <w:p>
+      <w:pPr>
+        <w:spacing w:line="360" w:lineRule="auto"/>
+        <w:jc w:val="both"/>
+        <w:rPr>
+          <w:color w:val="000000" w:themeColor="text1"/>
+          <w:sz w:val="28"/>
+          <w:szCs w:val="28"/>
+        </w:rPr>
+      </w:pPr>
+    </w:p>
+    <w:p>
+      <w:pPr>
+        <w:spacing w:line="360" w:lineRule="auto"/>
+        <w:jc w:val="both"/>
+        <w:rPr>
+          <w:color w:val="000000" w:themeColor="text1"/>
+          <w:sz w:val="28"/>
+          <w:szCs w:val="28"/>
+        </w:rPr>
+      </w:pPr>
+    </w:p>
+    <w:p>
+      <w:pPr>
+        <w:spacing w:line="360" w:lineRule="auto"/>
+        <w:jc w:val="both"/>
+        <w:rPr>
+          <w:color w:val="000000" w:themeColor="text1"/>
+          <w:sz w:val="28"/>
+          <w:szCs w:val="28"/>
+        </w:rPr>
+      </w:pPr>
+    </w:p>
+    <w:p>
+      <w:pPr>
+        <w:spacing w:line="360" w:lineRule="auto"/>
+        <w:jc w:val="both"/>
+        <w:rPr>
+          <w:color w:val="000000" w:themeColor="text1"/>
+          <w:sz w:val="28"/>
+          <w:szCs w:val="28"/>
+        </w:rPr>
+      </w:pPr>
+    </w:p>
+    <w:p>
+      <w:pPr>
+        <w:spacing w:line="360" w:lineRule="auto"/>
+        <w:jc w:val="both"/>
         <w:rPr>
           <w:color w:val="000000" w:themeColor="text1"/>
           <w:sz w:val="28"/>
@@ -2954,29 +2854,35 @@
     <w:p>
       <w:pPr>
         <w:pStyle w:val="1"/>
-        <w:jc w:val="center"/>
-        <w:rPr>
-          <w:rFonts w:ascii="Times New Roman" w:hAnsi="Times New Roman" w:cs="Times New Roman"/>
-          <w:color w:val="000000" w:themeColor="text1"/>
-          <w:szCs w:val="28"/>
-        </w:rPr>
-      </w:pPr>
-      <w:bookmarkStart w:id="2" w:name="_Toc239971024"/>
-      <w:r>
-        <w:rPr>
-          <w:rFonts w:ascii="Times New Roman" w:hAnsi="Times New Roman" w:cs="Times New Roman"/>
-          <w:color w:val="000000" w:themeColor="text1"/>
+        <w:spacing w:line="360" w:lineRule="auto"/>
+        <w:ind w:left="709" w:firstLine="0"/>
+        <w:jc w:val="both"/>
+        <w:rPr>
+          <w:rFonts w:ascii="Times New Roman" w:hAnsi="Times New Roman" w:cs="Times New Roman"/>
+          <w:color w:val="000000" w:themeColor="text1"/>
+          <w:sz w:val="28"/>
+          <w:szCs w:val="28"/>
+        </w:rPr>
+      </w:pPr>
+      <w:bookmarkStart w:id="1" w:name="_Toc240018971"/>
+      <w:r>
+        <w:rPr>
+          <w:rFonts w:ascii="Times New Roman" w:hAnsi="Times New Roman" w:cs="Times New Roman"/>
+          <w:color w:val="000000" w:themeColor="text1"/>
+          <w:sz w:val="28"/>
           <w:szCs w:val="28"/>
         </w:rPr>
         <w:lastRenderedPageBreak/>
         <w:t>ПОСТАНОВКА ЗАДАЧИ</w:t>
       </w:r>
-      <w:bookmarkEnd w:id="2"/>
+      <w:bookmarkEnd w:id="1"/>
     </w:p>
     <w:p>
       <w:pPr>
         <w:pStyle w:val="isselectedend"/>
+        <w:spacing w:line="360" w:lineRule="auto"/>
         <w:ind w:firstLine="709"/>
+        <w:jc w:val="both"/>
         <w:rPr>
           <w:color w:val="000000" w:themeColor="text1"/>
           <w:sz w:val="28"/>
@@ -3031,7 +2937,9 @@
     <w:p>
       <w:pPr>
         <w:pStyle w:val="isselectedend"/>
+        <w:spacing w:line="360" w:lineRule="auto"/>
         <w:ind w:firstLine="709"/>
+        <w:jc w:val="both"/>
         <w:rPr>
           <w:color w:val="000000" w:themeColor="text1"/>
           <w:sz w:val="28"/>
@@ -3050,7 +2958,9 @@
     <w:p>
       <w:pPr>
         <w:pStyle w:val="isselectedend"/>
+        <w:spacing w:line="360" w:lineRule="auto"/>
         <w:ind w:firstLine="709"/>
+        <w:jc w:val="both"/>
         <w:rPr>
           <w:color w:val="000000" w:themeColor="text1"/>
           <w:sz w:val="28"/>
@@ -3121,7 +3031,9 @@
     <w:p>
       <w:pPr>
         <w:pStyle w:val="isselectedend"/>
+        <w:spacing w:line="360" w:lineRule="auto"/>
         <w:ind w:firstLine="709"/>
+        <w:jc w:val="both"/>
         <w:rPr>
           <w:color w:val="000000" w:themeColor="text1"/>
           <w:sz w:val="28"/>
@@ -3140,7 +3052,9 @@
     <w:p>
       <w:pPr>
         <w:pStyle w:val="isselectedend"/>
+        <w:spacing w:line="360" w:lineRule="auto"/>
         <w:ind w:firstLine="709"/>
+        <w:jc w:val="both"/>
         <w:rPr>
           <w:color w:val="000000" w:themeColor="text1"/>
           <w:sz w:val="28"/>
@@ -3159,26 +3073,31 @@
     <w:p>
       <w:pPr>
         <w:pStyle w:val="isselectedend"/>
+        <w:spacing w:line="360" w:lineRule="auto"/>
         <w:ind w:firstLine="709"/>
-        <w:rPr>
-          <w:color w:val="000000" w:themeColor="text1"/>
-          <w:sz w:val="28"/>
-          <w:szCs w:val="28"/>
-        </w:rPr>
-      </w:pPr>
-      <w:r>
-        <w:rPr>
-          <w:color w:val="000000" w:themeColor="text1"/>
-          <w:sz w:val="28"/>
-          <w:szCs w:val="28"/>
-        </w:rPr>
+        <w:jc w:val="both"/>
+        <w:rPr>
+          <w:color w:val="000000" w:themeColor="text1"/>
+          <w:sz w:val="28"/>
+          <w:szCs w:val="28"/>
+        </w:rPr>
+      </w:pPr>
+      <w:r>
+        <w:rPr>
+          <w:color w:val="000000" w:themeColor="text1"/>
+          <w:sz w:val="28"/>
+          <w:szCs w:val="28"/>
+        </w:rPr>
+        <w:lastRenderedPageBreak/>
         <w:t xml:space="preserve">Программа должна предусматривать экран паузы, который открывается во время игрового процесса. На экране паузы пользователь может продолжить игру или завершить работу программы. </w:t>
       </w:r>
     </w:p>
     <w:p>
       <w:pPr>
         <w:pStyle w:val="isselectedend"/>
+        <w:spacing w:line="360" w:lineRule="auto"/>
         <w:ind w:firstLine="709"/>
+        <w:jc w:val="both"/>
         <w:rPr>
           <w:color w:val="000000" w:themeColor="text1"/>
           <w:sz w:val="28"/>
@@ -3197,7 +3116,9 @@
     <w:p>
       <w:pPr>
         <w:pStyle w:val="a5"/>
+        <w:spacing w:line="360" w:lineRule="auto"/>
         <w:ind w:firstLine="709"/>
+        <w:jc w:val="both"/>
         <w:rPr>
           <w:color w:val="000000" w:themeColor="text1"/>
           <w:sz w:val="28"/>
@@ -3251,43 +3172,246 @@
     </w:p>
     <w:p>
       <w:pPr>
+        <w:spacing w:after="160" w:line="360" w:lineRule="auto"/>
+        <w:jc w:val="both"/>
+        <w:rPr>
+          <w:color w:val="000000" w:themeColor="text1"/>
+          <w:sz w:val="28"/>
+          <w:szCs w:val="28"/>
+        </w:rPr>
+      </w:pPr>
+      <w:r>
+        <w:rPr>
+          <w:color w:val="000000" w:themeColor="text1"/>
+          <w:sz w:val="28"/>
+          <w:szCs w:val="28"/>
+        </w:rPr>
+        <w:br w:type="page"/>
+      </w:r>
+    </w:p>
+    <w:p>
+      <w:pPr>
         <w:pStyle w:val="1"/>
-        <w:jc w:val="center"/>
-        <w:rPr>
-          <w:rFonts w:ascii="Times New Roman" w:hAnsi="Times New Roman" w:cs="Times New Roman"/>
-          <w:color w:val="000000" w:themeColor="text1"/>
-          <w:szCs w:val="28"/>
-        </w:rPr>
-      </w:pPr>
-      <w:bookmarkStart w:id="3" w:name="_Toc239971025"/>
-      <w:r>
-        <w:rPr>
-          <w:rFonts w:ascii="Times New Roman" w:hAnsi="Times New Roman" w:cs="Times New Roman"/>
-          <w:color w:val="000000" w:themeColor="text1"/>
+        <w:spacing w:line="360" w:lineRule="auto"/>
+        <w:ind w:left="709" w:firstLine="0"/>
+        <w:jc w:val="both"/>
+        <w:rPr>
+          <w:rFonts w:ascii="Times New Roman" w:hAnsi="Times New Roman" w:cs="Times New Roman"/>
+          <w:color w:val="000000" w:themeColor="text1"/>
+          <w:sz w:val="28"/>
+          <w:szCs w:val="28"/>
+        </w:rPr>
+      </w:pPr>
+      <w:bookmarkStart w:id="2" w:name="_Toc240018972"/>
+      <w:r>
+        <w:rPr>
+          <w:rFonts w:ascii="Times New Roman" w:hAnsi="Times New Roman" w:cs="Times New Roman"/>
+          <w:color w:val="000000" w:themeColor="text1"/>
+          <w:sz w:val="28"/>
           <w:szCs w:val="28"/>
         </w:rPr>
         <w:lastRenderedPageBreak/>
         <w:t>АРХИТЕКТУРА ПРОГРАММЫ</w:t>
       </w:r>
+      <w:bookmarkEnd w:id="2"/>
+    </w:p>
+    <w:p>
+      <w:pPr>
+        <w:pStyle w:val="isselectedend"/>
+        <w:spacing w:line="360" w:lineRule="auto"/>
+        <w:ind w:firstLine="709"/>
+        <w:jc w:val="both"/>
+        <w:rPr>
+          <w:color w:val="000000" w:themeColor="text1"/>
+          <w:sz w:val="28"/>
+          <w:szCs w:val="28"/>
+        </w:rPr>
+      </w:pPr>
+      <w:r>
+        <w:rPr>
+          <w:color w:val="000000" w:themeColor="text1"/>
+          <w:sz w:val="28"/>
+          <w:szCs w:val="28"/>
+        </w:rPr>
+        <w:t xml:space="preserve">Программа разработана с использованием объектно-ориентированного подхода. Игровая логика разделена между несколькими классами, каждый из которых отвечает за определённую часть программы. Основными классами являются </w:t>
+      </w:r>
+      <w:proofErr w:type="spellStart"/>
+      <w:r>
+        <w:rPr>
+          <w:rStyle w:val="HTML"/>
+          <w:rFonts w:ascii="Times New Roman" w:hAnsi="Times New Roman" w:cs="Times New Roman"/>
+          <w:color w:val="000000" w:themeColor="text1"/>
+          <w:sz w:val="28"/>
+          <w:szCs w:val="28"/>
+        </w:rPr>
+        <w:t>Game</w:t>
+      </w:r>
+      <w:proofErr w:type="spellEnd"/>
+      <w:r>
+        <w:rPr>
+          <w:color w:val="000000" w:themeColor="text1"/>
+          <w:sz w:val="28"/>
+          <w:szCs w:val="28"/>
+        </w:rPr>
+        <w:t xml:space="preserve">, </w:t>
+      </w:r>
+      <w:proofErr w:type="spellStart"/>
+      <w:r>
+        <w:rPr>
+          <w:rStyle w:val="HTML"/>
+          <w:rFonts w:ascii="Times New Roman" w:hAnsi="Times New Roman" w:cs="Times New Roman"/>
+          <w:color w:val="000000" w:themeColor="text1"/>
+          <w:sz w:val="28"/>
+          <w:szCs w:val="28"/>
+        </w:rPr>
+        <w:t>Player</w:t>
+      </w:r>
+      <w:proofErr w:type="spellEnd"/>
+      <w:r>
+        <w:rPr>
+          <w:color w:val="000000" w:themeColor="text1"/>
+          <w:sz w:val="28"/>
+          <w:szCs w:val="28"/>
+        </w:rPr>
+        <w:t xml:space="preserve">, </w:t>
+      </w:r>
+      <w:proofErr w:type="spellStart"/>
+      <w:r>
+        <w:rPr>
+          <w:rStyle w:val="HTML"/>
+          <w:rFonts w:ascii="Times New Roman" w:hAnsi="Times New Roman" w:cs="Times New Roman"/>
+          <w:color w:val="000000" w:themeColor="text1"/>
+          <w:sz w:val="28"/>
+          <w:szCs w:val="28"/>
+        </w:rPr>
+        <w:t>Enemy</w:t>
+      </w:r>
+      <w:proofErr w:type="spellEnd"/>
+      <w:r>
+        <w:rPr>
+          <w:color w:val="000000" w:themeColor="text1"/>
+          <w:sz w:val="28"/>
+          <w:szCs w:val="28"/>
+        </w:rPr>
+        <w:t xml:space="preserve">, </w:t>
+      </w:r>
+      <w:proofErr w:type="spellStart"/>
+      <w:r>
+        <w:rPr>
+          <w:rStyle w:val="HTML"/>
+          <w:rFonts w:ascii="Times New Roman" w:hAnsi="Times New Roman" w:cs="Times New Roman"/>
+          <w:color w:val="000000" w:themeColor="text1"/>
+          <w:sz w:val="28"/>
+          <w:szCs w:val="28"/>
+        </w:rPr>
+        <w:t>Bullet</w:t>
+      </w:r>
+      <w:proofErr w:type="spellEnd"/>
+      <w:r>
+        <w:rPr>
+          <w:color w:val="000000" w:themeColor="text1"/>
+          <w:sz w:val="28"/>
+          <w:szCs w:val="28"/>
+        </w:rPr>
+        <w:t xml:space="preserve"> и </w:t>
+      </w:r>
+      <w:proofErr w:type="spellStart"/>
+      <w:r>
+        <w:rPr>
+          <w:rStyle w:val="HTML"/>
+          <w:rFonts w:ascii="Times New Roman" w:hAnsi="Times New Roman" w:cs="Times New Roman"/>
+          <w:color w:val="000000" w:themeColor="text1"/>
+          <w:sz w:val="28"/>
+          <w:szCs w:val="28"/>
+        </w:rPr>
+        <w:t>Menu</w:t>
+      </w:r>
+      <w:proofErr w:type="spellEnd"/>
+      <w:r>
+        <w:rPr>
+          <w:color w:val="000000" w:themeColor="text1"/>
+          <w:sz w:val="28"/>
+          <w:szCs w:val="28"/>
+        </w:rPr>
+        <w:t xml:space="preserve">. Управление взаимодействием основных игровых объектов осуществляется классом </w:t>
+      </w:r>
+      <w:proofErr w:type="spellStart"/>
+      <w:r>
+        <w:rPr>
+          <w:rStyle w:val="HTML"/>
+          <w:rFonts w:ascii="Times New Roman" w:hAnsi="Times New Roman" w:cs="Times New Roman"/>
+          <w:color w:val="000000" w:themeColor="text1"/>
+          <w:sz w:val="28"/>
+          <w:szCs w:val="28"/>
+        </w:rPr>
+        <w:t>Game</w:t>
+      </w:r>
+      <w:proofErr w:type="spellEnd"/>
+      <w:r>
+        <w:rPr>
+          <w:color w:val="000000" w:themeColor="text1"/>
+          <w:sz w:val="28"/>
+          <w:szCs w:val="28"/>
+        </w:rPr>
+        <w:t>.</w:t>
+      </w:r>
+    </w:p>
+    <w:p>
+      <w:pPr>
+        <w:pStyle w:val="2"/>
+        <w:spacing w:line="360" w:lineRule="auto"/>
+        <w:ind w:left="709" w:firstLine="0"/>
+        <w:jc w:val="both"/>
+        <w:rPr>
+          <w:rFonts w:ascii="Times New Roman" w:hAnsi="Times New Roman" w:cs="Times New Roman"/>
+          <w:color w:val="000000" w:themeColor="text1"/>
+          <w:sz w:val="28"/>
+          <w:szCs w:val="28"/>
+        </w:rPr>
+      </w:pPr>
+      <w:bookmarkStart w:id="3" w:name="_Toc240018973"/>
+      <w:r>
+        <w:rPr>
+          <w:rFonts w:ascii="Times New Roman" w:hAnsi="Times New Roman" w:cs="Times New Roman"/>
+          <w:color w:val="000000" w:themeColor="text1"/>
+          <w:sz w:val="28"/>
+          <w:szCs w:val="28"/>
+        </w:rPr>
+        <w:t xml:space="preserve">Класс </w:t>
+      </w:r>
+      <w:proofErr w:type="spellStart"/>
+      <w:r>
+        <w:rPr>
+          <w:rStyle w:val="HTML"/>
+          <w:rFonts w:ascii="Times New Roman" w:eastAsiaTheme="majorEastAsia" w:hAnsi="Times New Roman" w:cs="Times New Roman"/>
+          <w:color w:val="000000" w:themeColor="text1"/>
+          <w:sz w:val="28"/>
+          <w:szCs w:val="28"/>
+        </w:rPr>
+        <w:t>Game</w:t>
+      </w:r>
       <w:bookmarkEnd w:id="3"/>
+      <w:proofErr w:type="spellEnd"/>
     </w:p>
     <w:p>
       <w:pPr>
         <w:pStyle w:val="isselectedend"/>
+        <w:spacing w:line="360" w:lineRule="auto"/>
         <w:ind w:firstLine="709"/>
-        <w:rPr>
-          <w:color w:val="000000" w:themeColor="text1"/>
-          <w:sz w:val="28"/>
-          <w:szCs w:val="28"/>
-        </w:rPr>
-      </w:pPr>
-      <w:r>
-        <w:rPr>
-          <w:color w:val="000000" w:themeColor="text1"/>
-          <w:sz w:val="28"/>
-          <w:szCs w:val="28"/>
-        </w:rPr>
-        <w:t xml:space="preserve">Программа разработана с использованием объектно-ориентированного подхода. Игровая логика разделена между несколькими классами, каждый из которых отвечает за определённую часть программы. Основными классами являются </w:t>
+        <w:jc w:val="both"/>
+        <w:rPr>
+          <w:color w:val="000000" w:themeColor="text1"/>
+          <w:sz w:val="28"/>
+          <w:szCs w:val="28"/>
+        </w:rPr>
+      </w:pPr>
+      <w:r>
+        <w:rPr>
+          <w:color w:val="000000" w:themeColor="text1"/>
+          <w:sz w:val="28"/>
+          <w:szCs w:val="28"/>
+        </w:rPr>
+        <w:t xml:space="preserve">Класс </w:t>
       </w:r>
       <w:proofErr w:type="spellStart"/>
       <w:r>
@@ -3307,6 +3431,364 @@
           <w:sz w:val="28"/>
           <w:szCs w:val="28"/>
         </w:rPr>
+        <w:t xml:space="preserve"> является основным классом программы и отвечает за управление игровым процессом. Он содержит объект класса </w:t>
+      </w:r>
+      <w:proofErr w:type="spellStart"/>
+      <w:r>
+        <w:rPr>
+          <w:rStyle w:val="HTML"/>
+          <w:rFonts w:ascii="Times New Roman" w:hAnsi="Times New Roman" w:cs="Times New Roman"/>
+          <w:color w:val="000000" w:themeColor="text1"/>
+          <w:sz w:val="28"/>
+          <w:szCs w:val="28"/>
+        </w:rPr>
+        <w:t>Player</w:t>
+      </w:r>
+      <w:proofErr w:type="spellEnd"/>
+      <w:r>
+        <w:rPr>
+          <w:color w:val="000000" w:themeColor="text1"/>
+          <w:sz w:val="28"/>
+          <w:szCs w:val="28"/>
+        </w:rPr>
+        <w:t xml:space="preserve">, вектор объектов класса </w:t>
+      </w:r>
+      <w:proofErr w:type="spellStart"/>
+      <w:r>
+        <w:rPr>
+          <w:rStyle w:val="HTML"/>
+          <w:rFonts w:ascii="Times New Roman" w:hAnsi="Times New Roman" w:cs="Times New Roman"/>
+          <w:color w:val="000000" w:themeColor="text1"/>
+          <w:sz w:val="28"/>
+          <w:szCs w:val="28"/>
+        </w:rPr>
+        <w:t>Enemy</w:t>
+      </w:r>
+      <w:proofErr w:type="spellEnd"/>
+      <w:r>
+        <w:rPr>
+          <w:color w:val="000000" w:themeColor="text1"/>
+          <w:sz w:val="28"/>
+          <w:szCs w:val="28"/>
+        </w:rPr>
+        <w:t xml:space="preserve"> и вектор объектов класса </w:t>
+      </w:r>
+      <w:proofErr w:type="spellStart"/>
+      <w:r>
+        <w:rPr>
+          <w:rStyle w:val="HTML"/>
+          <w:rFonts w:ascii="Times New Roman" w:hAnsi="Times New Roman" w:cs="Times New Roman"/>
+          <w:color w:val="000000" w:themeColor="text1"/>
+          <w:sz w:val="28"/>
+          <w:szCs w:val="28"/>
+        </w:rPr>
+        <w:t>Bullet</w:t>
+      </w:r>
+      <w:proofErr w:type="spellEnd"/>
+      <w:r>
+        <w:rPr>
+          <w:color w:val="000000" w:themeColor="text1"/>
+          <w:sz w:val="28"/>
+          <w:szCs w:val="28"/>
+        </w:rPr>
+        <w:t>.</w:t>
+      </w:r>
+    </w:p>
+    <w:p>
+      <w:pPr>
+        <w:pStyle w:val="isselectedend"/>
+        <w:spacing w:line="360" w:lineRule="auto"/>
+        <w:ind w:firstLine="709"/>
+        <w:jc w:val="both"/>
+        <w:rPr>
+          <w:color w:val="000000" w:themeColor="text1"/>
+          <w:sz w:val="28"/>
+          <w:szCs w:val="28"/>
+        </w:rPr>
+      </w:pPr>
+      <w:r>
+        <w:rPr>
+          <w:color w:val="000000" w:themeColor="text1"/>
+          <w:sz w:val="28"/>
+          <w:szCs w:val="28"/>
+        </w:rPr>
+        <w:t xml:space="preserve">Объект </w:t>
+      </w:r>
+      <w:proofErr w:type="spellStart"/>
+      <w:r>
+        <w:rPr>
+          <w:rStyle w:val="HTML"/>
+          <w:rFonts w:ascii="Times New Roman" w:hAnsi="Times New Roman" w:cs="Times New Roman"/>
+          <w:color w:val="000000" w:themeColor="text1"/>
+          <w:sz w:val="28"/>
+          <w:szCs w:val="28"/>
+        </w:rPr>
+        <w:t>Player</w:t>
+      </w:r>
+      <w:proofErr w:type="spellEnd"/>
+      <w:r>
+        <w:rPr>
+          <w:color w:val="000000" w:themeColor="text1"/>
+          <w:sz w:val="28"/>
+          <w:szCs w:val="28"/>
+        </w:rPr>
+        <w:t xml:space="preserve"> представляет корабль пользователя, а вектор </w:t>
+      </w:r>
+      <w:proofErr w:type="spellStart"/>
+      <w:r>
+        <w:rPr>
+          <w:rStyle w:val="HTML"/>
+          <w:rFonts w:ascii="Times New Roman" w:hAnsi="Times New Roman" w:cs="Times New Roman"/>
+          <w:color w:val="000000" w:themeColor="text1"/>
+          <w:sz w:val="28"/>
+          <w:szCs w:val="28"/>
+        </w:rPr>
+        <w:t>m_enemies</w:t>
+      </w:r>
+      <w:proofErr w:type="spellEnd"/>
+      <w:r>
+        <w:rPr>
+          <w:color w:val="000000" w:themeColor="text1"/>
+          <w:sz w:val="28"/>
+          <w:szCs w:val="28"/>
+        </w:rPr>
+        <w:t xml:space="preserve"> хранит всех противников, находящихся на игровом поле. Вектор </w:t>
+      </w:r>
+      <w:proofErr w:type="spellStart"/>
+      <w:r>
+        <w:rPr>
+          <w:rStyle w:val="HTML"/>
+          <w:rFonts w:ascii="Times New Roman" w:hAnsi="Times New Roman" w:cs="Times New Roman"/>
+          <w:color w:val="000000" w:themeColor="text1"/>
+          <w:sz w:val="28"/>
+          <w:szCs w:val="28"/>
+        </w:rPr>
+        <w:t>m_bullets</w:t>
+      </w:r>
+      <w:proofErr w:type="spellEnd"/>
+      <w:r>
+        <w:rPr>
+          <w:color w:val="000000" w:themeColor="text1"/>
+          <w:sz w:val="28"/>
+          <w:szCs w:val="28"/>
+        </w:rPr>
+        <w:t xml:space="preserve"> содержит снаряды, созданные как игроком, так и противниками. Таким образом, все активные снаряды игры хранятся в одном общем контейнере.</w:t>
+      </w:r>
+    </w:p>
+    <w:p>
+      <w:pPr>
+        <w:pStyle w:val="isselectedend"/>
+        <w:spacing w:line="360" w:lineRule="auto"/>
+        <w:ind w:firstLine="709"/>
+        <w:jc w:val="both"/>
+        <w:rPr>
+          <w:color w:val="000000" w:themeColor="text1"/>
+          <w:sz w:val="28"/>
+          <w:szCs w:val="28"/>
+        </w:rPr>
+      </w:pPr>
+      <w:r>
+        <w:rPr>
+          <w:color w:val="000000" w:themeColor="text1"/>
+          <w:sz w:val="28"/>
+          <w:szCs w:val="28"/>
+        </w:rPr>
+        <w:t xml:space="preserve">Кроме игровых объектов, класс </w:t>
+      </w:r>
+      <w:proofErr w:type="spellStart"/>
+      <w:r>
+        <w:rPr>
+          <w:rStyle w:val="HTML"/>
+          <w:rFonts w:ascii="Times New Roman" w:hAnsi="Times New Roman" w:cs="Times New Roman"/>
+          <w:color w:val="000000" w:themeColor="text1"/>
+          <w:sz w:val="28"/>
+          <w:szCs w:val="28"/>
+        </w:rPr>
+        <w:t>Game</w:t>
+      </w:r>
+      <w:proofErr w:type="spellEnd"/>
+      <w:r>
+        <w:rPr>
+          <w:color w:val="000000" w:themeColor="text1"/>
+          <w:sz w:val="28"/>
+          <w:szCs w:val="28"/>
+        </w:rPr>
+        <w:t xml:space="preserve"> хранит графические ресурсы, необходимые для отображения игрока, противников, снарядов и фона. Также в классе находятся основные параметры состояния игры: количество жизней игрока, набранные очки, номер текущей волны противников и скорость их перемещения.</w:t>
+      </w:r>
+    </w:p>
+    <w:p>
+      <w:pPr>
+        <w:pStyle w:val="isselectedend"/>
+        <w:spacing w:line="360" w:lineRule="auto"/>
+        <w:ind w:firstLine="709"/>
+        <w:jc w:val="both"/>
+        <w:rPr>
+          <w:color w:val="000000" w:themeColor="text1"/>
+          <w:sz w:val="28"/>
+          <w:szCs w:val="28"/>
+        </w:rPr>
+      </w:pPr>
+      <w:r>
+        <w:rPr>
+          <w:color w:val="000000" w:themeColor="text1"/>
+          <w:sz w:val="28"/>
+          <w:szCs w:val="28"/>
+        </w:rPr>
+        <w:t xml:space="preserve">Метод </w:t>
+      </w:r>
+      <w:proofErr w:type="spellStart"/>
+      <w:proofErr w:type="gramStart"/>
+      <w:r>
+        <w:rPr>
+          <w:rStyle w:val="HTML"/>
+          <w:rFonts w:ascii="Times New Roman" w:hAnsi="Times New Roman" w:cs="Times New Roman"/>
+          <w:color w:val="000000" w:themeColor="text1"/>
+          <w:sz w:val="28"/>
+          <w:szCs w:val="28"/>
+        </w:rPr>
+        <w:t>update</w:t>
+      </w:r>
+      <w:proofErr w:type="spellEnd"/>
+      <w:r>
+        <w:rPr>
+          <w:rStyle w:val="HTML"/>
+          <w:rFonts w:ascii="Times New Roman" w:hAnsi="Times New Roman" w:cs="Times New Roman"/>
+          <w:color w:val="000000" w:themeColor="text1"/>
+          <w:sz w:val="28"/>
+          <w:szCs w:val="28"/>
+        </w:rPr>
+        <w:t>(</w:t>
+      </w:r>
+      <w:proofErr w:type="gramEnd"/>
+      <w:r>
+        <w:rPr>
+          <w:rStyle w:val="HTML"/>
+          <w:rFonts w:ascii="Times New Roman" w:hAnsi="Times New Roman" w:cs="Times New Roman"/>
+          <w:color w:val="000000" w:themeColor="text1"/>
+          <w:sz w:val="28"/>
+          <w:szCs w:val="28"/>
+        </w:rPr>
+        <w:t>)</w:t>
+      </w:r>
+      <w:r>
+        <w:rPr>
+          <w:color w:val="000000" w:themeColor="text1"/>
+          <w:sz w:val="28"/>
+          <w:szCs w:val="28"/>
+        </w:rPr>
+        <w:t xml:space="preserve"> используется для обновления состояния игры. В нём осуществляется обработка игровой логики, включая обновление положения объектов, стрельбу и взаимодействие между игровыми объектами. </w:t>
+      </w:r>
+      <w:r>
+        <w:rPr>
+          <w:color w:val="000000" w:themeColor="text1"/>
+          <w:sz w:val="28"/>
+          <w:szCs w:val="28"/>
+        </w:rPr>
+        <w:t xml:space="preserve">Метод </w:t>
+      </w:r>
+      <w:proofErr w:type="spellStart"/>
+      <w:proofErr w:type="gramStart"/>
+      <w:r>
+        <w:rPr>
+          <w:rStyle w:val="HTML"/>
+          <w:rFonts w:ascii="Times New Roman" w:hAnsi="Times New Roman" w:cs="Times New Roman"/>
+          <w:color w:val="000000" w:themeColor="text1"/>
+          <w:sz w:val="28"/>
+          <w:szCs w:val="28"/>
+        </w:rPr>
+        <w:t>draw</w:t>
+      </w:r>
+      <w:proofErr w:type="spellEnd"/>
+      <w:r>
+        <w:rPr>
+          <w:rStyle w:val="HTML"/>
+          <w:rFonts w:ascii="Times New Roman" w:hAnsi="Times New Roman" w:cs="Times New Roman"/>
+          <w:color w:val="000000" w:themeColor="text1"/>
+          <w:sz w:val="28"/>
+          <w:szCs w:val="28"/>
+        </w:rPr>
+        <w:t>(</w:t>
+      </w:r>
+      <w:proofErr w:type="gramEnd"/>
+      <w:r>
+        <w:rPr>
+          <w:rStyle w:val="HTML"/>
+          <w:rFonts w:ascii="Times New Roman" w:hAnsi="Times New Roman" w:cs="Times New Roman"/>
+          <w:color w:val="000000" w:themeColor="text1"/>
+          <w:sz w:val="28"/>
+          <w:szCs w:val="28"/>
+        </w:rPr>
+        <w:t>)</w:t>
+      </w:r>
+      <w:r>
+        <w:rPr>
+          <w:color w:val="000000" w:themeColor="text1"/>
+          <w:sz w:val="28"/>
+          <w:szCs w:val="28"/>
+        </w:rPr>
+        <w:t xml:space="preserve"> отвечает за отображение игрового процесса.</w:t>
+      </w:r>
+    </w:p>
+    <w:p>
+      <w:pPr>
+        <w:pStyle w:val="isselectedend"/>
+        <w:spacing w:line="360" w:lineRule="auto"/>
+        <w:ind w:firstLine="709"/>
+        <w:jc w:val="both"/>
+        <w:rPr>
+          <w:color w:val="000000" w:themeColor="text1"/>
+          <w:sz w:val="28"/>
+          <w:szCs w:val="28"/>
+        </w:rPr>
+      </w:pPr>
+      <w:r>
+        <w:rPr>
+          <w:color w:val="000000" w:themeColor="text1"/>
+          <w:sz w:val="28"/>
+          <w:szCs w:val="28"/>
+        </w:rPr>
+        <w:t xml:space="preserve">Класс также управляет состоянием волн противников. Для этого используются методы </w:t>
+      </w:r>
+      <w:proofErr w:type="spellStart"/>
+      <w:proofErr w:type="gramStart"/>
+      <w:r>
+        <w:rPr>
+          <w:rStyle w:val="HTML"/>
+          <w:rFonts w:ascii="Times New Roman" w:hAnsi="Times New Roman" w:cs="Times New Roman"/>
+          <w:color w:val="000000" w:themeColor="text1"/>
+          <w:sz w:val="28"/>
+          <w:szCs w:val="28"/>
+        </w:rPr>
+        <w:t>createWave</w:t>
+      </w:r>
+      <w:proofErr w:type="spellEnd"/>
+      <w:r>
+        <w:rPr>
+          <w:rStyle w:val="HTML"/>
+          <w:rFonts w:ascii="Times New Roman" w:hAnsi="Times New Roman" w:cs="Times New Roman"/>
+          <w:color w:val="000000" w:themeColor="text1"/>
+          <w:sz w:val="28"/>
+          <w:szCs w:val="28"/>
+        </w:rPr>
+        <w:t>(</w:t>
+      </w:r>
+      <w:proofErr w:type="gramEnd"/>
+      <w:r>
+        <w:rPr>
+          <w:rStyle w:val="HTML"/>
+          <w:rFonts w:ascii="Times New Roman" w:hAnsi="Times New Roman" w:cs="Times New Roman"/>
+          <w:color w:val="000000" w:themeColor="text1"/>
+          <w:sz w:val="28"/>
+          <w:szCs w:val="28"/>
+        </w:rPr>
+        <w:t>)</w:t>
+      </w:r>
+      <w:r>
+        <w:rPr>
+          <w:color w:val="000000" w:themeColor="text1"/>
+          <w:sz w:val="28"/>
+          <w:szCs w:val="28"/>
+        </w:rPr>
         <w:t xml:space="preserve">, </w:t>
       </w:r>
       <w:proofErr w:type="spellStart"/>
@@ -3318,113 +3800,486 @@
           <w:sz w:val="28"/>
           <w:szCs w:val="28"/>
         </w:rPr>
+        <w:t>isNewWave</w:t>
+      </w:r>
+      <w:proofErr w:type="spellEnd"/>
+      <w:r>
+        <w:rPr>
+          <w:rStyle w:val="HTML"/>
+          <w:rFonts w:ascii="Times New Roman" w:hAnsi="Times New Roman" w:cs="Times New Roman"/>
+          <w:color w:val="000000" w:themeColor="text1"/>
+          <w:sz w:val="28"/>
+          <w:szCs w:val="28"/>
+        </w:rPr>
+        <w:t>()</w:t>
+      </w:r>
+      <w:r>
+        <w:rPr>
+          <w:color w:val="000000" w:themeColor="text1"/>
+          <w:sz w:val="28"/>
+          <w:szCs w:val="28"/>
+        </w:rPr>
+        <w:t xml:space="preserve"> и </w:t>
+      </w:r>
+      <w:proofErr w:type="spellStart"/>
+      <w:r>
+        <w:rPr>
+          <w:rStyle w:val="HTML"/>
+          <w:rFonts w:ascii="Times New Roman" w:hAnsi="Times New Roman" w:cs="Times New Roman"/>
+          <w:color w:val="000000" w:themeColor="text1"/>
+          <w:sz w:val="28"/>
+          <w:szCs w:val="28"/>
+        </w:rPr>
+        <w:t>getWave</w:t>
+      </w:r>
+      <w:proofErr w:type="spellEnd"/>
+      <w:r>
+        <w:rPr>
+          <w:rStyle w:val="HTML"/>
+          <w:rFonts w:ascii="Times New Roman" w:hAnsi="Times New Roman" w:cs="Times New Roman"/>
+          <w:color w:val="000000" w:themeColor="text1"/>
+          <w:sz w:val="28"/>
+          <w:szCs w:val="28"/>
+        </w:rPr>
+        <w:t>()</w:t>
+      </w:r>
+      <w:r>
+        <w:rPr>
+          <w:color w:val="000000" w:themeColor="text1"/>
+          <w:sz w:val="28"/>
+          <w:szCs w:val="28"/>
+        </w:rPr>
+        <w:t xml:space="preserve">. Расположение </w:t>
+      </w:r>
+      <w:r>
+        <w:rPr>
+          <w:color w:val="000000" w:themeColor="text1"/>
+          <w:sz w:val="28"/>
+          <w:szCs w:val="28"/>
+        </w:rPr>
+        <w:lastRenderedPageBreak/>
+        <w:t xml:space="preserve">противников для каждой волны загружается методом </w:t>
+      </w:r>
+      <w:proofErr w:type="spellStart"/>
+      <w:proofErr w:type="gramStart"/>
+      <w:r>
+        <w:rPr>
+          <w:rStyle w:val="HTML"/>
+          <w:rFonts w:ascii="Times New Roman" w:hAnsi="Times New Roman" w:cs="Times New Roman"/>
+          <w:color w:val="000000" w:themeColor="text1"/>
+          <w:sz w:val="28"/>
+          <w:szCs w:val="28"/>
+        </w:rPr>
+        <w:t>loadFormation</w:t>
+      </w:r>
+      <w:proofErr w:type="spellEnd"/>
+      <w:r>
+        <w:rPr>
+          <w:rStyle w:val="HTML"/>
+          <w:rFonts w:ascii="Times New Roman" w:hAnsi="Times New Roman" w:cs="Times New Roman"/>
+          <w:color w:val="000000" w:themeColor="text1"/>
+          <w:sz w:val="28"/>
+          <w:szCs w:val="28"/>
+        </w:rPr>
+        <w:t>(</w:t>
+      </w:r>
+      <w:proofErr w:type="gramEnd"/>
+      <w:r>
+        <w:rPr>
+          <w:rStyle w:val="HTML"/>
+          <w:rFonts w:ascii="Times New Roman" w:hAnsi="Times New Roman" w:cs="Times New Roman"/>
+          <w:color w:val="000000" w:themeColor="text1"/>
+          <w:sz w:val="28"/>
+          <w:szCs w:val="28"/>
+        </w:rPr>
+        <w:t>)</w:t>
+      </w:r>
+      <w:r>
+        <w:rPr>
+          <w:color w:val="000000" w:themeColor="text1"/>
+          <w:sz w:val="28"/>
+          <w:szCs w:val="28"/>
+        </w:rPr>
+        <w:t xml:space="preserve"> из отдельного файла конфигурации.</w:t>
+      </w:r>
+    </w:p>
+    <w:p>
+      <w:pPr>
+        <w:pStyle w:val="2"/>
+        <w:spacing w:line="360" w:lineRule="auto"/>
+        <w:ind w:left="709" w:firstLine="0"/>
+        <w:jc w:val="both"/>
+        <w:rPr>
+          <w:rFonts w:ascii="Times New Roman" w:hAnsi="Times New Roman" w:cs="Times New Roman"/>
+          <w:color w:val="000000" w:themeColor="text1"/>
+          <w:sz w:val="28"/>
+          <w:szCs w:val="28"/>
+        </w:rPr>
+      </w:pPr>
+      <w:bookmarkStart w:id="4" w:name="_Toc240018974"/>
+      <w:r>
+        <w:rPr>
+          <w:rFonts w:ascii="Times New Roman" w:hAnsi="Times New Roman" w:cs="Times New Roman"/>
+          <w:color w:val="000000" w:themeColor="text1"/>
+          <w:sz w:val="28"/>
+          <w:szCs w:val="28"/>
+        </w:rPr>
+        <w:t xml:space="preserve">Класс </w:t>
+      </w:r>
+      <w:proofErr w:type="spellStart"/>
+      <w:r>
+        <w:rPr>
+          <w:rStyle w:val="HTML"/>
+          <w:rFonts w:ascii="Times New Roman" w:eastAsiaTheme="majorEastAsia" w:hAnsi="Times New Roman" w:cs="Times New Roman"/>
+          <w:color w:val="000000" w:themeColor="text1"/>
+          <w:sz w:val="28"/>
+          <w:szCs w:val="28"/>
+        </w:rPr>
         <w:t>Player</w:t>
       </w:r>
-      <w:proofErr w:type="spellEnd"/>
-      <w:r>
-        <w:rPr>
-          <w:color w:val="000000" w:themeColor="text1"/>
-          <w:sz w:val="28"/>
-          <w:szCs w:val="28"/>
-        </w:rPr>
-        <w:t xml:space="preserve">, </w:t>
-      </w:r>
-      <w:proofErr w:type="spellStart"/>
-      <w:r>
-        <w:rPr>
-          <w:rStyle w:val="HTML"/>
-          <w:rFonts w:ascii="Times New Roman" w:hAnsi="Times New Roman" w:cs="Times New Roman"/>
+      <w:bookmarkEnd w:id="4"/>
+      <w:proofErr w:type="spellEnd"/>
+    </w:p>
+    <w:p>
+      <w:pPr>
+        <w:pStyle w:val="isselectedend"/>
+        <w:spacing w:line="360" w:lineRule="auto"/>
+        <w:ind w:firstLine="709"/>
+        <w:jc w:val="both"/>
+        <w:rPr>
+          <w:color w:val="000000" w:themeColor="text1"/>
+          <w:sz w:val="28"/>
+          <w:szCs w:val="28"/>
+        </w:rPr>
+      </w:pPr>
+      <w:r>
+        <w:rPr>
+          <w:color w:val="000000" w:themeColor="text1"/>
+          <w:sz w:val="28"/>
+          <w:szCs w:val="28"/>
+        </w:rPr>
+        <w:t xml:space="preserve">Класс </w:t>
+      </w:r>
+      <w:proofErr w:type="spellStart"/>
+      <w:r>
+        <w:rPr>
+          <w:rStyle w:val="HTML"/>
+          <w:rFonts w:ascii="Times New Roman" w:hAnsi="Times New Roman" w:cs="Times New Roman"/>
+          <w:color w:val="000000" w:themeColor="text1"/>
+          <w:sz w:val="28"/>
+          <w:szCs w:val="28"/>
+        </w:rPr>
+        <w:t>Player</w:t>
+      </w:r>
+      <w:proofErr w:type="spellEnd"/>
+      <w:r>
+        <w:rPr>
+          <w:color w:val="000000" w:themeColor="text1"/>
+          <w:sz w:val="28"/>
+          <w:szCs w:val="28"/>
+        </w:rPr>
+        <w:t xml:space="preserve"> представляет космический корабль, которым управляет пользователь. Он хранит положение корабля, скорость его перемещения, графический спрайт и время до следующего возможного выстрела.</w:t>
+      </w:r>
+    </w:p>
+    <w:p>
+      <w:pPr>
+        <w:pStyle w:val="isselectedend"/>
+        <w:spacing w:line="360" w:lineRule="auto"/>
+        <w:ind w:firstLine="709"/>
+        <w:jc w:val="both"/>
+        <w:rPr>
+          <w:color w:val="000000" w:themeColor="text1"/>
+          <w:sz w:val="28"/>
+          <w:szCs w:val="28"/>
+        </w:rPr>
+      </w:pPr>
+      <w:r>
+        <w:rPr>
+          <w:color w:val="000000" w:themeColor="text1"/>
+          <w:sz w:val="28"/>
+          <w:szCs w:val="28"/>
+        </w:rPr>
+        <w:t xml:space="preserve">Основным методом перемещения является </w:t>
+      </w:r>
+      <w:proofErr w:type="spellStart"/>
+      <w:proofErr w:type="gramStart"/>
+      <w:r>
+        <w:rPr>
+          <w:rStyle w:val="HTML"/>
+          <w:rFonts w:ascii="Times New Roman" w:hAnsi="Times New Roman" w:cs="Times New Roman"/>
+          <w:color w:val="000000" w:themeColor="text1"/>
+          <w:sz w:val="28"/>
+          <w:szCs w:val="28"/>
+        </w:rPr>
+        <w:t>move</w:t>
+      </w:r>
+      <w:proofErr w:type="spellEnd"/>
+      <w:r>
+        <w:rPr>
+          <w:rStyle w:val="HTML"/>
+          <w:rFonts w:ascii="Times New Roman" w:hAnsi="Times New Roman" w:cs="Times New Roman"/>
+          <w:color w:val="000000" w:themeColor="text1"/>
+          <w:sz w:val="28"/>
+          <w:szCs w:val="28"/>
+        </w:rPr>
+        <w:t>(</w:t>
+      </w:r>
+      <w:proofErr w:type="gramEnd"/>
+      <w:r>
+        <w:rPr>
+          <w:rStyle w:val="HTML"/>
+          <w:rFonts w:ascii="Times New Roman" w:hAnsi="Times New Roman" w:cs="Times New Roman"/>
+          <w:color w:val="000000" w:themeColor="text1"/>
+          <w:sz w:val="28"/>
+          <w:szCs w:val="28"/>
+        </w:rPr>
+        <w:t>)</w:t>
+      </w:r>
+      <w:r>
+        <w:rPr>
+          <w:color w:val="000000" w:themeColor="text1"/>
+          <w:sz w:val="28"/>
+          <w:szCs w:val="28"/>
+        </w:rPr>
+        <w:t>, который изменяет положение корабля с учётом времени между кадрами и размеров игрового окна. Благодаря этому корабль может перемещаться по игровому полю в пределах окна.</w:t>
+      </w:r>
+    </w:p>
+    <w:p>
+      <w:pPr>
+        <w:pStyle w:val="isselectedend"/>
+        <w:spacing w:line="360" w:lineRule="auto"/>
+        <w:ind w:firstLine="709"/>
+        <w:jc w:val="both"/>
+        <w:rPr>
+          <w:color w:val="000000" w:themeColor="text1"/>
+          <w:sz w:val="28"/>
+          <w:szCs w:val="28"/>
+        </w:rPr>
+      </w:pPr>
+      <w:r>
+        <w:rPr>
+          <w:color w:val="000000" w:themeColor="text1"/>
+          <w:sz w:val="28"/>
+          <w:szCs w:val="28"/>
+        </w:rPr>
+        <w:t xml:space="preserve">Метод </w:t>
+      </w:r>
+      <w:proofErr w:type="spellStart"/>
+      <w:proofErr w:type="gramStart"/>
+      <w:r>
+        <w:rPr>
+          <w:rStyle w:val="HTML"/>
+          <w:rFonts w:ascii="Times New Roman" w:hAnsi="Times New Roman" w:cs="Times New Roman"/>
+          <w:color w:val="000000" w:themeColor="text1"/>
+          <w:sz w:val="28"/>
+          <w:szCs w:val="28"/>
+        </w:rPr>
+        <w:t>shoot</w:t>
+      </w:r>
+      <w:proofErr w:type="spellEnd"/>
+      <w:r>
+        <w:rPr>
+          <w:rStyle w:val="HTML"/>
+          <w:rFonts w:ascii="Times New Roman" w:hAnsi="Times New Roman" w:cs="Times New Roman"/>
+          <w:color w:val="000000" w:themeColor="text1"/>
+          <w:sz w:val="28"/>
+          <w:szCs w:val="28"/>
+        </w:rPr>
+        <w:t>(</w:t>
+      </w:r>
+      <w:proofErr w:type="gramEnd"/>
+      <w:r>
+        <w:rPr>
+          <w:rStyle w:val="HTML"/>
+          <w:rFonts w:ascii="Times New Roman" w:hAnsi="Times New Roman" w:cs="Times New Roman"/>
+          <w:color w:val="000000" w:themeColor="text1"/>
+          <w:sz w:val="28"/>
+          <w:szCs w:val="28"/>
+        </w:rPr>
+        <w:t>)</w:t>
+      </w:r>
+      <w:r>
+        <w:rPr>
+          <w:color w:val="000000" w:themeColor="text1"/>
+          <w:sz w:val="28"/>
+          <w:szCs w:val="28"/>
+        </w:rPr>
+        <w:t xml:space="preserve"> отвечает за создание снаряда игрока. При вызове метода создаётся объект класса </w:t>
+      </w:r>
+      <w:proofErr w:type="spellStart"/>
+      <w:r>
+        <w:rPr>
+          <w:rStyle w:val="HTML"/>
+          <w:rFonts w:ascii="Times New Roman" w:hAnsi="Times New Roman" w:cs="Times New Roman"/>
+          <w:color w:val="000000" w:themeColor="text1"/>
+          <w:sz w:val="28"/>
+          <w:szCs w:val="28"/>
+        </w:rPr>
+        <w:t>Bullet</w:t>
+      </w:r>
+      <w:proofErr w:type="spellEnd"/>
+      <w:r>
+        <w:rPr>
+          <w:color w:val="000000" w:themeColor="text1"/>
+          <w:sz w:val="28"/>
+          <w:szCs w:val="28"/>
+        </w:rPr>
+        <w:t xml:space="preserve">, который добавляется в общий вектор снарядов игры. Метод </w:t>
+      </w:r>
+      <w:proofErr w:type="spellStart"/>
+      <w:proofErr w:type="gramStart"/>
+      <w:r>
+        <w:rPr>
+          <w:rStyle w:val="HTML"/>
+          <w:rFonts w:ascii="Times New Roman" w:hAnsi="Times New Roman" w:cs="Times New Roman"/>
+          <w:color w:val="000000" w:themeColor="text1"/>
+          <w:sz w:val="28"/>
+          <w:szCs w:val="28"/>
+        </w:rPr>
+        <w:t>getGlobalBounds</w:t>
+      </w:r>
+      <w:proofErr w:type="spellEnd"/>
+      <w:r>
+        <w:rPr>
+          <w:rStyle w:val="HTML"/>
+          <w:rFonts w:ascii="Times New Roman" w:hAnsi="Times New Roman" w:cs="Times New Roman"/>
+          <w:color w:val="000000" w:themeColor="text1"/>
+          <w:sz w:val="28"/>
+          <w:szCs w:val="28"/>
+        </w:rPr>
+        <w:t>(</w:t>
+      </w:r>
+      <w:proofErr w:type="gramEnd"/>
+      <w:r>
+        <w:rPr>
+          <w:rStyle w:val="HTML"/>
+          <w:rFonts w:ascii="Times New Roman" w:hAnsi="Times New Roman" w:cs="Times New Roman"/>
+          <w:color w:val="000000" w:themeColor="text1"/>
+          <w:sz w:val="28"/>
+          <w:szCs w:val="28"/>
+        </w:rPr>
+        <w:t>)</w:t>
+      </w:r>
+      <w:r>
+        <w:rPr>
+          <w:color w:val="000000" w:themeColor="text1"/>
+          <w:sz w:val="28"/>
+          <w:szCs w:val="28"/>
+        </w:rPr>
+        <w:t xml:space="preserve"> используется для получения границ корабля и последующей проверки столкновений с другими игровыми объектами.</w:t>
+      </w:r>
+    </w:p>
+    <w:p>
+      <w:pPr>
+        <w:pStyle w:val="isselectedend"/>
+        <w:spacing w:line="360" w:lineRule="auto"/>
+        <w:ind w:firstLine="709"/>
+        <w:jc w:val="both"/>
+        <w:rPr>
+          <w:color w:val="000000" w:themeColor="text1"/>
+          <w:sz w:val="28"/>
+          <w:szCs w:val="28"/>
+        </w:rPr>
+      </w:pPr>
+      <w:r>
+        <w:rPr>
+          <w:color w:val="000000" w:themeColor="text1"/>
+          <w:sz w:val="28"/>
+          <w:szCs w:val="28"/>
+        </w:rPr>
+        <w:t xml:space="preserve">Таким образом, класс </w:t>
+      </w:r>
+      <w:proofErr w:type="spellStart"/>
+      <w:r>
+        <w:rPr>
+          <w:rStyle w:val="HTML"/>
+          <w:rFonts w:ascii="Times New Roman" w:hAnsi="Times New Roman" w:cs="Times New Roman"/>
+          <w:color w:val="000000" w:themeColor="text1"/>
+          <w:sz w:val="28"/>
+          <w:szCs w:val="28"/>
+        </w:rPr>
+        <w:t>Player</w:t>
+      </w:r>
+      <w:proofErr w:type="spellEnd"/>
+      <w:r>
+        <w:rPr>
+          <w:color w:val="000000" w:themeColor="text1"/>
+          <w:sz w:val="28"/>
+          <w:szCs w:val="28"/>
+        </w:rPr>
+        <w:t xml:space="preserve"> отвечает непосредственно за состояние и поведение корабля игрока, а управление общим игровым процессом остаётся в классе </w:t>
+      </w:r>
+      <w:proofErr w:type="spellStart"/>
+      <w:r>
+        <w:rPr>
+          <w:rStyle w:val="HTML"/>
+          <w:rFonts w:ascii="Times New Roman" w:hAnsi="Times New Roman" w:cs="Times New Roman"/>
+          <w:color w:val="000000" w:themeColor="text1"/>
+          <w:sz w:val="28"/>
+          <w:szCs w:val="28"/>
+        </w:rPr>
+        <w:t>Game</w:t>
+      </w:r>
+      <w:proofErr w:type="spellEnd"/>
+      <w:r>
+        <w:rPr>
+          <w:color w:val="000000" w:themeColor="text1"/>
+          <w:sz w:val="28"/>
+          <w:szCs w:val="28"/>
+        </w:rPr>
+        <w:t>.</w:t>
+      </w:r>
+    </w:p>
+    <w:p>
+      <w:pPr>
+        <w:pStyle w:val="2"/>
+        <w:spacing w:line="360" w:lineRule="auto"/>
+        <w:ind w:left="709" w:firstLine="0"/>
+        <w:jc w:val="both"/>
+        <w:rPr>
+          <w:rFonts w:ascii="Times New Roman" w:hAnsi="Times New Roman" w:cs="Times New Roman"/>
+          <w:sz w:val="28"/>
+          <w:szCs w:val="28"/>
+        </w:rPr>
+      </w:pPr>
+      <w:bookmarkStart w:id="5" w:name="_Toc240018975"/>
+      <w:r>
+        <w:rPr>
+          <w:rFonts w:ascii="Times New Roman" w:hAnsi="Times New Roman" w:cs="Times New Roman"/>
+          <w:color w:val="000000" w:themeColor="text1"/>
+          <w:sz w:val="28"/>
+          <w:szCs w:val="28"/>
+        </w:rPr>
+        <w:t xml:space="preserve">Класс </w:t>
+      </w:r>
+      <w:proofErr w:type="spellStart"/>
+      <w:r>
+        <w:rPr>
+          <w:rStyle w:val="HTML"/>
+          <w:rFonts w:ascii="Times New Roman" w:eastAsiaTheme="majorEastAsia" w:hAnsi="Times New Roman" w:cs="Times New Roman"/>
           <w:color w:val="000000" w:themeColor="text1"/>
           <w:sz w:val="28"/>
           <w:szCs w:val="28"/>
         </w:rPr>
         <w:t>Enemy</w:t>
       </w:r>
-      <w:proofErr w:type="spellEnd"/>
-      <w:r>
-        <w:rPr>
-          <w:color w:val="000000" w:themeColor="text1"/>
-          <w:sz w:val="28"/>
-          <w:szCs w:val="28"/>
-        </w:rPr>
-        <w:t xml:space="preserve">, </w:t>
-      </w:r>
-      <w:proofErr w:type="spellStart"/>
-      <w:r>
-        <w:rPr>
-          <w:rStyle w:val="HTML"/>
-          <w:rFonts w:ascii="Times New Roman" w:hAnsi="Times New Roman" w:cs="Times New Roman"/>
-          <w:color w:val="000000" w:themeColor="text1"/>
-          <w:sz w:val="28"/>
-          <w:szCs w:val="28"/>
-        </w:rPr>
-        <w:t>Bullet</w:t>
-      </w:r>
-      <w:proofErr w:type="spellEnd"/>
-      <w:r>
-        <w:rPr>
-          <w:color w:val="000000" w:themeColor="text1"/>
-          <w:sz w:val="28"/>
-          <w:szCs w:val="28"/>
-        </w:rPr>
-        <w:t xml:space="preserve"> и </w:t>
-      </w:r>
-      <w:proofErr w:type="spellStart"/>
-      <w:r>
-        <w:rPr>
-          <w:rStyle w:val="HTML"/>
-          <w:rFonts w:ascii="Times New Roman" w:hAnsi="Times New Roman" w:cs="Times New Roman"/>
-          <w:color w:val="000000" w:themeColor="text1"/>
-          <w:sz w:val="28"/>
-          <w:szCs w:val="28"/>
-        </w:rPr>
-        <w:t>Menu</w:t>
-      </w:r>
-      <w:proofErr w:type="spellEnd"/>
-      <w:r>
-        <w:rPr>
-          <w:color w:val="000000" w:themeColor="text1"/>
-          <w:sz w:val="28"/>
-          <w:szCs w:val="28"/>
-        </w:rPr>
-        <w:t xml:space="preserve">. Управление взаимодействием основных игровых объектов осуществляется классом </w:t>
-      </w:r>
-      <w:proofErr w:type="spellStart"/>
-      <w:r>
-        <w:rPr>
-          <w:rStyle w:val="HTML"/>
-          <w:rFonts w:ascii="Times New Roman" w:hAnsi="Times New Roman" w:cs="Times New Roman"/>
-          <w:color w:val="000000" w:themeColor="text1"/>
-          <w:sz w:val="28"/>
-          <w:szCs w:val="28"/>
-        </w:rPr>
-        <w:t>Game</w:t>
-      </w:r>
-      <w:proofErr w:type="spellEnd"/>
-      <w:r>
-        <w:rPr>
-          <w:color w:val="000000" w:themeColor="text1"/>
-          <w:sz w:val="28"/>
-          <w:szCs w:val="28"/>
-        </w:rPr>
-        <w:t>.</w:t>
-      </w:r>
-    </w:p>
-    <w:p>
-      <w:pPr>
-        <w:pStyle w:val="2"/>
-        <w:ind w:left="709" w:firstLine="0"/>
-        <w:rPr>
-          <w:rFonts w:ascii="Times New Roman" w:hAnsi="Times New Roman" w:cs="Times New Roman"/>
-          <w:color w:val="000000" w:themeColor="text1"/>
-          <w:sz w:val="28"/>
-          <w:szCs w:val="28"/>
-        </w:rPr>
-      </w:pPr>
-      <w:bookmarkStart w:id="4" w:name="_Toc239971026"/>
-      <w:r>
-        <w:rPr>
-          <w:rFonts w:ascii="Times New Roman" w:hAnsi="Times New Roman" w:cs="Times New Roman"/>
+      <w:bookmarkEnd w:id="5"/>
+      <w:proofErr w:type="spellEnd"/>
+    </w:p>
+    <w:p>
+      <w:pPr>
+        <w:pStyle w:val="isselectedend"/>
+        <w:spacing w:line="360" w:lineRule="auto"/>
+        <w:ind w:firstLine="709"/>
+        <w:jc w:val="both"/>
+        <w:rPr>
+          <w:color w:val="000000" w:themeColor="text1"/>
+          <w:sz w:val="28"/>
+          <w:szCs w:val="28"/>
+        </w:rPr>
+      </w:pPr>
+      <w:r>
+        <w:rPr>
           <w:color w:val="000000" w:themeColor="text1"/>
           <w:sz w:val="28"/>
           <w:szCs w:val="28"/>
@@ -3435,646 +4290,100 @@
       <w:r>
         <w:rPr>
           <w:rStyle w:val="HTML"/>
-          <w:rFonts w:ascii="Times New Roman" w:eastAsiaTheme="majorEastAsia" w:hAnsi="Times New Roman" w:cs="Times New Roman"/>
-          <w:color w:val="000000" w:themeColor="text1"/>
-          <w:sz w:val="28"/>
-          <w:szCs w:val="28"/>
-        </w:rPr>
-        <w:t>Game</w:t>
-      </w:r>
-      <w:bookmarkEnd w:id="4"/>
-      <w:proofErr w:type="spellEnd"/>
+          <w:rFonts w:ascii="Times New Roman" w:hAnsi="Times New Roman" w:cs="Times New Roman"/>
+          <w:color w:val="000000" w:themeColor="text1"/>
+          <w:sz w:val="28"/>
+          <w:szCs w:val="28"/>
+        </w:rPr>
+        <w:t>Enemy</w:t>
+      </w:r>
+      <w:proofErr w:type="spellEnd"/>
+      <w:r>
+        <w:rPr>
+          <w:color w:val="000000" w:themeColor="text1"/>
+          <w:sz w:val="28"/>
+          <w:szCs w:val="28"/>
+        </w:rPr>
+        <w:t xml:space="preserve"> представляет отдельного противника. Каждый объект этого класса хранит своё положение, скорость, графический спрайт, направление движения и время до следующего выстрела.</w:t>
+      </w:r>
     </w:p>
     <w:p>
       <w:pPr>
         <w:pStyle w:val="isselectedend"/>
+        <w:spacing w:line="360" w:lineRule="auto"/>
         <w:ind w:firstLine="709"/>
-        <w:rPr>
-          <w:color w:val="000000" w:themeColor="text1"/>
-          <w:sz w:val="28"/>
-          <w:szCs w:val="28"/>
-        </w:rPr>
-      </w:pPr>
-      <w:r>
-        <w:rPr>
-          <w:color w:val="000000" w:themeColor="text1"/>
-          <w:sz w:val="28"/>
-          <w:szCs w:val="28"/>
-        </w:rPr>
-        <w:t xml:space="preserve">Класс </w:t>
-      </w:r>
-      <w:proofErr w:type="spellStart"/>
-      <w:r>
-        <w:rPr>
-          <w:rStyle w:val="HTML"/>
-          <w:rFonts w:ascii="Times New Roman" w:hAnsi="Times New Roman" w:cs="Times New Roman"/>
-          <w:color w:val="000000" w:themeColor="text1"/>
-          <w:sz w:val="28"/>
-          <w:szCs w:val="28"/>
-        </w:rPr>
-        <w:t>Game</w:t>
-      </w:r>
-      <w:proofErr w:type="spellEnd"/>
-      <w:r>
-        <w:rPr>
-          <w:color w:val="000000" w:themeColor="text1"/>
-          <w:sz w:val="28"/>
-          <w:szCs w:val="28"/>
-        </w:rPr>
-        <w:t xml:space="preserve"> является основным классом программы и отвечает за управление игровым процессом. Он содержит объект класса </w:t>
-      </w:r>
-      <w:proofErr w:type="spellStart"/>
-      <w:r>
-        <w:rPr>
-          <w:rStyle w:val="HTML"/>
-          <w:rFonts w:ascii="Times New Roman" w:hAnsi="Times New Roman" w:cs="Times New Roman"/>
-          <w:color w:val="000000" w:themeColor="text1"/>
-          <w:sz w:val="28"/>
-          <w:szCs w:val="28"/>
-        </w:rPr>
-        <w:t>Player</w:t>
-      </w:r>
-      <w:proofErr w:type="spellEnd"/>
-      <w:r>
-        <w:rPr>
-          <w:color w:val="000000" w:themeColor="text1"/>
-          <w:sz w:val="28"/>
-          <w:szCs w:val="28"/>
-        </w:rPr>
-        <w:t xml:space="preserve">, вектор объектов класса </w:t>
-      </w:r>
-      <w:proofErr w:type="spellStart"/>
-      <w:r>
-        <w:rPr>
-          <w:rStyle w:val="HTML"/>
-          <w:rFonts w:ascii="Times New Roman" w:hAnsi="Times New Roman" w:cs="Times New Roman"/>
-          <w:color w:val="000000" w:themeColor="text1"/>
-          <w:sz w:val="28"/>
-          <w:szCs w:val="28"/>
-        </w:rPr>
-        <w:t>Enemy</w:t>
-      </w:r>
-      <w:proofErr w:type="spellEnd"/>
-      <w:r>
-        <w:rPr>
-          <w:color w:val="000000" w:themeColor="text1"/>
-          <w:sz w:val="28"/>
-          <w:szCs w:val="28"/>
-        </w:rPr>
-        <w:t xml:space="preserve"> и вектор объектов класса </w:t>
-      </w:r>
-      <w:proofErr w:type="spellStart"/>
-      <w:r>
-        <w:rPr>
-          <w:rStyle w:val="HTML"/>
-          <w:rFonts w:ascii="Times New Roman" w:hAnsi="Times New Roman" w:cs="Times New Roman"/>
-          <w:color w:val="000000" w:themeColor="text1"/>
-          <w:sz w:val="28"/>
-          <w:szCs w:val="28"/>
-        </w:rPr>
-        <w:t>Bullet</w:t>
-      </w:r>
-      <w:proofErr w:type="spellEnd"/>
-      <w:r>
-        <w:rPr>
-          <w:color w:val="000000" w:themeColor="text1"/>
-          <w:sz w:val="28"/>
-          <w:szCs w:val="28"/>
-        </w:rPr>
-        <w:t>.</w:t>
+        <w:jc w:val="both"/>
+        <w:rPr>
+          <w:color w:val="000000" w:themeColor="text1"/>
+          <w:sz w:val="28"/>
+          <w:szCs w:val="28"/>
+        </w:rPr>
+      </w:pPr>
+      <w:r>
+        <w:rPr>
+          <w:color w:val="000000" w:themeColor="text1"/>
+          <w:sz w:val="28"/>
+          <w:szCs w:val="28"/>
+        </w:rPr>
+        <w:t xml:space="preserve">Метод </w:t>
+      </w:r>
+      <w:proofErr w:type="spellStart"/>
+      <w:proofErr w:type="gramStart"/>
+      <w:r>
+        <w:rPr>
+          <w:rStyle w:val="HTML"/>
+          <w:rFonts w:ascii="Times New Roman" w:hAnsi="Times New Roman" w:cs="Times New Roman"/>
+          <w:color w:val="000000" w:themeColor="text1"/>
+          <w:sz w:val="28"/>
+          <w:szCs w:val="28"/>
+        </w:rPr>
+        <w:t>move</w:t>
+      </w:r>
+      <w:proofErr w:type="spellEnd"/>
+      <w:r>
+        <w:rPr>
+          <w:rStyle w:val="HTML"/>
+          <w:rFonts w:ascii="Times New Roman" w:hAnsi="Times New Roman" w:cs="Times New Roman"/>
+          <w:color w:val="000000" w:themeColor="text1"/>
+          <w:sz w:val="28"/>
+          <w:szCs w:val="28"/>
+        </w:rPr>
+        <w:t>(</w:t>
+      </w:r>
+      <w:proofErr w:type="gramEnd"/>
+      <w:r>
+        <w:rPr>
+          <w:rStyle w:val="HTML"/>
+          <w:rFonts w:ascii="Times New Roman" w:hAnsi="Times New Roman" w:cs="Times New Roman"/>
+          <w:color w:val="000000" w:themeColor="text1"/>
+          <w:sz w:val="28"/>
+          <w:szCs w:val="28"/>
+        </w:rPr>
+        <w:t>)</w:t>
+      </w:r>
+      <w:r>
+        <w:rPr>
+          <w:color w:val="000000" w:themeColor="text1"/>
+          <w:sz w:val="28"/>
+          <w:szCs w:val="28"/>
+        </w:rPr>
+        <w:t xml:space="preserve"> изменяет положение противника. </w:t>
+      </w:r>
+      <w:r>
+        <w:rPr>
+          <w:color w:val="000000" w:themeColor="text1"/>
+          <w:sz w:val="28"/>
+          <w:szCs w:val="28"/>
+        </w:rPr>
+        <w:t>При достижении границы игрового поля направление движения противников изменяется, а их построение перемещается вниз.</w:t>
       </w:r>
     </w:p>
     <w:p>
       <w:pPr>
         <w:pStyle w:val="isselectedend"/>
+        <w:spacing w:line="360" w:lineRule="auto"/>
         <w:ind w:firstLine="709"/>
-        <w:rPr>
-          <w:color w:val="000000" w:themeColor="text1"/>
-          <w:sz w:val="28"/>
-          <w:szCs w:val="28"/>
-        </w:rPr>
-      </w:pPr>
-      <w:r>
-        <w:rPr>
-          <w:color w:val="000000" w:themeColor="text1"/>
-          <w:sz w:val="28"/>
-          <w:szCs w:val="28"/>
-        </w:rPr>
-        <w:t xml:space="preserve">Объект </w:t>
-      </w:r>
-      <w:proofErr w:type="spellStart"/>
-      <w:r>
-        <w:rPr>
-          <w:rStyle w:val="HTML"/>
-          <w:rFonts w:ascii="Times New Roman" w:hAnsi="Times New Roman" w:cs="Times New Roman"/>
-          <w:color w:val="000000" w:themeColor="text1"/>
-          <w:sz w:val="28"/>
-          <w:szCs w:val="28"/>
-        </w:rPr>
-        <w:t>Player</w:t>
-      </w:r>
-      <w:proofErr w:type="spellEnd"/>
-      <w:r>
-        <w:rPr>
-          <w:color w:val="000000" w:themeColor="text1"/>
-          <w:sz w:val="28"/>
-          <w:szCs w:val="28"/>
-        </w:rPr>
-        <w:t xml:space="preserve"> представляет корабль пользователя, а вектор </w:t>
-      </w:r>
-      <w:proofErr w:type="spellStart"/>
-      <w:r>
-        <w:rPr>
-          <w:rStyle w:val="HTML"/>
-          <w:rFonts w:ascii="Times New Roman" w:hAnsi="Times New Roman" w:cs="Times New Roman"/>
-          <w:color w:val="000000" w:themeColor="text1"/>
-          <w:sz w:val="28"/>
-          <w:szCs w:val="28"/>
-        </w:rPr>
-        <w:t>m_enemies</w:t>
-      </w:r>
-      <w:proofErr w:type="spellEnd"/>
-      <w:r>
-        <w:rPr>
-          <w:color w:val="000000" w:themeColor="text1"/>
-          <w:sz w:val="28"/>
-          <w:szCs w:val="28"/>
-        </w:rPr>
-        <w:t xml:space="preserve"> хранит всех противников, находящихся на игровом поле. Вектор </w:t>
-      </w:r>
-      <w:proofErr w:type="spellStart"/>
-      <w:r>
-        <w:rPr>
-          <w:rStyle w:val="HTML"/>
-          <w:rFonts w:ascii="Times New Roman" w:hAnsi="Times New Roman" w:cs="Times New Roman"/>
-          <w:color w:val="000000" w:themeColor="text1"/>
-          <w:sz w:val="28"/>
-          <w:szCs w:val="28"/>
-        </w:rPr>
-        <w:t>m_bullets</w:t>
-      </w:r>
-      <w:proofErr w:type="spellEnd"/>
-      <w:r>
-        <w:rPr>
-          <w:color w:val="000000" w:themeColor="text1"/>
-          <w:sz w:val="28"/>
-          <w:szCs w:val="28"/>
-        </w:rPr>
-        <w:t xml:space="preserve"> содержит снаряды, созданные как игроком, так и противниками. Таким образом, все активные снаряды игры хранятся в одном общем контейнере.</w:t>
-      </w:r>
-    </w:p>
-    <w:p>
-      <w:pPr>
-        <w:pStyle w:val="isselectedend"/>
-        <w:ind w:firstLine="709"/>
-        <w:rPr>
-          <w:color w:val="000000" w:themeColor="text1"/>
-          <w:sz w:val="28"/>
-          <w:szCs w:val="28"/>
-        </w:rPr>
-      </w:pPr>
-      <w:r>
-        <w:rPr>
-          <w:color w:val="000000" w:themeColor="text1"/>
-          <w:sz w:val="28"/>
-          <w:szCs w:val="28"/>
-        </w:rPr>
-        <w:t xml:space="preserve">Кроме игровых объектов, класс </w:t>
-      </w:r>
-      <w:proofErr w:type="spellStart"/>
-      <w:r>
-        <w:rPr>
-          <w:rStyle w:val="HTML"/>
-          <w:rFonts w:ascii="Times New Roman" w:hAnsi="Times New Roman" w:cs="Times New Roman"/>
-          <w:color w:val="000000" w:themeColor="text1"/>
-          <w:sz w:val="28"/>
-          <w:szCs w:val="28"/>
-        </w:rPr>
-        <w:t>Game</w:t>
-      </w:r>
-      <w:proofErr w:type="spellEnd"/>
-      <w:r>
-        <w:rPr>
-          <w:color w:val="000000" w:themeColor="text1"/>
-          <w:sz w:val="28"/>
-          <w:szCs w:val="28"/>
-        </w:rPr>
-        <w:t xml:space="preserve"> хранит графические ресурсы, необходимые для отображения игрока, противников, снарядов и фона. Также в классе находятся основные параметры состояния игры: количество жизней игрока, набранные очки, номер текущей волны противников и скорость их перемещения.</w:t>
-      </w:r>
-    </w:p>
-    <w:p>
-      <w:pPr>
-        <w:pStyle w:val="isselectedend"/>
-        <w:ind w:firstLine="709"/>
-        <w:rPr>
-          <w:color w:val="000000" w:themeColor="text1"/>
-          <w:sz w:val="28"/>
-          <w:szCs w:val="28"/>
-        </w:rPr>
-      </w:pPr>
-      <w:r>
-        <w:rPr>
-          <w:color w:val="000000" w:themeColor="text1"/>
-          <w:sz w:val="28"/>
-          <w:szCs w:val="28"/>
-        </w:rPr>
-        <w:t xml:space="preserve">Метод </w:t>
-      </w:r>
-      <w:proofErr w:type="spellStart"/>
-      <w:proofErr w:type="gramStart"/>
-      <w:r>
-        <w:rPr>
-          <w:rStyle w:val="HTML"/>
-          <w:rFonts w:ascii="Times New Roman" w:hAnsi="Times New Roman" w:cs="Times New Roman"/>
-          <w:color w:val="000000" w:themeColor="text1"/>
-          <w:sz w:val="28"/>
-          <w:szCs w:val="28"/>
-        </w:rPr>
-        <w:t>update</w:t>
-      </w:r>
-      <w:proofErr w:type="spellEnd"/>
-      <w:r>
-        <w:rPr>
-          <w:rStyle w:val="HTML"/>
-          <w:rFonts w:ascii="Times New Roman" w:hAnsi="Times New Roman" w:cs="Times New Roman"/>
-          <w:color w:val="000000" w:themeColor="text1"/>
-          <w:sz w:val="28"/>
-          <w:szCs w:val="28"/>
-        </w:rPr>
-        <w:t>(</w:t>
-      </w:r>
-      <w:proofErr w:type="gramEnd"/>
-      <w:r>
-        <w:rPr>
-          <w:rStyle w:val="HTML"/>
-          <w:rFonts w:ascii="Times New Roman" w:hAnsi="Times New Roman" w:cs="Times New Roman"/>
-          <w:color w:val="000000" w:themeColor="text1"/>
-          <w:sz w:val="28"/>
-          <w:szCs w:val="28"/>
-        </w:rPr>
-        <w:t>)</w:t>
-      </w:r>
-      <w:r>
-        <w:rPr>
-          <w:color w:val="000000" w:themeColor="text1"/>
-          <w:sz w:val="28"/>
-          <w:szCs w:val="28"/>
-        </w:rPr>
-        <w:t xml:space="preserve"> используется для обновления состояния игры. В нём осуществляется обработка игровой логики, включая обновление положения объектов, стрельбу и взаимодействие между игровыми объектами. </w:t>
-      </w:r>
-      <w:r>
-        <w:rPr>
-          <w:color w:val="000000" w:themeColor="text1"/>
-          <w:sz w:val="28"/>
-          <w:szCs w:val="28"/>
-        </w:rPr>
-        <w:t xml:space="preserve">Метод </w:t>
-      </w:r>
-      <w:proofErr w:type="spellStart"/>
-      <w:proofErr w:type="gramStart"/>
-      <w:r>
-        <w:rPr>
-          <w:rStyle w:val="HTML"/>
-          <w:rFonts w:ascii="Times New Roman" w:hAnsi="Times New Roman" w:cs="Times New Roman"/>
-          <w:color w:val="000000" w:themeColor="text1"/>
-          <w:sz w:val="28"/>
-          <w:szCs w:val="28"/>
-        </w:rPr>
-        <w:t>draw</w:t>
-      </w:r>
-      <w:proofErr w:type="spellEnd"/>
-      <w:r>
-        <w:rPr>
-          <w:rStyle w:val="HTML"/>
-          <w:rFonts w:ascii="Times New Roman" w:hAnsi="Times New Roman" w:cs="Times New Roman"/>
-          <w:color w:val="000000" w:themeColor="text1"/>
-          <w:sz w:val="28"/>
-          <w:szCs w:val="28"/>
-        </w:rPr>
-        <w:t>(</w:t>
-      </w:r>
-      <w:proofErr w:type="gramEnd"/>
-      <w:r>
-        <w:rPr>
-          <w:rStyle w:val="HTML"/>
-          <w:rFonts w:ascii="Times New Roman" w:hAnsi="Times New Roman" w:cs="Times New Roman"/>
-          <w:color w:val="000000" w:themeColor="text1"/>
-          <w:sz w:val="28"/>
-          <w:szCs w:val="28"/>
-        </w:rPr>
-        <w:t>)</w:t>
-      </w:r>
-      <w:r>
-        <w:rPr>
-          <w:color w:val="000000" w:themeColor="text1"/>
-          <w:sz w:val="28"/>
-          <w:szCs w:val="28"/>
-        </w:rPr>
-        <w:t xml:space="preserve"> отвечает за отображение игрового процесса.</w:t>
-      </w:r>
-    </w:p>
-    <w:p>
-      <w:pPr>
-        <w:pStyle w:val="isselectedend"/>
-        <w:ind w:firstLine="709"/>
-        <w:rPr>
-          <w:color w:val="000000" w:themeColor="text1"/>
-          <w:sz w:val="28"/>
-          <w:szCs w:val="28"/>
-        </w:rPr>
-      </w:pPr>
-      <w:r>
-        <w:rPr>
-          <w:color w:val="000000" w:themeColor="text1"/>
-          <w:sz w:val="28"/>
-          <w:szCs w:val="28"/>
-        </w:rPr>
-        <w:t xml:space="preserve">Класс также управляет состоянием волн противников. Для этого используются методы </w:t>
-      </w:r>
-      <w:proofErr w:type="spellStart"/>
-      <w:proofErr w:type="gramStart"/>
-      <w:r>
-        <w:rPr>
-          <w:rStyle w:val="HTML"/>
-          <w:rFonts w:ascii="Times New Roman" w:hAnsi="Times New Roman" w:cs="Times New Roman"/>
-          <w:color w:val="000000" w:themeColor="text1"/>
-          <w:sz w:val="28"/>
-          <w:szCs w:val="28"/>
-        </w:rPr>
-        <w:t>createWave</w:t>
-      </w:r>
-      <w:proofErr w:type="spellEnd"/>
-      <w:r>
-        <w:rPr>
-          <w:rStyle w:val="HTML"/>
-          <w:rFonts w:ascii="Times New Roman" w:hAnsi="Times New Roman" w:cs="Times New Roman"/>
-          <w:color w:val="000000" w:themeColor="text1"/>
-          <w:sz w:val="28"/>
-          <w:szCs w:val="28"/>
-        </w:rPr>
-        <w:t>(</w:t>
-      </w:r>
-      <w:proofErr w:type="gramEnd"/>
-      <w:r>
-        <w:rPr>
-          <w:rStyle w:val="HTML"/>
-          <w:rFonts w:ascii="Times New Roman" w:hAnsi="Times New Roman" w:cs="Times New Roman"/>
-          <w:color w:val="000000" w:themeColor="text1"/>
-          <w:sz w:val="28"/>
-          <w:szCs w:val="28"/>
-        </w:rPr>
-        <w:t>)</w:t>
-      </w:r>
-      <w:r>
-        <w:rPr>
-          <w:color w:val="000000" w:themeColor="text1"/>
-          <w:sz w:val="28"/>
-          <w:szCs w:val="28"/>
-        </w:rPr>
-        <w:t xml:space="preserve">, </w:t>
-      </w:r>
-      <w:proofErr w:type="spellStart"/>
-      <w:r>
-        <w:rPr>
-          <w:rStyle w:val="HTML"/>
-          <w:rFonts w:ascii="Times New Roman" w:hAnsi="Times New Roman" w:cs="Times New Roman"/>
-          <w:color w:val="000000" w:themeColor="text1"/>
-          <w:sz w:val="28"/>
-          <w:szCs w:val="28"/>
-        </w:rPr>
-        <w:t>isNewWave</w:t>
-      </w:r>
-      <w:proofErr w:type="spellEnd"/>
-      <w:r>
-        <w:rPr>
-          <w:rStyle w:val="HTML"/>
-          <w:rFonts w:ascii="Times New Roman" w:hAnsi="Times New Roman" w:cs="Times New Roman"/>
-          <w:color w:val="000000" w:themeColor="text1"/>
-          <w:sz w:val="28"/>
-          <w:szCs w:val="28"/>
-        </w:rPr>
-        <w:t>()</w:t>
-      </w:r>
-      <w:r>
-        <w:rPr>
-          <w:color w:val="000000" w:themeColor="text1"/>
-          <w:sz w:val="28"/>
-          <w:szCs w:val="28"/>
-        </w:rPr>
-        <w:t xml:space="preserve"> и </w:t>
-      </w:r>
-      <w:proofErr w:type="spellStart"/>
-      <w:r>
-        <w:rPr>
-          <w:rStyle w:val="HTML"/>
-          <w:rFonts w:ascii="Times New Roman" w:hAnsi="Times New Roman" w:cs="Times New Roman"/>
-          <w:color w:val="000000" w:themeColor="text1"/>
-          <w:sz w:val="28"/>
-          <w:szCs w:val="28"/>
-        </w:rPr>
-        <w:t>getWave</w:t>
-      </w:r>
-      <w:proofErr w:type="spellEnd"/>
-      <w:r>
-        <w:rPr>
-          <w:rStyle w:val="HTML"/>
-          <w:rFonts w:ascii="Times New Roman" w:hAnsi="Times New Roman" w:cs="Times New Roman"/>
-          <w:color w:val="000000" w:themeColor="text1"/>
-          <w:sz w:val="28"/>
-          <w:szCs w:val="28"/>
-        </w:rPr>
-        <w:t>()</w:t>
-      </w:r>
-      <w:r>
-        <w:rPr>
-          <w:color w:val="000000" w:themeColor="text1"/>
-          <w:sz w:val="28"/>
-          <w:szCs w:val="28"/>
-        </w:rPr>
-        <w:t xml:space="preserve">. Расположение противников для каждой волны загружается методом </w:t>
-      </w:r>
-      <w:proofErr w:type="spellStart"/>
-      <w:proofErr w:type="gramStart"/>
-      <w:r>
-        <w:rPr>
-          <w:rStyle w:val="HTML"/>
-          <w:rFonts w:ascii="Times New Roman" w:hAnsi="Times New Roman" w:cs="Times New Roman"/>
-          <w:color w:val="000000" w:themeColor="text1"/>
-          <w:sz w:val="28"/>
-          <w:szCs w:val="28"/>
-        </w:rPr>
-        <w:t>loadFormation</w:t>
-      </w:r>
-      <w:proofErr w:type="spellEnd"/>
-      <w:r>
-        <w:rPr>
-          <w:rStyle w:val="HTML"/>
-          <w:rFonts w:ascii="Times New Roman" w:hAnsi="Times New Roman" w:cs="Times New Roman"/>
-          <w:color w:val="000000" w:themeColor="text1"/>
-          <w:sz w:val="28"/>
-          <w:szCs w:val="28"/>
-        </w:rPr>
-        <w:t>(</w:t>
-      </w:r>
-      <w:proofErr w:type="gramEnd"/>
-      <w:r>
-        <w:rPr>
-          <w:rStyle w:val="HTML"/>
-          <w:rFonts w:ascii="Times New Roman" w:hAnsi="Times New Roman" w:cs="Times New Roman"/>
-          <w:color w:val="000000" w:themeColor="text1"/>
-          <w:sz w:val="28"/>
-          <w:szCs w:val="28"/>
-        </w:rPr>
-        <w:t>)</w:t>
-      </w:r>
-      <w:r>
-        <w:rPr>
-          <w:color w:val="000000" w:themeColor="text1"/>
-          <w:sz w:val="28"/>
-          <w:szCs w:val="28"/>
-        </w:rPr>
-        <w:t xml:space="preserve"> из отдельного файла конфигурации.</w:t>
-      </w:r>
-    </w:p>
-    <w:p>
-      <w:pPr>
-        <w:pStyle w:val="2"/>
-        <w:ind w:left="709" w:firstLine="0"/>
-        <w:rPr>
-          <w:rFonts w:ascii="Times New Roman" w:hAnsi="Times New Roman" w:cs="Times New Roman"/>
-          <w:color w:val="000000" w:themeColor="text1"/>
-          <w:sz w:val="28"/>
-          <w:szCs w:val="28"/>
-        </w:rPr>
-      </w:pPr>
-      <w:bookmarkStart w:id="5" w:name="_Toc239971027"/>
-      <w:r>
-        <w:rPr>
-          <w:rFonts w:ascii="Times New Roman" w:hAnsi="Times New Roman" w:cs="Times New Roman"/>
-          <w:color w:val="000000" w:themeColor="text1"/>
-          <w:sz w:val="28"/>
-          <w:szCs w:val="28"/>
-        </w:rPr>
-        <w:t xml:space="preserve">Класс </w:t>
-      </w:r>
-      <w:proofErr w:type="spellStart"/>
-      <w:r>
-        <w:rPr>
-          <w:rStyle w:val="HTML"/>
-          <w:rFonts w:ascii="Times New Roman" w:eastAsiaTheme="majorEastAsia" w:hAnsi="Times New Roman" w:cs="Times New Roman"/>
-          <w:color w:val="000000" w:themeColor="text1"/>
-          <w:sz w:val="28"/>
-          <w:szCs w:val="28"/>
-        </w:rPr>
-        <w:t>Player</w:t>
-      </w:r>
-      <w:bookmarkEnd w:id="5"/>
-      <w:proofErr w:type="spellEnd"/>
-    </w:p>
-    <w:p>
-      <w:pPr>
-        <w:pStyle w:val="isselectedend"/>
-        <w:ind w:firstLine="709"/>
-        <w:rPr>
-          <w:color w:val="000000" w:themeColor="text1"/>
-          <w:sz w:val="28"/>
-          <w:szCs w:val="28"/>
-        </w:rPr>
-      </w:pPr>
-      <w:r>
-        <w:rPr>
-          <w:color w:val="000000" w:themeColor="text1"/>
-          <w:sz w:val="28"/>
-          <w:szCs w:val="28"/>
-        </w:rPr>
-        <w:t xml:space="preserve">Класс </w:t>
-      </w:r>
-      <w:proofErr w:type="spellStart"/>
-      <w:r>
-        <w:rPr>
-          <w:rStyle w:val="HTML"/>
-          <w:rFonts w:ascii="Times New Roman" w:hAnsi="Times New Roman" w:cs="Times New Roman"/>
-          <w:color w:val="000000" w:themeColor="text1"/>
-          <w:sz w:val="28"/>
-          <w:szCs w:val="28"/>
-        </w:rPr>
-        <w:t>Player</w:t>
-      </w:r>
-      <w:proofErr w:type="spellEnd"/>
-      <w:r>
-        <w:rPr>
-          <w:color w:val="000000" w:themeColor="text1"/>
-          <w:sz w:val="28"/>
-          <w:szCs w:val="28"/>
-        </w:rPr>
-        <w:t xml:space="preserve"> представляет космический корабль, которым управляет пользователь. Он хранит положение корабля, скорость его перемещения, графический спрайт и время до следующего возможного выстрела.</w:t>
-      </w:r>
-    </w:p>
-    <w:p>
-      <w:pPr>
-        <w:pStyle w:val="isselectedend"/>
-        <w:ind w:firstLine="709"/>
-        <w:rPr>
-          <w:color w:val="000000" w:themeColor="text1"/>
-          <w:sz w:val="28"/>
-          <w:szCs w:val="28"/>
-        </w:rPr>
-      </w:pPr>
-      <w:r>
-        <w:rPr>
-          <w:color w:val="000000" w:themeColor="text1"/>
-          <w:sz w:val="28"/>
-          <w:szCs w:val="28"/>
-        </w:rPr>
-        <w:t xml:space="preserve">Основным методом перемещения является </w:t>
-      </w:r>
-      <w:proofErr w:type="spellStart"/>
-      <w:proofErr w:type="gramStart"/>
-      <w:r>
-        <w:rPr>
-          <w:rStyle w:val="HTML"/>
-          <w:rFonts w:ascii="Times New Roman" w:hAnsi="Times New Roman" w:cs="Times New Roman"/>
-          <w:color w:val="000000" w:themeColor="text1"/>
-          <w:sz w:val="28"/>
-          <w:szCs w:val="28"/>
-        </w:rPr>
-        <w:t>move</w:t>
-      </w:r>
-      <w:proofErr w:type="spellEnd"/>
-      <w:r>
-        <w:rPr>
-          <w:rStyle w:val="HTML"/>
-          <w:rFonts w:ascii="Times New Roman" w:hAnsi="Times New Roman" w:cs="Times New Roman"/>
-          <w:color w:val="000000" w:themeColor="text1"/>
-          <w:sz w:val="28"/>
-          <w:szCs w:val="28"/>
-        </w:rPr>
-        <w:t>(</w:t>
-      </w:r>
-      <w:proofErr w:type="gramEnd"/>
-      <w:r>
-        <w:rPr>
-          <w:rStyle w:val="HTML"/>
-          <w:rFonts w:ascii="Times New Roman" w:hAnsi="Times New Roman" w:cs="Times New Roman"/>
-          <w:color w:val="000000" w:themeColor="text1"/>
-          <w:sz w:val="28"/>
-          <w:szCs w:val="28"/>
-        </w:rPr>
-        <w:t>)</w:t>
-      </w:r>
-      <w:r>
-        <w:rPr>
-          <w:color w:val="000000" w:themeColor="text1"/>
-          <w:sz w:val="28"/>
-          <w:szCs w:val="28"/>
-        </w:rPr>
-        <w:t>, который изменяет положение корабля с учётом времени между кадрами и размеров игрового окна. Благодаря этому корабль может перемещаться по игровому полю в пределах окна.</w:t>
-      </w:r>
-    </w:p>
-    <w:p>
-      <w:pPr>
-        <w:pStyle w:val="isselectedend"/>
-        <w:ind w:firstLine="709"/>
+        <w:jc w:val="both"/>
         <w:rPr>
           <w:color w:val="000000" w:themeColor="text1"/>
           <w:sz w:val="28"/>
@@ -4130,7 +4439,7 @@
           <w:sz w:val="28"/>
           <w:szCs w:val="28"/>
         </w:rPr>
-        <w:t xml:space="preserve"> отвечает за создание снаряда игрока. При вызове метода создаётся объект класса </w:t>
+        <w:t xml:space="preserve"> отвечает за создание снаряда противника. Как и у игрока, новый объект </w:t>
       </w:r>
       <w:proofErr w:type="spellStart"/>
       <w:r>
@@ -4150,7 +4459,48 @@
           <w:sz w:val="28"/>
           <w:szCs w:val="28"/>
         </w:rPr>
-        <w:t xml:space="preserve">, который добавляется в общий вектор снарядов игры. Метод </w:t>
+        <w:t xml:space="preserve"> добавляется в общий вектор снарядов. При этом создаваемый снаряд получает владельца </w:t>
+      </w:r>
+      <w:proofErr w:type="spellStart"/>
+      <w:r>
+        <w:rPr>
+          <w:rStyle w:val="HTML"/>
+          <w:rFonts w:ascii="Times New Roman" w:hAnsi="Times New Roman" w:cs="Times New Roman"/>
+          <w:color w:val="000000" w:themeColor="text1"/>
+          <w:sz w:val="28"/>
+          <w:szCs w:val="28"/>
+        </w:rPr>
+        <w:t>Enemy</w:t>
+      </w:r>
+      <w:proofErr w:type="spellEnd"/>
+      <w:r>
+        <w:rPr>
+          <w:color w:val="000000" w:themeColor="text1"/>
+          <w:sz w:val="28"/>
+          <w:szCs w:val="28"/>
+        </w:rPr>
+        <w:t>, благодаря чему программа может определить, что он является снарядом противника.</w:t>
+      </w:r>
+    </w:p>
+    <w:p>
+      <w:pPr>
+        <w:pStyle w:val="isselectedend"/>
+        <w:spacing w:line="360" w:lineRule="auto"/>
+        <w:ind w:firstLine="709"/>
+        <w:jc w:val="both"/>
+        <w:rPr>
+          <w:color w:val="000000" w:themeColor="text1"/>
+          <w:sz w:val="28"/>
+          <w:szCs w:val="28"/>
+        </w:rPr>
+      </w:pPr>
+      <w:r>
+        <w:rPr>
+          <w:color w:val="000000" w:themeColor="text1"/>
+          <w:sz w:val="28"/>
+          <w:szCs w:val="28"/>
+        </w:rPr>
+        <w:t xml:space="preserve">Методы </w:t>
       </w:r>
       <w:proofErr w:type="spellStart"/>
       <w:proofErr w:type="gramStart"/>
@@ -4162,6 +4512,138 @@
           <w:sz w:val="28"/>
           <w:szCs w:val="28"/>
         </w:rPr>
+        <w:t>setX</w:t>
+      </w:r>
+      <w:proofErr w:type="spellEnd"/>
+      <w:r>
+        <w:rPr>
+          <w:rStyle w:val="HTML"/>
+          <w:rFonts w:ascii="Times New Roman" w:hAnsi="Times New Roman" w:cs="Times New Roman"/>
+          <w:color w:val="000000" w:themeColor="text1"/>
+          <w:sz w:val="28"/>
+          <w:szCs w:val="28"/>
+        </w:rPr>
+        <w:t>(</w:t>
+      </w:r>
+      <w:proofErr w:type="gramEnd"/>
+      <w:r>
+        <w:rPr>
+          <w:rStyle w:val="HTML"/>
+          <w:rFonts w:ascii="Times New Roman" w:hAnsi="Times New Roman" w:cs="Times New Roman"/>
+          <w:color w:val="000000" w:themeColor="text1"/>
+          <w:sz w:val="28"/>
+          <w:szCs w:val="28"/>
+        </w:rPr>
+        <w:t>)</w:t>
+      </w:r>
+      <w:r>
+        <w:rPr>
+          <w:color w:val="000000" w:themeColor="text1"/>
+          <w:sz w:val="28"/>
+          <w:szCs w:val="28"/>
+        </w:rPr>
+        <w:t xml:space="preserve">, </w:t>
+      </w:r>
+      <w:proofErr w:type="spellStart"/>
+      <w:r>
+        <w:rPr>
+          <w:rStyle w:val="HTML"/>
+          <w:rFonts w:ascii="Times New Roman" w:hAnsi="Times New Roman" w:cs="Times New Roman"/>
+          <w:color w:val="000000" w:themeColor="text1"/>
+          <w:sz w:val="28"/>
+          <w:szCs w:val="28"/>
+        </w:rPr>
+        <w:t>setY</w:t>
+      </w:r>
+      <w:proofErr w:type="spellEnd"/>
+      <w:r>
+        <w:rPr>
+          <w:rStyle w:val="HTML"/>
+          <w:rFonts w:ascii="Times New Roman" w:hAnsi="Times New Roman" w:cs="Times New Roman"/>
+          <w:color w:val="000000" w:themeColor="text1"/>
+          <w:sz w:val="28"/>
+          <w:szCs w:val="28"/>
+        </w:rPr>
+        <w:t>()</w:t>
+      </w:r>
+      <w:r>
+        <w:rPr>
+          <w:color w:val="000000" w:themeColor="text1"/>
+          <w:sz w:val="28"/>
+          <w:szCs w:val="28"/>
+        </w:rPr>
+        <w:t xml:space="preserve">, </w:t>
+      </w:r>
+      <w:proofErr w:type="spellStart"/>
+      <w:r>
+        <w:rPr>
+          <w:rStyle w:val="HTML"/>
+          <w:rFonts w:ascii="Times New Roman" w:hAnsi="Times New Roman" w:cs="Times New Roman"/>
+          <w:color w:val="000000" w:themeColor="text1"/>
+          <w:sz w:val="28"/>
+          <w:szCs w:val="28"/>
+        </w:rPr>
+        <w:t>addX</w:t>
+      </w:r>
+      <w:proofErr w:type="spellEnd"/>
+      <w:r>
+        <w:rPr>
+          <w:rStyle w:val="HTML"/>
+          <w:rFonts w:ascii="Times New Roman" w:hAnsi="Times New Roman" w:cs="Times New Roman"/>
+          <w:color w:val="000000" w:themeColor="text1"/>
+          <w:sz w:val="28"/>
+          <w:szCs w:val="28"/>
+        </w:rPr>
+        <w:t>()</w:t>
+      </w:r>
+      <w:r>
+        <w:rPr>
+          <w:color w:val="000000" w:themeColor="text1"/>
+          <w:sz w:val="28"/>
+          <w:szCs w:val="28"/>
+        </w:rPr>
+        <w:t xml:space="preserve"> и </w:t>
+      </w:r>
+      <w:proofErr w:type="spellStart"/>
+      <w:r>
+        <w:rPr>
+          <w:rStyle w:val="HTML"/>
+          <w:rFonts w:ascii="Times New Roman" w:hAnsi="Times New Roman" w:cs="Times New Roman"/>
+          <w:color w:val="000000" w:themeColor="text1"/>
+          <w:sz w:val="28"/>
+          <w:szCs w:val="28"/>
+        </w:rPr>
+        <w:t>addY</w:t>
+      </w:r>
+      <w:proofErr w:type="spellEnd"/>
+      <w:r>
+        <w:rPr>
+          <w:rStyle w:val="HTML"/>
+          <w:rFonts w:ascii="Times New Roman" w:hAnsi="Times New Roman" w:cs="Times New Roman"/>
+          <w:color w:val="000000" w:themeColor="text1"/>
+          <w:sz w:val="28"/>
+          <w:szCs w:val="28"/>
+        </w:rPr>
+        <w:t>()</w:t>
+      </w:r>
+      <w:r>
+        <w:rPr>
+          <w:color w:val="000000" w:themeColor="text1"/>
+          <w:sz w:val="28"/>
+          <w:szCs w:val="28"/>
+        </w:rPr>
+        <w:t xml:space="preserve"> позволяют изменять координаты противника, что используется для управления построением противников. Метод </w:t>
+      </w:r>
+      <w:proofErr w:type="spellStart"/>
+      <w:proofErr w:type="gramStart"/>
+      <w:r>
+        <w:rPr>
+          <w:rStyle w:val="HTML"/>
+          <w:rFonts w:ascii="Times New Roman" w:hAnsi="Times New Roman" w:cs="Times New Roman"/>
+          <w:color w:val="000000" w:themeColor="text1"/>
+          <w:sz w:val="28"/>
+          <w:szCs w:val="28"/>
+        </w:rPr>
         <w:t>getGlobalBounds</w:t>
       </w:r>
       <w:proofErr w:type="spellEnd"/>
@@ -4192,26 +4674,126 @@
           <w:sz w:val="28"/>
           <w:szCs w:val="28"/>
         </w:rPr>
-        <w:t xml:space="preserve"> используется для получения границ корабля и последующей проверки столкновений с другими игровыми объектами.</w:t>
-      </w:r>
+        <w:t xml:space="preserve"> предоставляет границы объекта для проверки столкновений.</w:t>
+      </w:r>
+    </w:p>
+    <w:p>
+      <w:pPr>
+        <w:pStyle w:val="2"/>
+        <w:spacing w:line="360" w:lineRule="auto"/>
+        <w:ind w:left="709" w:firstLine="0"/>
+        <w:jc w:val="both"/>
+        <w:rPr>
+          <w:rFonts w:ascii="Times New Roman" w:hAnsi="Times New Roman" w:cs="Times New Roman"/>
+          <w:color w:val="000000" w:themeColor="text1"/>
+          <w:sz w:val="28"/>
+          <w:szCs w:val="28"/>
+        </w:rPr>
+      </w:pPr>
+      <w:bookmarkStart w:id="6" w:name="_Toc240018976"/>
+      <w:r>
+        <w:rPr>
+          <w:rFonts w:ascii="Times New Roman" w:hAnsi="Times New Roman" w:cs="Times New Roman"/>
+          <w:color w:val="000000" w:themeColor="text1"/>
+          <w:sz w:val="28"/>
+          <w:szCs w:val="28"/>
+        </w:rPr>
+        <w:t xml:space="preserve">Класс </w:t>
+      </w:r>
+      <w:proofErr w:type="spellStart"/>
+      <w:r>
+        <w:rPr>
+          <w:rStyle w:val="HTML"/>
+          <w:rFonts w:ascii="Times New Roman" w:eastAsiaTheme="majorEastAsia" w:hAnsi="Times New Roman" w:cs="Times New Roman"/>
+          <w:color w:val="000000" w:themeColor="text1"/>
+          <w:sz w:val="28"/>
+          <w:szCs w:val="28"/>
+        </w:rPr>
+        <w:t>Bullet</w:t>
+      </w:r>
+      <w:bookmarkEnd w:id="6"/>
+      <w:proofErr w:type="spellEnd"/>
     </w:p>
     <w:p>
       <w:pPr>
         <w:pStyle w:val="isselectedend"/>
+        <w:spacing w:line="360" w:lineRule="auto"/>
         <w:ind w:firstLine="709"/>
-        <w:rPr>
-          <w:color w:val="000000" w:themeColor="text1"/>
-          <w:sz w:val="28"/>
-          <w:szCs w:val="28"/>
-        </w:rPr>
-      </w:pPr>
-      <w:r>
-        <w:rPr>
-          <w:color w:val="000000" w:themeColor="text1"/>
-          <w:sz w:val="28"/>
-          <w:szCs w:val="28"/>
-        </w:rPr>
-        <w:t xml:space="preserve">Таким образом, класс </w:t>
+        <w:jc w:val="both"/>
+        <w:rPr>
+          <w:color w:val="000000" w:themeColor="text1"/>
+          <w:sz w:val="28"/>
+          <w:szCs w:val="28"/>
+        </w:rPr>
+      </w:pPr>
+      <w:r>
+        <w:rPr>
+          <w:color w:val="000000" w:themeColor="text1"/>
+          <w:sz w:val="28"/>
+          <w:szCs w:val="28"/>
+        </w:rPr>
+        <w:t xml:space="preserve">Класс </w:t>
+      </w:r>
+      <w:proofErr w:type="spellStart"/>
+      <w:r>
+        <w:rPr>
+          <w:rStyle w:val="HTML"/>
+          <w:rFonts w:ascii="Times New Roman" w:hAnsi="Times New Roman" w:cs="Times New Roman"/>
+          <w:color w:val="000000" w:themeColor="text1"/>
+          <w:sz w:val="28"/>
+          <w:szCs w:val="28"/>
+        </w:rPr>
+        <w:t>Bullet</w:t>
+      </w:r>
+      <w:proofErr w:type="spellEnd"/>
+      <w:r>
+        <w:rPr>
+          <w:color w:val="000000" w:themeColor="text1"/>
+          <w:sz w:val="28"/>
+          <w:szCs w:val="28"/>
+        </w:rPr>
+        <w:t xml:space="preserve"> предназначен для представления снарядов в игре. Один и тот же класс используется как для снарядов игрока, так и для снарядов противников.</w:t>
+      </w:r>
+    </w:p>
+    <w:p>
+      <w:pPr>
+        <w:pStyle w:val="isselectedend"/>
+        <w:spacing w:line="360" w:lineRule="auto"/>
+        <w:ind w:firstLine="709"/>
+        <w:jc w:val="both"/>
+        <w:rPr>
+          <w:color w:val="000000" w:themeColor="text1"/>
+          <w:sz w:val="28"/>
+          <w:szCs w:val="28"/>
+        </w:rPr>
+      </w:pPr>
+      <w:r>
+        <w:rPr>
+          <w:color w:val="000000" w:themeColor="text1"/>
+          <w:sz w:val="28"/>
+          <w:szCs w:val="28"/>
+        </w:rPr>
+        <w:t xml:space="preserve">Для определения владельца снаряда используется перечисление </w:t>
+      </w:r>
+      <w:proofErr w:type="spellStart"/>
+      <w:r>
+        <w:rPr>
+          <w:rStyle w:val="HTML"/>
+          <w:rFonts w:ascii="Times New Roman" w:hAnsi="Times New Roman" w:cs="Times New Roman"/>
+          <w:color w:val="000000" w:themeColor="text1"/>
+          <w:sz w:val="28"/>
+          <w:szCs w:val="28"/>
+        </w:rPr>
+        <w:t>BulletOwner</w:t>
+      </w:r>
+      <w:proofErr w:type="spellEnd"/>
+      <w:r>
+        <w:rPr>
+          <w:color w:val="000000" w:themeColor="text1"/>
+          <w:sz w:val="28"/>
+          <w:szCs w:val="28"/>
+        </w:rPr>
+        <w:t xml:space="preserve">, которое содержит два значения: </w:t>
       </w:r>
       <w:proofErr w:type="spellStart"/>
       <w:r>
@@ -4231,7 +4813,444 @@
           <w:sz w:val="28"/>
           <w:szCs w:val="28"/>
         </w:rPr>
-        <w:t xml:space="preserve"> отвечает непосредственно за состояние и поведение корабля игрока, а управление общим игровым процессом остаётся в классе </w:t>
+        <w:t xml:space="preserve"> и </w:t>
+      </w:r>
+      <w:proofErr w:type="spellStart"/>
+      <w:r>
+        <w:rPr>
+          <w:rStyle w:val="HTML"/>
+          <w:rFonts w:ascii="Times New Roman" w:hAnsi="Times New Roman" w:cs="Times New Roman"/>
+          <w:color w:val="000000" w:themeColor="text1"/>
+          <w:sz w:val="28"/>
+          <w:szCs w:val="28"/>
+        </w:rPr>
+        <w:t>Enemy</w:t>
+      </w:r>
+      <w:proofErr w:type="spellEnd"/>
+      <w:r>
+        <w:rPr>
+          <w:color w:val="000000" w:themeColor="text1"/>
+          <w:sz w:val="28"/>
+          <w:szCs w:val="28"/>
+        </w:rPr>
+        <w:t>. При создании снаряда ему передаётся соответствующий владелец.</w:t>
+      </w:r>
+    </w:p>
+    <w:p>
+      <w:pPr>
+        <w:pStyle w:val="isselectedend"/>
+        <w:spacing w:line="360" w:lineRule="auto"/>
+        <w:ind w:firstLine="709"/>
+        <w:jc w:val="both"/>
+        <w:rPr>
+          <w:color w:val="000000" w:themeColor="text1"/>
+          <w:sz w:val="28"/>
+          <w:szCs w:val="28"/>
+        </w:rPr>
+      </w:pPr>
+      <w:r>
+        <w:rPr>
+          <w:color w:val="000000" w:themeColor="text1"/>
+          <w:sz w:val="28"/>
+          <w:szCs w:val="28"/>
+        </w:rPr>
+        <w:t xml:space="preserve">Кроме владельца, объект </w:t>
+      </w:r>
+      <w:proofErr w:type="spellStart"/>
+      <w:r>
+        <w:rPr>
+          <w:rStyle w:val="HTML"/>
+          <w:rFonts w:ascii="Times New Roman" w:hAnsi="Times New Roman" w:cs="Times New Roman"/>
+          <w:color w:val="000000" w:themeColor="text1"/>
+          <w:sz w:val="28"/>
+          <w:szCs w:val="28"/>
+        </w:rPr>
+        <w:t>Bullet</w:t>
+      </w:r>
+      <w:proofErr w:type="spellEnd"/>
+      <w:r>
+        <w:rPr>
+          <w:color w:val="000000" w:themeColor="text1"/>
+          <w:sz w:val="28"/>
+          <w:szCs w:val="28"/>
+        </w:rPr>
+        <w:t xml:space="preserve"> хранит скорость, положение, графический спрайт и направление движения. Метод </w:t>
+      </w:r>
+      <w:proofErr w:type="spellStart"/>
+      <w:proofErr w:type="gramStart"/>
+      <w:r>
+        <w:rPr>
+          <w:rStyle w:val="HTML"/>
+          <w:rFonts w:ascii="Times New Roman" w:hAnsi="Times New Roman" w:cs="Times New Roman"/>
+          <w:color w:val="000000" w:themeColor="text1"/>
+          <w:sz w:val="28"/>
+          <w:szCs w:val="28"/>
+        </w:rPr>
+        <w:t>move</w:t>
+      </w:r>
+      <w:proofErr w:type="spellEnd"/>
+      <w:r>
+        <w:rPr>
+          <w:rStyle w:val="HTML"/>
+          <w:rFonts w:ascii="Times New Roman" w:hAnsi="Times New Roman" w:cs="Times New Roman"/>
+          <w:color w:val="000000" w:themeColor="text1"/>
+          <w:sz w:val="28"/>
+          <w:szCs w:val="28"/>
+        </w:rPr>
+        <w:t>(</w:t>
+      </w:r>
+      <w:proofErr w:type="gramEnd"/>
+      <w:r>
+        <w:rPr>
+          <w:rStyle w:val="HTML"/>
+          <w:rFonts w:ascii="Times New Roman" w:hAnsi="Times New Roman" w:cs="Times New Roman"/>
+          <w:color w:val="000000" w:themeColor="text1"/>
+          <w:sz w:val="28"/>
+          <w:szCs w:val="28"/>
+        </w:rPr>
+        <w:t>)</w:t>
+      </w:r>
+      <w:r>
+        <w:rPr>
+          <w:color w:val="000000" w:themeColor="text1"/>
+          <w:sz w:val="28"/>
+          <w:szCs w:val="28"/>
+        </w:rPr>
+        <w:t xml:space="preserve"> изменяет положение снаряда с учётом прошедшего времени. Метод </w:t>
+      </w:r>
+      <w:proofErr w:type="spellStart"/>
+      <w:proofErr w:type="gramStart"/>
+      <w:r>
+        <w:rPr>
+          <w:rStyle w:val="HTML"/>
+          <w:rFonts w:ascii="Times New Roman" w:hAnsi="Times New Roman" w:cs="Times New Roman"/>
+          <w:color w:val="000000" w:themeColor="text1"/>
+          <w:sz w:val="28"/>
+          <w:szCs w:val="28"/>
+        </w:rPr>
+        <w:t>isOutOfScreen</w:t>
+      </w:r>
+      <w:proofErr w:type="spellEnd"/>
+      <w:r>
+        <w:rPr>
+          <w:rStyle w:val="HTML"/>
+          <w:rFonts w:ascii="Times New Roman" w:hAnsi="Times New Roman" w:cs="Times New Roman"/>
+          <w:color w:val="000000" w:themeColor="text1"/>
+          <w:sz w:val="28"/>
+          <w:szCs w:val="28"/>
+        </w:rPr>
+        <w:t>(</w:t>
+      </w:r>
+      <w:proofErr w:type="gramEnd"/>
+      <w:r>
+        <w:rPr>
+          <w:rStyle w:val="HTML"/>
+          <w:rFonts w:ascii="Times New Roman" w:hAnsi="Times New Roman" w:cs="Times New Roman"/>
+          <w:color w:val="000000" w:themeColor="text1"/>
+          <w:sz w:val="28"/>
+          <w:szCs w:val="28"/>
+        </w:rPr>
+        <w:t>)</w:t>
+      </w:r>
+      <w:r>
+        <w:rPr>
+          <w:color w:val="000000" w:themeColor="text1"/>
+          <w:sz w:val="28"/>
+          <w:szCs w:val="28"/>
+        </w:rPr>
+        <w:t xml:space="preserve"> позволяет определить, покинул ли снаряд игровое окно, после чего он может быть удалён из общего списка.</w:t>
+      </w:r>
+    </w:p>
+    <w:p>
+      <w:pPr>
+        <w:pStyle w:val="isselectedend"/>
+        <w:spacing w:line="360" w:lineRule="auto"/>
+        <w:ind w:firstLine="709"/>
+        <w:jc w:val="both"/>
+        <w:rPr>
+          <w:color w:val="000000" w:themeColor="text1"/>
+          <w:sz w:val="28"/>
+          <w:szCs w:val="28"/>
+        </w:rPr>
+      </w:pPr>
+      <w:r>
+        <w:rPr>
+          <w:color w:val="000000" w:themeColor="text1"/>
+          <w:sz w:val="28"/>
+          <w:szCs w:val="28"/>
+        </w:rPr>
+        <w:t>Таким образом, использование одного класса для двух типов снарядов позволяет не создавать отдельные классы для снаряда игрока и снаряда противника, поскольку их основные свойства и поведение одинаковы.</w:t>
+      </w:r>
+    </w:p>
+    <w:p>
+      <w:pPr>
+        <w:pStyle w:val="2"/>
+        <w:spacing w:line="360" w:lineRule="auto"/>
+        <w:ind w:left="709" w:firstLine="0"/>
+        <w:jc w:val="both"/>
+        <w:rPr>
+          <w:rFonts w:ascii="Times New Roman" w:hAnsi="Times New Roman" w:cs="Times New Roman"/>
+          <w:color w:val="000000" w:themeColor="text1"/>
+          <w:sz w:val="28"/>
+          <w:szCs w:val="28"/>
+        </w:rPr>
+      </w:pPr>
+      <w:bookmarkStart w:id="7" w:name="_Toc240018977"/>
+      <w:r>
+        <w:rPr>
+          <w:rFonts w:ascii="Times New Roman" w:hAnsi="Times New Roman" w:cs="Times New Roman"/>
+          <w:color w:val="000000" w:themeColor="text1"/>
+          <w:sz w:val="28"/>
+          <w:szCs w:val="28"/>
+        </w:rPr>
+        <w:lastRenderedPageBreak/>
+        <w:t xml:space="preserve">Класс </w:t>
+      </w:r>
+      <w:proofErr w:type="spellStart"/>
+      <w:r>
+        <w:rPr>
+          <w:rStyle w:val="HTML"/>
+          <w:rFonts w:ascii="Times New Roman" w:eastAsiaTheme="majorEastAsia" w:hAnsi="Times New Roman" w:cs="Times New Roman"/>
+          <w:color w:val="000000" w:themeColor="text1"/>
+          <w:sz w:val="28"/>
+          <w:szCs w:val="28"/>
+        </w:rPr>
+        <w:t>Menu</w:t>
+      </w:r>
+      <w:bookmarkEnd w:id="7"/>
+      <w:proofErr w:type="spellEnd"/>
+    </w:p>
+    <w:p>
+      <w:pPr>
+        <w:pStyle w:val="isselectedend"/>
+        <w:spacing w:line="360" w:lineRule="auto"/>
+        <w:ind w:firstLine="709"/>
+        <w:jc w:val="both"/>
+        <w:rPr>
+          <w:color w:val="000000" w:themeColor="text1"/>
+          <w:sz w:val="28"/>
+          <w:szCs w:val="28"/>
+        </w:rPr>
+      </w:pPr>
+      <w:r>
+        <w:rPr>
+          <w:color w:val="000000" w:themeColor="text1"/>
+          <w:sz w:val="28"/>
+          <w:szCs w:val="28"/>
+        </w:rPr>
+        <w:t xml:space="preserve">Класс </w:t>
+      </w:r>
+      <w:proofErr w:type="spellStart"/>
+      <w:r>
+        <w:rPr>
+          <w:rStyle w:val="HTML"/>
+          <w:rFonts w:ascii="Times New Roman" w:hAnsi="Times New Roman" w:cs="Times New Roman"/>
+          <w:color w:val="000000" w:themeColor="text1"/>
+          <w:sz w:val="28"/>
+          <w:szCs w:val="28"/>
+        </w:rPr>
+        <w:t>Menu</w:t>
+      </w:r>
+      <w:proofErr w:type="spellEnd"/>
+      <w:r>
+        <w:rPr>
+          <w:color w:val="000000" w:themeColor="text1"/>
+          <w:sz w:val="28"/>
+          <w:szCs w:val="28"/>
+        </w:rPr>
+        <w:t xml:space="preserve"> отвечает за отображение меню</w:t>
+      </w:r>
+      <w:r>
+        <w:rPr>
+          <w:color w:val="000000" w:themeColor="text1"/>
+          <w:sz w:val="28"/>
+          <w:szCs w:val="28"/>
+        </w:rPr>
+        <w:t xml:space="preserve"> паузы</w:t>
+      </w:r>
+      <w:r>
+        <w:rPr>
+          <w:color w:val="000000" w:themeColor="text1"/>
+          <w:sz w:val="28"/>
+          <w:szCs w:val="28"/>
+        </w:rPr>
+        <w:t xml:space="preserve"> программы. Он содержит элементы интерфейса, представляющие кнопки продолжения игры и выхода из программы.</w:t>
+      </w:r>
+    </w:p>
+    <w:p>
+      <w:pPr>
+        <w:pStyle w:val="isselectedend"/>
+        <w:spacing w:line="360" w:lineRule="auto"/>
+        <w:ind w:firstLine="709"/>
+        <w:jc w:val="both"/>
+        <w:rPr>
+          <w:color w:val="000000" w:themeColor="text1"/>
+          <w:sz w:val="28"/>
+          <w:szCs w:val="28"/>
+        </w:rPr>
+      </w:pPr>
+      <w:r>
+        <w:rPr>
+          <w:color w:val="000000" w:themeColor="text1"/>
+          <w:sz w:val="28"/>
+          <w:szCs w:val="28"/>
+        </w:rPr>
+        <w:t xml:space="preserve">Метод </w:t>
+      </w:r>
+      <w:proofErr w:type="spellStart"/>
+      <w:proofErr w:type="gramStart"/>
+      <w:r>
+        <w:rPr>
+          <w:rStyle w:val="HTML"/>
+          <w:rFonts w:ascii="Times New Roman" w:hAnsi="Times New Roman" w:cs="Times New Roman"/>
+          <w:color w:val="000000" w:themeColor="text1"/>
+          <w:sz w:val="28"/>
+          <w:szCs w:val="28"/>
+        </w:rPr>
+        <w:t>drawMenu</w:t>
+      </w:r>
+      <w:proofErr w:type="spellEnd"/>
+      <w:r>
+        <w:rPr>
+          <w:rStyle w:val="HTML"/>
+          <w:rFonts w:ascii="Times New Roman" w:hAnsi="Times New Roman" w:cs="Times New Roman"/>
+          <w:color w:val="000000" w:themeColor="text1"/>
+          <w:sz w:val="28"/>
+          <w:szCs w:val="28"/>
+        </w:rPr>
+        <w:t>(</w:t>
+      </w:r>
+      <w:proofErr w:type="gramEnd"/>
+      <w:r>
+        <w:rPr>
+          <w:rStyle w:val="HTML"/>
+          <w:rFonts w:ascii="Times New Roman" w:hAnsi="Times New Roman" w:cs="Times New Roman"/>
+          <w:color w:val="000000" w:themeColor="text1"/>
+          <w:sz w:val="28"/>
+          <w:szCs w:val="28"/>
+        </w:rPr>
+        <w:t>)</w:t>
+      </w:r>
+      <w:r>
+        <w:rPr>
+          <w:color w:val="000000" w:themeColor="text1"/>
+          <w:sz w:val="28"/>
+          <w:szCs w:val="28"/>
+        </w:rPr>
+        <w:t xml:space="preserve"> отображает элементы меню в окне программы. Методы </w:t>
+      </w:r>
+      <w:proofErr w:type="spellStart"/>
+      <w:proofErr w:type="gramStart"/>
+      <w:r>
+        <w:rPr>
+          <w:rStyle w:val="HTML"/>
+          <w:rFonts w:ascii="Times New Roman" w:hAnsi="Times New Roman" w:cs="Times New Roman"/>
+          <w:color w:val="000000" w:themeColor="text1"/>
+          <w:sz w:val="28"/>
+          <w:szCs w:val="28"/>
+        </w:rPr>
+        <w:t>getContinue</w:t>
+      </w:r>
+      <w:proofErr w:type="spellEnd"/>
+      <w:r>
+        <w:rPr>
+          <w:rStyle w:val="HTML"/>
+          <w:rFonts w:ascii="Times New Roman" w:hAnsi="Times New Roman" w:cs="Times New Roman"/>
+          <w:color w:val="000000" w:themeColor="text1"/>
+          <w:sz w:val="28"/>
+          <w:szCs w:val="28"/>
+        </w:rPr>
+        <w:t>(</w:t>
+      </w:r>
+      <w:proofErr w:type="gramEnd"/>
+      <w:r>
+        <w:rPr>
+          <w:rStyle w:val="HTML"/>
+          <w:rFonts w:ascii="Times New Roman" w:hAnsi="Times New Roman" w:cs="Times New Roman"/>
+          <w:color w:val="000000" w:themeColor="text1"/>
+          <w:sz w:val="28"/>
+          <w:szCs w:val="28"/>
+        </w:rPr>
+        <w:t>)</w:t>
+      </w:r>
+      <w:r>
+        <w:rPr>
+          <w:color w:val="000000" w:themeColor="text1"/>
+          <w:sz w:val="28"/>
+          <w:szCs w:val="28"/>
+        </w:rPr>
+        <w:t xml:space="preserve"> и </w:t>
+      </w:r>
+      <w:proofErr w:type="spellStart"/>
+      <w:r>
+        <w:rPr>
+          <w:rStyle w:val="HTML"/>
+          <w:rFonts w:ascii="Times New Roman" w:hAnsi="Times New Roman" w:cs="Times New Roman"/>
+          <w:color w:val="000000" w:themeColor="text1"/>
+          <w:sz w:val="28"/>
+          <w:szCs w:val="28"/>
+        </w:rPr>
+        <w:t>getExit</w:t>
+      </w:r>
+      <w:proofErr w:type="spellEnd"/>
+      <w:r>
+        <w:rPr>
+          <w:rStyle w:val="HTML"/>
+          <w:rFonts w:ascii="Times New Roman" w:hAnsi="Times New Roman" w:cs="Times New Roman"/>
+          <w:color w:val="000000" w:themeColor="text1"/>
+          <w:sz w:val="28"/>
+          <w:szCs w:val="28"/>
+        </w:rPr>
+        <w:t>()</w:t>
+      </w:r>
+      <w:r>
+        <w:rPr>
+          <w:color w:val="000000" w:themeColor="text1"/>
+          <w:sz w:val="28"/>
+          <w:szCs w:val="28"/>
+        </w:rPr>
+        <w:t xml:space="preserve"> предоставляют доступ к соответствующим кнопкам для обработки действий пользователя.</w:t>
+      </w:r>
+    </w:p>
+    <w:p>
+      <w:pPr>
+        <w:pStyle w:val="isselectedend"/>
+        <w:spacing w:line="360" w:lineRule="auto"/>
+        <w:ind w:firstLine="709"/>
+        <w:jc w:val="both"/>
+        <w:rPr>
+          <w:color w:val="000000" w:themeColor="text1"/>
+          <w:sz w:val="28"/>
+          <w:szCs w:val="28"/>
+        </w:rPr>
+      </w:pPr>
+      <w:r>
+        <w:rPr>
+          <w:color w:val="000000" w:themeColor="text1"/>
+          <w:sz w:val="28"/>
+          <w:szCs w:val="28"/>
+        </w:rPr>
+        <w:t xml:space="preserve">Класс </w:t>
+      </w:r>
+      <w:proofErr w:type="spellStart"/>
+      <w:r>
+        <w:rPr>
+          <w:rStyle w:val="HTML"/>
+          <w:rFonts w:ascii="Times New Roman" w:hAnsi="Times New Roman" w:cs="Times New Roman"/>
+          <w:color w:val="000000" w:themeColor="text1"/>
+          <w:sz w:val="28"/>
+          <w:szCs w:val="28"/>
+        </w:rPr>
+        <w:t>Menu</w:t>
+      </w:r>
+      <w:proofErr w:type="spellEnd"/>
+      <w:r>
+        <w:rPr>
+          <w:color w:val="000000" w:themeColor="text1"/>
+          <w:sz w:val="28"/>
+          <w:szCs w:val="28"/>
+        </w:rPr>
+        <w:t xml:space="preserve"> является отдельным компонентом программы и не хранится непосредственно внутри класса </w:t>
       </w:r>
       <w:proofErr w:type="spellStart"/>
       <w:r>
@@ -4251,23 +5270,109 @@
           <w:sz w:val="28"/>
           <w:szCs w:val="28"/>
         </w:rPr>
+        <w:t xml:space="preserve">. Состояние игры между игровым процессом и меню определяется с помощью перечисления </w:t>
+      </w:r>
+      <w:proofErr w:type="spellStart"/>
+      <w:r>
+        <w:rPr>
+          <w:rStyle w:val="HTML"/>
+          <w:rFonts w:ascii="Times New Roman" w:hAnsi="Times New Roman" w:cs="Times New Roman"/>
+          <w:color w:val="000000" w:themeColor="text1"/>
+          <w:sz w:val="28"/>
+          <w:szCs w:val="28"/>
+        </w:rPr>
+        <w:t>GameStatus</w:t>
+      </w:r>
+      <w:proofErr w:type="spellEnd"/>
+      <w:r>
+        <w:rPr>
+          <w:color w:val="000000" w:themeColor="text1"/>
+          <w:sz w:val="28"/>
+          <w:szCs w:val="28"/>
+        </w:rPr>
         <w:t>.</w:t>
       </w:r>
     </w:p>
     <w:p>
       <w:pPr>
         <w:pStyle w:val="2"/>
-        <w:ind w:left="709" w:firstLine="0"/>
-        <w:rPr>
-          <w:rFonts w:ascii="Times New Roman" w:hAnsi="Times New Roman" w:cs="Times New Roman"/>
-          <w:sz w:val="28"/>
-          <w:szCs w:val="28"/>
-        </w:rPr>
-      </w:pPr>
-      <w:bookmarkStart w:id="6" w:name="_Toc239971028"/>
-      <w:r>
-        <w:rPr>
-          <w:rFonts w:ascii="Times New Roman" w:hAnsi="Times New Roman" w:cs="Times New Roman"/>
+        <w:spacing w:line="360" w:lineRule="auto"/>
+        <w:ind w:left="709" w:hanging="9"/>
+        <w:jc w:val="both"/>
+        <w:rPr>
+          <w:rFonts w:ascii="Times New Roman" w:hAnsi="Times New Roman" w:cs="Times New Roman"/>
+          <w:color w:val="000000" w:themeColor="text1"/>
+          <w:sz w:val="28"/>
+          <w:szCs w:val="28"/>
+        </w:rPr>
+      </w:pPr>
+      <w:bookmarkStart w:id="8" w:name="_Toc240018978"/>
+      <w:r>
+        <w:rPr>
+          <w:rFonts w:ascii="Times New Roman" w:hAnsi="Times New Roman" w:cs="Times New Roman"/>
+          <w:color w:val="000000" w:themeColor="text1"/>
+          <w:sz w:val="28"/>
+          <w:szCs w:val="28"/>
+        </w:rPr>
+        <w:t>Взаимодействие классов</w:t>
+      </w:r>
+      <w:bookmarkEnd w:id="8"/>
+    </w:p>
+    <w:p>
+      <w:pPr>
+        <w:pStyle w:val="isselectedend"/>
+        <w:spacing w:line="360" w:lineRule="auto"/>
+        <w:ind w:firstLine="709"/>
+        <w:jc w:val="both"/>
+        <w:rPr>
+          <w:color w:val="000000" w:themeColor="text1"/>
+          <w:sz w:val="28"/>
+          <w:szCs w:val="28"/>
+        </w:rPr>
+      </w:pPr>
+      <w:r>
+        <w:rPr>
+          <w:color w:val="000000" w:themeColor="text1"/>
+          <w:sz w:val="28"/>
+          <w:szCs w:val="28"/>
+        </w:rPr>
+        <w:t xml:space="preserve">Основным связующим компонентом архитектуры является класс </w:t>
+      </w:r>
+      <w:proofErr w:type="spellStart"/>
+      <w:r>
+        <w:rPr>
+          <w:rStyle w:val="HTML"/>
+          <w:rFonts w:ascii="Times New Roman" w:hAnsi="Times New Roman" w:cs="Times New Roman"/>
+          <w:color w:val="000000" w:themeColor="text1"/>
+          <w:sz w:val="28"/>
+          <w:szCs w:val="28"/>
+        </w:rPr>
+        <w:t>Game</w:t>
+      </w:r>
+      <w:proofErr w:type="spellEnd"/>
+      <w:r>
+        <w:rPr>
+          <w:color w:val="000000" w:themeColor="text1"/>
+          <w:sz w:val="28"/>
+          <w:szCs w:val="28"/>
+        </w:rPr>
+        <w:t>. Он содержит объекты игровых сущностей и управляет их взаимодействием.</w:t>
+      </w:r>
+    </w:p>
+    <w:p>
+      <w:pPr>
+        <w:pStyle w:val="isselectedend"/>
+        <w:spacing w:line="360" w:lineRule="auto"/>
+        <w:ind w:firstLine="709"/>
+        <w:jc w:val="both"/>
+        <w:rPr>
+          <w:color w:val="000000" w:themeColor="text1"/>
+          <w:sz w:val="28"/>
+          <w:szCs w:val="28"/>
+        </w:rPr>
+      </w:pPr>
+      <w:r>
+        <w:rPr>
           <w:color w:val="000000" w:themeColor="text1"/>
           <w:sz w:val="28"/>
           <w:szCs w:val="28"/>
@@ -4278,33 +5383,254 @@
       <w:r>
         <w:rPr>
           <w:rStyle w:val="HTML"/>
-          <w:rFonts w:ascii="Times New Roman" w:eastAsiaTheme="majorEastAsia" w:hAnsi="Times New Roman" w:cs="Times New Roman"/>
+          <w:rFonts w:ascii="Times New Roman" w:hAnsi="Times New Roman" w:cs="Times New Roman"/>
+          <w:color w:val="000000" w:themeColor="text1"/>
+          <w:sz w:val="28"/>
+          <w:szCs w:val="28"/>
+        </w:rPr>
+        <w:t>Game</w:t>
+      </w:r>
+      <w:proofErr w:type="spellEnd"/>
+      <w:r>
+        <w:rPr>
+          <w:color w:val="000000" w:themeColor="text1"/>
+          <w:sz w:val="28"/>
+          <w:szCs w:val="28"/>
+        </w:rPr>
+        <w:t xml:space="preserve"> содержит один объект </w:t>
+      </w:r>
+      <w:proofErr w:type="spellStart"/>
+      <w:r>
+        <w:rPr>
+          <w:rStyle w:val="HTML"/>
+          <w:rFonts w:ascii="Times New Roman" w:hAnsi="Times New Roman" w:cs="Times New Roman"/>
+          <w:color w:val="000000" w:themeColor="text1"/>
+          <w:sz w:val="28"/>
+          <w:szCs w:val="28"/>
+        </w:rPr>
+        <w:t>Player</w:t>
+      </w:r>
+      <w:proofErr w:type="spellEnd"/>
+      <w:r>
+        <w:rPr>
+          <w:color w:val="000000" w:themeColor="text1"/>
+          <w:sz w:val="28"/>
+          <w:szCs w:val="28"/>
+        </w:rPr>
+        <w:t xml:space="preserve">, поскольку в игре используется один корабль игрока, и множество объектов </w:t>
+      </w:r>
+      <w:proofErr w:type="spellStart"/>
+      <w:r>
+        <w:rPr>
+          <w:rStyle w:val="HTML"/>
+          <w:rFonts w:ascii="Times New Roman" w:hAnsi="Times New Roman" w:cs="Times New Roman"/>
           <w:color w:val="000000" w:themeColor="text1"/>
           <w:sz w:val="28"/>
           <w:szCs w:val="28"/>
         </w:rPr>
         <w:t>Enemy</w:t>
       </w:r>
-      <w:bookmarkEnd w:id="6"/>
-      <w:proofErr w:type="spellEnd"/>
+      <w:proofErr w:type="spellEnd"/>
+      <w:r>
+        <w:rPr>
+          <w:color w:val="000000" w:themeColor="text1"/>
+          <w:sz w:val="28"/>
+          <w:szCs w:val="28"/>
+        </w:rPr>
+        <w:t xml:space="preserve">, поскольку одновременно на игровом поле находится несколько противников. Для хранения противников используется контейнер </w:t>
+      </w:r>
+      <w:proofErr w:type="spellStart"/>
+      <w:proofErr w:type="gramStart"/>
+      <w:r>
+        <w:rPr>
+          <w:rStyle w:val="HTML"/>
+          <w:rFonts w:ascii="Times New Roman" w:hAnsi="Times New Roman" w:cs="Times New Roman"/>
+          <w:color w:val="000000" w:themeColor="text1"/>
+          <w:sz w:val="28"/>
+          <w:szCs w:val="28"/>
+        </w:rPr>
+        <w:t>std</w:t>
+      </w:r>
+      <w:proofErr w:type="spellEnd"/>
+      <w:r>
+        <w:rPr>
+          <w:rStyle w:val="HTML"/>
+          <w:rFonts w:ascii="Times New Roman" w:hAnsi="Times New Roman" w:cs="Times New Roman"/>
+          <w:color w:val="000000" w:themeColor="text1"/>
+          <w:sz w:val="28"/>
+          <w:szCs w:val="28"/>
+        </w:rPr>
+        <w:t>::</w:t>
+      </w:r>
+      <w:proofErr w:type="spellStart"/>
+      <w:proofErr w:type="gramEnd"/>
+      <w:r>
+        <w:rPr>
+          <w:rStyle w:val="HTML"/>
+          <w:rFonts w:ascii="Times New Roman" w:hAnsi="Times New Roman" w:cs="Times New Roman"/>
+          <w:color w:val="000000" w:themeColor="text1"/>
+          <w:sz w:val="28"/>
+          <w:szCs w:val="28"/>
+        </w:rPr>
+        <w:t>vector</w:t>
+      </w:r>
+      <w:proofErr w:type="spellEnd"/>
+      <w:r>
+        <w:rPr>
+          <w:rStyle w:val="HTML"/>
+          <w:rFonts w:ascii="Times New Roman" w:hAnsi="Times New Roman" w:cs="Times New Roman"/>
+          <w:color w:val="000000" w:themeColor="text1"/>
+          <w:sz w:val="28"/>
+          <w:szCs w:val="28"/>
+        </w:rPr>
+        <w:t>&lt;</w:t>
+      </w:r>
+      <w:proofErr w:type="spellStart"/>
+      <w:r>
+        <w:rPr>
+          <w:rStyle w:val="HTML"/>
+          <w:rFonts w:ascii="Times New Roman" w:hAnsi="Times New Roman" w:cs="Times New Roman"/>
+          <w:color w:val="000000" w:themeColor="text1"/>
+          <w:sz w:val="28"/>
+          <w:szCs w:val="28"/>
+        </w:rPr>
+        <w:t>Enemy</w:t>
+      </w:r>
+      <w:proofErr w:type="spellEnd"/>
+      <w:r>
+        <w:rPr>
+          <w:rStyle w:val="HTML"/>
+          <w:rFonts w:ascii="Times New Roman" w:hAnsi="Times New Roman" w:cs="Times New Roman"/>
+          <w:color w:val="000000" w:themeColor="text1"/>
+          <w:sz w:val="28"/>
+          <w:szCs w:val="28"/>
+        </w:rPr>
+        <w:t>&gt;</w:t>
+      </w:r>
+      <w:r>
+        <w:rPr>
+          <w:color w:val="000000" w:themeColor="text1"/>
+          <w:sz w:val="28"/>
+          <w:szCs w:val="28"/>
+        </w:rPr>
+        <w:t>.</w:t>
+      </w:r>
     </w:p>
     <w:p>
       <w:pPr>
         <w:pStyle w:val="isselectedend"/>
+        <w:spacing w:line="360" w:lineRule="auto"/>
         <w:ind w:firstLine="709"/>
-        <w:rPr>
-          <w:color w:val="000000" w:themeColor="text1"/>
-          <w:sz w:val="28"/>
-          <w:szCs w:val="28"/>
-        </w:rPr>
-      </w:pPr>
-      <w:r>
-        <w:rPr>
-          <w:color w:val="000000" w:themeColor="text1"/>
-          <w:sz w:val="28"/>
-          <w:szCs w:val="28"/>
-        </w:rPr>
-        <w:t xml:space="preserve">Класс </w:t>
+        <w:jc w:val="both"/>
+        <w:rPr>
+          <w:color w:val="000000" w:themeColor="text1"/>
+          <w:sz w:val="28"/>
+          <w:szCs w:val="28"/>
+        </w:rPr>
+      </w:pPr>
+      <w:r>
+        <w:rPr>
+          <w:color w:val="000000" w:themeColor="text1"/>
+          <w:sz w:val="28"/>
+          <w:szCs w:val="28"/>
+        </w:rPr>
+        <w:t xml:space="preserve">Для снарядов используется общий контейнер </w:t>
+      </w:r>
+      <w:proofErr w:type="spellStart"/>
+      <w:proofErr w:type="gramStart"/>
+      <w:r>
+        <w:rPr>
+          <w:rStyle w:val="HTML"/>
+          <w:rFonts w:ascii="Times New Roman" w:hAnsi="Times New Roman" w:cs="Times New Roman"/>
+          <w:color w:val="000000" w:themeColor="text1"/>
+          <w:sz w:val="28"/>
+          <w:szCs w:val="28"/>
+        </w:rPr>
+        <w:t>std</w:t>
+      </w:r>
+      <w:proofErr w:type="spellEnd"/>
+      <w:r>
+        <w:rPr>
+          <w:rStyle w:val="HTML"/>
+          <w:rFonts w:ascii="Times New Roman" w:hAnsi="Times New Roman" w:cs="Times New Roman"/>
+          <w:color w:val="000000" w:themeColor="text1"/>
+          <w:sz w:val="28"/>
+          <w:szCs w:val="28"/>
+        </w:rPr>
+        <w:t>::</w:t>
+      </w:r>
+      <w:proofErr w:type="spellStart"/>
+      <w:proofErr w:type="gramEnd"/>
+      <w:r>
+        <w:rPr>
+          <w:rStyle w:val="HTML"/>
+          <w:rFonts w:ascii="Times New Roman" w:hAnsi="Times New Roman" w:cs="Times New Roman"/>
+          <w:color w:val="000000" w:themeColor="text1"/>
+          <w:sz w:val="28"/>
+          <w:szCs w:val="28"/>
+        </w:rPr>
+        <w:t>vector</w:t>
+      </w:r>
+      <w:proofErr w:type="spellEnd"/>
+      <w:r>
+        <w:rPr>
+          <w:rStyle w:val="HTML"/>
+          <w:rFonts w:ascii="Times New Roman" w:hAnsi="Times New Roman" w:cs="Times New Roman"/>
+          <w:color w:val="000000" w:themeColor="text1"/>
+          <w:sz w:val="28"/>
+          <w:szCs w:val="28"/>
+        </w:rPr>
+        <w:t>&lt;</w:t>
+      </w:r>
+      <w:proofErr w:type="spellStart"/>
+      <w:r>
+        <w:rPr>
+          <w:rStyle w:val="HTML"/>
+          <w:rFonts w:ascii="Times New Roman" w:hAnsi="Times New Roman" w:cs="Times New Roman"/>
+          <w:color w:val="000000" w:themeColor="text1"/>
+          <w:sz w:val="28"/>
+          <w:szCs w:val="28"/>
+        </w:rPr>
+        <w:t>Bullet</w:t>
+      </w:r>
+      <w:proofErr w:type="spellEnd"/>
+      <w:r>
+        <w:rPr>
+          <w:rStyle w:val="HTML"/>
+          <w:rFonts w:ascii="Times New Roman" w:hAnsi="Times New Roman" w:cs="Times New Roman"/>
+          <w:color w:val="000000" w:themeColor="text1"/>
+          <w:sz w:val="28"/>
+          <w:szCs w:val="28"/>
+        </w:rPr>
+        <w:t>&gt;</w:t>
+      </w:r>
+      <w:r>
+        <w:rPr>
+          <w:color w:val="000000" w:themeColor="text1"/>
+          <w:sz w:val="28"/>
+          <w:szCs w:val="28"/>
+        </w:rPr>
+        <w:t xml:space="preserve">. Классы </w:t>
+      </w:r>
+      <w:proofErr w:type="spellStart"/>
+      <w:r>
+        <w:rPr>
+          <w:rStyle w:val="HTML"/>
+          <w:rFonts w:ascii="Times New Roman" w:hAnsi="Times New Roman" w:cs="Times New Roman"/>
+          <w:color w:val="000000" w:themeColor="text1"/>
+          <w:sz w:val="28"/>
+          <w:szCs w:val="28"/>
+        </w:rPr>
+        <w:t>Player</w:t>
+      </w:r>
+      <w:proofErr w:type="spellEnd"/>
+      <w:r>
+        <w:rPr>
+          <w:color w:val="000000" w:themeColor="text1"/>
+          <w:sz w:val="28"/>
+          <w:szCs w:val="28"/>
+        </w:rPr>
+        <w:t xml:space="preserve"> и </w:t>
       </w:r>
       <w:proofErr w:type="spellStart"/>
       <w:r>
@@ -4324,137 +5650,138 @@
           <w:sz w:val="28"/>
           <w:szCs w:val="28"/>
         </w:rPr>
-        <w:t xml:space="preserve"> представляет отдельного противника. Каждый объект этого класса хранит своё положение, скорость, графический спрайт, направление движения и время до следующего выстрела.</w:t>
+        <w:t xml:space="preserve"> создают объекты </w:t>
+      </w:r>
+      <w:proofErr w:type="spellStart"/>
+      <w:r>
+        <w:rPr>
+          <w:rStyle w:val="HTML"/>
+          <w:rFonts w:ascii="Times New Roman" w:hAnsi="Times New Roman" w:cs="Times New Roman"/>
+          <w:color w:val="000000" w:themeColor="text1"/>
+          <w:sz w:val="28"/>
+          <w:szCs w:val="28"/>
+        </w:rPr>
+        <w:t>Bullet</w:t>
+      </w:r>
+      <w:proofErr w:type="spellEnd"/>
+      <w:r>
+        <w:rPr>
+          <w:color w:val="000000" w:themeColor="text1"/>
+          <w:sz w:val="28"/>
+          <w:szCs w:val="28"/>
+        </w:rPr>
+        <w:t xml:space="preserve"> и добавляют их в этот контейнер. Поэтому отдельные коллекции для снарядов игрока и противников не требуются.</w:t>
       </w:r>
     </w:p>
     <w:p>
       <w:pPr>
         <w:pStyle w:val="isselectedend"/>
+        <w:spacing w:line="360" w:lineRule="auto"/>
         <w:ind w:firstLine="709"/>
-        <w:rPr>
-          <w:color w:val="000000" w:themeColor="text1"/>
-          <w:sz w:val="28"/>
-          <w:szCs w:val="28"/>
-        </w:rPr>
-      </w:pPr>
-      <w:r>
-        <w:rPr>
-          <w:color w:val="000000" w:themeColor="text1"/>
-          <w:sz w:val="28"/>
-          <w:szCs w:val="28"/>
-        </w:rPr>
-        <w:t xml:space="preserve">Метод </w:t>
-      </w:r>
-      <w:proofErr w:type="spellStart"/>
-      <w:proofErr w:type="gramStart"/>
-      <w:r>
-        <w:rPr>
-          <w:rStyle w:val="HTML"/>
-          <w:rFonts w:ascii="Times New Roman" w:hAnsi="Times New Roman" w:cs="Times New Roman"/>
-          <w:color w:val="000000" w:themeColor="text1"/>
-          <w:sz w:val="28"/>
-          <w:szCs w:val="28"/>
-        </w:rPr>
-        <w:t>move</w:t>
-      </w:r>
-      <w:proofErr w:type="spellEnd"/>
-      <w:r>
-        <w:rPr>
-          <w:rStyle w:val="HTML"/>
-          <w:rFonts w:ascii="Times New Roman" w:hAnsi="Times New Roman" w:cs="Times New Roman"/>
-          <w:color w:val="000000" w:themeColor="text1"/>
-          <w:sz w:val="28"/>
-          <w:szCs w:val="28"/>
-        </w:rPr>
-        <w:t>(</w:t>
-      </w:r>
-      <w:proofErr w:type="gramEnd"/>
-      <w:r>
-        <w:rPr>
-          <w:rStyle w:val="HTML"/>
-          <w:rFonts w:ascii="Times New Roman" w:hAnsi="Times New Roman" w:cs="Times New Roman"/>
-          <w:color w:val="000000" w:themeColor="text1"/>
-          <w:sz w:val="28"/>
-          <w:szCs w:val="28"/>
-        </w:rPr>
-        <w:t>)</w:t>
-      </w:r>
-      <w:r>
-        <w:rPr>
-          <w:color w:val="000000" w:themeColor="text1"/>
-          <w:sz w:val="28"/>
-          <w:szCs w:val="28"/>
-        </w:rPr>
-        <w:t xml:space="preserve"> изменяет положение противника. </w:t>
-      </w:r>
-      <w:r>
-        <w:rPr>
-          <w:color w:val="000000" w:themeColor="text1"/>
-          <w:sz w:val="28"/>
-          <w:szCs w:val="28"/>
-        </w:rPr>
-        <w:t>При достижении границы игрового поля направление движения противников изменяется, а их построение перемещается вниз.</w:t>
+        <w:jc w:val="both"/>
+        <w:rPr>
+          <w:color w:val="000000" w:themeColor="text1"/>
+          <w:sz w:val="28"/>
+          <w:szCs w:val="28"/>
+        </w:rPr>
+      </w:pPr>
+      <w:r>
+        <w:rPr>
+          <w:color w:val="000000" w:themeColor="text1"/>
+          <w:sz w:val="28"/>
+          <w:szCs w:val="28"/>
+        </w:rPr>
+        <w:t xml:space="preserve">При столкновении снаряда игрока с противником класс </w:t>
+      </w:r>
+      <w:proofErr w:type="spellStart"/>
+      <w:r>
+        <w:rPr>
+          <w:rStyle w:val="HTML"/>
+          <w:rFonts w:ascii="Times New Roman" w:hAnsi="Times New Roman" w:cs="Times New Roman"/>
+          <w:color w:val="000000" w:themeColor="text1"/>
+          <w:sz w:val="28"/>
+          <w:szCs w:val="28"/>
+        </w:rPr>
+        <w:t>Game</w:t>
+      </w:r>
+      <w:proofErr w:type="spellEnd"/>
+      <w:r>
+        <w:rPr>
+          <w:color w:val="000000" w:themeColor="text1"/>
+          <w:sz w:val="28"/>
+          <w:szCs w:val="28"/>
+        </w:rPr>
+        <w:t xml:space="preserve"> определяет соответствующее столкновение, удаляет уничтоженного противника и увеличивает количество набранных очков. При столкновении корабля игрока с противником игрок теряет жизнь, после чего столкнувшийся </w:t>
+      </w:r>
+      <w:r>
+        <w:rPr>
+          <w:color w:val="000000" w:themeColor="text1"/>
+          <w:sz w:val="28"/>
+          <w:szCs w:val="28"/>
+        </w:rPr>
+        <w:lastRenderedPageBreak/>
+        <w:t>противник удаляется. Если противник достигает нижней границы игрового поля, игрок также теряет жизнь, а данный противник удаляется.</w:t>
       </w:r>
     </w:p>
     <w:p>
       <w:pPr>
         <w:pStyle w:val="isselectedend"/>
+        <w:spacing w:line="360" w:lineRule="auto"/>
         <w:ind w:firstLine="709"/>
-        <w:rPr>
-          <w:color w:val="000000" w:themeColor="text1"/>
-          <w:sz w:val="28"/>
-          <w:szCs w:val="28"/>
-        </w:rPr>
-      </w:pPr>
-      <w:r>
-        <w:rPr>
-          <w:color w:val="000000" w:themeColor="text1"/>
-          <w:sz w:val="28"/>
-          <w:szCs w:val="28"/>
-        </w:rPr>
-        <w:t xml:space="preserve">Метод </w:t>
-      </w:r>
-      <w:proofErr w:type="spellStart"/>
-      <w:proofErr w:type="gramStart"/>
-      <w:r>
-        <w:rPr>
-          <w:rStyle w:val="HTML"/>
-          <w:rFonts w:ascii="Times New Roman" w:hAnsi="Times New Roman" w:cs="Times New Roman"/>
-          <w:color w:val="000000" w:themeColor="text1"/>
-          <w:sz w:val="28"/>
-          <w:szCs w:val="28"/>
-        </w:rPr>
-        <w:t>shoot</w:t>
-      </w:r>
-      <w:proofErr w:type="spellEnd"/>
-      <w:r>
-        <w:rPr>
-          <w:rStyle w:val="HTML"/>
-          <w:rFonts w:ascii="Times New Roman" w:hAnsi="Times New Roman" w:cs="Times New Roman"/>
-          <w:color w:val="000000" w:themeColor="text1"/>
-          <w:sz w:val="28"/>
-          <w:szCs w:val="28"/>
-        </w:rPr>
-        <w:t>(</w:t>
-      </w:r>
-      <w:proofErr w:type="gramEnd"/>
-      <w:r>
-        <w:rPr>
-          <w:rStyle w:val="HTML"/>
-          <w:rFonts w:ascii="Times New Roman" w:hAnsi="Times New Roman" w:cs="Times New Roman"/>
-          <w:color w:val="000000" w:themeColor="text1"/>
-          <w:sz w:val="28"/>
-          <w:szCs w:val="28"/>
-        </w:rPr>
-        <w:t>)</w:t>
-      </w:r>
-      <w:r>
-        <w:rPr>
-          <w:color w:val="000000" w:themeColor="text1"/>
-          <w:sz w:val="28"/>
-          <w:szCs w:val="28"/>
-        </w:rPr>
-        <w:t xml:space="preserve"> отвечает за создание снаряда противника. Как и у игрока, новый объект </w:t>
+        <w:jc w:val="both"/>
+        <w:rPr>
+          <w:color w:val="000000" w:themeColor="text1"/>
+          <w:sz w:val="28"/>
+          <w:szCs w:val="28"/>
+        </w:rPr>
+      </w:pPr>
+      <w:r>
+        <w:rPr>
+          <w:color w:val="000000" w:themeColor="text1"/>
+          <w:sz w:val="28"/>
+          <w:szCs w:val="28"/>
+        </w:rPr>
+        <w:t xml:space="preserve">Таким образом, </w:t>
+      </w:r>
+      <w:proofErr w:type="spellStart"/>
+      <w:r>
+        <w:rPr>
+          <w:rStyle w:val="HTML"/>
+          <w:rFonts w:ascii="Times New Roman" w:hAnsi="Times New Roman" w:cs="Times New Roman"/>
+          <w:color w:val="000000" w:themeColor="text1"/>
+          <w:sz w:val="28"/>
+          <w:szCs w:val="28"/>
+        </w:rPr>
+        <w:t>Player</w:t>
+      </w:r>
+      <w:proofErr w:type="spellEnd"/>
+      <w:r>
+        <w:rPr>
+          <w:color w:val="000000" w:themeColor="text1"/>
+          <w:sz w:val="28"/>
+          <w:szCs w:val="28"/>
+        </w:rPr>
+        <w:t xml:space="preserve">, </w:t>
+      </w:r>
+      <w:proofErr w:type="spellStart"/>
+      <w:r>
+        <w:rPr>
+          <w:rStyle w:val="HTML"/>
+          <w:rFonts w:ascii="Times New Roman" w:hAnsi="Times New Roman" w:cs="Times New Roman"/>
+          <w:color w:val="000000" w:themeColor="text1"/>
+          <w:sz w:val="28"/>
+          <w:szCs w:val="28"/>
+        </w:rPr>
+        <w:t>Enemy</w:t>
+      </w:r>
+      <w:proofErr w:type="spellEnd"/>
+      <w:r>
+        <w:rPr>
+          <w:color w:val="000000" w:themeColor="text1"/>
+          <w:sz w:val="28"/>
+          <w:szCs w:val="28"/>
+        </w:rPr>
+        <w:t xml:space="preserve"> и </w:t>
       </w:r>
       <w:proofErr w:type="spellStart"/>
       <w:r>
@@ -4474,1391 +5801,101 @@
           <w:sz w:val="28"/>
           <w:szCs w:val="28"/>
         </w:rPr>
-        <w:t xml:space="preserve"> добавляется в общий вектор снарядов. При этом создаваемый снаряд получает владельца </w:t>
-      </w:r>
-      <w:proofErr w:type="spellStart"/>
-      <w:r>
-        <w:rPr>
-          <w:rStyle w:val="HTML"/>
-          <w:rFonts w:ascii="Times New Roman" w:hAnsi="Times New Roman" w:cs="Times New Roman"/>
-          <w:color w:val="000000" w:themeColor="text1"/>
-          <w:sz w:val="28"/>
-          <w:szCs w:val="28"/>
-        </w:rPr>
-        <w:t>Enemy</w:t>
-      </w:r>
-      <w:proofErr w:type="spellEnd"/>
-      <w:r>
-        <w:rPr>
-          <w:color w:val="000000" w:themeColor="text1"/>
-          <w:sz w:val="28"/>
-          <w:szCs w:val="28"/>
-        </w:rPr>
-        <w:t>, благодаря чему программа может определить, что он является снарядом противника.</w:t>
+        <w:t xml:space="preserve"> отвечают за состояние и отдельное поведение игровых объектов, а </w:t>
+      </w:r>
+      <w:proofErr w:type="spellStart"/>
+      <w:r>
+        <w:rPr>
+          <w:rStyle w:val="HTML"/>
+          <w:rFonts w:ascii="Times New Roman" w:hAnsi="Times New Roman" w:cs="Times New Roman"/>
+          <w:color w:val="000000" w:themeColor="text1"/>
+          <w:sz w:val="28"/>
+          <w:szCs w:val="28"/>
+        </w:rPr>
+        <w:t>Game</w:t>
+      </w:r>
+      <w:proofErr w:type="spellEnd"/>
+      <w:r>
+        <w:rPr>
+          <w:color w:val="000000" w:themeColor="text1"/>
+          <w:sz w:val="28"/>
+          <w:szCs w:val="28"/>
+        </w:rPr>
+        <w:t xml:space="preserve"> координирует их работу и отвечает за общую игровую логику.</w:t>
+      </w:r>
+      <w:r>
+        <w:rPr>
+          <w:color w:val="000000" w:themeColor="text1"/>
+          <w:sz w:val="28"/>
+          <w:szCs w:val="28"/>
+        </w:rPr>
+        <w:t xml:space="preserve"> На рисунке 1 показана диаграмма классов программы.</w:t>
       </w:r>
     </w:p>
     <w:p>
       <w:pPr>
         <w:pStyle w:val="isselectedend"/>
+        <w:spacing w:line="360" w:lineRule="auto"/>
         <w:ind w:firstLine="709"/>
-        <w:rPr>
-          <w:color w:val="000000" w:themeColor="text1"/>
-          <w:sz w:val="28"/>
-          <w:szCs w:val="28"/>
-        </w:rPr>
-      </w:pPr>
-      <w:r>
-        <w:rPr>
-          <w:color w:val="000000" w:themeColor="text1"/>
-          <w:sz w:val="28"/>
-          <w:szCs w:val="28"/>
-        </w:rPr>
-        <w:t xml:space="preserve">Методы </w:t>
-      </w:r>
-      <w:proofErr w:type="spellStart"/>
-      <w:proofErr w:type="gramStart"/>
-      <w:r>
-        <w:rPr>
-          <w:rStyle w:val="HTML"/>
-          <w:rFonts w:ascii="Times New Roman" w:hAnsi="Times New Roman" w:cs="Times New Roman"/>
-          <w:color w:val="000000" w:themeColor="text1"/>
-          <w:sz w:val="28"/>
-          <w:szCs w:val="28"/>
-        </w:rPr>
-        <w:t>setX</w:t>
-      </w:r>
-      <w:proofErr w:type="spellEnd"/>
-      <w:r>
-        <w:rPr>
-          <w:rStyle w:val="HTML"/>
-          <w:rFonts w:ascii="Times New Roman" w:hAnsi="Times New Roman" w:cs="Times New Roman"/>
-          <w:color w:val="000000" w:themeColor="text1"/>
-          <w:sz w:val="28"/>
-          <w:szCs w:val="28"/>
-        </w:rPr>
-        <w:t>(</w:t>
-      </w:r>
-      <w:proofErr w:type="gramEnd"/>
-      <w:r>
-        <w:rPr>
-          <w:rStyle w:val="HTML"/>
-          <w:rFonts w:ascii="Times New Roman" w:hAnsi="Times New Roman" w:cs="Times New Roman"/>
-          <w:color w:val="000000" w:themeColor="text1"/>
-          <w:sz w:val="28"/>
-          <w:szCs w:val="28"/>
-        </w:rPr>
-        <w:t>)</w:t>
-      </w:r>
-      <w:r>
-        <w:rPr>
-          <w:color w:val="000000" w:themeColor="text1"/>
-          <w:sz w:val="28"/>
-          <w:szCs w:val="28"/>
-        </w:rPr>
-        <w:t xml:space="preserve">, </w:t>
-      </w:r>
-      <w:proofErr w:type="spellStart"/>
-      <w:r>
-        <w:rPr>
-          <w:rStyle w:val="HTML"/>
-          <w:rFonts w:ascii="Times New Roman" w:hAnsi="Times New Roman" w:cs="Times New Roman"/>
-          <w:color w:val="000000" w:themeColor="text1"/>
-          <w:sz w:val="28"/>
-          <w:szCs w:val="28"/>
-        </w:rPr>
-        <w:t>setY</w:t>
-      </w:r>
-      <w:proofErr w:type="spellEnd"/>
-      <w:r>
-        <w:rPr>
-          <w:rStyle w:val="HTML"/>
-          <w:rFonts w:ascii="Times New Roman" w:hAnsi="Times New Roman" w:cs="Times New Roman"/>
-          <w:color w:val="000000" w:themeColor="text1"/>
-          <w:sz w:val="28"/>
-          <w:szCs w:val="28"/>
-        </w:rPr>
-        <w:t>()</w:t>
-      </w:r>
-      <w:r>
-        <w:rPr>
-          <w:color w:val="000000" w:themeColor="text1"/>
-          <w:sz w:val="28"/>
-          <w:szCs w:val="28"/>
-        </w:rPr>
-        <w:t xml:space="preserve">, </w:t>
-      </w:r>
-      <w:proofErr w:type="spellStart"/>
-      <w:r>
-        <w:rPr>
-          <w:rStyle w:val="HTML"/>
-          <w:rFonts w:ascii="Times New Roman" w:hAnsi="Times New Roman" w:cs="Times New Roman"/>
-          <w:color w:val="000000" w:themeColor="text1"/>
-          <w:sz w:val="28"/>
-          <w:szCs w:val="28"/>
-        </w:rPr>
-        <w:t>addX</w:t>
-      </w:r>
-      <w:proofErr w:type="spellEnd"/>
-      <w:r>
-        <w:rPr>
-          <w:rStyle w:val="HTML"/>
-          <w:rFonts w:ascii="Times New Roman" w:hAnsi="Times New Roman" w:cs="Times New Roman"/>
-          <w:color w:val="000000" w:themeColor="text1"/>
-          <w:sz w:val="28"/>
-          <w:szCs w:val="28"/>
-        </w:rPr>
-        <w:t>()</w:t>
-      </w:r>
-      <w:r>
-        <w:rPr>
-          <w:color w:val="000000" w:themeColor="text1"/>
-          <w:sz w:val="28"/>
-          <w:szCs w:val="28"/>
-        </w:rPr>
-        <w:t xml:space="preserve"> и </w:t>
-      </w:r>
-      <w:proofErr w:type="spellStart"/>
-      <w:r>
-        <w:rPr>
-          <w:rStyle w:val="HTML"/>
-          <w:rFonts w:ascii="Times New Roman" w:hAnsi="Times New Roman" w:cs="Times New Roman"/>
-          <w:color w:val="000000" w:themeColor="text1"/>
-          <w:sz w:val="28"/>
-          <w:szCs w:val="28"/>
-        </w:rPr>
-        <w:t>addY</w:t>
-      </w:r>
-      <w:proofErr w:type="spellEnd"/>
-      <w:r>
-        <w:rPr>
-          <w:rStyle w:val="HTML"/>
-          <w:rFonts w:ascii="Times New Roman" w:hAnsi="Times New Roman" w:cs="Times New Roman"/>
-          <w:color w:val="000000" w:themeColor="text1"/>
-          <w:sz w:val="28"/>
-          <w:szCs w:val="28"/>
-        </w:rPr>
-        <w:t>()</w:t>
-      </w:r>
-      <w:r>
-        <w:rPr>
-          <w:color w:val="000000" w:themeColor="text1"/>
-          <w:sz w:val="28"/>
-          <w:szCs w:val="28"/>
-        </w:rPr>
-        <w:t xml:space="preserve"> позволяют изменять координаты противника, что используется для управления построением противников. Метод </w:t>
-      </w:r>
-      <w:proofErr w:type="spellStart"/>
-      <w:proofErr w:type="gramStart"/>
-      <w:r>
-        <w:rPr>
-          <w:rStyle w:val="HTML"/>
-          <w:rFonts w:ascii="Times New Roman" w:hAnsi="Times New Roman" w:cs="Times New Roman"/>
-          <w:color w:val="000000" w:themeColor="text1"/>
-          <w:sz w:val="28"/>
-          <w:szCs w:val="28"/>
-        </w:rPr>
-        <w:t>getGlobalBounds</w:t>
-      </w:r>
-      <w:proofErr w:type="spellEnd"/>
-      <w:r>
-        <w:rPr>
-          <w:rStyle w:val="HTML"/>
-          <w:rFonts w:ascii="Times New Roman" w:hAnsi="Times New Roman" w:cs="Times New Roman"/>
-          <w:color w:val="000000" w:themeColor="text1"/>
-          <w:sz w:val="28"/>
-          <w:szCs w:val="28"/>
-        </w:rPr>
-        <w:t>(</w:t>
-      </w:r>
-      <w:proofErr w:type="gramEnd"/>
-      <w:r>
-        <w:rPr>
-          <w:rStyle w:val="HTML"/>
-          <w:rFonts w:ascii="Times New Roman" w:hAnsi="Times New Roman" w:cs="Times New Roman"/>
-          <w:color w:val="000000" w:themeColor="text1"/>
-          <w:sz w:val="28"/>
-          <w:szCs w:val="28"/>
-        </w:rPr>
-        <w:t>)</w:t>
-      </w:r>
-      <w:r>
-        <w:rPr>
-          <w:color w:val="000000" w:themeColor="text1"/>
-          <w:sz w:val="28"/>
-          <w:szCs w:val="28"/>
-        </w:rPr>
-        <w:t xml:space="preserve"> предоставляет границы объекта для проверки столкновений.</w:t>
-      </w:r>
-    </w:p>
-    <w:p>
-      <w:pPr>
-        <w:pStyle w:val="2"/>
-        <w:ind w:left="709" w:firstLine="0"/>
-        <w:rPr>
-          <w:rFonts w:ascii="Times New Roman" w:hAnsi="Times New Roman" w:cs="Times New Roman"/>
-          <w:color w:val="000000" w:themeColor="text1"/>
-          <w:sz w:val="28"/>
-          <w:szCs w:val="28"/>
-        </w:rPr>
-      </w:pPr>
-      <w:bookmarkStart w:id="7" w:name="_Toc239971029"/>
-      <w:r>
-        <w:rPr>
-          <w:rFonts w:ascii="Times New Roman" w:hAnsi="Times New Roman" w:cs="Times New Roman"/>
-          <w:color w:val="000000" w:themeColor="text1"/>
-          <w:sz w:val="28"/>
-          <w:szCs w:val="28"/>
-        </w:rPr>
-        <w:t xml:space="preserve">Класс </w:t>
-      </w:r>
-      <w:proofErr w:type="spellStart"/>
-      <w:r>
-        <w:rPr>
-          <w:rStyle w:val="HTML"/>
-          <w:rFonts w:ascii="Times New Roman" w:eastAsiaTheme="majorEastAsia" w:hAnsi="Times New Roman" w:cs="Times New Roman"/>
-          <w:color w:val="000000" w:themeColor="text1"/>
-          <w:sz w:val="28"/>
-          <w:szCs w:val="28"/>
-        </w:rPr>
-        <w:t>Bullet</w:t>
-      </w:r>
-      <w:bookmarkEnd w:id="7"/>
-      <w:proofErr w:type="spellEnd"/>
+        <w:jc w:val="both"/>
+        <w:rPr>
+          <w:color w:val="000000" w:themeColor="text1"/>
+          <w:sz w:val="28"/>
+          <w:szCs w:val="28"/>
+        </w:rPr>
+      </w:pPr>
+      <w:r>
+        <w:rPr>
+          <w:color w:val="000000" w:themeColor="text1"/>
+          <w:sz w:val="28"/>
+          <w:szCs w:val="28"/>
+        </w:rPr>
+        <w:t xml:space="preserve">Дополнительно программа использует файл </w:t>
+      </w:r>
+      <w:r>
+        <w:rPr>
+          <w:rStyle w:val="HTML"/>
+          <w:rFonts w:ascii="Times New Roman" w:hAnsi="Times New Roman" w:cs="Times New Roman"/>
+          <w:color w:val="000000" w:themeColor="text1"/>
+          <w:sz w:val="28"/>
+          <w:szCs w:val="28"/>
+        </w:rPr>
+        <w:t>formations.txt</w:t>
+      </w:r>
+      <w:r>
+        <w:rPr>
+          <w:color w:val="000000" w:themeColor="text1"/>
+          <w:sz w:val="28"/>
+          <w:szCs w:val="28"/>
+        </w:rPr>
+        <w:t xml:space="preserve">, содержащий координаты элементов построений противников. Это позволяет изменять расположение противников без внесения изменений непосредственно в исходный код. Графические ресурсы программы также отделены от исходного кода и хранятся в каталоге </w:t>
+      </w:r>
+      <w:proofErr w:type="spellStart"/>
+      <w:r>
+        <w:rPr>
+          <w:rStyle w:val="HTML"/>
+          <w:rFonts w:ascii="Times New Roman" w:hAnsi="Times New Roman" w:cs="Times New Roman"/>
+          <w:color w:val="000000" w:themeColor="text1"/>
+          <w:sz w:val="28"/>
+          <w:szCs w:val="28"/>
+        </w:rPr>
+        <w:t>assets</w:t>
+      </w:r>
+      <w:proofErr w:type="spellEnd"/>
+      <w:r>
+        <w:rPr>
+          <w:color w:val="000000" w:themeColor="text1"/>
+          <w:sz w:val="28"/>
+          <w:szCs w:val="28"/>
+        </w:rPr>
+        <w:t>.</w:t>
+      </w:r>
     </w:p>
     <w:p>
       <w:pPr>
         <w:pStyle w:val="isselectedend"/>
-        <w:ind w:firstLine="709"/>
-        <w:rPr>
-          <w:color w:val="000000" w:themeColor="text1"/>
-          <w:sz w:val="28"/>
-          <w:szCs w:val="28"/>
-        </w:rPr>
-      </w:pPr>
-      <w:r>
-        <w:rPr>
-          <w:color w:val="000000" w:themeColor="text1"/>
-          <w:sz w:val="28"/>
-          <w:szCs w:val="28"/>
-        </w:rPr>
-        <w:t xml:space="preserve">Класс </w:t>
-      </w:r>
-      <w:proofErr w:type="spellStart"/>
-      <w:r>
-        <w:rPr>
-          <w:rStyle w:val="HTML"/>
-          <w:rFonts w:ascii="Times New Roman" w:hAnsi="Times New Roman" w:cs="Times New Roman"/>
-          <w:color w:val="000000" w:themeColor="text1"/>
-          <w:sz w:val="28"/>
-          <w:szCs w:val="28"/>
-        </w:rPr>
-        <w:t>Bullet</w:t>
-      </w:r>
-      <w:proofErr w:type="spellEnd"/>
-      <w:r>
-        <w:rPr>
-          <w:color w:val="000000" w:themeColor="text1"/>
-          <w:sz w:val="28"/>
-          <w:szCs w:val="28"/>
-        </w:rPr>
-        <w:t xml:space="preserve"> предназначен для представления снарядов в игре. Один и тот же класс используется как для снарядов игрока, так и для снарядов противников.</w:t>
-      </w:r>
-    </w:p>
-    <w:p>
-      <w:pPr>
-        <w:pStyle w:val="isselectedend"/>
-        <w:ind w:firstLine="709"/>
-        <w:rPr>
-          <w:color w:val="000000" w:themeColor="text1"/>
-          <w:sz w:val="28"/>
-          <w:szCs w:val="28"/>
-        </w:rPr>
-      </w:pPr>
-      <w:r>
-        <w:rPr>
-          <w:color w:val="000000" w:themeColor="text1"/>
-          <w:sz w:val="28"/>
-          <w:szCs w:val="28"/>
-        </w:rPr>
-        <w:t xml:space="preserve">Для определения владельца снаряда используется перечисление </w:t>
-      </w:r>
-      <w:proofErr w:type="spellStart"/>
-      <w:r>
-        <w:rPr>
-          <w:rStyle w:val="HTML"/>
-          <w:rFonts w:ascii="Times New Roman" w:hAnsi="Times New Roman" w:cs="Times New Roman"/>
-          <w:color w:val="000000" w:themeColor="text1"/>
-          <w:sz w:val="28"/>
-          <w:szCs w:val="28"/>
-        </w:rPr>
-        <w:t>BulletOwner</w:t>
-      </w:r>
-      <w:proofErr w:type="spellEnd"/>
-      <w:r>
-        <w:rPr>
-          <w:color w:val="000000" w:themeColor="text1"/>
-          <w:sz w:val="28"/>
-          <w:szCs w:val="28"/>
-        </w:rPr>
-        <w:t xml:space="preserve">, которое содержит два значения: </w:t>
-      </w:r>
-      <w:proofErr w:type="spellStart"/>
-      <w:r>
-        <w:rPr>
-          <w:rStyle w:val="HTML"/>
-          <w:rFonts w:ascii="Times New Roman" w:hAnsi="Times New Roman" w:cs="Times New Roman"/>
-          <w:color w:val="000000" w:themeColor="text1"/>
-          <w:sz w:val="28"/>
-          <w:szCs w:val="28"/>
-        </w:rPr>
-        <w:t>Player</w:t>
-      </w:r>
-      <w:proofErr w:type="spellEnd"/>
-      <w:r>
-        <w:rPr>
-          <w:color w:val="000000" w:themeColor="text1"/>
-          <w:sz w:val="28"/>
-          <w:szCs w:val="28"/>
-        </w:rPr>
-        <w:t xml:space="preserve"> и </w:t>
-      </w:r>
-      <w:proofErr w:type="spellStart"/>
-      <w:r>
-        <w:rPr>
-          <w:rStyle w:val="HTML"/>
-          <w:rFonts w:ascii="Times New Roman" w:hAnsi="Times New Roman" w:cs="Times New Roman"/>
-          <w:color w:val="000000" w:themeColor="text1"/>
-          <w:sz w:val="28"/>
-          <w:szCs w:val="28"/>
-        </w:rPr>
-        <w:t>Enemy</w:t>
-      </w:r>
-      <w:proofErr w:type="spellEnd"/>
-      <w:r>
-        <w:rPr>
-          <w:color w:val="000000" w:themeColor="text1"/>
-          <w:sz w:val="28"/>
-          <w:szCs w:val="28"/>
-        </w:rPr>
-        <w:t>. При создании снаряда ему передаётся соответствующий владелец.</w:t>
-      </w:r>
-    </w:p>
-    <w:p>
-      <w:pPr>
-        <w:pStyle w:val="isselectedend"/>
-        <w:ind w:firstLine="709"/>
-        <w:rPr>
-          <w:color w:val="000000" w:themeColor="text1"/>
-          <w:sz w:val="28"/>
-          <w:szCs w:val="28"/>
-        </w:rPr>
-      </w:pPr>
-      <w:r>
-        <w:rPr>
-          <w:color w:val="000000" w:themeColor="text1"/>
-          <w:sz w:val="28"/>
-          <w:szCs w:val="28"/>
-        </w:rPr>
-        <w:t xml:space="preserve">Кроме владельца, объект </w:t>
-      </w:r>
-      <w:proofErr w:type="spellStart"/>
-      <w:r>
-        <w:rPr>
-          <w:rStyle w:val="HTML"/>
-          <w:rFonts w:ascii="Times New Roman" w:hAnsi="Times New Roman" w:cs="Times New Roman"/>
-          <w:color w:val="000000" w:themeColor="text1"/>
-          <w:sz w:val="28"/>
-          <w:szCs w:val="28"/>
-        </w:rPr>
-        <w:t>Bullet</w:t>
-      </w:r>
-      <w:proofErr w:type="spellEnd"/>
-      <w:r>
-        <w:rPr>
-          <w:color w:val="000000" w:themeColor="text1"/>
-          <w:sz w:val="28"/>
-          <w:szCs w:val="28"/>
-        </w:rPr>
-        <w:t xml:space="preserve"> хранит скорость, положение, графический спрайт и направление движения. Метод </w:t>
-      </w:r>
-      <w:proofErr w:type="spellStart"/>
-      <w:proofErr w:type="gramStart"/>
-      <w:r>
-        <w:rPr>
-          <w:rStyle w:val="HTML"/>
-          <w:rFonts w:ascii="Times New Roman" w:hAnsi="Times New Roman" w:cs="Times New Roman"/>
-          <w:color w:val="000000" w:themeColor="text1"/>
-          <w:sz w:val="28"/>
-          <w:szCs w:val="28"/>
-        </w:rPr>
-        <w:t>move</w:t>
-      </w:r>
-      <w:proofErr w:type="spellEnd"/>
-      <w:r>
-        <w:rPr>
-          <w:rStyle w:val="HTML"/>
-          <w:rFonts w:ascii="Times New Roman" w:hAnsi="Times New Roman" w:cs="Times New Roman"/>
-          <w:color w:val="000000" w:themeColor="text1"/>
-          <w:sz w:val="28"/>
-          <w:szCs w:val="28"/>
-        </w:rPr>
-        <w:t>(</w:t>
-      </w:r>
-      <w:proofErr w:type="gramEnd"/>
-      <w:r>
-        <w:rPr>
-          <w:rStyle w:val="HTML"/>
-          <w:rFonts w:ascii="Times New Roman" w:hAnsi="Times New Roman" w:cs="Times New Roman"/>
-          <w:color w:val="000000" w:themeColor="text1"/>
-          <w:sz w:val="28"/>
-          <w:szCs w:val="28"/>
-        </w:rPr>
-        <w:t>)</w:t>
-      </w:r>
-      <w:r>
-        <w:rPr>
-          <w:color w:val="000000" w:themeColor="text1"/>
-          <w:sz w:val="28"/>
-          <w:szCs w:val="28"/>
-        </w:rPr>
-        <w:t xml:space="preserve"> изменяет положение снаряда с учётом прошедшего времени. Метод </w:t>
-      </w:r>
-      <w:proofErr w:type="spellStart"/>
-      <w:proofErr w:type="gramStart"/>
-      <w:r>
-        <w:rPr>
-          <w:rStyle w:val="HTML"/>
-          <w:rFonts w:ascii="Times New Roman" w:hAnsi="Times New Roman" w:cs="Times New Roman"/>
-          <w:color w:val="000000" w:themeColor="text1"/>
-          <w:sz w:val="28"/>
-          <w:szCs w:val="28"/>
-        </w:rPr>
-        <w:t>isOutOfScreen</w:t>
-      </w:r>
-      <w:proofErr w:type="spellEnd"/>
-      <w:r>
-        <w:rPr>
-          <w:rStyle w:val="HTML"/>
-          <w:rFonts w:ascii="Times New Roman" w:hAnsi="Times New Roman" w:cs="Times New Roman"/>
-          <w:color w:val="000000" w:themeColor="text1"/>
-          <w:sz w:val="28"/>
-          <w:szCs w:val="28"/>
-        </w:rPr>
-        <w:t>(</w:t>
-      </w:r>
-      <w:proofErr w:type="gramEnd"/>
-      <w:r>
-        <w:rPr>
-          <w:rStyle w:val="HTML"/>
-          <w:rFonts w:ascii="Times New Roman" w:hAnsi="Times New Roman" w:cs="Times New Roman"/>
-          <w:color w:val="000000" w:themeColor="text1"/>
-          <w:sz w:val="28"/>
-          <w:szCs w:val="28"/>
-        </w:rPr>
-        <w:t>)</w:t>
-      </w:r>
-      <w:r>
-        <w:rPr>
-          <w:color w:val="000000" w:themeColor="text1"/>
-          <w:sz w:val="28"/>
-          <w:szCs w:val="28"/>
-        </w:rPr>
-        <w:t xml:space="preserve"> позволяет определить, покинул ли снаряд игровое окно, после чего он может быть удалён из общего списка.</w:t>
-      </w:r>
-    </w:p>
-    <w:p>
-      <w:pPr>
-        <w:pStyle w:val="isselectedend"/>
-        <w:ind w:firstLine="709"/>
-        <w:rPr>
-          <w:color w:val="000000" w:themeColor="text1"/>
-          <w:sz w:val="28"/>
-          <w:szCs w:val="28"/>
-        </w:rPr>
-      </w:pPr>
-      <w:r>
-        <w:rPr>
-          <w:color w:val="000000" w:themeColor="text1"/>
-          <w:sz w:val="28"/>
-          <w:szCs w:val="28"/>
-        </w:rPr>
-        <w:lastRenderedPageBreak/>
-        <w:t>Таким образом, использование одного класса для двух типов снарядов позволяет не создавать отдельные классы для снаряда игрока и снаряда противника, поскольку их основные свойства и поведение одинаковы.</w:t>
-      </w:r>
-    </w:p>
-    <w:p>
-      <w:pPr>
-        <w:pStyle w:val="2"/>
-        <w:ind w:left="709" w:firstLine="0"/>
-        <w:rPr>
-          <w:rFonts w:ascii="Times New Roman" w:hAnsi="Times New Roman" w:cs="Times New Roman"/>
-          <w:color w:val="000000" w:themeColor="text1"/>
-          <w:sz w:val="28"/>
-          <w:szCs w:val="28"/>
-        </w:rPr>
-      </w:pPr>
-      <w:bookmarkStart w:id="8" w:name="_Toc239971030"/>
-      <w:r>
-        <w:rPr>
-          <w:rFonts w:ascii="Times New Roman" w:hAnsi="Times New Roman" w:cs="Times New Roman"/>
-          <w:color w:val="000000" w:themeColor="text1"/>
-          <w:sz w:val="28"/>
-          <w:szCs w:val="28"/>
-        </w:rPr>
-        <w:t xml:space="preserve">Класс </w:t>
-      </w:r>
-      <w:proofErr w:type="spellStart"/>
-      <w:r>
-        <w:rPr>
-          <w:rStyle w:val="HTML"/>
-          <w:rFonts w:ascii="Times New Roman" w:eastAsiaTheme="majorEastAsia" w:hAnsi="Times New Roman" w:cs="Times New Roman"/>
-          <w:color w:val="000000" w:themeColor="text1"/>
-          <w:sz w:val="28"/>
-          <w:szCs w:val="28"/>
-        </w:rPr>
-        <w:t>Menu</w:t>
-      </w:r>
-      <w:bookmarkEnd w:id="8"/>
-      <w:proofErr w:type="spellEnd"/>
-    </w:p>
-    <w:p>
-      <w:pPr>
-        <w:pStyle w:val="isselectedend"/>
-        <w:ind w:firstLine="709"/>
-        <w:rPr>
-          <w:color w:val="000000" w:themeColor="text1"/>
-          <w:sz w:val="28"/>
-          <w:szCs w:val="28"/>
-        </w:rPr>
-      </w:pPr>
-      <w:r>
-        <w:rPr>
-          <w:color w:val="000000" w:themeColor="text1"/>
-          <w:sz w:val="28"/>
-          <w:szCs w:val="28"/>
-        </w:rPr>
-        <w:t xml:space="preserve">Класс </w:t>
-      </w:r>
-      <w:proofErr w:type="spellStart"/>
-      <w:r>
-        <w:rPr>
-          <w:rStyle w:val="HTML"/>
-          <w:rFonts w:ascii="Times New Roman" w:hAnsi="Times New Roman" w:cs="Times New Roman"/>
-          <w:color w:val="000000" w:themeColor="text1"/>
-          <w:sz w:val="28"/>
-          <w:szCs w:val="28"/>
-        </w:rPr>
-        <w:t>Menu</w:t>
-      </w:r>
-      <w:proofErr w:type="spellEnd"/>
-      <w:r>
-        <w:rPr>
-          <w:color w:val="000000" w:themeColor="text1"/>
-          <w:sz w:val="28"/>
-          <w:szCs w:val="28"/>
-        </w:rPr>
-        <w:t xml:space="preserve"> отвечает за отображение меню</w:t>
-      </w:r>
-      <w:r>
-        <w:rPr>
-          <w:color w:val="000000" w:themeColor="text1"/>
-          <w:sz w:val="28"/>
-          <w:szCs w:val="28"/>
-        </w:rPr>
-        <w:t xml:space="preserve"> паузы</w:t>
-      </w:r>
-      <w:r>
-        <w:rPr>
-          <w:color w:val="000000" w:themeColor="text1"/>
-          <w:sz w:val="28"/>
-          <w:szCs w:val="28"/>
-        </w:rPr>
-        <w:t xml:space="preserve"> программы. Он содержит элементы интерфейса, представляющие кнопки продолжения игры и выхода из программы.</w:t>
-      </w:r>
-    </w:p>
-    <w:p>
-      <w:pPr>
-        <w:pStyle w:val="isselectedend"/>
-        <w:ind w:firstLine="709"/>
-        <w:rPr>
-          <w:color w:val="000000" w:themeColor="text1"/>
-          <w:sz w:val="28"/>
-          <w:szCs w:val="28"/>
-        </w:rPr>
-      </w:pPr>
-      <w:r>
-        <w:rPr>
-          <w:color w:val="000000" w:themeColor="text1"/>
-          <w:sz w:val="28"/>
-          <w:szCs w:val="28"/>
-        </w:rPr>
-        <w:t xml:space="preserve">Метод </w:t>
-      </w:r>
-      <w:proofErr w:type="spellStart"/>
-      <w:proofErr w:type="gramStart"/>
-      <w:r>
-        <w:rPr>
-          <w:rStyle w:val="HTML"/>
-          <w:rFonts w:ascii="Times New Roman" w:hAnsi="Times New Roman" w:cs="Times New Roman"/>
-          <w:color w:val="000000" w:themeColor="text1"/>
-          <w:sz w:val="28"/>
-          <w:szCs w:val="28"/>
-        </w:rPr>
-        <w:t>drawMenu</w:t>
-      </w:r>
-      <w:proofErr w:type="spellEnd"/>
-      <w:r>
-        <w:rPr>
-          <w:rStyle w:val="HTML"/>
-          <w:rFonts w:ascii="Times New Roman" w:hAnsi="Times New Roman" w:cs="Times New Roman"/>
-          <w:color w:val="000000" w:themeColor="text1"/>
-          <w:sz w:val="28"/>
-          <w:szCs w:val="28"/>
-        </w:rPr>
-        <w:t>(</w:t>
-      </w:r>
-      <w:proofErr w:type="gramEnd"/>
-      <w:r>
-        <w:rPr>
-          <w:rStyle w:val="HTML"/>
-          <w:rFonts w:ascii="Times New Roman" w:hAnsi="Times New Roman" w:cs="Times New Roman"/>
-          <w:color w:val="000000" w:themeColor="text1"/>
-          <w:sz w:val="28"/>
-          <w:szCs w:val="28"/>
-        </w:rPr>
-        <w:t>)</w:t>
-      </w:r>
-      <w:r>
-        <w:rPr>
-          <w:color w:val="000000" w:themeColor="text1"/>
-          <w:sz w:val="28"/>
-          <w:szCs w:val="28"/>
-        </w:rPr>
-        <w:t xml:space="preserve"> отображает элементы меню в окне программы. Методы </w:t>
-      </w:r>
-      <w:proofErr w:type="spellStart"/>
-      <w:proofErr w:type="gramStart"/>
-      <w:r>
-        <w:rPr>
-          <w:rStyle w:val="HTML"/>
-          <w:rFonts w:ascii="Times New Roman" w:hAnsi="Times New Roman" w:cs="Times New Roman"/>
-          <w:color w:val="000000" w:themeColor="text1"/>
-          <w:sz w:val="28"/>
-          <w:szCs w:val="28"/>
-        </w:rPr>
-        <w:t>getContinue</w:t>
-      </w:r>
-      <w:proofErr w:type="spellEnd"/>
-      <w:r>
-        <w:rPr>
-          <w:rStyle w:val="HTML"/>
-          <w:rFonts w:ascii="Times New Roman" w:hAnsi="Times New Roman" w:cs="Times New Roman"/>
-          <w:color w:val="000000" w:themeColor="text1"/>
-          <w:sz w:val="28"/>
-          <w:szCs w:val="28"/>
-        </w:rPr>
-        <w:t>(</w:t>
-      </w:r>
-      <w:proofErr w:type="gramEnd"/>
-      <w:r>
-        <w:rPr>
-          <w:rStyle w:val="HTML"/>
-          <w:rFonts w:ascii="Times New Roman" w:hAnsi="Times New Roman" w:cs="Times New Roman"/>
-          <w:color w:val="000000" w:themeColor="text1"/>
-          <w:sz w:val="28"/>
-          <w:szCs w:val="28"/>
-        </w:rPr>
-        <w:t>)</w:t>
-      </w:r>
-      <w:r>
-        <w:rPr>
-          <w:color w:val="000000" w:themeColor="text1"/>
-          <w:sz w:val="28"/>
-          <w:szCs w:val="28"/>
-        </w:rPr>
-        <w:t xml:space="preserve"> и </w:t>
-      </w:r>
-      <w:proofErr w:type="spellStart"/>
-      <w:r>
-        <w:rPr>
-          <w:rStyle w:val="HTML"/>
-          <w:rFonts w:ascii="Times New Roman" w:hAnsi="Times New Roman" w:cs="Times New Roman"/>
-          <w:color w:val="000000" w:themeColor="text1"/>
-          <w:sz w:val="28"/>
-          <w:szCs w:val="28"/>
-        </w:rPr>
-        <w:t>getExit</w:t>
-      </w:r>
-      <w:proofErr w:type="spellEnd"/>
-      <w:r>
-        <w:rPr>
-          <w:rStyle w:val="HTML"/>
-          <w:rFonts w:ascii="Times New Roman" w:hAnsi="Times New Roman" w:cs="Times New Roman"/>
-          <w:color w:val="000000" w:themeColor="text1"/>
-          <w:sz w:val="28"/>
-          <w:szCs w:val="28"/>
-        </w:rPr>
-        <w:t>()</w:t>
-      </w:r>
-      <w:r>
-        <w:rPr>
-          <w:color w:val="000000" w:themeColor="text1"/>
-          <w:sz w:val="28"/>
-          <w:szCs w:val="28"/>
-        </w:rPr>
-        <w:t xml:space="preserve"> предоставляют доступ к соответствующим кнопкам для обработки действий пользователя.</w:t>
-      </w:r>
-    </w:p>
-    <w:p>
-      <w:pPr>
-        <w:pStyle w:val="isselectedend"/>
-        <w:ind w:firstLine="709"/>
-        <w:rPr>
-          <w:color w:val="000000" w:themeColor="text1"/>
-          <w:sz w:val="28"/>
-          <w:szCs w:val="28"/>
-        </w:rPr>
-      </w:pPr>
-      <w:r>
-        <w:rPr>
-          <w:color w:val="000000" w:themeColor="text1"/>
-          <w:sz w:val="28"/>
-          <w:szCs w:val="28"/>
-        </w:rPr>
-        <w:t xml:space="preserve">Класс </w:t>
-      </w:r>
-      <w:proofErr w:type="spellStart"/>
-      <w:r>
-        <w:rPr>
-          <w:rStyle w:val="HTML"/>
-          <w:rFonts w:ascii="Times New Roman" w:hAnsi="Times New Roman" w:cs="Times New Roman"/>
-          <w:color w:val="000000" w:themeColor="text1"/>
-          <w:sz w:val="28"/>
-          <w:szCs w:val="28"/>
-        </w:rPr>
-        <w:t>Menu</w:t>
-      </w:r>
-      <w:proofErr w:type="spellEnd"/>
-      <w:r>
-        <w:rPr>
-          <w:color w:val="000000" w:themeColor="text1"/>
-          <w:sz w:val="28"/>
-          <w:szCs w:val="28"/>
-        </w:rPr>
-        <w:t xml:space="preserve"> является отдельным компонентом программы и не хранится непосредственно внутри класса </w:t>
-      </w:r>
-      <w:proofErr w:type="spellStart"/>
-      <w:r>
-        <w:rPr>
-          <w:rStyle w:val="HTML"/>
-          <w:rFonts w:ascii="Times New Roman" w:hAnsi="Times New Roman" w:cs="Times New Roman"/>
-          <w:color w:val="000000" w:themeColor="text1"/>
-          <w:sz w:val="28"/>
-          <w:szCs w:val="28"/>
-        </w:rPr>
-        <w:t>Game</w:t>
-      </w:r>
-      <w:proofErr w:type="spellEnd"/>
-      <w:r>
-        <w:rPr>
-          <w:color w:val="000000" w:themeColor="text1"/>
-          <w:sz w:val="28"/>
-          <w:szCs w:val="28"/>
-        </w:rPr>
-        <w:t xml:space="preserve">. Состояние игры между игровым процессом и меню определяется с помощью перечисления </w:t>
-      </w:r>
-      <w:proofErr w:type="spellStart"/>
-      <w:r>
-        <w:rPr>
-          <w:rStyle w:val="HTML"/>
-          <w:rFonts w:ascii="Times New Roman" w:hAnsi="Times New Roman" w:cs="Times New Roman"/>
-          <w:color w:val="000000" w:themeColor="text1"/>
-          <w:sz w:val="28"/>
-          <w:szCs w:val="28"/>
-        </w:rPr>
-        <w:t>GameStatus</w:t>
-      </w:r>
-      <w:proofErr w:type="spellEnd"/>
-      <w:r>
-        <w:rPr>
-          <w:color w:val="000000" w:themeColor="text1"/>
-          <w:sz w:val="28"/>
-          <w:szCs w:val="28"/>
-        </w:rPr>
-        <w:t>.</w:t>
-      </w:r>
-    </w:p>
-    <w:p>
-      <w:pPr>
-        <w:pStyle w:val="2"/>
-        <w:ind w:left="709" w:hanging="9"/>
-        <w:rPr>
-          <w:rFonts w:ascii="Times New Roman" w:hAnsi="Times New Roman" w:cs="Times New Roman"/>
-          <w:color w:val="000000" w:themeColor="text1"/>
-          <w:sz w:val="28"/>
-          <w:szCs w:val="28"/>
-        </w:rPr>
-      </w:pPr>
-      <w:bookmarkStart w:id="9" w:name="_Toc239971031"/>
-      <w:r>
-        <w:rPr>
-          <w:rFonts w:ascii="Times New Roman" w:hAnsi="Times New Roman" w:cs="Times New Roman"/>
-          <w:color w:val="000000" w:themeColor="text1"/>
-          <w:sz w:val="28"/>
-          <w:szCs w:val="28"/>
-        </w:rPr>
-        <w:t>Взаимодействие классов</w:t>
-      </w:r>
-      <w:bookmarkEnd w:id="9"/>
-    </w:p>
-    <w:p>
-      <w:pPr>
-        <w:pStyle w:val="isselectedend"/>
-        <w:ind w:firstLine="709"/>
-        <w:rPr>
-          <w:color w:val="000000" w:themeColor="text1"/>
-          <w:sz w:val="28"/>
-          <w:szCs w:val="28"/>
-        </w:rPr>
-      </w:pPr>
-      <w:r>
-        <w:rPr>
-          <w:color w:val="000000" w:themeColor="text1"/>
-          <w:sz w:val="28"/>
-          <w:szCs w:val="28"/>
-        </w:rPr>
-        <w:t xml:space="preserve">Основным связующим компонентом архитектуры является класс </w:t>
-      </w:r>
-      <w:proofErr w:type="spellStart"/>
-      <w:r>
-        <w:rPr>
-          <w:rStyle w:val="HTML"/>
-          <w:rFonts w:ascii="Times New Roman" w:hAnsi="Times New Roman" w:cs="Times New Roman"/>
-          <w:color w:val="000000" w:themeColor="text1"/>
-          <w:sz w:val="28"/>
-          <w:szCs w:val="28"/>
-        </w:rPr>
-        <w:t>Game</w:t>
-      </w:r>
-      <w:proofErr w:type="spellEnd"/>
-      <w:r>
-        <w:rPr>
-          <w:color w:val="000000" w:themeColor="text1"/>
-          <w:sz w:val="28"/>
-          <w:szCs w:val="28"/>
-        </w:rPr>
-        <w:t>. Он содержит объекты игровых сущностей и управляет их взаимодействием.</w:t>
-      </w:r>
-    </w:p>
-    <w:p>
-      <w:pPr>
-        <w:pStyle w:val="isselectedend"/>
-        <w:ind w:firstLine="709"/>
-        <w:rPr>
-          <w:color w:val="000000" w:themeColor="text1"/>
-          <w:sz w:val="28"/>
-          <w:szCs w:val="28"/>
-        </w:rPr>
-      </w:pPr>
-      <w:r>
-        <w:rPr>
-          <w:color w:val="000000" w:themeColor="text1"/>
-          <w:sz w:val="28"/>
-          <w:szCs w:val="28"/>
-        </w:rPr>
-        <w:t xml:space="preserve">Класс </w:t>
-      </w:r>
-      <w:proofErr w:type="spellStart"/>
-      <w:r>
-        <w:rPr>
-          <w:rStyle w:val="HTML"/>
-          <w:rFonts w:ascii="Times New Roman" w:hAnsi="Times New Roman" w:cs="Times New Roman"/>
-          <w:color w:val="000000" w:themeColor="text1"/>
-          <w:sz w:val="28"/>
-          <w:szCs w:val="28"/>
-        </w:rPr>
-        <w:t>Game</w:t>
-      </w:r>
-      <w:proofErr w:type="spellEnd"/>
-      <w:r>
-        <w:rPr>
-          <w:color w:val="000000" w:themeColor="text1"/>
-          <w:sz w:val="28"/>
-          <w:szCs w:val="28"/>
-        </w:rPr>
-        <w:t xml:space="preserve"> содержит один объект </w:t>
-      </w:r>
-      <w:proofErr w:type="spellStart"/>
-      <w:r>
-        <w:rPr>
-          <w:rStyle w:val="HTML"/>
-          <w:rFonts w:ascii="Times New Roman" w:hAnsi="Times New Roman" w:cs="Times New Roman"/>
-          <w:color w:val="000000" w:themeColor="text1"/>
-          <w:sz w:val="28"/>
-          <w:szCs w:val="28"/>
-        </w:rPr>
-        <w:t>Player</w:t>
-      </w:r>
-      <w:proofErr w:type="spellEnd"/>
-      <w:r>
-        <w:rPr>
-          <w:color w:val="000000" w:themeColor="text1"/>
-          <w:sz w:val="28"/>
-          <w:szCs w:val="28"/>
-        </w:rPr>
-        <w:t xml:space="preserve">, поскольку в игре используется один корабль игрока, и множество объектов </w:t>
-      </w:r>
-      <w:proofErr w:type="spellStart"/>
-      <w:r>
-        <w:rPr>
-          <w:rStyle w:val="HTML"/>
-          <w:rFonts w:ascii="Times New Roman" w:hAnsi="Times New Roman" w:cs="Times New Roman"/>
-          <w:color w:val="000000" w:themeColor="text1"/>
-          <w:sz w:val="28"/>
-          <w:szCs w:val="28"/>
-        </w:rPr>
-        <w:t>Enemy</w:t>
-      </w:r>
-      <w:proofErr w:type="spellEnd"/>
-      <w:r>
-        <w:rPr>
-          <w:color w:val="000000" w:themeColor="text1"/>
-          <w:sz w:val="28"/>
-          <w:szCs w:val="28"/>
-        </w:rPr>
-        <w:t xml:space="preserve">, поскольку одновременно на игровом поле находится несколько противников. Для хранения противников используется контейнер </w:t>
-      </w:r>
-      <w:proofErr w:type="spellStart"/>
-      <w:proofErr w:type="gramStart"/>
-      <w:r>
-        <w:rPr>
-          <w:rStyle w:val="HTML"/>
-          <w:rFonts w:ascii="Times New Roman" w:hAnsi="Times New Roman" w:cs="Times New Roman"/>
-          <w:color w:val="000000" w:themeColor="text1"/>
-          <w:sz w:val="28"/>
-          <w:szCs w:val="28"/>
-        </w:rPr>
-        <w:t>std</w:t>
-      </w:r>
-      <w:proofErr w:type="spellEnd"/>
-      <w:r>
-        <w:rPr>
-          <w:rStyle w:val="HTML"/>
-          <w:rFonts w:ascii="Times New Roman" w:hAnsi="Times New Roman" w:cs="Times New Roman"/>
-          <w:color w:val="000000" w:themeColor="text1"/>
-          <w:sz w:val="28"/>
-          <w:szCs w:val="28"/>
-        </w:rPr>
-        <w:t>::</w:t>
-      </w:r>
-      <w:proofErr w:type="spellStart"/>
-      <w:proofErr w:type="gramEnd"/>
-      <w:r>
-        <w:rPr>
-          <w:rStyle w:val="HTML"/>
-          <w:rFonts w:ascii="Times New Roman" w:hAnsi="Times New Roman" w:cs="Times New Roman"/>
-          <w:color w:val="000000" w:themeColor="text1"/>
-          <w:sz w:val="28"/>
-          <w:szCs w:val="28"/>
-        </w:rPr>
-        <w:t>vector</w:t>
-      </w:r>
-      <w:proofErr w:type="spellEnd"/>
-      <w:r>
-        <w:rPr>
-          <w:rStyle w:val="HTML"/>
-          <w:rFonts w:ascii="Times New Roman" w:hAnsi="Times New Roman" w:cs="Times New Roman"/>
-          <w:color w:val="000000" w:themeColor="text1"/>
-          <w:sz w:val="28"/>
-          <w:szCs w:val="28"/>
-        </w:rPr>
-        <w:t>&lt;</w:t>
-      </w:r>
-      <w:proofErr w:type="spellStart"/>
-      <w:r>
-        <w:rPr>
-          <w:rStyle w:val="HTML"/>
-          <w:rFonts w:ascii="Times New Roman" w:hAnsi="Times New Roman" w:cs="Times New Roman"/>
-          <w:color w:val="000000" w:themeColor="text1"/>
-          <w:sz w:val="28"/>
-          <w:szCs w:val="28"/>
-        </w:rPr>
-        <w:t>Enemy</w:t>
-      </w:r>
-      <w:proofErr w:type="spellEnd"/>
-      <w:r>
-        <w:rPr>
-          <w:rStyle w:val="HTML"/>
-          <w:rFonts w:ascii="Times New Roman" w:hAnsi="Times New Roman" w:cs="Times New Roman"/>
-          <w:color w:val="000000" w:themeColor="text1"/>
-          <w:sz w:val="28"/>
-          <w:szCs w:val="28"/>
-        </w:rPr>
-        <w:t>&gt;</w:t>
-      </w:r>
-      <w:r>
-        <w:rPr>
-          <w:color w:val="000000" w:themeColor="text1"/>
-          <w:sz w:val="28"/>
-          <w:szCs w:val="28"/>
-        </w:rPr>
-        <w:t>.</w:t>
-      </w:r>
-    </w:p>
-    <w:p>
-      <w:pPr>
-        <w:pStyle w:val="isselectedend"/>
-        <w:ind w:firstLine="709"/>
-        <w:rPr>
-          <w:color w:val="000000" w:themeColor="text1"/>
-          <w:sz w:val="28"/>
-          <w:szCs w:val="28"/>
-        </w:rPr>
-      </w:pPr>
-      <w:r>
-        <w:rPr>
-          <w:color w:val="000000" w:themeColor="text1"/>
-          <w:sz w:val="28"/>
-          <w:szCs w:val="28"/>
-        </w:rPr>
-        <w:t xml:space="preserve">Для снарядов используется общий контейнер </w:t>
-      </w:r>
-      <w:proofErr w:type="spellStart"/>
-      <w:proofErr w:type="gramStart"/>
-      <w:r>
-        <w:rPr>
-          <w:rStyle w:val="HTML"/>
-          <w:rFonts w:ascii="Times New Roman" w:hAnsi="Times New Roman" w:cs="Times New Roman"/>
-          <w:color w:val="000000" w:themeColor="text1"/>
-          <w:sz w:val="28"/>
-          <w:szCs w:val="28"/>
-        </w:rPr>
-        <w:t>std</w:t>
-      </w:r>
-      <w:proofErr w:type="spellEnd"/>
-      <w:r>
-        <w:rPr>
-          <w:rStyle w:val="HTML"/>
-          <w:rFonts w:ascii="Times New Roman" w:hAnsi="Times New Roman" w:cs="Times New Roman"/>
-          <w:color w:val="000000" w:themeColor="text1"/>
-          <w:sz w:val="28"/>
-          <w:szCs w:val="28"/>
-        </w:rPr>
-        <w:t>::</w:t>
-      </w:r>
-      <w:proofErr w:type="spellStart"/>
-      <w:proofErr w:type="gramEnd"/>
-      <w:r>
-        <w:rPr>
-          <w:rStyle w:val="HTML"/>
-          <w:rFonts w:ascii="Times New Roman" w:hAnsi="Times New Roman" w:cs="Times New Roman"/>
-          <w:color w:val="000000" w:themeColor="text1"/>
-          <w:sz w:val="28"/>
-          <w:szCs w:val="28"/>
-        </w:rPr>
-        <w:t>vector</w:t>
-      </w:r>
-      <w:proofErr w:type="spellEnd"/>
-      <w:r>
-        <w:rPr>
-          <w:rStyle w:val="HTML"/>
-          <w:rFonts w:ascii="Times New Roman" w:hAnsi="Times New Roman" w:cs="Times New Roman"/>
-          <w:color w:val="000000" w:themeColor="text1"/>
-          <w:sz w:val="28"/>
-          <w:szCs w:val="28"/>
-        </w:rPr>
-        <w:t>&lt;</w:t>
-      </w:r>
-      <w:proofErr w:type="spellStart"/>
-      <w:r>
-        <w:rPr>
-          <w:rStyle w:val="HTML"/>
-          <w:rFonts w:ascii="Times New Roman" w:hAnsi="Times New Roman" w:cs="Times New Roman"/>
-          <w:color w:val="000000" w:themeColor="text1"/>
-          <w:sz w:val="28"/>
-          <w:szCs w:val="28"/>
-        </w:rPr>
-        <w:t>Bullet</w:t>
-      </w:r>
-      <w:proofErr w:type="spellEnd"/>
-      <w:r>
-        <w:rPr>
-          <w:rStyle w:val="HTML"/>
-          <w:rFonts w:ascii="Times New Roman" w:hAnsi="Times New Roman" w:cs="Times New Roman"/>
-          <w:color w:val="000000" w:themeColor="text1"/>
-          <w:sz w:val="28"/>
-          <w:szCs w:val="28"/>
-        </w:rPr>
-        <w:t>&gt;</w:t>
-      </w:r>
-      <w:r>
-        <w:rPr>
-          <w:color w:val="000000" w:themeColor="text1"/>
-          <w:sz w:val="28"/>
-          <w:szCs w:val="28"/>
-        </w:rPr>
-        <w:t xml:space="preserve">. Классы </w:t>
-      </w:r>
-      <w:proofErr w:type="spellStart"/>
-      <w:r>
-        <w:rPr>
-          <w:rStyle w:val="HTML"/>
-          <w:rFonts w:ascii="Times New Roman" w:hAnsi="Times New Roman" w:cs="Times New Roman"/>
-          <w:color w:val="000000" w:themeColor="text1"/>
-          <w:sz w:val="28"/>
-          <w:szCs w:val="28"/>
-        </w:rPr>
-        <w:t>Player</w:t>
-      </w:r>
-      <w:proofErr w:type="spellEnd"/>
-      <w:r>
-        <w:rPr>
-          <w:color w:val="000000" w:themeColor="text1"/>
-          <w:sz w:val="28"/>
-          <w:szCs w:val="28"/>
-        </w:rPr>
-        <w:t xml:space="preserve"> и </w:t>
-      </w:r>
-      <w:proofErr w:type="spellStart"/>
-      <w:r>
-        <w:rPr>
-          <w:rStyle w:val="HTML"/>
-          <w:rFonts w:ascii="Times New Roman" w:hAnsi="Times New Roman" w:cs="Times New Roman"/>
-          <w:color w:val="000000" w:themeColor="text1"/>
-          <w:sz w:val="28"/>
-          <w:szCs w:val="28"/>
-        </w:rPr>
-        <w:t>Enemy</w:t>
-      </w:r>
-      <w:proofErr w:type="spellEnd"/>
-      <w:r>
-        <w:rPr>
-          <w:color w:val="000000" w:themeColor="text1"/>
-          <w:sz w:val="28"/>
-          <w:szCs w:val="28"/>
-        </w:rPr>
-        <w:t xml:space="preserve"> создают объекты </w:t>
-      </w:r>
-      <w:proofErr w:type="spellStart"/>
-      <w:r>
-        <w:rPr>
-          <w:rStyle w:val="HTML"/>
-          <w:rFonts w:ascii="Times New Roman" w:hAnsi="Times New Roman" w:cs="Times New Roman"/>
-          <w:color w:val="000000" w:themeColor="text1"/>
-          <w:sz w:val="28"/>
-          <w:szCs w:val="28"/>
-        </w:rPr>
-        <w:t>Bullet</w:t>
-      </w:r>
-      <w:proofErr w:type="spellEnd"/>
-      <w:r>
-        <w:rPr>
-          <w:color w:val="000000" w:themeColor="text1"/>
-          <w:sz w:val="28"/>
-          <w:szCs w:val="28"/>
-        </w:rPr>
-        <w:t xml:space="preserve"> и добавляют их в этот контейнер. Поэтому отдельные коллекции для снарядов игрока и противников не требуются.</w:t>
-      </w:r>
-    </w:p>
-    <w:p>
-      <w:pPr>
-        <w:pStyle w:val="isselectedend"/>
-        <w:ind w:firstLine="709"/>
-        <w:rPr>
-          <w:color w:val="000000" w:themeColor="text1"/>
-          <w:sz w:val="28"/>
-          <w:szCs w:val="28"/>
-        </w:rPr>
-      </w:pPr>
-      <w:r>
-        <w:rPr>
-          <w:color w:val="000000" w:themeColor="text1"/>
-          <w:sz w:val="28"/>
-          <w:szCs w:val="28"/>
-        </w:rPr>
-        <w:t xml:space="preserve">При столкновении снаряда игрока с противником класс </w:t>
-      </w:r>
-      <w:proofErr w:type="spellStart"/>
-      <w:r>
-        <w:rPr>
-          <w:rStyle w:val="HTML"/>
-          <w:rFonts w:ascii="Times New Roman" w:hAnsi="Times New Roman" w:cs="Times New Roman"/>
-          <w:color w:val="000000" w:themeColor="text1"/>
-          <w:sz w:val="28"/>
-          <w:szCs w:val="28"/>
-        </w:rPr>
-        <w:t>Game</w:t>
-      </w:r>
-      <w:proofErr w:type="spellEnd"/>
-      <w:r>
-        <w:rPr>
-          <w:color w:val="000000" w:themeColor="text1"/>
-          <w:sz w:val="28"/>
-          <w:szCs w:val="28"/>
-        </w:rPr>
-        <w:t xml:space="preserve"> определяет соответствующее столкновение, удаляет уничтоженного противника и увеличивает количество набранных очков. При столкновении корабля игрока с противником игрок теряет жизнь, после чего столкнувшийся противник удаляется. Если противник достигает нижней границы игрового поля, игрок также теряет жизнь, а данный противник удаляется.</w:t>
-      </w:r>
-    </w:p>
-    <w:p>
-      <w:pPr>
-        <w:pStyle w:val="isselectedend"/>
-        <w:ind w:firstLine="709"/>
-        <w:rPr>
-          <w:color w:val="000000" w:themeColor="text1"/>
-          <w:sz w:val="28"/>
-          <w:szCs w:val="28"/>
-        </w:rPr>
-      </w:pPr>
-      <w:r>
-        <w:rPr>
-          <w:color w:val="000000" w:themeColor="text1"/>
-          <w:sz w:val="28"/>
-          <w:szCs w:val="28"/>
-        </w:rPr>
-        <w:t xml:space="preserve">Таким образом, </w:t>
-      </w:r>
-      <w:proofErr w:type="spellStart"/>
-      <w:r>
-        <w:rPr>
-          <w:rStyle w:val="HTML"/>
-          <w:rFonts w:ascii="Times New Roman" w:hAnsi="Times New Roman" w:cs="Times New Roman"/>
-          <w:color w:val="000000" w:themeColor="text1"/>
-          <w:sz w:val="28"/>
-          <w:szCs w:val="28"/>
-        </w:rPr>
-        <w:t>Player</w:t>
-      </w:r>
-      <w:proofErr w:type="spellEnd"/>
-      <w:r>
-        <w:rPr>
-          <w:color w:val="000000" w:themeColor="text1"/>
-          <w:sz w:val="28"/>
-          <w:szCs w:val="28"/>
-        </w:rPr>
-        <w:t xml:space="preserve">, </w:t>
-      </w:r>
-      <w:proofErr w:type="spellStart"/>
-      <w:r>
-        <w:rPr>
-          <w:rStyle w:val="HTML"/>
-          <w:rFonts w:ascii="Times New Roman" w:hAnsi="Times New Roman" w:cs="Times New Roman"/>
-          <w:color w:val="000000" w:themeColor="text1"/>
-          <w:sz w:val="28"/>
-          <w:szCs w:val="28"/>
-        </w:rPr>
-        <w:t>Enemy</w:t>
-      </w:r>
-      <w:proofErr w:type="spellEnd"/>
-      <w:r>
-        <w:rPr>
-          <w:color w:val="000000" w:themeColor="text1"/>
-          <w:sz w:val="28"/>
-          <w:szCs w:val="28"/>
-        </w:rPr>
-        <w:t xml:space="preserve"> и </w:t>
-      </w:r>
-      <w:proofErr w:type="spellStart"/>
-      <w:r>
-        <w:rPr>
-          <w:rStyle w:val="HTML"/>
-          <w:rFonts w:ascii="Times New Roman" w:hAnsi="Times New Roman" w:cs="Times New Roman"/>
-          <w:color w:val="000000" w:themeColor="text1"/>
-          <w:sz w:val="28"/>
-          <w:szCs w:val="28"/>
-        </w:rPr>
-        <w:t>Bullet</w:t>
-      </w:r>
-      <w:proofErr w:type="spellEnd"/>
-      <w:r>
-        <w:rPr>
-          <w:color w:val="000000" w:themeColor="text1"/>
-          <w:sz w:val="28"/>
-          <w:szCs w:val="28"/>
-        </w:rPr>
-        <w:t xml:space="preserve"> отвечают за состояние и отдельное поведение игровых объектов, а </w:t>
-      </w:r>
-      <w:proofErr w:type="spellStart"/>
-      <w:r>
-        <w:rPr>
-          <w:rStyle w:val="HTML"/>
-          <w:rFonts w:ascii="Times New Roman" w:hAnsi="Times New Roman" w:cs="Times New Roman"/>
-          <w:color w:val="000000" w:themeColor="text1"/>
-          <w:sz w:val="28"/>
-          <w:szCs w:val="28"/>
-        </w:rPr>
-        <w:t>Game</w:t>
-      </w:r>
-      <w:proofErr w:type="spellEnd"/>
-      <w:r>
-        <w:rPr>
-          <w:color w:val="000000" w:themeColor="text1"/>
-          <w:sz w:val="28"/>
-          <w:szCs w:val="28"/>
-        </w:rPr>
-        <w:t xml:space="preserve"> координирует их работу и отвечает за общую игровую логику.</w:t>
-      </w:r>
-    </w:p>
-    <w:p>
-      <w:pPr>
-        <w:pStyle w:val="isselectedend"/>
-        <w:ind w:firstLine="709"/>
-        <w:rPr>
-          <w:color w:val="000000" w:themeColor="text1"/>
-          <w:sz w:val="28"/>
-          <w:szCs w:val="28"/>
-        </w:rPr>
-      </w:pPr>
-      <w:r>
-        <w:rPr>
-          <w:color w:val="000000" w:themeColor="text1"/>
-          <w:sz w:val="28"/>
-          <w:szCs w:val="28"/>
-        </w:rPr>
-        <w:lastRenderedPageBreak/>
-        <w:t xml:space="preserve">Дополнительно программа использует файл </w:t>
-      </w:r>
-      <w:r>
-        <w:rPr>
-          <w:rStyle w:val="HTML"/>
-          <w:rFonts w:ascii="Times New Roman" w:hAnsi="Times New Roman" w:cs="Times New Roman"/>
-          <w:color w:val="000000" w:themeColor="text1"/>
-          <w:sz w:val="28"/>
-          <w:szCs w:val="28"/>
-        </w:rPr>
-        <w:t>formations.txt</w:t>
-      </w:r>
-      <w:r>
-        <w:rPr>
-          <w:color w:val="000000" w:themeColor="text1"/>
-          <w:sz w:val="28"/>
-          <w:szCs w:val="28"/>
-        </w:rPr>
-        <w:t xml:space="preserve">, содержащий координаты элементов построений противников. Это позволяет изменять расположение противников без внесения изменений непосредственно в исходный код. Графические ресурсы программы также отделены от исходного кода и хранятся в каталоге </w:t>
-      </w:r>
-      <w:proofErr w:type="spellStart"/>
-      <w:r>
-        <w:rPr>
-          <w:rStyle w:val="HTML"/>
-          <w:rFonts w:ascii="Times New Roman" w:hAnsi="Times New Roman" w:cs="Times New Roman"/>
-          <w:color w:val="000000" w:themeColor="text1"/>
-          <w:sz w:val="28"/>
-          <w:szCs w:val="28"/>
-        </w:rPr>
-        <w:t>assets</w:t>
-      </w:r>
-      <w:proofErr w:type="spellEnd"/>
-      <w:r>
-        <w:rPr>
-          <w:color w:val="000000" w:themeColor="text1"/>
-          <w:sz w:val="28"/>
-          <w:szCs w:val="28"/>
-        </w:rPr>
-        <w:t>.</w:t>
-      </w:r>
-    </w:p>
-    <w:p>
-      <w:pPr>
-        <w:pStyle w:val="isselectedend"/>
+        <w:spacing w:line="360" w:lineRule="auto"/>
+        <w:jc w:val="center"/>
         <w:rPr>
           <w:color w:val="000000" w:themeColor="text1"/>
           <w:sz w:val="28"/>
@@ -5912,6 +5949,8 @@
     <w:p>
       <w:pPr>
         <w:pStyle w:val="a5"/>
+        <w:spacing w:line="360" w:lineRule="auto"/>
+        <w:jc w:val="center"/>
         <w:rPr>
           <w:b/>
           <w:color w:val="000000" w:themeColor="text1"/>
@@ -5943,29 +5982,34 @@
     <w:p>
       <w:pPr>
         <w:pStyle w:val="1"/>
-        <w:jc w:val="center"/>
-        <w:rPr>
-          <w:rFonts w:ascii="Times New Roman" w:hAnsi="Times New Roman" w:cs="Times New Roman"/>
-          <w:color w:val="000000" w:themeColor="text1"/>
-          <w:szCs w:val="28"/>
-        </w:rPr>
-      </w:pPr>
-      <w:bookmarkStart w:id="10" w:name="_Toc239971032"/>
-      <w:r>
-        <w:rPr>
-          <w:rFonts w:ascii="Times New Roman" w:hAnsi="Times New Roman" w:cs="Times New Roman"/>
-          <w:color w:val="000000" w:themeColor="text1"/>
+        <w:spacing w:line="360" w:lineRule="auto"/>
+        <w:ind w:left="709" w:firstLine="0"/>
+        <w:jc w:val="both"/>
+        <w:rPr>
+          <w:rFonts w:ascii="Times New Roman" w:hAnsi="Times New Roman" w:cs="Times New Roman"/>
+          <w:color w:val="000000" w:themeColor="text1"/>
+          <w:sz w:val="28"/>
+          <w:szCs w:val="28"/>
+        </w:rPr>
+      </w:pPr>
+      <w:bookmarkStart w:id="9" w:name="_Toc240018979"/>
+      <w:r>
+        <w:rPr>
+          <w:rFonts w:ascii="Times New Roman" w:hAnsi="Times New Roman" w:cs="Times New Roman"/>
+          <w:color w:val="000000" w:themeColor="text1"/>
+          <w:sz w:val="28"/>
           <w:szCs w:val="28"/>
         </w:rPr>
         <w:lastRenderedPageBreak/>
         <w:t>СБОРКА ПРОГРАММЫ</w:t>
       </w:r>
-      <w:bookmarkEnd w:id="10"/>
-    </w:p>
-    <w:p>
-      <w:pPr>
-        <w:spacing w:before="100" w:beforeAutospacing="1" w:after="100" w:afterAutospacing="1"/>
+      <w:bookmarkEnd w:id="9"/>
+    </w:p>
+    <w:p>
+      <w:pPr>
+        <w:spacing w:before="100" w:beforeAutospacing="1" w:after="100" w:afterAutospacing="1" w:line="360" w:lineRule="auto"/>
         <w:ind w:firstLine="709"/>
+        <w:jc w:val="both"/>
         <w:rPr>
           <w:color w:val="000000" w:themeColor="text1"/>
           <w:sz w:val="28"/>
@@ -6019,8 +6063,9 @@
     </w:p>
     <w:p>
       <w:pPr>
-        <w:spacing w:before="100" w:beforeAutospacing="1" w:after="100" w:afterAutospacing="1"/>
+        <w:spacing w:before="100" w:beforeAutospacing="1" w:after="100" w:afterAutospacing="1" w:line="360" w:lineRule="auto"/>
         <w:ind w:firstLine="709"/>
+        <w:jc w:val="both"/>
         <w:rPr>
           <w:color w:val="000000" w:themeColor="text1"/>
           <w:sz w:val="28"/>
@@ -6110,8 +6155,9 @@
     </w:p>
     <w:p>
       <w:pPr>
-        <w:spacing w:before="100" w:beforeAutospacing="1" w:after="100" w:afterAutospacing="1"/>
+        <w:spacing w:before="100" w:beforeAutospacing="1" w:after="100" w:afterAutospacing="1" w:line="360" w:lineRule="auto"/>
         <w:ind w:firstLine="709"/>
+        <w:jc w:val="both"/>
         <w:rPr>
           <w:color w:val="000000" w:themeColor="text1"/>
           <w:sz w:val="28"/>
@@ -6165,6 +6211,8 @@
           <w:tab w:val="left" w:pos="13740"/>
           <w:tab w:val="left" w:pos="14656"/>
         </w:tabs>
+        <w:spacing w:line="360" w:lineRule="auto"/>
+        <w:jc w:val="both"/>
         <w:rPr>
           <w:color w:val="000000" w:themeColor="text1"/>
           <w:sz w:val="28"/>
@@ -6213,6 +6261,8 @@
           <w:tab w:val="left" w:pos="13740"/>
           <w:tab w:val="left" w:pos="14656"/>
         </w:tabs>
+        <w:spacing w:line="360" w:lineRule="auto"/>
+        <w:jc w:val="both"/>
         <w:rPr>
           <w:color w:val="000000" w:themeColor="text1"/>
           <w:sz w:val="28"/>
@@ -6261,6 +6311,8 @@
           <w:tab w:val="left" w:pos="13740"/>
           <w:tab w:val="left" w:pos="14656"/>
         </w:tabs>
+        <w:spacing w:line="360" w:lineRule="auto"/>
+        <w:jc w:val="both"/>
         <w:rPr>
           <w:color w:val="000000" w:themeColor="text1"/>
           <w:sz w:val="28"/>
@@ -6314,8 +6366,9 @@
     </w:p>
     <w:p>
       <w:pPr>
-        <w:spacing w:before="100" w:beforeAutospacing="1" w:after="100" w:afterAutospacing="1"/>
+        <w:spacing w:before="100" w:beforeAutospacing="1" w:after="100" w:afterAutospacing="1" w:line="360" w:lineRule="auto"/>
         <w:ind w:firstLine="709"/>
+        <w:jc w:val="both"/>
         <w:rPr>
           <w:color w:val="000000" w:themeColor="text1"/>
           <w:sz w:val="28"/>
@@ -6369,8 +6422,9 @@
     </w:p>
     <w:p>
       <w:pPr>
-        <w:spacing w:before="100" w:beforeAutospacing="1" w:after="100" w:afterAutospacing="1"/>
+        <w:spacing w:before="100" w:beforeAutospacing="1" w:after="100" w:afterAutospacing="1" w:line="360" w:lineRule="auto"/>
         <w:ind w:firstLine="709"/>
+        <w:jc w:val="both"/>
         <w:rPr>
           <w:color w:val="000000" w:themeColor="text1"/>
           <w:sz w:val="28"/>
@@ -6388,8 +6442,9 @@
     </w:p>
     <w:p>
       <w:pPr>
-        <w:spacing w:before="100" w:beforeAutospacing="1" w:after="100" w:afterAutospacing="1"/>
+        <w:spacing w:before="100" w:beforeAutospacing="1" w:after="100" w:afterAutospacing="1" w:line="360" w:lineRule="auto"/>
         <w:ind w:firstLine="709"/>
+        <w:jc w:val="both"/>
         <w:rPr>
           <w:color w:val="000000" w:themeColor="text1"/>
           <w:sz w:val="28"/>
@@ -6539,7 +6594,8 @@
     </w:p>
     <w:p>
       <w:pPr>
-        <w:spacing w:after="160" w:line="259" w:lineRule="auto"/>
+        <w:spacing w:after="160" w:line="360" w:lineRule="auto"/>
+        <w:jc w:val="both"/>
         <w:rPr>
           <w:color w:val="000000" w:themeColor="text1"/>
           <w:sz w:val="28"/>
@@ -6558,29 +6614,35 @@
     <w:p>
       <w:pPr>
         <w:pStyle w:val="1"/>
-        <w:jc w:val="center"/>
-        <w:rPr>
-          <w:rFonts w:ascii="Times New Roman" w:hAnsi="Times New Roman" w:cs="Times New Roman"/>
-          <w:color w:val="000000" w:themeColor="text1"/>
-          <w:szCs w:val="28"/>
-        </w:rPr>
-      </w:pPr>
-      <w:bookmarkStart w:id="11" w:name="_Toc239971033"/>
-      <w:r>
-        <w:rPr>
-          <w:rFonts w:ascii="Times New Roman" w:hAnsi="Times New Roman" w:cs="Times New Roman"/>
-          <w:color w:val="000000" w:themeColor="text1"/>
+        <w:spacing w:line="360" w:lineRule="auto"/>
+        <w:ind w:left="709" w:firstLine="0"/>
+        <w:jc w:val="both"/>
+        <w:rPr>
+          <w:rFonts w:ascii="Times New Roman" w:hAnsi="Times New Roman" w:cs="Times New Roman"/>
+          <w:color w:val="000000" w:themeColor="text1"/>
+          <w:sz w:val="28"/>
+          <w:szCs w:val="28"/>
+        </w:rPr>
+      </w:pPr>
+      <w:bookmarkStart w:id="10" w:name="_Toc240018980"/>
+      <w:r>
+        <w:rPr>
+          <w:rFonts w:ascii="Times New Roman" w:hAnsi="Times New Roman" w:cs="Times New Roman"/>
+          <w:color w:val="000000" w:themeColor="text1"/>
+          <w:sz w:val="28"/>
           <w:szCs w:val="28"/>
         </w:rPr>
         <w:lastRenderedPageBreak/>
         <w:t>РУКОВОДСТВО ПОЛЬЗОВАТЕЛЯ</w:t>
       </w:r>
-      <w:bookmarkEnd w:id="11"/>
+      <w:bookmarkEnd w:id="10"/>
     </w:p>
     <w:p>
       <w:pPr>
         <w:pStyle w:val="isselectedend"/>
+        <w:spacing w:line="360" w:lineRule="auto"/>
         <w:ind w:firstLine="709"/>
+        <w:jc w:val="both"/>
         <w:rPr>
           <w:color w:val="000000" w:themeColor="text1"/>
           <w:sz w:val="28"/>
@@ -6617,7 +6679,9 @@
     <w:p>
       <w:pPr>
         <w:pStyle w:val="isselectedend"/>
+        <w:spacing w:line="360" w:lineRule="auto"/>
         <w:ind w:firstLine="709"/>
+        <w:jc w:val="both"/>
         <w:rPr>
           <w:color w:val="000000" w:themeColor="text1"/>
           <w:sz w:val="28"/>
@@ -6684,7 +6748,9 @@
     <w:p>
       <w:pPr>
         <w:pStyle w:val="isselectedend"/>
+        <w:spacing w:line="360" w:lineRule="auto"/>
         <w:ind w:firstLine="709"/>
+        <w:jc w:val="both"/>
         <w:rPr>
           <w:color w:val="000000" w:themeColor="text1"/>
           <w:sz w:val="28"/>
@@ -6703,7 +6769,9 @@
     <w:p>
       <w:pPr>
         <w:pStyle w:val="isselectedend"/>
+        <w:spacing w:line="360" w:lineRule="auto"/>
         <w:ind w:firstLine="709"/>
+        <w:jc w:val="both"/>
         <w:rPr>
           <w:color w:val="000000" w:themeColor="text1"/>
           <w:sz w:val="28"/>
@@ -6740,7 +6808,9 @@
     <w:p>
       <w:pPr>
         <w:pStyle w:val="isselectedend"/>
+        <w:spacing w:line="360" w:lineRule="auto"/>
         <w:ind w:firstLine="709"/>
+        <w:jc w:val="both"/>
         <w:rPr>
           <w:color w:val="000000" w:themeColor="text1"/>
           <w:sz w:val="28"/>
@@ -6755,10 +6825,32 @@
         </w:rPr>
         <w:t>Во время игры в верхней части игрового окна отображается информация о количестве набранных очков, оставшихся жизнях и текущей волне.</w:t>
       </w:r>
+      <w:r>
+        <w:rPr>
+          <w:color w:val="000000" w:themeColor="text1"/>
+          <w:sz w:val="28"/>
+          <w:szCs w:val="28"/>
+        </w:rPr>
+        <w:t xml:space="preserve"> Игровой процесс показан на рисунке 2.</w:t>
+      </w:r>
     </w:p>
     <w:p>
       <w:pPr>
         <w:pStyle w:val="isselectedend"/>
+        <w:spacing w:line="360" w:lineRule="auto"/>
+        <w:jc w:val="both"/>
+        <w:rPr>
+          <w:color w:val="000000" w:themeColor="text1"/>
+          <w:sz w:val="28"/>
+          <w:szCs w:val="28"/>
+        </w:rPr>
+      </w:pPr>
+    </w:p>
+    <w:p>
+      <w:pPr>
+        <w:pStyle w:val="isselectedend"/>
+        <w:spacing w:line="360" w:lineRule="auto"/>
+        <w:jc w:val="center"/>
         <w:rPr>
           <w:color w:val="000000" w:themeColor="text1"/>
           <w:sz w:val="28"/>
@@ -6772,6 +6864,7 @@
           <w:sz w:val="28"/>
           <w:szCs w:val="28"/>
         </w:rPr>
+        <w:lastRenderedPageBreak/>
         <w:drawing>
           <wp:inline distT="0" distB="0" distL="0" distR="0" wp14:anchorId="1DF8C319" wp14:editId="22DC1FF7">
             <wp:extent cx="2684098" cy="3217762"/>
@@ -6796,7 +6889,7 @@
                   <pic:spPr>
                     <a:xfrm>
                       <a:off x="0" y="0"/>
-                      <a:ext cx="2706638" cy="3244783"/>
+                      <a:ext cx="2684098" cy="3217762"/>
                     </a:xfrm>
                     <a:prstGeom prst="rect">
                       <a:avLst/>
@@ -6812,6 +6905,8 @@
     <w:p>
       <w:pPr>
         <w:pStyle w:val="isselectedend"/>
+        <w:spacing w:line="360" w:lineRule="auto"/>
+        <w:jc w:val="center"/>
         <w:rPr>
           <w:b/>
           <w:color w:val="000000" w:themeColor="text1"/>
@@ -6834,25 +6929,58 @@
     <w:p>
       <w:pPr>
         <w:pStyle w:val="isselectedend"/>
+        <w:spacing w:line="360" w:lineRule="auto"/>
         <w:ind w:firstLine="709"/>
-        <w:rPr>
-          <w:color w:val="000000" w:themeColor="text1"/>
-          <w:sz w:val="28"/>
-          <w:szCs w:val="28"/>
-        </w:rPr>
-      </w:pPr>
-      <w:r>
-        <w:rPr>
-          <w:color w:val="000000" w:themeColor="text1"/>
-          <w:sz w:val="28"/>
-          <w:szCs w:val="28"/>
-        </w:rPr>
-        <w:t>При попадании снаряда противника в корабль игрок теряет одну жизнь. Жизнь также теряется при столкновении корабля с противником или при достижении противником нижней границы игрового поля. После потери всех жизней игра завершается, и показывается сообщение о проигрыше.</w:t>
+        <w:jc w:val="both"/>
+        <w:rPr>
+          <w:color w:val="000000" w:themeColor="text1"/>
+          <w:sz w:val="28"/>
+          <w:szCs w:val="28"/>
+        </w:rPr>
+      </w:pPr>
+      <w:r>
+        <w:rPr>
+          <w:color w:val="000000" w:themeColor="text1"/>
+          <w:sz w:val="28"/>
+          <w:szCs w:val="28"/>
+        </w:rPr>
+        <w:t>При попадании снаряда противника в корабль игрок теряет одну жизнь. Жизнь также теряется при столкновении корабля с противником или при достижении противником нижней границы игрового поля. После потери всех жизней игра завершается, и показывается сообщение о проигрыше</w:t>
+      </w:r>
+      <w:r>
+        <w:rPr>
+          <w:color w:val="000000" w:themeColor="text1"/>
+          <w:sz w:val="28"/>
+          <w:szCs w:val="28"/>
+        </w:rPr>
+        <w:t>, как изображено на рисунке 3</w:t>
+      </w:r>
+      <w:r>
+        <w:rPr>
+          <w:color w:val="000000" w:themeColor="text1"/>
+          <w:sz w:val="28"/>
+          <w:szCs w:val="28"/>
+        </w:rPr>
+        <w:t>.</w:t>
       </w:r>
     </w:p>
     <w:p>
       <w:pPr>
         <w:pStyle w:val="isselectedend"/>
+        <w:spacing w:line="360" w:lineRule="auto"/>
+        <w:ind w:firstLine="709"/>
+        <w:jc w:val="both"/>
+        <w:rPr>
+          <w:color w:val="000000" w:themeColor="text1"/>
+          <w:sz w:val="28"/>
+          <w:szCs w:val="28"/>
+        </w:rPr>
+      </w:pPr>
+    </w:p>
+    <w:p>
+      <w:pPr>
+        <w:pStyle w:val="isselectedend"/>
+        <w:spacing w:line="360" w:lineRule="auto"/>
+        <w:jc w:val="center"/>
         <w:rPr>
           <w:color w:val="000000" w:themeColor="text1"/>
           <w:sz w:val="28"/>
@@ -6869,7 +6997,7 @@
         <w:lastRenderedPageBreak/>
         <w:drawing>
           <wp:inline distT="0" distB="0" distL="0" distR="0" wp14:anchorId="4464539E" wp14:editId="3B95D964">
-            <wp:extent cx="2711863" cy="3246699"/>
+            <wp:extent cx="2647950" cy="3170181"/>
             <wp:effectExtent l="0" t="0" r="0" b="0"/>
             <wp:docPr id="3" name="Рисунок 3"/>
             <wp:cNvGraphicFramePr>
@@ -6891,7 +7019,7 @@
                   <pic:spPr>
                     <a:xfrm>
                       <a:off x="0" y="0"/>
-                      <a:ext cx="2725019" cy="3262450"/>
+                      <a:ext cx="2647950" cy="3170181"/>
                     </a:xfrm>
                     <a:prstGeom prst="rect">
                       <a:avLst/>
@@ -6907,6 +7035,8 @@
     <w:p>
       <w:pPr>
         <w:pStyle w:val="isselectedend"/>
+        <w:spacing w:line="360" w:lineRule="auto"/>
+        <w:jc w:val="center"/>
         <w:rPr>
           <w:b/>
           <w:color w:val="000000" w:themeColor="text1"/>
@@ -6929,7 +7059,9 @@
     <w:p>
       <w:pPr>
         <w:pStyle w:val="isselectedend"/>
+        <w:spacing w:line="360" w:lineRule="auto"/>
         <w:ind w:firstLine="709"/>
+        <w:jc w:val="both"/>
         <w:rPr>
           <w:color w:val="000000" w:themeColor="text1"/>
           <w:sz w:val="28"/>
@@ -6948,7 +7080,9 @@
     <w:p>
       <w:pPr>
         <w:pStyle w:val="isselectedend"/>
+        <w:spacing w:line="360" w:lineRule="auto"/>
         <w:ind w:firstLine="709"/>
+        <w:jc w:val="both"/>
         <w:rPr>
           <w:color w:val="000000" w:themeColor="text1"/>
           <w:sz w:val="28"/>
@@ -7023,10 +7157,33 @@
         </w:rPr>
         <w:t xml:space="preserve"> для завершения работы программы.</w:t>
       </w:r>
+      <w:r>
+        <w:rPr>
+          <w:color w:val="000000" w:themeColor="text1"/>
+          <w:sz w:val="28"/>
+          <w:szCs w:val="28"/>
+        </w:rPr>
+        <w:t xml:space="preserve"> На рисунке 4 показан интерфейс меню паузы.</w:t>
+      </w:r>
     </w:p>
     <w:p>
       <w:pPr>
         <w:pStyle w:val="isselectedend"/>
+        <w:spacing w:line="360" w:lineRule="auto"/>
+        <w:ind w:firstLine="709"/>
+        <w:jc w:val="both"/>
+        <w:rPr>
+          <w:color w:val="000000" w:themeColor="text1"/>
+          <w:sz w:val="28"/>
+          <w:szCs w:val="28"/>
+        </w:rPr>
+      </w:pPr>
+    </w:p>
+    <w:p>
+      <w:pPr>
+        <w:pStyle w:val="isselectedend"/>
+        <w:spacing w:line="360" w:lineRule="auto"/>
+        <w:jc w:val="center"/>
         <w:rPr>
           <w:color w:val="000000" w:themeColor="text1"/>
           <w:sz w:val="28"/>
@@ -7040,6 +7197,7 @@
           <w:sz w:val="28"/>
           <w:szCs w:val="28"/>
         </w:rPr>
+        <w:lastRenderedPageBreak/>
         <w:drawing>
           <wp:inline distT="0" distB="0" distL="0" distR="0" wp14:anchorId="65EDBF17" wp14:editId="250E208A">
             <wp:extent cx="2663832" cy="3211974"/>
@@ -7076,10 +7234,14 @@
           </wp:inline>
         </w:drawing>
       </w:r>
+      <w:bookmarkStart w:id="11" w:name="_GoBack"/>
+      <w:bookmarkEnd w:id="11"/>
     </w:p>
     <w:p>
       <w:pPr>
         <w:pStyle w:val="isselectedend"/>
+        <w:spacing w:line="360" w:lineRule="auto"/>
+        <w:jc w:val="center"/>
         <w:rPr>
           <w:b/>
           <w:color w:val="000000" w:themeColor="text1"/>
@@ -7124,7 +7286,9 @@
     <w:p>
       <w:pPr>
         <w:pStyle w:val="a5"/>
+        <w:spacing w:line="360" w:lineRule="auto"/>
         <w:ind w:firstLine="709"/>
+        <w:jc w:val="both"/>
         <w:rPr>
           <w:color w:val="000000" w:themeColor="text1"/>
           <w:sz w:val="28"/>
@@ -7142,19 +7306,127 @@
     </w:p>
     <w:p>
       <w:pPr>
+        <w:pStyle w:val="a5"/>
+        <w:spacing w:line="360" w:lineRule="auto"/>
+        <w:ind w:firstLine="709"/>
+        <w:jc w:val="both"/>
+        <w:rPr>
+          <w:color w:val="000000" w:themeColor="text1"/>
+          <w:sz w:val="28"/>
+          <w:szCs w:val="28"/>
+        </w:rPr>
+      </w:pPr>
+    </w:p>
+    <w:p>
+      <w:pPr>
+        <w:pStyle w:val="a5"/>
+        <w:spacing w:line="360" w:lineRule="auto"/>
+        <w:ind w:firstLine="709"/>
+        <w:jc w:val="both"/>
+        <w:rPr>
+          <w:color w:val="000000" w:themeColor="text1"/>
+          <w:sz w:val="28"/>
+          <w:szCs w:val="28"/>
+        </w:rPr>
+      </w:pPr>
+    </w:p>
+    <w:p>
+      <w:pPr>
+        <w:pStyle w:val="a5"/>
+        <w:spacing w:line="360" w:lineRule="auto"/>
+        <w:ind w:firstLine="709"/>
+        <w:jc w:val="both"/>
+        <w:rPr>
+          <w:color w:val="000000" w:themeColor="text1"/>
+          <w:sz w:val="28"/>
+          <w:szCs w:val="28"/>
+        </w:rPr>
+      </w:pPr>
+    </w:p>
+    <w:p>
+      <w:pPr>
+        <w:pStyle w:val="a5"/>
+        <w:spacing w:line="360" w:lineRule="auto"/>
+        <w:ind w:firstLine="709"/>
+        <w:jc w:val="both"/>
+        <w:rPr>
+          <w:color w:val="000000" w:themeColor="text1"/>
+          <w:sz w:val="28"/>
+          <w:szCs w:val="28"/>
+        </w:rPr>
+      </w:pPr>
+    </w:p>
+    <w:p>
+      <w:pPr>
+        <w:pStyle w:val="a5"/>
+        <w:spacing w:line="360" w:lineRule="auto"/>
+        <w:ind w:firstLine="709"/>
+        <w:jc w:val="both"/>
+        <w:rPr>
+          <w:color w:val="000000" w:themeColor="text1"/>
+          <w:sz w:val="28"/>
+          <w:szCs w:val="28"/>
+        </w:rPr>
+      </w:pPr>
+    </w:p>
+    <w:p>
+      <w:pPr>
+        <w:pStyle w:val="a5"/>
+        <w:spacing w:line="360" w:lineRule="auto"/>
+        <w:ind w:firstLine="709"/>
+        <w:jc w:val="both"/>
+        <w:rPr>
+          <w:color w:val="000000" w:themeColor="text1"/>
+          <w:sz w:val="28"/>
+          <w:szCs w:val="28"/>
+        </w:rPr>
+      </w:pPr>
+    </w:p>
+    <w:p>
+      <w:pPr>
+        <w:pStyle w:val="a5"/>
+        <w:spacing w:line="360" w:lineRule="auto"/>
+        <w:ind w:firstLine="709"/>
+        <w:jc w:val="both"/>
+        <w:rPr>
+          <w:color w:val="000000" w:themeColor="text1"/>
+          <w:sz w:val="28"/>
+          <w:szCs w:val="28"/>
+        </w:rPr>
+      </w:pPr>
+    </w:p>
+    <w:p>
+      <w:pPr>
+        <w:pStyle w:val="a5"/>
+        <w:spacing w:line="360" w:lineRule="auto"/>
+        <w:ind w:firstLine="709"/>
+        <w:jc w:val="both"/>
+        <w:rPr>
+          <w:color w:val="000000" w:themeColor="text1"/>
+          <w:sz w:val="28"/>
+          <w:szCs w:val="28"/>
+        </w:rPr>
+      </w:pPr>
+    </w:p>
+    <w:p>
+      <w:pPr>
         <w:pStyle w:val="1"/>
-        <w:jc w:val="center"/>
-        <w:rPr>
-          <w:rFonts w:ascii="Times New Roman" w:hAnsi="Times New Roman" w:cs="Times New Roman"/>
-          <w:color w:val="000000" w:themeColor="text1"/>
-          <w:szCs w:val="28"/>
-        </w:rPr>
-      </w:pPr>
-      <w:bookmarkStart w:id="12" w:name="_Toc239971034"/>
-      <w:r>
-        <w:rPr>
-          <w:rFonts w:ascii="Times New Roman" w:hAnsi="Times New Roman" w:cs="Times New Roman"/>
-          <w:color w:val="000000" w:themeColor="text1"/>
+        <w:spacing w:line="360" w:lineRule="auto"/>
+        <w:ind w:left="709" w:firstLine="0"/>
+        <w:jc w:val="both"/>
+        <w:rPr>
+          <w:rFonts w:ascii="Times New Roman" w:hAnsi="Times New Roman" w:cs="Times New Roman"/>
+          <w:color w:val="000000" w:themeColor="text1"/>
+          <w:sz w:val="28"/>
+          <w:szCs w:val="28"/>
+        </w:rPr>
+      </w:pPr>
+      <w:bookmarkStart w:id="12" w:name="_Toc240018981"/>
+      <w:r>
+        <w:rPr>
+          <w:rFonts w:ascii="Times New Roman" w:hAnsi="Times New Roman" w:cs="Times New Roman"/>
+          <w:color w:val="000000" w:themeColor="text1"/>
+          <w:sz w:val="28"/>
           <w:szCs w:val="28"/>
         </w:rPr>
         <w:lastRenderedPageBreak/>
@@ -7165,7 +7437,9 @@
     <w:p>
       <w:pPr>
         <w:pStyle w:val="isselectedend"/>
+        <w:spacing w:line="360" w:lineRule="auto"/>
         <w:ind w:firstLine="709"/>
+        <w:jc w:val="both"/>
         <w:rPr>
           <w:color w:val="000000" w:themeColor="text1"/>
           <w:sz w:val="28"/>
@@ -7220,7 +7494,9 @@
     <w:p>
       <w:pPr>
         <w:pStyle w:val="isselectedend"/>
+        <w:spacing w:line="360" w:lineRule="auto"/>
         <w:ind w:firstLine="709"/>
+        <w:jc w:val="both"/>
         <w:rPr>
           <w:color w:val="000000" w:themeColor="text1"/>
           <w:sz w:val="28"/>
@@ -7275,7 +7551,9 @@
     <w:p>
       <w:pPr>
         <w:pStyle w:val="isselectedend"/>
+        <w:spacing w:line="360" w:lineRule="auto"/>
         <w:ind w:firstLine="709"/>
+        <w:jc w:val="both"/>
         <w:rPr>
           <w:color w:val="000000" w:themeColor="text1"/>
           <w:sz w:val="28"/>
@@ -7294,7 +7572,9 @@
     <w:p>
       <w:pPr>
         <w:pStyle w:val="isselectedend"/>
+        <w:spacing w:line="360" w:lineRule="auto"/>
         <w:ind w:firstLine="709"/>
+        <w:jc w:val="both"/>
         <w:rPr>
           <w:color w:val="000000" w:themeColor="text1"/>
           <w:sz w:val="28"/>
@@ -7313,7 +7593,9 @@
     <w:p>
       <w:pPr>
         <w:pStyle w:val="a5"/>
+        <w:spacing w:line="360" w:lineRule="auto"/>
         <w:ind w:firstLine="709"/>
+        <w:jc w:val="both"/>
         <w:rPr>
           <w:color w:val="000000" w:themeColor="text1"/>
           <w:sz w:val="28"/>
@@ -7338,7 +7620,7 @@
       </w:pPr>
     </w:p>
     <w:sectPr>
-      <w:headerReference w:type="default" r:id="rId13"/>
+      <w:footerReference w:type="default" r:id="rId13"/>
       <w:pgSz w:w="11906" w:h="16838"/>
       <w:pgMar w:top="1134" w:right="850" w:bottom="1134" w:left="1701" w:header="708" w:footer="708" w:gutter="0"/>
       <w:cols w:space="708"/>
@@ -7368,40 +7650,20 @@
 </w:endnotes>
 </file>
 
-<file path=word/footnotes.xml><?xml version="1.0" encoding="utf-8"?>
-<w:footnotes xmlns:wpc="http://schemas.microsoft.com/office/word/2010/wordprocessingCanvas" xmlns:cx="http://schemas.microsoft.com/office/drawing/2014/chartex" xmlns:cx1="http://schemas.microsoft.com/office/drawing/2015/9/8/chartex" xmlns:cx2="http://schemas.microsoft.com/office/drawing/2015/10/21/chartex" xmlns:cx3="http://schemas.microsoft.com/office/drawing/2016/5/9/chartex" xmlns:cx4="http://schemas.microsoft.com/office/drawing/2016/5/10/chartex" xmlns:cx5="http://schemas.microsoft.com/office/drawing/2016/5/11/chartex" xmlns:cx6="http://schemas.microsoft.com/office/drawing/2016/5/12/chartex" xmlns:cx7="http://schemas.microsoft.com/office/drawing/2016/5/13/chartex" xmlns:cx8="http://schemas.microsoft.com/office/drawing/2016/5/14/chartex" xmlns:mc="http://schemas.openxmlformats.org/markup-compatibility/2006" xmlns:aink="http://schemas.microsoft.com/office/drawing/2016/ink" xmlns:am3d="http://schemas.microsoft.com/office/drawing/2017/model3d" xmlns:o="urn:schemas-microsoft-com:office:office" xmlns:r="http://schemas.openxmlformats.org/officeDocument/2006/relationships" xmlns:m="http://schemas.openxmlformats.org/officeDocument/2006/math" xmlns:v="urn:schemas-microsoft-com:vml" xmlns:wp14="http://schemas.microsoft.com/office/word/2010/wordprocessingDrawing" xmlns:wp="http://schemas.openxmlformats.org/drawingml/2006/wordprocessingDrawing" xmlns:w10="urn:schemas-microsoft-com:office:word" xmlns:w="http://schemas.openxmlformats.org/wordprocessingml/2006/main" xmlns:w14="http://schemas.microsoft.com/office/word/2010/wordml" xmlns:w15="http://schemas.microsoft.com/office/word/2012/wordml" xmlns:w16cid="http://schemas.microsoft.com/office/word/2016/wordml/cid" xmlns:w16se="http://schemas.microsoft.com/office/word/2015/wordml/symex" xmlns:wpg="http://schemas.microsoft.com/office/word/2010/wordprocessingGroup" xmlns:wpi="http://schemas.microsoft.com/office/word/2010/wordprocessingInk" xmlns:wne="http://schemas.microsoft.com/office/word/2006/wordml" xmlns:wps="http://schemas.microsoft.com/office/word/2010/wordprocessingShape" mc:Ignorable="w14 w15 w16se w16cid wp14">
-  <w:footnote w:type="separator" w:id="-1">
-    <w:p>
-      <w:r>
-        <w:separator/>
-      </w:r>
-    </w:p>
-  </w:footnote>
-  <w:footnote w:type="continuationSeparator" w:id="0">
-    <w:p>
-      <w:r>
-        <w:continuationSeparator/>
-      </w:r>
-    </w:p>
-  </w:footnote>
-</w:footnotes>
-</file>
-
-<file path=word/header1.xml><?xml version="1.0" encoding="utf-8"?>
-<w:hdr xmlns:wpc="http://schemas.microsoft.com/office/word/2010/wordprocessingCanvas" xmlns:cx="http://schemas.microsoft.com/office/drawing/2014/chartex" xmlns:cx1="http://schemas.microsoft.com/office/drawing/2015/9/8/chartex" xmlns:cx2="http://schemas.microsoft.com/office/drawing/2015/10/21/chartex" xmlns:cx3="http://schemas.microsoft.com/office/drawing/2016/5/9/chartex" xmlns:cx4="http://schemas.microsoft.com/office/drawing/2016/5/10/chartex" xmlns:cx5="http://schemas.microsoft.com/office/drawing/2016/5/11/chartex" xmlns:cx6="http://schemas.microsoft.com/office/drawing/2016/5/12/chartex" xmlns:cx7="http://schemas.microsoft.com/office/drawing/2016/5/13/chartex" xmlns:cx8="http://schemas.microsoft.com/office/drawing/2016/5/14/chartex" xmlns:mc="http://schemas.openxmlformats.org/markup-compatibility/2006" xmlns:aink="http://schemas.microsoft.com/office/drawing/2016/ink" xmlns:am3d="http://schemas.microsoft.com/office/drawing/2017/model3d" xmlns:o="urn:schemas-microsoft-com:office:office" xmlns:r="http://schemas.openxmlformats.org/officeDocument/2006/relationships" xmlns:m="http://schemas.openxmlformats.org/officeDocument/2006/math" xmlns:v="urn:schemas-microsoft-com:vml" xmlns:wp14="http://schemas.microsoft.com/office/word/2010/wordprocessingDrawing" xmlns:wp="http://schemas.openxmlformats.org/drawingml/2006/wordprocessingDrawing" xmlns:w10="urn:schemas-microsoft-com:office:word" xmlns:w="http://schemas.openxmlformats.org/wordprocessingml/2006/main" xmlns:w14="http://schemas.microsoft.com/office/word/2010/wordml" xmlns:w15="http://schemas.microsoft.com/office/word/2012/wordml" xmlns:w16cid="http://schemas.microsoft.com/office/word/2016/wordml/cid" xmlns:w16se="http://schemas.microsoft.com/office/word/2015/wordml/symex" xmlns:wpg="http://schemas.microsoft.com/office/word/2010/wordprocessingGroup" xmlns:wpi="http://schemas.microsoft.com/office/word/2010/wordprocessingInk" xmlns:wne="http://schemas.microsoft.com/office/word/2006/wordml" xmlns:wps="http://schemas.microsoft.com/office/word/2010/wordprocessingShape" mc:Ignorable="w14 w15 w16se w16cid wp14">
+<file path=word/footer1.xml><?xml version="1.0" encoding="utf-8"?>
+<w:ftr xmlns:wpc="http://schemas.microsoft.com/office/word/2010/wordprocessingCanvas" xmlns:cx="http://schemas.microsoft.com/office/drawing/2014/chartex" xmlns:cx1="http://schemas.microsoft.com/office/drawing/2015/9/8/chartex" xmlns:cx2="http://schemas.microsoft.com/office/drawing/2015/10/21/chartex" xmlns:cx3="http://schemas.microsoft.com/office/drawing/2016/5/9/chartex" xmlns:cx4="http://schemas.microsoft.com/office/drawing/2016/5/10/chartex" xmlns:cx5="http://schemas.microsoft.com/office/drawing/2016/5/11/chartex" xmlns:cx6="http://schemas.microsoft.com/office/drawing/2016/5/12/chartex" xmlns:cx7="http://schemas.microsoft.com/office/drawing/2016/5/13/chartex" xmlns:cx8="http://schemas.microsoft.com/office/drawing/2016/5/14/chartex" xmlns:mc="http://schemas.openxmlformats.org/markup-compatibility/2006" xmlns:aink="http://schemas.microsoft.com/office/drawing/2016/ink" xmlns:am3d="http://schemas.microsoft.com/office/drawing/2017/model3d" xmlns:o="urn:schemas-microsoft-com:office:office" xmlns:r="http://schemas.openxmlformats.org/officeDocument/2006/relationships" xmlns:m="http://schemas.openxmlformats.org/officeDocument/2006/math" xmlns:v="urn:schemas-microsoft-com:vml" xmlns:wp14="http://schemas.microsoft.com/office/word/2010/wordprocessingDrawing" xmlns:wp="http://schemas.openxmlformats.org/drawingml/2006/wordprocessingDrawing" xmlns:w10="urn:schemas-microsoft-com:office:word" xmlns:w="http://schemas.openxmlformats.org/wordprocessingml/2006/main" xmlns:w14="http://schemas.microsoft.com/office/word/2010/wordml" xmlns:w15="http://schemas.microsoft.com/office/word/2012/wordml" xmlns:w16cid="http://schemas.microsoft.com/office/word/2016/wordml/cid" xmlns:w16se="http://schemas.microsoft.com/office/word/2015/wordml/symex" xmlns:wpg="http://schemas.microsoft.com/office/word/2010/wordprocessingGroup" xmlns:wpi="http://schemas.microsoft.com/office/word/2010/wordprocessingInk" xmlns:wne="http://schemas.microsoft.com/office/word/2006/wordml" xmlns:wps="http://schemas.microsoft.com/office/word/2010/wordprocessingShape" mc:Ignorable="w14 w15 w16se w16cid wp14">
   <w:sdt>
     <w:sdtPr>
-      <w:id w:val="1360705743"/>
+      <w:id w:val="-1219817283"/>
       <w:docPartObj>
-        <w:docPartGallery w:val="Page Numbers (Top of Page)"/>
+        <w:docPartGallery w:val="Page Numbers (Bottom of Page)"/>
         <w:docPartUnique/>
       </w:docPartObj>
     </w:sdtPr>
-    <w:sdtEndPr/>
     <w:sdtContent>
       <w:p>
         <w:pPr>
-          <w:pStyle w:val="a7"/>
+          <w:pStyle w:val="a9"/>
           <w:jc w:val="center"/>
         </w:pPr>
         <w:r>
@@ -7424,10 +7686,29 @@
   </w:sdt>
   <w:p>
     <w:pPr>
-      <w:pStyle w:val="a7"/>
+      <w:pStyle w:val="a9"/>
     </w:pPr>
   </w:p>
-</w:hdr>
+</w:ftr>
+</file>
+
+<file path=word/footnotes.xml><?xml version="1.0" encoding="utf-8"?>
+<w:footnotes xmlns:wpc="http://schemas.microsoft.com/office/word/2010/wordprocessingCanvas" xmlns:cx="http://schemas.microsoft.com/office/drawing/2014/chartex" xmlns:cx1="http://schemas.microsoft.com/office/drawing/2015/9/8/chartex" xmlns:cx2="http://schemas.microsoft.com/office/drawing/2015/10/21/chartex" xmlns:cx3="http://schemas.microsoft.com/office/drawing/2016/5/9/chartex" xmlns:cx4="http://schemas.microsoft.com/office/drawing/2016/5/10/chartex" xmlns:cx5="http://schemas.microsoft.com/office/drawing/2016/5/11/chartex" xmlns:cx6="http://schemas.microsoft.com/office/drawing/2016/5/12/chartex" xmlns:cx7="http://schemas.microsoft.com/office/drawing/2016/5/13/chartex" xmlns:cx8="http://schemas.microsoft.com/office/drawing/2016/5/14/chartex" xmlns:mc="http://schemas.openxmlformats.org/markup-compatibility/2006" xmlns:aink="http://schemas.microsoft.com/office/drawing/2016/ink" xmlns:am3d="http://schemas.microsoft.com/office/drawing/2017/model3d" xmlns:o="urn:schemas-microsoft-com:office:office" xmlns:r="http://schemas.openxmlformats.org/officeDocument/2006/relationships" xmlns:m="http://schemas.openxmlformats.org/officeDocument/2006/math" xmlns:v="urn:schemas-microsoft-com:vml" xmlns:wp14="http://schemas.microsoft.com/office/word/2010/wordprocessingDrawing" xmlns:wp="http://schemas.openxmlformats.org/drawingml/2006/wordprocessingDrawing" xmlns:w10="urn:schemas-microsoft-com:office:word" xmlns:w="http://schemas.openxmlformats.org/wordprocessingml/2006/main" xmlns:w14="http://schemas.microsoft.com/office/word/2010/wordml" xmlns:w15="http://schemas.microsoft.com/office/word/2012/wordml" xmlns:w16cid="http://schemas.microsoft.com/office/word/2016/wordml/cid" xmlns:w16se="http://schemas.microsoft.com/office/word/2015/wordml/symex" xmlns:wpg="http://schemas.microsoft.com/office/word/2010/wordprocessingGroup" xmlns:wpi="http://schemas.microsoft.com/office/word/2010/wordprocessingInk" xmlns:wne="http://schemas.microsoft.com/office/word/2006/wordml" xmlns:wps="http://schemas.microsoft.com/office/word/2010/wordprocessingShape" mc:Ignorable="w14 w15 w16se w16cid wp14">
+  <w:footnote w:type="separator" w:id="-1">
+    <w:p>
+      <w:r>
+        <w:separator/>
+      </w:r>
+    </w:p>
+  </w:footnote>
+  <w:footnote w:type="continuationSeparator" w:id="0">
+    <w:p>
+      <w:r>
+        <w:continuationSeparator/>
+      </w:r>
+    </w:p>
+  </w:footnote>
+</w:footnotes>
 </file>
 
 <file path=word/numbering.xml><?xml version="1.0" encoding="utf-8"?>
@@ -9019,7 +9300,7 @@
 </file>
 
 <file path=customXml/itemProps1.xml><?xml version="1.0" encoding="utf-8"?>
-<ds:datastoreItem xmlns:ds="http://schemas.openxmlformats.org/officeDocument/2006/customXml" ds:itemID="{C268EB7D-DE56-48BD-ACD2-68765D9EDA35}">
+<ds:datastoreItem xmlns:ds="http://schemas.openxmlformats.org/officeDocument/2006/customXml" ds:itemID="{8E7E5CE4-A206-4E11-A00C-144578D757A4}">
   <ds:schemaRefs>
     <ds:schemaRef ds:uri="http://schemas.openxmlformats.org/officeDocument/2006/bibliography"/>
   </ds:schemaRefs>
